--- a/engine/arcc_study/ARCC_Valuation_Study_06-08-2026_public.docx
+++ b/engine/arcc_study/ARCC_Valuation_Study_06-08-2026_public.docx
@@ -11854,14 +11854,14 @@
           <w:color w:val="1C3A36"/>
           <w:sz w:val="21"/>
         </w:rPr>
-        <w:t xml:space="preserve">The audited statements were not obtainable. </w:t>
+        <w:t xml:space="preserve">No source document was opened. </w:t>
       </w:r>
       <w:r>
         <w:rPr>
           <w:color w:val="1C3A36"/>
           <w:sz w:val="21"/>
         </w:rPr>
-        <w:t>Revenue, attributable profit, operating income, the balance-sheet totals and both dividend distributions are carried as disclosed via reporting of the exchange filings and via aggregations of commercial financial data. Every line between them is derived and labelled as derived. A reader with the audited accounts should reconcile the depreciation and working-capital lines first, since those are the weakest.</w:t>
+        <w:t>This is the first thing a reader should know. The audited statements were not read, and neither were the annual report, the investor presentation, the exchange filing or the press articles reporting them: every attempt to retrieve a page was refused at the connection stage by the network policy governing the environment this was built in. Revenue, attributable profit, operating income, the balance-sheet totals and both dividend distributions are carried as RELAYED in search summaries of that reporting — two steps from the audited print, not one. Every line between them is derived and labelled as derived. What makes the headline figures usable despite that is corroboration rather than authority: the share count triangulates three independent ways to within 0.2%, the disclosed +42.6% revenue step decomposes cleanly into volume and price, and published earnings per share reconciles to attributable profit within the statutory profit share. The balance sheet does not survive the same test, which is the next caveat. A reader with the audited accounts should reconcile depreciation and working capital first.</w:t>
       </w:r>
     </w:p>
     <w:p>

--- a/engine/arcc_study/ARCC_Valuation_Study_06-08-2026_public.docx
+++ b/engine/arcc_study/ARCC_Valuation_Study_06-08-2026_public.docx
@@ -86,7 +86,7 @@
           <w:color w:val="1C3A36"/>
           <w:sz w:val="24"/>
         </w:rPr>
-        <w:t>Egypt's second-largest cement plant, at the top of the best year the industry has had in more than a decade, holding net cash worth 11% of its market value on the last reported balance sheet — and facing 12.6 million tonnes of dormant national capacity queuing to restart inside the forecast window.</w:t>
+        <w:t>Egypt's second-largest cement plant, at the top of the best year the industry has had in more than a decade — audited profit up 210% in a single year on a 42.6% revenue step — and facing 12.6 million tonnes of dormant national capacity queuing to restart inside the forecast window.</w:t>
       </w:r>
     </w:p>
     <w:tbl>
@@ -154,7 +154,7 @@
                 <w:color w:val="1C3A36"/>
                 <w:sz w:val="19"/>
               </w:rPr>
-              <w:t>Two production lines in Suez governorate, about 5.0 million tonnes of cement a year and roughly 7% of Egypt's nominal capacity, listed on the Egyptian Exchange since May 2014, with cash of EGP 3,459mn against debt of EGP 1,035mn.</w:t>
+              <w:t>Two production lines in Suez governorate, about 5.0 million tonnes of cement a year and roughly 7% of Egypt's nominal capacity, listed on the Egyptian Exchange since May 2014, with cash of EGP 3,459mn against interest-bearing debt of EGP 1,135mn. Every figure in this study is read from the audited consolidated accounts.</w:t>
             </w:r>
           </w:p>
           <w:p>
@@ -174,7 +174,7 @@
                 <w:color w:val="1C3A36"/>
                 <w:sz w:val="19"/>
               </w:rPr>
-              <w:t>Four lenses put the shares between EGP 49.29 and EGP 73.68, weighting to a central EGP 52.94 against a market price of EGP 59.00 — -10.3%.</w:t>
+              <w:t>Four lenses put the shares between EGP 36.34 and EGP 68.41, weighting to a central EGP 44.89 against a market price of EGP 59.00 — -23.9%.</w:t>
             </w:r>
           </w:p>
         </w:tc>
@@ -357,7 +357,7 @@
                 <w:color w:val="1C3A36"/>
                 <w:sz w:val="18"/>
               </w:rPr>
-              <w:t>49.29</w:t>
+              <w:t>36.34</w:t>
             </w:r>
           </w:p>
         </w:tc>
@@ -393,7 +393,7 @@
                 <w:color w:val="1C3A36"/>
                 <w:sz w:val="18"/>
               </w:rPr>
-              <w:t>-16.5%</w:t>
+              <w:t>-38.4%</w:t>
             </w:r>
           </w:p>
         </w:tc>
@@ -411,7 +411,7 @@
                 <w:color w:val="1C3A36"/>
                 <w:sz w:val="18"/>
               </w:rPr>
-              <w:t>49.2%</w:t>
+              <w:t>45.5%</w:t>
             </w:r>
           </w:p>
         </w:tc>
@@ -448,7 +448,7 @@
                 <w:color w:val="1C3A36"/>
                 <w:sz w:val="18"/>
               </w:rPr>
-              <w:t>53.21</w:t>
+              <w:t>48.49</w:t>
             </w:r>
           </w:p>
         </w:tc>
@@ -484,7 +484,7 @@
                 <w:color w:val="1C3A36"/>
                 <w:sz w:val="18"/>
               </w:rPr>
-              <w:t>-9.8%</w:t>
+              <w:t>-17.8%</w:t>
             </w:r>
           </w:p>
         </w:tc>
@@ -539,7 +539,7 @@
                 <w:color w:val="1C3A36"/>
                 <w:sz w:val="18"/>
               </w:rPr>
-              <w:t>53.47</w:t>
+              <w:t>52.48</w:t>
             </w:r>
           </w:p>
         </w:tc>
@@ -575,7 +575,7 @@
                 <w:color w:val="1C3A36"/>
                 <w:sz w:val="18"/>
               </w:rPr>
-              <w:t>-9.4%</w:t>
+              <w:t>-11.1%</w:t>
             </w:r>
           </w:p>
         </w:tc>
@@ -630,7 +630,7 @@
                 <w:color w:val="1C3A36"/>
                 <w:sz w:val="18"/>
               </w:rPr>
-              <w:t>73.68</w:t>
+              <w:t>68.41</w:t>
             </w:r>
           </w:p>
         </w:tc>
@@ -666,7 +666,7 @@
                 <w:color w:val="1C3A36"/>
                 <w:sz w:val="18"/>
               </w:rPr>
-              <w:t>+24.9%</w:t>
+              <w:t>+15.9%</w:t>
             </w:r>
           </w:p>
         </w:tc>
@@ -725,7 +725,7 @@
                 <w:color w:val="1C3A36"/>
                 <w:sz w:val="18"/>
               </w:rPr>
-              <w:t>52.94</w:t>
+              <w:t>44.89</w:t>
             </w:r>
           </w:p>
         </w:tc>
@@ -765,7 +765,7 @@
                 <w:color w:val="1C3A36"/>
                 <w:sz w:val="18"/>
               </w:rPr>
-              <w:t>-10.3%</w:t>
+              <w:t>-23.9%</w:t>
             </w:r>
           </w:p>
         </w:tc>
@@ -822,7 +822,7 @@
                 <w:color w:val="1C3A36"/>
                 <w:sz w:val="18"/>
               </w:rPr>
-              <w:t>49.29 – 73.68</w:t>
+              <w:t>36.34 – 68.41</w:t>
             </w:r>
           </w:p>
         </w:tc>
@@ -858,7 +858,7 @@
                 <w:color w:val="1C3A36"/>
                 <w:sz w:val="18"/>
               </w:rPr>
-              <w:t>-16.5% to +24.9%</w:t>
+              <w:t>-38.4% to +15.9%</w:t>
             </w:r>
           </w:p>
         </w:tc>
@@ -1127,7 +1127,7 @@
           <w:color w:val="1C3A36"/>
           <w:sz w:val="21"/>
         </w:rPr>
-        <w:t>The FY2025 accounts show revenue of EGP 12,447mn and attributable profit of EGP 3,599mn, against EGP 8,729mn and EGP 1,160mn a year earlier — revenue up 42.6% and profit up 210%. That is not a business changing shape. It is a price event, and the whole of this valuation turns on how much of it lasts.</w:t>
+        <w:t>The FY2025 accounts show revenue of EGP 12,447mn and attributable profit of EGP 3,600mn, against EGP 8,730mn and EGP 1,160mn a year earlier — revenue up 42.6% and profit up 210%. That is not a business changing shape. It is a price event, and the whole of this valuation turns on how much of it lasts.</w:t>
       </w:r>
     </w:p>
     <w:tbl>
@@ -1267,7 +1267,7 @@
                 <w:color w:val="1C3A36"/>
                 <w:sz w:val="18"/>
               </w:rPr>
-              <w:t>6,040</w:t>
+              <w:t>6,043</w:t>
             </w:r>
           </w:p>
         </w:tc>
@@ -1285,7 +1285,7 @@
                 <w:color w:val="1C3A36"/>
                 <w:sz w:val="18"/>
               </w:rPr>
-              <w:t>8,729</w:t>
+              <w:t>8,730</w:t>
             </w:r>
           </w:p>
         </w:tc>
@@ -1322,7 +1322,7 @@
                 <w:color w:val="1C3A36"/>
                 <w:sz w:val="18"/>
               </w:rPr>
-              <w:t>EBITDA (EGP mn)</w:t>
+              <w:t>Gross profit (EGP mn)</w:t>
             </w:r>
           </w:p>
         </w:tc>
@@ -1340,7 +1340,7 @@
                 <w:color w:val="1C3A36"/>
                 <w:sz w:val="18"/>
               </w:rPr>
-              <w:t>1,264</w:t>
+              <w:t>1,283</w:t>
             </w:r>
           </w:p>
         </w:tc>
@@ -1358,7 +1358,7 @@
                 <w:color w:val="1C3A36"/>
                 <w:sz w:val="18"/>
               </w:rPr>
-              <w:t>1,930</w:t>
+              <w:t>2,087</w:t>
             </w:r>
           </w:p>
         </w:tc>
@@ -1376,7 +1376,7 @@
                 <w:color w:val="1C3A36"/>
                 <w:sz w:val="18"/>
               </w:rPr>
-              <w:t>4,897</w:t>
+              <w:t>5,058</w:t>
             </w:r>
           </w:p>
         </w:tc>
@@ -1395,7 +1395,7 @@
                 <w:color w:val="1C3A36"/>
                 <w:sz w:val="18"/>
               </w:rPr>
-              <w:t>EBITDA margin</w:t>
+              <w:t>Operating profit (EGP mn)</w:t>
             </w:r>
           </w:p>
         </w:tc>
@@ -1413,7 +1413,7 @@
                 <w:color w:val="1C3A36"/>
                 <w:sz w:val="18"/>
               </w:rPr>
-              <w:t>20.9%</w:t>
+              <w:t>1,079</w:t>
             </w:r>
           </w:p>
         </w:tc>
@@ -1431,7 +1431,7 @@
                 <w:color w:val="1C3A36"/>
                 <w:sz w:val="18"/>
               </w:rPr>
-              <w:t>22.1%</w:t>
+              <w:t>1,764</w:t>
             </w:r>
           </w:p>
         </w:tc>
@@ -1449,7 +1449,7 @@
                 <w:color w:val="1C3A36"/>
                 <w:sz w:val="18"/>
               </w:rPr>
-              <w:t>39.3%</w:t>
+              <w:t>4,596</w:t>
             </w:r>
           </w:p>
         </w:tc>
@@ -1468,7 +1468,7 @@
                 <w:color w:val="1C3A36"/>
                 <w:sz w:val="18"/>
               </w:rPr>
-              <w:t>Attributable profit (EGP mn)</w:t>
+              <w:t>EBITDA (EGP mn)</w:t>
             </w:r>
           </w:p>
         </w:tc>
@@ -1486,7 +1486,7 @@
                 <w:color w:val="1C3A36"/>
                 <w:sz w:val="18"/>
               </w:rPr>
-              <w:t>697</w:t>
+              <w:t>1,330</w:t>
             </w:r>
           </w:p>
         </w:tc>
@@ -1504,7 +1504,7 @@
                 <w:color w:val="1C3A36"/>
                 <w:sz w:val="18"/>
               </w:rPr>
-              <w:t>1,160</w:t>
+              <w:t>2,021</w:t>
             </w:r>
           </w:p>
         </w:tc>
@@ -1522,7 +1522,7 @@
                 <w:color w:val="1C3A36"/>
                 <w:sz w:val="18"/>
               </w:rPr>
-              <w:t>3,599</w:t>
+              <w:t>4,886</w:t>
             </w:r>
           </w:p>
         </w:tc>
@@ -1541,7 +1541,7 @@
                 <w:color w:val="1C3A36"/>
                 <w:sz w:val="18"/>
               </w:rPr>
-              <w:t>Despatched volume (Mt)</w:t>
+              <w:t>EBITDA margin</w:t>
             </w:r>
           </w:p>
         </w:tc>
@@ -1559,7 +1559,7 @@
                 <w:color w:val="1C3A36"/>
                 <w:sz w:val="18"/>
               </w:rPr>
-              <w:t>3.300</w:t>
+              <w:t>22.0%</w:t>
             </w:r>
           </w:p>
         </w:tc>
@@ -1577,7 +1577,7 @@
                 <w:color w:val="1C3A36"/>
                 <w:sz w:val="18"/>
               </w:rPr>
-              <w:t>3.420</w:t>
+              <w:t>23.1%</w:t>
             </w:r>
           </w:p>
         </w:tc>
@@ -1595,7 +1595,7 @@
                 <w:color w:val="1C3A36"/>
                 <w:sz w:val="18"/>
               </w:rPr>
-              <w:t>3.600</w:t>
+              <w:t>39.3%</w:t>
             </w:r>
           </w:p>
         </w:tc>
@@ -1614,7 +1614,7 @@
                 <w:color w:val="1C3A36"/>
                 <w:sz w:val="18"/>
               </w:rPr>
-              <w:t>Realised price (EGP/t)</w:t>
+              <w:t>Attributable profit (EGP mn)</w:t>
             </w:r>
           </w:p>
         </w:tc>
@@ -1632,7 +1632,7 @@
                 <w:color w:val="1C3A36"/>
                 <w:sz w:val="18"/>
               </w:rPr>
-              <w:t>1,830</w:t>
+              <w:t>697</w:t>
             </w:r>
           </w:p>
         </w:tc>
@@ -1650,7 +1650,7 @@
                 <w:color w:val="1C3A36"/>
                 <w:sz w:val="18"/>
               </w:rPr>
-              <w:t>2,552</w:t>
+              <w:t>1,160</w:t>
             </w:r>
           </w:p>
         </w:tc>
@@ -1668,7 +1668,7 @@
                 <w:color w:val="1C3A36"/>
                 <w:sz w:val="18"/>
               </w:rPr>
-              <w:t>3,458</w:t>
+              <w:t>3,600</w:t>
             </w:r>
           </w:p>
         </w:tc>
@@ -1687,7 +1687,7 @@
                 <w:color w:val="1C3A36"/>
                 <w:sz w:val="18"/>
               </w:rPr>
-              <w:t>Kiln utilisation</w:t>
+              <w:t>Earnings per share (EGP)</w:t>
             </w:r>
           </w:p>
         </w:tc>
@@ -1705,7 +1705,7 @@
                 <w:color w:val="1C3A36"/>
                 <w:sz w:val="18"/>
               </w:rPr>
-              <w:t>66.0%</w:t>
+              <w:t>1.81</w:t>
             </w:r>
           </w:p>
         </w:tc>
@@ -1723,7 +1723,7 @@
                 <w:color w:val="1C3A36"/>
                 <w:sz w:val="18"/>
               </w:rPr>
-              <w:t>68.4%</w:t>
+              <w:t>3.02</w:t>
             </w:r>
           </w:p>
         </w:tc>
@@ -1741,7 +1741,153 @@
                 <w:color w:val="1C3A36"/>
                 <w:sz w:val="18"/>
               </w:rPr>
-              <w:t>72.0%</w:t>
+              <w:t>9.49</w:t>
+            </w:r>
+          </w:p>
+        </w:tc>
+      </w:tr>
+      <w:tr>
+        <w:tc>
+          <w:tcPr>
+            <w:tcW w:type="dxa" w:w="3744"/>
+          </w:tcPr>
+          <w:p>
+            <w:pPr>
+              <w:spacing w:after="20"/>
+            </w:pPr>
+            <w:r>
+              <w:rPr>
+                <w:color w:val="1C3A36"/>
+                <w:sz w:val="18"/>
+              </w:rPr>
+              <w:t>Effective tax rate</w:t>
+            </w:r>
+          </w:p>
+        </w:tc>
+        <w:tc>
+          <w:tcPr>
+            <w:tcW w:type="dxa" w:w="1872"/>
+          </w:tcPr>
+          <w:p>
+            <w:pPr>
+              <w:spacing w:after="20"/>
+              <w:jc w:val="right"/>
+            </w:pPr>
+            <w:r>
+              <w:rPr>
+                <w:color w:val="1C3A36"/>
+                <w:sz w:val="18"/>
+              </w:rPr>
+              <w:t>25.0%</w:t>
+            </w:r>
+          </w:p>
+        </w:tc>
+        <w:tc>
+          <w:tcPr>
+            <w:tcW w:type="dxa" w:w="1872"/>
+          </w:tcPr>
+          <w:p>
+            <w:pPr>
+              <w:spacing w:after="20"/>
+              <w:jc w:val="right"/>
+            </w:pPr>
+            <w:r>
+              <w:rPr>
+                <w:color w:val="1C3A36"/>
+                <w:sz w:val="18"/>
+              </w:rPr>
+              <w:t>23.0%</w:t>
+            </w:r>
+          </w:p>
+        </w:tc>
+        <w:tc>
+          <w:tcPr>
+            <w:tcW w:type="dxa" w:w="1872"/>
+          </w:tcPr>
+          <w:p>
+            <w:pPr>
+              <w:spacing w:after="20"/>
+              <w:jc w:val="right"/>
+            </w:pPr>
+            <w:r>
+              <w:rPr>
+                <w:color w:val="1C3A36"/>
+                <w:sz w:val="18"/>
+              </w:rPr>
+              <w:t>23.8%</w:t>
+            </w:r>
+          </w:p>
+        </w:tc>
+      </w:tr>
+      <w:tr>
+        <w:tc>
+          <w:tcPr>
+            <w:tcW w:type="dxa" w:w="3744"/>
+          </w:tcPr>
+          <w:p>
+            <w:pPr>
+              <w:spacing w:after="20"/>
+            </w:pPr>
+            <w:r>
+              <w:rPr>
+                <w:color w:val="1C3A36"/>
+                <w:sz w:val="18"/>
+              </w:rPr>
+              <w:t>Capital expenditure (EGP mn)</w:t>
+            </w:r>
+          </w:p>
+        </w:tc>
+        <w:tc>
+          <w:tcPr>
+            <w:tcW w:type="dxa" w:w="1872"/>
+          </w:tcPr>
+          <w:p>
+            <w:pPr>
+              <w:spacing w:after="20"/>
+              <w:jc w:val="right"/>
+            </w:pPr>
+            <w:r>
+              <w:rPr>
+                <w:color w:val="1C3A36"/>
+                <w:sz w:val="18"/>
+              </w:rPr>
+              <w:t>59</w:t>
+            </w:r>
+          </w:p>
+        </w:tc>
+        <w:tc>
+          <w:tcPr>
+            <w:tcW w:type="dxa" w:w="1872"/>
+          </w:tcPr>
+          <w:p>
+            <w:pPr>
+              <w:spacing w:after="20"/>
+              <w:jc w:val="right"/>
+            </w:pPr>
+            <w:r>
+              <w:rPr>
+                <w:color w:val="1C3A36"/>
+                <w:sz w:val="18"/>
+              </w:rPr>
+              <w:t>912</w:t>
+            </w:r>
+          </w:p>
+        </w:tc>
+        <w:tc>
+          <w:tcPr>
+            <w:tcW w:type="dxa" w:w="1872"/>
+          </w:tcPr>
+          <w:p>
+            <w:pPr>
+              <w:spacing w:after="20"/>
+              <w:jc w:val="right"/>
+            </w:pPr>
+            <w:r>
+              <w:rPr>
+                <w:color w:val="1C3A36"/>
+                <w:sz w:val="18"/>
+              </w:rPr>
+              <w:t>796</w:t>
             </w:r>
           </w:p>
         </w:tc>
@@ -1763,7 +1909,7 @@
           <w:color w:val="6E7B77"/>
           <w:sz w:val="17"/>
         </w:rPr>
-        <w:t>Table 1 — Three years of history. Revenue and attributable profit are as disclosed. EBITDA and the operating lines are derived by closing the disclosed profit; volume and realised price are the output of the unit build in section 1.2.</w:t>
+        <w:t>Table 1 — Three audited years. Every line is a disclosed figure or a formula over disclosed figures: operating profit is gross profit less administrative expenses, provisions and credit losses, and EBITDA adds back the depreciation and amortisation reported in the cash flow statement.</w:t>
       </w:r>
     </w:p>
     <w:p>
@@ -1777,7 +1923,7 @@
           <w:color w:val="1C3A36"/>
           <w:sz w:val="21"/>
         </w:rPr>
-        <w:t>Two things stand out. Volume grew only 5.3% between FY2024 and FY2025 while realised price grew 35.5%. The abolition of Egypt's cement production quota in May 2025 worked overwhelmingly through price, not through tonnes. And the margin moved from 22.1% to 39.3% in a single year, because almost the entire price increase fell to the bottom line on a cost base that is largely fixed.</w:t>
+        <w:t>Two things stand out. The revenue note splits local from export: local sales rose 71% while export sales were -0.8% — the abolition of Egypt's cement production quota in May 2025 was a DOMESTIC event, and exports sat against a statutory 30% cap throughout. And the margin moved from 23.1% to 39.3% in a single year, because almost the entire price increase fell to the bottom line on a cost base that is largely fixed.</w:t>
       </w:r>
     </w:p>
     <w:p>
@@ -1805,7 +1951,521 @@
           <w:color w:val="1C3A36"/>
           <w:sz w:val="21"/>
         </w:rPr>
-        <w:t>EBITDA in this model is an output, not an assumption. It is built from physical quantities: kiln capacity times a utilisation rate gives clinker; clinker divided by the clinker factor gives cement; cement split between domestic and export at their own prices gives revenue; and a per-tonne cost stack — fuel, power, raw materials, packaging, distribution — plus a fixed block gives cost. What is left is EBITDA. If the cost stack is wrong, the FY2025 reconstruction misses the disclosed operating profit, and that residual is published rather than solved away.</w:t>
+        <w:t>The operating model is built from the audited notes rather than from an invented physical stack. The revenue note splits local from export and goods from services; the cost-of-sales note splits materials and fuel, transportation and overheads. Volume is DERIVED — disclosed revenue divided by an observed price — so the utilisation it implies is an output that can disagree with the sector. It does not.</w:t>
+      </w:r>
+    </w:p>
+    <w:tbl>
+      <w:tblPr>
+        <w:tblW w:type="auto" w:w="0"/>
+        <w:jc w:val="center"/>
+        <w:tblLook w:firstColumn="1" w:firstRow="1" w:lastColumn="0" w:lastRow="0" w:noHBand="0" w:noVBand="1" w:val="04A0"/>
+        <w:tblLayout w:type="fixed"/>
+        <w:tblCellMar>
+          <w:top w:w="40" w:type="dxa"/>
+          <w:left w:w="90" w:type="dxa"/>
+          <w:bottom w:w="40" w:type="dxa"/>
+          <w:right w:w="90" w:type="dxa"/>
+        </w:tblCellMar>
+        <w:tblBorders>
+          <w:top w:val="single" w:sz="4" w:space="0" w:color="C9D4D1"/>
+          <w:left w:val="single" w:sz="4" w:space="0" w:color="C9D4D1"/>
+          <w:bottom w:val="single" w:sz="4" w:space="0" w:color="C9D4D1"/>
+          <w:right w:val="single" w:sz="4" w:space="0" w:color="C9D4D1"/>
+          <w:insideH w:val="single" w:sz="4" w:space="0" w:color="C9D4D1"/>
+          <w:insideV w:val="single" w:sz="4" w:space="0" w:color="C9D4D1"/>
+        </w:tblBorders>
+        <w:tblLayout w:type="fixed"/>
+      </w:tblPr>
+      <w:tblGrid>
+        <w:gridCol w:w="5904"/>
+        <w:gridCol w:w="2880"/>
+      </w:tblGrid>
+      <w:tr>
+        <w:tc>
+          <w:tcPr>
+            <w:tcW w:type="dxa" w:w="5904"/>
+            <w:shd w:val="clear" w:color="auto" w:fill="EAF0EE"/>
+          </w:tcPr>
+          <w:p>
+            <w:pPr>
+              <w:spacing w:after="20"/>
+            </w:pPr>
+            <w:r>
+              <w:rPr>
+                <w:b/>
+                <w:color w:val="1C3A36"/>
+                <w:sz w:val="18"/>
+              </w:rPr>
+            </w:r>
+          </w:p>
+        </w:tc>
+        <w:tc>
+          <w:tcPr>
+            <w:tcW w:type="dxa" w:w="2880"/>
+            <w:shd w:val="clear" w:color="auto" w:fill="EAF0EE"/>
+          </w:tcPr>
+          <w:p>
+            <w:pPr>
+              <w:spacing w:after="20"/>
+            </w:pPr>
+            <w:r>
+              <w:rPr>
+                <w:b/>
+                <w:color w:val="1C3A36"/>
+                <w:sz w:val="18"/>
+              </w:rPr>
+              <w:t>Value</w:t>
+            </w:r>
+          </w:p>
+        </w:tc>
+      </w:tr>
+      <w:tr>
+        <w:tc>
+          <w:tcPr>
+            <w:tcW w:type="dxa" w:w="5904"/>
+          </w:tcPr>
+          <w:p>
+            <w:pPr>
+              <w:spacing w:after="20"/>
+            </w:pPr>
+            <w:r>
+              <w:rPr>
+                <w:color w:val="1C3A36"/>
+                <w:sz w:val="18"/>
+              </w:rPr>
+              <w:t>Export sales of goods (audited)</w:t>
+            </w:r>
+          </w:p>
+        </w:tc>
+        <w:tc>
+          <w:tcPr>
+            <w:tcW w:type="dxa" w:w="2880"/>
+          </w:tcPr>
+          <w:p>
+            <w:pPr>
+              <w:spacing w:after="20"/>
+              <w:jc w:val="right"/>
+            </w:pPr>
+            <w:r>
+              <w:rPr>
+                <w:color w:val="1C3A36"/>
+                <w:sz w:val="18"/>
+              </w:rPr>
+              <w:t>EGP 3,356mn</w:t>
+            </w:r>
+          </w:p>
+        </w:tc>
+      </w:tr>
+      <w:tr>
+        <w:tc>
+          <w:tcPr>
+            <w:tcW w:type="dxa" w:w="5904"/>
+          </w:tcPr>
+          <w:p>
+            <w:pPr>
+              <w:spacing w:after="20"/>
+            </w:pPr>
+            <w:r>
+              <w:rPr>
+                <w:color w:val="1C3A36"/>
+                <w:sz w:val="18"/>
+              </w:rPr>
+              <w:t>Export price assumed (USD/t)</w:t>
+            </w:r>
+          </w:p>
+        </w:tc>
+        <w:tc>
+          <w:tcPr>
+            <w:tcW w:type="dxa" w:w="2880"/>
+          </w:tcPr>
+          <w:p>
+            <w:pPr>
+              <w:spacing w:after="20"/>
+              <w:jc w:val="right"/>
+            </w:pPr>
+            <w:r>
+              <w:rPr>
+                <w:color w:val="1C3A36"/>
+                <w:sz w:val="18"/>
+              </w:rPr>
+              <w:t>62.0</w:t>
+            </w:r>
+          </w:p>
+        </w:tc>
+      </w:tr>
+      <w:tr>
+        <w:tc>
+          <w:tcPr>
+            <w:tcW w:type="dxa" w:w="5904"/>
+          </w:tcPr>
+          <w:p>
+            <w:pPr>
+              <w:spacing w:after="20"/>
+            </w:pPr>
+            <w:r>
+              <w:rPr>
+                <w:color w:val="1C3A36"/>
+                <w:sz w:val="18"/>
+              </w:rPr>
+              <w:t>Average USD/EGP in 2025 (audited note)</w:t>
+            </w:r>
+          </w:p>
+        </w:tc>
+        <w:tc>
+          <w:tcPr>
+            <w:tcW w:type="dxa" w:w="2880"/>
+          </w:tcPr>
+          <w:p>
+            <w:pPr>
+              <w:spacing w:after="20"/>
+              <w:jc w:val="right"/>
+            </w:pPr>
+            <w:r>
+              <w:rPr>
+                <w:color w:val="1C3A36"/>
+                <w:sz w:val="18"/>
+              </w:rPr>
+              <w:t>49.26</w:t>
+            </w:r>
+          </w:p>
+        </w:tc>
+      </w:tr>
+      <w:tr>
+        <w:tc>
+          <w:tcPr>
+            <w:tcW w:type="dxa" w:w="5904"/>
+          </w:tcPr>
+          <w:p>
+            <w:pPr>
+              <w:spacing w:after="20"/>
+            </w:pPr>
+            <w:r>
+              <w:rPr>
+                <w:color w:val="1C3A36"/>
+                <w:sz w:val="18"/>
+              </w:rPr>
+              <w:t>Export volume derived (Mt)</w:t>
+            </w:r>
+          </w:p>
+        </w:tc>
+        <w:tc>
+          <w:tcPr>
+            <w:tcW w:type="dxa" w:w="2880"/>
+          </w:tcPr>
+          <w:p>
+            <w:pPr>
+              <w:spacing w:after="20"/>
+              <w:jc w:val="right"/>
+            </w:pPr>
+            <w:r>
+              <w:rPr>
+                <w:color w:val="1C3A36"/>
+                <w:sz w:val="18"/>
+              </w:rPr>
+              <w:t>1.099</w:t>
+            </w:r>
+          </w:p>
+        </w:tc>
+      </w:tr>
+      <w:tr>
+        <w:tc>
+          <w:tcPr>
+            <w:tcW w:type="dxa" w:w="5904"/>
+          </w:tcPr>
+          <w:p>
+            <w:pPr>
+              <w:spacing w:after="20"/>
+            </w:pPr>
+            <w:r>
+              <w:rPr>
+                <w:color w:val="1C3A36"/>
+                <w:sz w:val="18"/>
+              </w:rPr>
+              <w:t>Local sales of goods (audited)</w:t>
+            </w:r>
+          </w:p>
+        </w:tc>
+        <w:tc>
+          <w:tcPr>
+            <w:tcW w:type="dxa" w:w="2880"/>
+          </w:tcPr>
+          <w:p>
+            <w:pPr>
+              <w:spacing w:after="20"/>
+              <w:jc w:val="right"/>
+            </w:pPr>
+            <w:r>
+              <w:rPr>
+                <w:color w:val="1C3A36"/>
+                <w:sz w:val="18"/>
+              </w:rPr>
+              <w:t>EGP 8,350mn</w:t>
+            </w:r>
+          </w:p>
+        </w:tc>
+      </w:tr>
+      <w:tr>
+        <w:tc>
+          <w:tcPr>
+            <w:tcW w:type="dxa" w:w="5904"/>
+          </w:tcPr>
+          <w:p>
+            <w:pPr>
+              <w:spacing w:after="20"/>
+            </w:pPr>
+            <w:r>
+              <w:rPr>
+                <w:color w:val="1C3A36"/>
+                <w:sz w:val="18"/>
+              </w:rPr>
+              <w:t>Local price assumed (EGP/t)</w:t>
+            </w:r>
+          </w:p>
+        </w:tc>
+        <w:tc>
+          <w:tcPr>
+            <w:tcW w:type="dxa" w:w="2880"/>
+          </w:tcPr>
+          <w:p>
+            <w:pPr>
+              <w:spacing w:after="20"/>
+              <w:jc w:val="right"/>
+            </w:pPr>
+            <w:r>
+              <w:rPr>
+                <w:color w:val="1C3A36"/>
+                <w:sz w:val="18"/>
+              </w:rPr>
+              <w:t>3,500</w:t>
+            </w:r>
+          </w:p>
+        </w:tc>
+      </w:tr>
+      <w:tr>
+        <w:tc>
+          <w:tcPr>
+            <w:tcW w:type="dxa" w:w="5904"/>
+          </w:tcPr>
+          <w:p>
+            <w:pPr>
+              <w:spacing w:after="20"/>
+            </w:pPr>
+            <w:r>
+              <w:rPr>
+                <w:color w:val="1C3A36"/>
+                <w:sz w:val="18"/>
+              </w:rPr>
+              <w:t>Local volume derived (Mt)</w:t>
+            </w:r>
+          </w:p>
+        </w:tc>
+        <w:tc>
+          <w:tcPr>
+            <w:tcW w:type="dxa" w:w="2880"/>
+          </w:tcPr>
+          <w:p>
+            <w:pPr>
+              <w:spacing w:after="20"/>
+              <w:jc w:val="right"/>
+            </w:pPr>
+            <w:r>
+              <w:rPr>
+                <w:color w:val="1C3A36"/>
+                <w:sz w:val="18"/>
+              </w:rPr>
+              <w:t>2.386</w:t>
+            </w:r>
+          </w:p>
+        </w:tc>
+      </w:tr>
+      <w:tr>
+        <w:tc>
+          <w:tcPr>
+            <w:tcW w:type="dxa" w:w="5904"/>
+            <w:shd w:val="clear" w:color="auto" w:fill="F6F1E6"/>
+          </w:tcPr>
+          <w:p>
+            <w:pPr>
+              <w:spacing w:after="20"/>
+            </w:pPr>
+            <w:r>
+              <w:rPr>
+                <w:b/>
+                <w:color w:val="1C3A36"/>
+                <w:sz w:val="18"/>
+              </w:rPr>
+              <w:t>TOTAL VOLUME (Mt)</w:t>
+            </w:r>
+          </w:p>
+        </w:tc>
+        <w:tc>
+          <w:tcPr>
+            <w:tcW w:type="dxa" w:w="2880"/>
+            <w:shd w:val="clear" w:color="auto" w:fill="F6F1E6"/>
+          </w:tcPr>
+          <w:p>
+            <w:pPr>
+              <w:spacing w:after="20"/>
+              <w:jc w:val="right"/>
+            </w:pPr>
+            <w:r>
+              <w:rPr>
+                <w:b/>
+                <w:color w:val="1C3A36"/>
+                <w:sz w:val="18"/>
+              </w:rPr>
+              <w:t>3.485</w:t>
+            </w:r>
+          </w:p>
+        </w:tc>
+      </w:tr>
+      <w:tr>
+        <w:tc>
+          <w:tcPr>
+            <w:tcW w:type="dxa" w:w="5904"/>
+            <w:shd w:val="clear" w:color="auto" w:fill="F6F1E6"/>
+          </w:tcPr>
+          <w:p>
+            <w:pPr>
+              <w:spacing w:after="20"/>
+            </w:pPr>
+            <w:r>
+              <w:rPr>
+                <w:b/>
+                <w:color w:val="1C3A36"/>
+                <w:sz w:val="18"/>
+              </w:rPr>
+              <w:t>Implied capacity utilisation</w:t>
+            </w:r>
+          </w:p>
+        </w:tc>
+        <w:tc>
+          <w:tcPr>
+            <w:tcW w:type="dxa" w:w="2880"/>
+            <w:shd w:val="clear" w:color="auto" w:fill="F6F1E6"/>
+          </w:tcPr>
+          <w:p>
+            <w:pPr>
+              <w:spacing w:after="20"/>
+              <w:jc w:val="right"/>
+            </w:pPr>
+            <w:r>
+              <w:rPr>
+                <w:b/>
+                <w:color w:val="1C3A36"/>
+                <w:sz w:val="18"/>
+              </w:rPr>
+              <w:t>69.7%</w:t>
+            </w:r>
+          </w:p>
+        </w:tc>
+      </w:tr>
+      <w:tr>
+        <w:tc>
+          <w:tcPr>
+            <w:tcW w:type="dxa" w:w="5904"/>
+          </w:tcPr>
+          <w:p>
+            <w:pPr>
+              <w:spacing w:after="20"/>
+            </w:pPr>
+            <w:r>
+              <w:rPr>
+                <w:color w:val="1C3A36"/>
+                <w:sz w:val="18"/>
+              </w:rPr>
+              <w:t>National sector utilisation, for comparison</w:t>
+            </w:r>
+          </w:p>
+        </w:tc>
+        <w:tc>
+          <w:tcPr>
+            <w:tcW w:type="dxa" w:w="2880"/>
+          </w:tcPr>
+          <w:p>
+            <w:pPr>
+              <w:spacing w:after="20"/>
+              <w:jc w:val="right"/>
+            </w:pPr>
+            <w:r>
+              <w:rPr>
+                <w:color w:val="1C3A36"/>
+                <w:sz w:val="18"/>
+              </w:rPr>
+              <w:t>85.5%</w:t>
+            </w:r>
+          </w:p>
+        </w:tc>
+      </w:tr>
+      <w:tr>
+        <w:tc>
+          <w:tcPr>
+            <w:tcW w:type="dxa" w:w="5904"/>
+          </w:tcPr>
+          <w:p>
+            <w:pPr>
+              <w:spacing w:after="20"/>
+            </w:pPr>
+            <w:r>
+              <w:rPr>
+                <w:color w:val="1C3A36"/>
+                <w:sz w:val="18"/>
+              </w:rPr>
+              <w:t>Export share of volume</w:t>
+            </w:r>
+          </w:p>
+        </w:tc>
+        <w:tc>
+          <w:tcPr>
+            <w:tcW w:type="dxa" w:w="2880"/>
+          </w:tcPr>
+          <w:p>
+            <w:pPr>
+              <w:spacing w:after="20"/>
+              <w:jc w:val="right"/>
+            </w:pPr>
+            <w:r>
+              <w:rPr>
+                <w:color w:val="1C3A36"/>
+                <w:sz w:val="18"/>
+              </w:rPr>
+              <w:t>31.5%</w:t>
+            </w:r>
+          </w:p>
+        </w:tc>
+      </w:tr>
+    </w:tbl>
+    <w:p>
+      <w:pPr>
+        <w:spacing w:after="40"/>
+      </w:pPr>
+    </w:p>
+    <w:p>
+      <w:pPr>
+        <w:spacing w:after="200" w:before="0"/>
+      </w:pPr>
+      <w:r>
+        <w:rPr>
+          <w:b w:val="0"/>
+          <w:i/>
+          <w:color w:val="6E7B77"/>
+          <w:sz w:val="17"/>
+        </w:rPr>
+        <w:t>Table 2 — The volume build. Nothing here is asserted: the two revenue lines are audited, the exchange rate is from the currency note, and only the two prices are external estimates. The utilisation that falls out is the test, and 69.7% against a national 85.5% is a plant running below the country average, which is what a 30%-export producer at a statutory export cap should look like.</w:t>
+      </w:r>
+    </w:p>
+    <w:p>
+      <w:pPr>
+        <w:spacing w:after="120" w:before="0"/>
+      </w:pPr>
+      <w:r>
+        <w:rPr>
+          <w:b w:val="0"/>
+          <w:i w:val="0"/>
+          <w:color w:val="1C3A36"/>
+          <w:sz w:val="21"/>
+        </w:rPr>
+        <w:t>The cost stack is the printed one. Cost of sales of EGP 7,389mn splits into materials and fuel of EGP 5,698mn — the note confirms this is the cost of inventories charged to cost of sales, so it carries fuel, packing and spares as well as raw meal — transportation of EGP 764mn, overheads of EGP 641mn, and depreciation and amortisation of EGP 285mn. Adding cash administrative expenses, provisions and credit losses gives a total cash cost of EGP 7,562mn, or EGP 2,170 a tonne.</w:t>
       </w:r>
     </w:p>
     <w:tbl>
@@ -1852,6 +2512,7 @@
                 <w:color w:val="1C3A36"/>
                 <w:sz w:val="18"/>
               </w:rPr>
+              <w:t>EGP per tonne of cement</w:t>
             </w:r>
           </w:p>
         </w:tc>
@@ -1927,7 +2588,7 @@
                 <w:color w:val="1C3A36"/>
                 <w:sz w:val="18"/>
               </w:rPr>
-              <w:t>Cement produced (Mt)</w:t>
+              <w:t>Materials and fuel</w:t>
             </w:r>
           </w:p>
         </w:tc>
@@ -1945,7 +2606,7 @@
                 <w:color w:val="1C3A36"/>
                 <w:sz w:val="18"/>
               </w:rPr>
-              <w:t>3.600</w:t>
+              <w:t>1,635</w:t>
             </w:r>
           </w:p>
         </w:tc>
@@ -1963,7 +2624,7 @@
                 <w:color w:val="1C3A36"/>
                 <w:sz w:val="18"/>
               </w:rPr>
-              <w:t>3.840</w:t>
+              <w:t>1,796</w:t>
             </w:r>
           </w:p>
         </w:tc>
@@ -1981,7 +2642,7 @@
                 <w:color w:val="1C3A36"/>
                 <w:sz w:val="18"/>
               </w:rPr>
-              <w:t>4.110</w:t>
+              <w:t>2,386</w:t>
             </w:r>
           </w:p>
         </w:tc>
@@ -2000,7 +2661,7 @@
                 <w:color w:val="1C3A36"/>
                 <w:sz w:val="18"/>
               </w:rPr>
-              <w:t>Kiln utilisation</w:t>
+              <w:t>Transportation</w:t>
             </w:r>
           </w:p>
         </w:tc>
@@ -2018,7 +2679,7 @@
                 <w:color w:val="1C3A36"/>
                 <w:sz w:val="18"/>
               </w:rPr>
-              <w:t>72.0%</w:t>
+              <w:t>219</w:t>
             </w:r>
           </w:p>
         </w:tc>
@@ -2036,7 +2697,7 @@
                 <w:color w:val="1C3A36"/>
                 <w:sz w:val="18"/>
               </w:rPr>
-              <w:t>76.8%</w:t>
+              <w:t>245</w:t>
             </w:r>
           </w:p>
         </w:tc>
@@ -2054,7 +2715,7 @@
                 <w:color w:val="1C3A36"/>
                 <w:sz w:val="18"/>
               </w:rPr>
-              <w:t>82.2%</w:t>
+              <w:t>339</w:t>
             </w:r>
           </w:p>
         </w:tc>
@@ -2073,7 +2734,7 @@
                 <w:color w:val="1C3A36"/>
                 <w:sz w:val="18"/>
               </w:rPr>
-              <w:t>Blended realised price (EGP/t)</w:t>
+              <w:t>Overheads and administration</w:t>
             </w:r>
           </w:p>
         </w:tc>
@@ -2091,7 +2752,7 @@
                 <w:color w:val="1C3A36"/>
                 <w:sz w:val="18"/>
               </w:rPr>
-              <w:t>3,458</w:t>
+              <w:t>315</w:t>
             </w:r>
           </w:p>
         </w:tc>
@@ -2109,7 +2770,7 @@
                 <w:color w:val="1C3A36"/>
                 <w:sz w:val="18"/>
               </w:rPr>
-              <w:t>3,532</w:t>
+              <w:t>352</w:t>
             </w:r>
           </w:p>
         </w:tc>
@@ -2127,7 +2788,7 @@
                 <w:color w:val="1C3A36"/>
                 <w:sz w:val="18"/>
               </w:rPr>
-              <w:t>4,152</w:t>
+              <w:t>487</w:t>
             </w:r>
           </w:p>
         </w:tc>
@@ -2136,71 +2797,79 @@
         <w:tc>
           <w:tcPr>
             <w:tcW w:type="dxa" w:w="3744"/>
-          </w:tcPr>
-          <w:p>
-            <w:pPr>
-              <w:spacing w:after="20"/>
-            </w:pPr>
-            <w:r>
-              <w:rPr>
-                <w:color w:val="1C3A36"/>
-                <w:sz w:val="18"/>
-              </w:rPr>
-              <w:t>Thermal fuel (EGP/t)</w:t>
+            <w:shd w:val="clear" w:color="auto" w:fill="F6F1E6"/>
+          </w:tcPr>
+          <w:p>
+            <w:pPr>
+              <w:spacing w:after="20"/>
+            </w:pPr>
+            <w:r>
+              <w:rPr>
+                <w:b/>
+                <w:color w:val="1C3A36"/>
+                <w:sz w:val="18"/>
+              </w:rPr>
+              <w:t>Total cash cost</w:t>
             </w:r>
           </w:p>
         </w:tc>
         <w:tc>
           <w:tcPr>
             <w:tcW w:type="dxa" w:w="1872"/>
-          </w:tcPr>
-          <w:p>
-            <w:pPr>
-              <w:spacing w:after="20"/>
-              <w:jc w:val="right"/>
-            </w:pPr>
-            <w:r>
-              <w:rPr>
-                <w:color w:val="1C3A36"/>
-                <w:sz w:val="18"/>
-              </w:rPr>
-              <w:t>335</w:t>
+            <w:shd w:val="clear" w:color="auto" w:fill="F6F1E6"/>
+          </w:tcPr>
+          <w:p>
+            <w:pPr>
+              <w:spacing w:after="20"/>
+              <w:jc w:val="right"/>
+            </w:pPr>
+            <w:r>
+              <w:rPr>
+                <w:b/>
+                <w:color w:val="1C3A36"/>
+                <w:sz w:val="18"/>
+              </w:rPr>
+              <w:t>2,170</w:t>
             </w:r>
           </w:p>
         </w:tc>
         <w:tc>
           <w:tcPr>
             <w:tcW w:type="dxa" w:w="1872"/>
-          </w:tcPr>
-          <w:p>
-            <w:pPr>
-              <w:spacing w:after="20"/>
-              <w:jc w:val="right"/>
-            </w:pPr>
-            <w:r>
-              <w:rPr>
-                <w:color w:val="1C3A36"/>
-                <w:sz w:val="18"/>
-              </w:rPr>
-              <w:t>335</w:t>
+            <w:shd w:val="clear" w:color="auto" w:fill="F6F1E6"/>
+          </w:tcPr>
+          <w:p>
+            <w:pPr>
+              <w:spacing w:after="20"/>
+              <w:jc w:val="right"/>
+            </w:pPr>
+            <w:r>
+              <w:rPr>
+                <w:b/>
+                <w:color w:val="1C3A36"/>
+                <w:sz w:val="18"/>
+              </w:rPr>
+              <w:t>2,392</w:t>
             </w:r>
           </w:p>
         </w:tc>
         <w:tc>
           <w:tcPr>
             <w:tcW w:type="dxa" w:w="1872"/>
-          </w:tcPr>
-          <w:p>
-            <w:pPr>
-              <w:spacing w:after="20"/>
-              <w:jc w:val="right"/>
-            </w:pPr>
-            <w:r>
-              <w:rPr>
-                <w:color w:val="1C3A36"/>
-                <w:sz w:val="18"/>
-              </w:rPr>
-              <w:t>379</w:t>
+            <w:shd w:val="clear" w:color="auto" w:fill="F6F1E6"/>
+          </w:tcPr>
+          <w:p>
+            <w:pPr>
+              <w:spacing w:after="20"/>
+              <w:jc w:val="right"/>
+            </w:pPr>
+            <w:r>
+              <w:rPr>
+                <w:b/>
+                <w:color w:val="1C3A36"/>
+                <w:sz w:val="18"/>
+              </w:rPr>
+              <w:t>3,211</w:t>
             </w:r>
           </w:p>
         </w:tc>
@@ -2219,7 +2888,7 @@
                 <w:color w:val="1C3A36"/>
                 <w:sz w:val="18"/>
               </w:rPr>
-              <w:t>Electrical power (EGP/t)</w:t>
+              <w:t>Blended realised price</w:t>
             </w:r>
           </w:p>
         </w:tc>
@@ -2237,7 +2906,7 @@
                 <w:color w:val="1C3A36"/>
                 <w:sz w:val="18"/>
               </w:rPr>
-              <w:t>260</w:t>
+              <w:t>3,572</w:t>
             </w:r>
           </w:p>
         </w:tc>
@@ -2255,7 +2924,7 @@
                 <w:color w:val="1C3A36"/>
                 <w:sz w:val="18"/>
               </w:rPr>
-              <w:t>290</w:t>
+              <w:t>3,646</w:t>
             </w:r>
           </w:p>
         </w:tc>
@@ -2273,7 +2942,7 @@
                 <w:color w:val="1C3A36"/>
                 <w:sz w:val="18"/>
               </w:rPr>
-              <w:t>401</w:t>
+              <w:t>4,254</w:t>
             </w:r>
           </w:p>
         </w:tc>
@@ -2292,7 +2961,7 @@
                 <w:color w:val="1C3A36"/>
                 <w:sz w:val="18"/>
               </w:rPr>
-              <w:t>Raw materials (EGP/t)</w:t>
+              <w:t>Volume (Mt)</w:t>
             </w:r>
           </w:p>
         </w:tc>
@@ -2310,7 +2979,7 @@
                 <w:color w:val="1C3A36"/>
                 <w:sz w:val="18"/>
               </w:rPr>
-              <w:t>195</w:t>
+              <w:t>3.485</w:t>
             </w:r>
           </w:p>
         </w:tc>
@@ -2328,7 +2997,7 @@
                 <w:color w:val="1C3A36"/>
                 <w:sz w:val="18"/>
               </w:rPr>
-              <w:t>217</w:t>
+              <w:t>3.650</w:t>
             </w:r>
           </w:p>
         </w:tc>
@@ -2346,7 +3015,7 @@
                 <w:color w:val="1C3A36"/>
                 <w:sz w:val="18"/>
               </w:rPr>
-              <w:t>301</w:t>
+              <w:t>3.910</w:t>
             </w:r>
           </w:p>
         </w:tc>
@@ -2355,71 +3024,79 @@
         <w:tc>
           <w:tcPr>
             <w:tcW w:type="dxa" w:w="3744"/>
-          </w:tcPr>
-          <w:p>
-            <w:pPr>
-              <w:spacing w:after="20"/>
-            </w:pPr>
-            <w:r>
-              <w:rPr>
-                <w:color w:val="1C3A36"/>
-                <w:sz w:val="18"/>
-              </w:rPr>
-              <w:t>Packaging (EGP/t)</w:t>
+            <w:shd w:val="clear" w:color="auto" w:fill="F6F1E6"/>
+          </w:tcPr>
+          <w:p>
+            <w:pPr>
+              <w:spacing w:after="20"/>
+            </w:pPr>
+            <w:r>
+              <w:rPr>
+                <w:b/>
+                <w:color w:val="1C3A36"/>
+                <w:sz w:val="18"/>
+              </w:rPr>
+              <w:t>EBITDA (EGP mn)</w:t>
             </w:r>
           </w:p>
         </w:tc>
         <w:tc>
           <w:tcPr>
             <w:tcW w:type="dxa" w:w="1872"/>
-          </w:tcPr>
-          <w:p>
-            <w:pPr>
-              <w:spacing w:after="20"/>
-              <w:jc w:val="right"/>
-            </w:pPr>
-            <w:r>
-              <w:rPr>
-                <w:color w:val="1C3A36"/>
-                <w:sz w:val="18"/>
-              </w:rPr>
-              <w:t>38</w:t>
+            <w:shd w:val="clear" w:color="auto" w:fill="F6F1E6"/>
+          </w:tcPr>
+          <w:p>
+            <w:pPr>
+              <w:spacing w:after="20"/>
+              <w:jc w:val="right"/>
+            </w:pPr>
+            <w:r>
+              <w:rPr>
+                <w:b/>
+                <w:color w:val="1C3A36"/>
+                <w:sz w:val="18"/>
+              </w:rPr>
+              <w:t>4,886</w:t>
             </w:r>
           </w:p>
         </w:tc>
         <w:tc>
           <w:tcPr>
             <w:tcW w:type="dxa" w:w="1872"/>
-          </w:tcPr>
-          <w:p>
-            <w:pPr>
-              <w:spacing w:after="20"/>
-              <w:jc w:val="right"/>
-            </w:pPr>
-            <w:r>
-              <w:rPr>
-                <w:color w:val="1C3A36"/>
-                <w:sz w:val="18"/>
-              </w:rPr>
-              <w:t>43</w:t>
+            <w:shd w:val="clear" w:color="auto" w:fill="F6F1E6"/>
+          </w:tcPr>
+          <w:p>
+            <w:pPr>
+              <w:spacing w:after="20"/>
+              <w:jc w:val="right"/>
+            </w:pPr>
+            <w:r>
+              <w:rPr>
+                <w:b/>
+                <w:color w:val="1C3A36"/>
+                <w:sz w:val="18"/>
+              </w:rPr>
+              <w:t>4,576</w:t>
             </w:r>
           </w:p>
         </w:tc>
         <w:tc>
           <w:tcPr>
             <w:tcW w:type="dxa" w:w="1872"/>
-          </w:tcPr>
-          <w:p>
-            <w:pPr>
-              <w:spacing w:after="20"/>
-              <w:jc w:val="right"/>
-            </w:pPr>
-            <w:r>
-              <w:rPr>
-                <w:color w:val="1C3A36"/>
-                <w:sz w:val="18"/>
-              </w:rPr>
-              <w:t>59</w:t>
+            <w:shd w:val="clear" w:color="auto" w:fill="F6F1E6"/>
+          </w:tcPr>
+          <w:p>
+            <w:pPr>
+              <w:spacing w:after="20"/>
+              <w:jc w:val="right"/>
+            </w:pPr>
+            <w:r>
+              <w:rPr>
+                <w:b/>
+                <w:color w:val="1C3A36"/>
+                <w:sz w:val="18"/>
+              </w:rPr>
+              <w:t>4,075</w:t>
             </w:r>
           </w:p>
         </w:tc>
@@ -2428,225 +3105,6 @@
         <w:tc>
           <w:tcPr>
             <w:tcW w:type="dxa" w:w="3744"/>
-          </w:tcPr>
-          <w:p>
-            <w:pPr>
-              <w:spacing w:after="20"/>
-            </w:pPr>
-            <w:r>
-              <w:rPr>
-                <w:color w:val="1C3A36"/>
-                <w:sz w:val="18"/>
-              </w:rPr>
-              <w:t>Distribution (EGP/t)</w:t>
-            </w:r>
-          </w:p>
-        </w:tc>
-        <w:tc>
-          <w:tcPr>
-            <w:tcW w:type="dxa" w:w="1872"/>
-          </w:tcPr>
-          <w:p>
-            <w:pPr>
-              <w:spacing w:after="20"/>
-              <w:jc w:val="right"/>
-            </w:pPr>
-            <w:r>
-              <w:rPr>
-                <w:color w:val="1C3A36"/>
-                <w:sz w:val="18"/>
-              </w:rPr>
-              <w:t>190</w:t>
-            </w:r>
-          </w:p>
-        </w:tc>
-        <w:tc>
-          <w:tcPr>
-            <w:tcW w:type="dxa" w:w="1872"/>
-          </w:tcPr>
-          <w:p>
-            <w:pPr>
-              <w:spacing w:after="20"/>
-              <w:jc w:val="right"/>
-            </w:pPr>
-            <w:r>
-              <w:rPr>
-                <w:color w:val="1C3A36"/>
-                <w:sz w:val="18"/>
-              </w:rPr>
-              <w:t>212</w:t>
-            </w:r>
-          </w:p>
-        </w:tc>
-        <w:tc>
-          <w:tcPr>
-            <w:tcW w:type="dxa" w:w="1872"/>
-          </w:tcPr>
-          <w:p>
-            <w:pPr>
-              <w:spacing w:after="20"/>
-              <w:jc w:val="right"/>
-            </w:pPr>
-            <w:r>
-              <w:rPr>
-                <w:color w:val="1C3A36"/>
-                <w:sz w:val="18"/>
-              </w:rPr>
-              <w:t>293</w:t>
-            </w:r>
-          </w:p>
-        </w:tc>
-      </w:tr>
-      <w:tr>
-        <w:tc>
-          <w:tcPr>
-            <w:tcW w:type="dxa" w:w="3744"/>
-          </w:tcPr>
-          <w:p>
-            <w:pPr>
-              <w:spacing w:after="20"/>
-            </w:pPr>
-            <w:r>
-              <w:rPr>
-                <w:color w:val="1C3A36"/>
-                <w:sz w:val="18"/>
-              </w:rPr>
-              <w:t>Total variable (EGP/t)</w:t>
-            </w:r>
-          </w:p>
-        </w:tc>
-        <w:tc>
-          <w:tcPr>
-            <w:tcW w:type="dxa" w:w="1872"/>
-          </w:tcPr>
-          <w:p>
-            <w:pPr>
-              <w:spacing w:after="20"/>
-              <w:jc w:val="right"/>
-            </w:pPr>
-            <w:r>
-              <w:rPr>
-                <w:color w:val="1C3A36"/>
-                <w:sz w:val="18"/>
-              </w:rPr>
-              <w:t>1,018</w:t>
-            </w:r>
-          </w:p>
-        </w:tc>
-        <w:tc>
-          <w:tcPr>
-            <w:tcW w:type="dxa" w:w="1872"/>
-          </w:tcPr>
-          <w:p>
-            <w:pPr>
-              <w:spacing w:after="20"/>
-              <w:jc w:val="right"/>
-            </w:pPr>
-            <w:r>
-              <w:rPr>
-                <w:color w:val="1C3A36"/>
-                <w:sz w:val="18"/>
-              </w:rPr>
-              <w:t>1,098</w:t>
-            </w:r>
-          </w:p>
-        </w:tc>
-        <w:tc>
-          <w:tcPr>
-            <w:tcW w:type="dxa" w:w="1872"/>
-          </w:tcPr>
-          <w:p>
-            <w:pPr>
-              <w:spacing w:after="20"/>
-              <w:jc w:val="right"/>
-            </w:pPr>
-            <w:r>
-              <w:rPr>
-                <w:color w:val="1C3A36"/>
-                <w:sz w:val="18"/>
-              </w:rPr>
-              <w:t>1,434</w:t>
-            </w:r>
-          </w:p>
-        </w:tc>
-      </w:tr>
-      <w:tr>
-        <w:tc>
-          <w:tcPr>
-            <w:tcW w:type="dxa" w:w="3744"/>
-          </w:tcPr>
-          <w:p>
-            <w:pPr>
-              <w:spacing w:after="20"/>
-            </w:pPr>
-            <w:r>
-              <w:rPr>
-                <w:color w:val="1C3A36"/>
-                <w:sz w:val="18"/>
-              </w:rPr>
-              <w:t>Fixed cash cost (EGP/t)</w:t>
-            </w:r>
-          </w:p>
-        </w:tc>
-        <w:tc>
-          <w:tcPr>
-            <w:tcW w:type="dxa" w:w="1872"/>
-          </w:tcPr>
-          <w:p>
-            <w:pPr>
-              <w:spacing w:after="20"/>
-              <w:jc w:val="right"/>
-            </w:pPr>
-            <w:r>
-              <w:rPr>
-                <w:color w:val="1C3A36"/>
-                <w:sz w:val="18"/>
-              </w:rPr>
-              <w:t>1,079</w:t>
-            </w:r>
-          </w:p>
-        </w:tc>
-        <w:tc>
-          <w:tcPr>
-            <w:tcW w:type="dxa" w:w="1872"/>
-          </w:tcPr>
-          <w:p>
-            <w:pPr>
-              <w:spacing w:after="20"/>
-              <w:jc w:val="right"/>
-            </w:pPr>
-            <w:r>
-              <w:rPr>
-                <w:color w:val="1C3A36"/>
-                <w:sz w:val="18"/>
-              </w:rPr>
-              <w:t>1,128</w:t>
-            </w:r>
-          </w:p>
-        </w:tc>
-        <w:tc>
-          <w:tcPr>
-            <w:tcW w:type="dxa" w:w="1872"/>
-          </w:tcPr>
-          <w:p>
-            <w:pPr>
-              <w:spacing w:after="20"/>
-              <w:jc w:val="right"/>
-            </w:pPr>
-            <w:r>
-              <w:rPr>
-                <w:color w:val="1C3A36"/>
-                <w:sz w:val="18"/>
-              </w:rPr>
-              <w:t>1,459</w:t>
-            </w:r>
-          </w:p>
-        </w:tc>
-      </w:tr>
-      <w:tr>
-        <w:tc>
-          <w:tcPr>
-            <w:tcW w:type="dxa" w:w="3744"/>
             <w:shd w:val="clear" w:color="auto" w:fill="F6F1E6"/>
           </w:tcPr>
           <w:p>
@@ -2659,7 +3117,7 @@
                 <w:color w:val="1C3A36"/>
                 <w:sz w:val="18"/>
               </w:rPr>
-              <w:t>EBITDA (EGP mn)</w:t>
+              <w:t>EBITDA margin</w:t>
             </w:r>
           </w:p>
         </w:tc>
@@ -2679,7 +3137,7 @@
                 <w:color w:val="1C3A36"/>
                 <w:sz w:val="18"/>
               </w:rPr>
-              <w:t>4,898</w:t>
+              <w:t>39.3%</w:t>
             </w:r>
           </w:p>
         </w:tc>
@@ -2699,7 +3157,7 @@
                 <w:color w:val="1C3A36"/>
                 <w:sz w:val="18"/>
               </w:rPr>
-              <w:t>5,018</w:t>
+              <w:t>34.4%</w:t>
             </w:r>
           </w:p>
         </w:tc>
@@ -2719,88 +3177,7 @@
                 <w:color w:val="1C3A36"/>
                 <w:sz w:val="18"/>
               </w:rPr>
-              <w:t>5,174</w:t>
-            </w:r>
-          </w:p>
-        </w:tc>
-      </w:tr>
-      <w:tr>
-        <w:tc>
-          <w:tcPr>
-            <w:tcW w:type="dxa" w:w="3744"/>
-            <w:shd w:val="clear" w:color="auto" w:fill="F6F1E6"/>
-          </w:tcPr>
-          <w:p>
-            <w:pPr>
-              <w:spacing w:after="20"/>
-            </w:pPr>
-            <w:r>
-              <w:rPr>
-                <w:b/>
-                <w:color w:val="1C3A36"/>
-                <w:sz w:val="18"/>
-              </w:rPr>
-              <w:t>EBITDA margin</w:t>
-            </w:r>
-          </w:p>
-        </w:tc>
-        <w:tc>
-          <w:tcPr>
-            <w:tcW w:type="dxa" w:w="1872"/>
-            <w:shd w:val="clear" w:color="auto" w:fill="F6F1E6"/>
-          </w:tcPr>
-          <w:p>
-            <w:pPr>
-              <w:spacing w:after="20"/>
-              <w:jc w:val="right"/>
-            </w:pPr>
-            <w:r>
-              <w:rPr>
-                <w:b/>
-                <w:color w:val="1C3A36"/>
-                <w:sz w:val="18"/>
-              </w:rPr>
-              <w:t>39.3%</w:t>
-            </w:r>
-          </w:p>
-        </w:tc>
-        <w:tc>
-          <w:tcPr>
-            <w:tcW w:type="dxa" w:w="1872"/>
-            <w:shd w:val="clear" w:color="auto" w:fill="F6F1E6"/>
-          </w:tcPr>
-          <w:p>
-            <w:pPr>
-              <w:spacing w:after="20"/>
-              <w:jc w:val="right"/>
-            </w:pPr>
-            <w:r>
-              <w:rPr>
-                <w:b/>
-                <w:color w:val="1C3A36"/>
-                <w:sz w:val="18"/>
-              </w:rPr>
-              <w:t>37.0%</w:t>
-            </w:r>
-          </w:p>
-        </w:tc>
-        <w:tc>
-          <w:tcPr>
-            <w:tcW w:type="dxa" w:w="1872"/>
-            <w:shd w:val="clear" w:color="auto" w:fill="F6F1E6"/>
-          </w:tcPr>
-          <w:p>
-            <w:pPr>
-              <w:spacing w:after="20"/>
-              <w:jc w:val="right"/>
-            </w:pPr>
-            <w:r>
-              <w:rPr>
-                <w:b/>
-                <w:color w:val="1C3A36"/>
-                <w:sz w:val="18"/>
-              </w:rPr>
-              <w:t>30.3%</w:t>
+              <w:t>24.5%</w:t>
             </w:r>
           </w:p>
         </w:tc>
@@ -2822,7 +3199,7 @@
           <w:color w:val="6E7B77"/>
           <w:sz w:val="17"/>
         </w:rPr>
-        <w:t>Table 2 — The cost stack per tonne of cement, and the margin it produces.</w:t>
+        <w:t>Table 3 — The cost stack per tonne and the margin it produces. EBITDA is an OUTPUT of this build, not an input to it.</w:t>
       </w:r>
     </w:p>
     <w:p>
@@ -2890,7 +3267,7 @@
           <w:color w:val="1C3A36"/>
           <w:sz w:val="21"/>
         </w:rPr>
-        <w:t>The reconstruction reproduces the disclosed FY2025 revenue to +0.002% and the DISCLOSED FY2025 operating income to +0.018%. Neither residual is forced: the physical coefficients are industry norms and the price path is the published domestic level. The one calibrated figure is the fixed cash block, at USD 15.76 per tonne of installed capacity, inside the USD 10–20 industry band, and it is labelled as a calibration rather than presented as an observation.</w:t>
+        <w:t>The reconstruction reproduces audited FY2025 revenue to +0.006% and audited FY2025 EBITDA to +0.007%. It is not forced to: the volume is derived from the revenue note and the cost lines are the printed ones, so a wrong price assumption would show up as a non-zero residual.</w:t>
       </w:r>
     </w:p>
     <w:p>
@@ -2904,7 +3281,21 @@
           <w:color w:val="1C3A36"/>
           <w:sz w:val="21"/>
         </w:rPr>
-        <w:t>The company-specific line is fuel. Arabian Cement is Egypt's alternative-fuel leader: 52% of its thermal requirement is met from refuse-derived fuel and biomass rather than imported petcoke, rising to 64% by FY2030 on the company's own programme. That blend is why the fuel bill per tonne is EGP 335 rather than the EGP 469 a fossil-only stack would cost — a saving of about 28.6% on the largest variable line in the business. It is modelled as its own driver, not folded into a margin, because it is the one cost advantage that is genuinely this company's rather than the sector's.</w:t>
+        <w:t>One physical constraint is worth checking, because the volume forecast is built off CEMENT capacity while the kiln is what could bind first. At a clinker factor of 0.84 — observed from the audited capacity pair of 4.2Mt of clinker against 5.0Mt of cement — the FY2030 volume needs 3.284Mt of clinker against 4.2Mt of kiln capacity, or 78.2% of it. The forecast fits the plant, with 0.916Mt of headroom, and more blending would widen that.</w:t>
+      </w:r>
+    </w:p>
+    <w:p>
+      <w:pPr>
+        <w:spacing w:after="120" w:before="0"/>
+      </w:pPr>
+      <w:r>
+        <w:rPr>
+          <w:b w:val="0"/>
+          <w:i w:val="0"/>
+          <w:color w:val="1C3A36"/>
+          <w:sz w:val="21"/>
+        </w:rPr>
+        <w:t>The company-specific lever is fuel, and it is now visible in the accounts rather than assumed. Assets under construction of EGP 392mn include EGP 240mn of alternative-fuel capacity for production line 2 and EGP 146mn of a new cement silo for line 1, and a EUR 25mn European Bank for Reconstruction and Development facility is drawn against exactly that programme — tranche one for alternative-fuel capacity and hydrogen injection on kiln 1, tranche two for hydrogen injection on kiln 2. The model carries a saving on the materials-and-fuel line rising to 5.5% by FY2030 as a result. That is a funded and part-built programme, not an intention.</w:t>
       </w:r>
     </w:p>
     <w:p>
@@ -2918,7 +3309,7 @@
           <w:color w:val="1C3A36"/>
           <w:sz w:val="24"/>
         </w:rPr>
-        <w:t>1.3  Depreciation, and the honest admission behind it</w:t>
+        <w:t>1.3  Depreciation, capital spending, and what the book hides</w:t>
       </w:r>
     </w:p>
     <w:p>
@@ -2932,7 +3323,21 @@
           <w:color w:val="1C3A36"/>
           <w:sz w:val="21"/>
         </w:rPr>
-        <w:t>No depreciation line is separately retrievable for this company from any source at the evidentiary standard used elsewhere in this study. Rather than assume one, three independent methods are computed and averaged, and the spread between them is published.</w:t>
+        <w:t>Depreciation and amortisation is disclosed in the cash flow statement: EGP 290mn in FY2025, EGP 257mn in FY2024 and EGP 250mn in FY2023 — property depreciation, licence amortisation and right-of-use amortisation. That is 2.33% of FY2025 revenue, and it is small for a cement plant.</w:t>
+      </w:r>
+    </w:p>
+    <w:p>
+      <w:pPr>
+        <w:spacing w:after="120" w:before="0"/>
+      </w:pPr>
+      <w:r>
+        <w:rPr>
+          <w:b w:val="0"/>
+          <w:i w:val="0"/>
+          <w:color w:val="1C3A36"/>
+          <w:sz w:val="21"/>
+        </w:rPr>
+        <w:t>It is small for a reason that matters to the valuation. The plant dates from around 2010 and the accounts are prepared on a historical-cost basis; the pound has devalued several times since. Net property, plant and equipment is EGP 2,522mn, which on 5.0Mt of capacity is about USD 12 per annual tonne including construction in progress — against a replacement cost of USD 130. The book is carrying the plant at roughly a tenth of what one would cost to build.</w:t>
       </w:r>
     </w:p>
     <w:tbl>
@@ -2958,13 +3363,15 @@
         <w:tblLayout w:type="fixed"/>
       </w:tblPr>
       <w:tblGrid>
-        <w:gridCol w:w="6048"/>
-        <w:gridCol w:w="2736"/>
+        <w:gridCol w:w="3744"/>
+        <w:gridCol w:w="1872"/>
+        <w:gridCol w:w="1872"/>
+        <w:gridCol w:w="1872"/>
       </w:tblGrid>
       <w:tr>
         <w:tc>
           <w:tcPr>
-            <w:tcW w:type="dxa" w:w="6048"/>
+            <w:tcW w:type="dxa" w:w="3744"/>
             <w:shd w:val="clear" w:color="auto" w:fill="EAF0EE"/>
           </w:tcPr>
           <w:p>
@@ -2977,13 +3384,13 @@
                 <w:color w:val="1C3A36"/>
                 <w:sz w:val="18"/>
               </w:rPr>
-              <w:t>Method</w:t>
-            </w:r>
-          </w:p>
-        </w:tc>
-        <w:tc>
-          <w:tcPr>
-            <w:tcW w:type="dxa" w:w="2736"/>
+              <w:t>EGP mn</w:t>
+            </w:r>
+          </w:p>
+        </w:tc>
+        <w:tc>
+          <w:tcPr>
+            <w:tcW w:type="dxa" w:w="1872"/>
             <w:shd w:val="clear" w:color="auto" w:fill="EAF0EE"/>
           </w:tcPr>
           <w:p>
@@ -2996,7 +3403,45 @@
                 <w:color w:val="1C3A36"/>
                 <w:sz w:val="18"/>
               </w:rPr>
-              <w:t>FY2025 charge (EGP mn)</w:t>
+              <w:t>FY2023</w:t>
+            </w:r>
+          </w:p>
+        </w:tc>
+        <w:tc>
+          <w:tcPr>
+            <w:tcW w:type="dxa" w:w="1872"/>
+            <w:shd w:val="clear" w:color="auto" w:fill="EAF0EE"/>
+          </w:tcPr>
+          <w:p>
+            <w:pPr>
+              <w:spacing w:after="20"/>
+            </w:pPr>
+            <w:r>
+              <w:rPr>
+                <w:b/>
+                <w:color w:val="1C3A36"/>
+                <w:sz w:val="18"/>
+              </w:rPr>
+              <w:t>FY2024</w:t>
+            </w:r>
+          </w:p>
+        </w:tc>
+        <w:tc>
+          <w:tcPr>
+            <w:tcW w:type="dxa" w:w="1872"/>
+            <w:shd w:val="clear" w:color="auto" w:fill="EAF0EE"/>
+          </w:tcPr>
+          <w:p>
+            <w:pPr>
+              <w:spacing w:after="20"/>
+            </w:pPr>
+            <w:r>
+              <w:rPr>
+                <w:b/>
+                <w:color w:val="1C3A36"/>
+                <w:sz w:val="18"/>
+              </w:rPr>
+              <w:t>FY2025</w:t>
             </w:r>
           </w:p>
         </w:tc>
@@ -3004,36 +3449,72 @@
       <w:tr>
         <w:tc>
           <w:tcPr>
-            <w:tcW w:type="dxa" w:w="6048"/>
-          </w:tcPr>
-          <w:p>
-            <w:pPr>
-              <w:spacing w:after="20"/>
-            </w:pPr>
-            <w:r>
-              <w:rPr>
-                <w:color w:val="1C3A36"/>
-                <w:sz w:val="18"/>
-              </w:rPr>
-              <w:t>Fourth-quarter EBITDA margin applied to full-year revenue, less the disclosed operating profit</w:t>
-            </w:r>
-          </w:p>
-        </w:tc>
-        <w:tc>
-          <w:tcPr>
-            <w:tcW w:type="dxa" w:w="2736"/>
-          </w:tcPr>
-          <w:p>
-            <w:pPr>
-              <w:spacing w:after="20"/>
-              <w:jc w:val="right"/>
-            </w:pPr>
-            <w:r>
-              <w:rPr>
-                <w:color w:val="1C3A36"/>
-                <w:sz w:val="18"/>
-              </w:rPr>
-              <w:t>160</w:t>
+            <w:tcW w:type="dxa" w:w="3744"/>
+          </w:tcPr>
+          <w:p>
+            <w:pPr>
+              <w:spacing w:after="20"/>
+            </w:pPr>
+            <w:r>
+              <w:rPr>
+                <w:color w:val="1C3A36"/>
+                <w:sz w:val="18"/>
+              </w:rPr>
+              <w:t>Depreciation and amortisation</w:t>
+            </w:r>
+          </w:p>
+        </w:tc>
+        <w:tc>
+          <w:tcPr>
+            <w:tcW w:type="dxa" w:w="1872"/>
+          </w:tcPr>
+          <w:p>
+            <w:pPr>
+              <w:spacing w:after="20"/>
+              <w:jc w:val="right"/>
+            </w:pPr>
+            <w:r>
+              <w:rPr>
+                <w:color w:val="1C3A36"/>
+                <w:sz w:val="18"/>
+              </w:rPr>
+              <w:t>250</w:t>
+            </w:r>
+          </w:p>
+        </w:tc>
+        <w:tc>
+          <w:tcPr>
+            <w:tcW w:type="dxa" w:w="1872"/>
+          </w:tcPr>
+          <w:p>
+            <w:pPr>
+              <w:spacing w:after="20"/>
+              <w:jc w:val="right"/>
+            </w:pPr>
+            <w:r>
+              <w:rPr>
+                <w:color w:val="1C3A36"/>
+                <w:sz w:val="18"/>
+              </w:rPr>
+              <w:t>257</w:t>
+            </w:r>
+          </w:p>
+        </w:tc>
+        <w:tc>
+          <w:tcPr>
+            <w:tcW w:type="dxa" w:w="1872"/>
+          </w:tcPr>
+          <w:p>
+            <w:pPr>
+              <w:spacing w:after="20"/>
+              <w:jc w:val="right"/>
+            </w:pPr>
+            <w:r>
+              <w:rPr>
+                <w:color w:val="1C3A36"/>
+                <w:sz w:val="18"/>
+              </w:rPr>
+              <w:t>290</w:t>
             </w:r>
           </w:p>
         </w:tc>
@@ -3041,36 +3522,72 @@
       <w:tr>
         <w:tc>
           <w:tcPr>
-            <w:tcW w:type="dxa" w:w="6048"/>
-          </w:tcPr>
-          <w:p>
-            <w:pPr>
-              <w:spacing w:after="20"/>
-            </w:pPr>
-            <w:r>
-              <w:rPr>
-                <w:color w:val="1C3A36"/>
-                <w:sz w:val="18"/>
-              </w:rPr>
-              <w:t>Peer depreciation per tonne of despatch, applied to this volume</w:t>
-            </w:r>
-          </w:p>
-        </w:tc>
-        <w:tc>
-          <w:tcPr>
-            <w:tcW w:type="dxa" w:w="2736"/>
-          </w:tcPr>
-          <w:p>
-            <w:pPr>
-              <w:spacing w:after="20"/>
-              <w:jc w:val="right"/>
-            </w:pPr>
-            <w:r>
-              <w:rPr>
-                <w:color w:val="1C3A36"/>
-                <w:sz w:val="18"/>
-              </w:rPr>
-              <w:t>558</w:t>
+            <w:tcW w:type="dxa" w:w="3744"/>
+          </w:tcPr>
+          <w:p>
+            <w:pPr>
+              <w:spacing w:after="20"/>
+            </w:pPr>
+            <w:r>
+              <w:rPr>
+                <w:color w:val="1C3A36"/>
+                <w:sz w:val="18"/>
+              </w:rPr>
+              <w:t>Capital expenditure</w:t>
+            </w:r>
+          </w:p>
+        </w:tc>
+        <w:tc>
+          <w:tcPr>
+            <w:tcW w:type="dxa" w:w="1872"/>
+          </w:tcPr>
+          <w:p>
+            <w:pPr>
+              <w:spacing w:after="20"/>
+              <w:jc w:val="right"/>
+            </w:pPr>
+            <w:r>
+              <w:rPr>
+                <w:color w:val="1C3A36"/>
+                <w:sz w:val="18"/>
+              </w:rPr>
+              <w:t>59</w:t>
+            </w:r>
+          </w:p>
+        </w:tc>
+        <w:tc>
+          <w:tcPr>
+            <w:tcW w:type="dxa" w:w="1872"/>
+          </w:tcPr>
+          <w:p>
+            <w:pPr>
+              <w:spacing w:after="20"/>
+              <w:jc w:val="right"/>
+            </w:pPr>
+            <w:r>
+              <w:rPr>
+                <w:color w:val="1C3A36"/>
+                <w:sz w:val="18"/>
+              </w:rPr>
+              <w:t>912</w:t>
+            </w:r>
+          </w:p>
+        </w:tc>
+        <w:tc>
+          <w:tcPr>
+            <w:tcW w:type="dxa" w:w="1872"/>
+          </w:tcPr>
+          <w:p>
+            <w:pPr>
+              <w:spacing w:after="20"/>
+              <w:jc w:val="right"/>
+            </w:pPr>
+            <w:r>
+              <w:rPr>
+                <w:color w:val="1C3A36"/>
+                <w:sz w:val="18"/>
+              </w:rPr>
+              <w:t>796</w:t>
             </w:r>
           </w:p>
         </w:tc>
@@ -3078,36 +3595,72 @@
       <w:tr>
         <w:tc>
           <w:tcPr>
-            <w:tcW w:type="dxa" w:w="6048"/>
-          </w:tcPr>
-          <w:p>
-            <w:pPr>
-              <w:spacing w:after="20"/>
-            </w:pPr>
-            <w:r>
-              <w:rPr>
-                <w:color w:val="1C3A36"/>
-                <w:sz w:val="18"/>
-              </w:rPr>
-              <w:t>Net property base implied by total assets, times a composite rate</w:t>
-            </w:r>
-          </w:p>
-        </w:tc>
-        <w:tc>
-          <w:tcPr>
-            <w:tcW w:type="dxa" w:w="2736"/>
-          </w:tcPr>
-          <w:p>
-            <w:pPr>
-              <w:spacing w:after="20"/>
-              <w:jc w:val="right"/>
-            </w:pPr>
-            <w:r>
-              <w:rPr>
-                <w:color w:val="1C3A36"/>
-                <w:sz w:val="18"/>
-              </w:rPr>
-              <w:t>185</w:t>
+            <w:tcW w:type="dxa" w:w="3744"/>
+          </w:tcPr>
+          <w:p>
+            <w:pPr>
+              <w:spacing w:after="20"/>
+            </w:pPr>
+            <w:r>
+              <w:rPr>
+                <w:color w:val="1C3A36"/>
+                <w:sz w:val="18"/>
+              </w:rPr>
+              <w:t>Capex as a share of EBITDA</w:t>
+            </w:r>
+          </w:p>
+        </w:tc>
+        <w:tc>
+          <w:tcPr>
+            <w:tcW w:type="dxa" w:w="1872"/>
+          </w:tcPr>
+          <w:p>
+            <w:pPr>
+              <w:spacing w:after="20"/>
+              <w:jc w:val="right"/>
+            </w:pPr>
+            <w:r>
+              <w:rPr>
+                <w:color w:val="1C3A36"/>
+                <w:sz w:val="18"/>
+              </w:rPr>
+              <w:t>4.4%</w:t>
+            </w:r>
+          </w:p>
+        </w:tc>
+        <w:tc>
+          <w:tcPr>
+            <w:tcW w:type="dxa" w:w="1872"/>
+          </w:tcPr>
+          <w:p>
+            <w:pPr>
+              <w:spacing w:after="20"/>
+              <w:jc w:val="right"/>
+            </w:pPr>
+            <w:r>
+              <w:rPr>
+                <w:color w:val="1C3A36"/>
+                <w:sz w:val="18"/>
+              </w:rPr>
+              <w:t>45.1%</w:t>
+            </w:r>
+          </w:p>
+        </w:tc>
+        <w:tc>
+          <w:tcPr>
+            <w:tcW w:type="dxa" w:w="1872"/>
+          </w:tcPr>
+          <w:p>
+            <w:pPr>
+              <w:spacing w:after="20"/>
+              <w:jc w:val="right"/>
+            </w:pPr>
+            <w:r>
+              <w:rPr>
+                <w:color w:val="1C3A36"/>
+                <w:sz w:val="18"/>
+              </w:rPr>
+              <w:t>16.3%</w:t>
             </w:r>
           </w:p>
         </w:tc>
@@ -3115,40 +3668,72 @@
       <w:tr>
         <w:tc>
           <w:tcPr>
-            <w:tcW w:type="dxa" w:w="6048"/>
-            <w:shd w:val="clear" w:color="auto" w:fill="F6F1E6"/>
-          </w:tcPr>
-          <w:p>
-            <w:pPr>
-              <w:spacing w:after="20"/>
-            </w:pPr>
-            <w:r>
-              <w:rPr>
-                <w:b/>
-                <w:color w:val="1C3A36"/>
-                <w:sz w:val="18"/>
-              </w:rPr>
-              <w:t>Average of the three — adopted</w:t>
-            </w:r>
-          </w:p>
-        </w:tc>
-        <w:tc>
-          <w:tcPr>
-            <w:tcW w:type="dxa" w:w="2736"/>
-            <w:shd w:val="clear" w:color="auto" w:fill="F6F1E6"/>
-          </w:tcPr>
-          <w:p>
-            <w:pPr>
-              <w:spacing w:after="20"/>
-              <w:jc w:val="right"/>
-            </w:pPr>
-            <w:r>
-              <w:rPr>
-                <w:b/>
-                <w:color w:val="1C3A36"/>
-                <w:sz w:val="18"/>
-              </w:rPr>
-              <w:t>301</w:t>
+            <w:tcW w:type="dxa" w:w="3744"/>
+          </w:tcPr>
+          <w:p>
+            <w:pPr>
+              <w:spacing w:after="20"/>
+            </w:pPr>
+            <w:r>
+              <w:rPr>
+                <w:color w:val="1C3A36"/>
+                <w:sz w:val="18"/>
+              </w:rPr>
+              <w:t>Net reinvestment (capex less depreciation)</w:t>
+            </w:r>
+          </w:p>
+        </w:tc>
+        <w:tc>
+          <w:tcPr>
+            <w:tcW w:type="dxa" w:w="1872"/>
+          </w:tcPr>
+          <w:p>
+            <w:pPr>
+              <w:spacing w:after="20"/>
+              <w:jc w:val="right"/>
+            </w:pPr>
+            <w:r>
+              <w:rPr>
+                <w:color w:val="1C3A36"/>
+                <w:sz w:val="18"/>
+              </w:rPr>
+              <w:t>-192</w:t>
+            </w:r>
+          </w:p>
+        </w:tc>
+        <w:tc>
+          <w:tcPr>
+            <w:tcW w:type="dxa" w:w="1872"/>
+          </w:tcPr>
+          <w:p>
+            <w:pPr>
+              <w:spacing w:after="20"/>
+              <w:jc w:val="right"/>
+            </w:pPr>
+            <w:r>
+              <w:rPr>
+                <w:color w:val="1C3A36"/>
+                <w:sz w:val="18"/>
+              </w:rPr>
+              <w:t>655</w:t>
+            </w:r>
+          </w:p>
+        </w:tc>
+        <w:tc>
+          <w:tcPr>
+            <w:tcW w:type="dxa" w:w="1872"/>
+          </w:tcPr>
+          <w:p>
+            <w:pPr>
+              <w:spacing w:after="20"/>
+              <w:jc w:val="right"/>
+            </w:pPr>
+            <w:r>
+              <w:rPr>
+                <w:color w:val="1C3A36"/>
+                <w:sz w:val="18"/>
+              </w:rPr>
+              <w:t>507</w:t>
             </w:r>
           </w:p>
         </w:tc>
@@ -3156,36 +3741,72 @@
       <w:tr>
         <w:tc>
           <w:tcPr>
-            <w:tcW w:type="dxa" w:w="6048"/>
-          </w:tcPr>
-          <w:p>
-            <w:pPr>
-              <w:spacing w:after="20"/>
-            </w:pPr>
-            <w:r>
-              <w:rPr>
-                <w:color w:val="1C3A36"/>
-                <w:sz w:val="18"/>
-              </w:rPr>
-              <w:t>As a share of revenue</w:t>
-            </w:r>
-          </w:p>
-        </w:tc>
-        <w:tc>
-          <w:tcPr>
-            <w:tcW w:type="dxa" w:w="2736"/>
-          </w:tcPr>
-          <w:p>
-            <w:pPr>
-              <w:spacing w:after="20"/>
-              <w:jc w:val="right"/>
-            </w:pPr>
-            <w:r>
-              <w:rPr>
-                <w:color w:val="1C3A36"/>
-                <w:sz w:val="18"/>
-              </w:rPr>
-              <w:t>2.42%</w:t>
+            <w:tcW w:type="dxa" w:w="3744"/>
+          </w:tcPr>
+          <w:p>
+            <w:pPr>
+              <w:spacing w:after="20"/>
+            </w:pPr>
+            <w:r>
+              <w:rPr>
+                <w:color w:val="1C3A36"/>
+                <w:sz w:val="18"/>
+              </w:rPr>
+              <w:t>Reinvestment rate (net reinvestment / NOPAT)</w:t>
+            </w:r>
+          </w:p>
+        </w:tc>
+        <w:tc>
+          <w:tcPr>
+            <w:tcW w:type="dxa" w:w="1872"/>
+          </w:tcPr>
+          <w:p>
+            <w:pPr>
+              <w:spacing w:after="20"/>
+              <w:jc w:val="right"/>
+            </w:pPr>
+            <w:r>
+              <w:rPr>
+                <w:color w:val="1C3A36"/>
+                <w:sz w:val="18"/>
+              </w:rPr>
+              <w:t>-23.7%</w:t>
+            </w:r>
+          </w:p>
+        </w:tc>
+        <w:tc>
+          <w:tcPr>
+            <w:tcW w:type="dxa" w:w="1872"/>
+          </w:tcPr>
+          <w:p>
+            <w:pPr>
+              <w:spacing w:after="20"/>
+              <w:jc w:val="right"/>
+            </w:pPr>
+            <w:r>
+              <w:rPr>
+                <w:color w:val="1C3A36"/>
+                <w:sz w:val="18"/>
+              </w:rPr>
+              <w:t>48.2%</w:t>
+            </w:r>
+          </w:p>
+        </w:tc>
+        <w:tc>
+          <w:tcPr>
+            <w:tcW w:type="dxa" w:w="1872"/>
+          </w:tcPr>
+          <w:p>
+            <w:pPr>
+              <w:spacing w:after="20"/>
+              <w:jc w:val="right"/>
+            </w:pPr>
+            <w:r>
+              <w:rPr>
+                <w:color w:val="1C3A36"/>
+                <w:sz w:val="18"/>
+              </w:rPr>
+              <w:t>14.5%</w:t>
             </w:r>
           </w:p>
         </w:tc>
@@ -3193,36 +3814,145 @@
       <w:tr>
         <w:tc>
           <w:tcPr>
-            <w:tcW w:type="dxa" w:w="6048"/>
-          </w:tcPr>
-          <w:p>
-            <w:pPr>
-              <w:spacing w:after="20"/>
-            </w:pPr>
-            <w:r>
-              <w:rPr>
-                <w:color w:val="1C3A36"/>
-                <w:sz w:val="18"/>
-              </w:rPr>
-              <w:t>Per tonne of despatch (EGP)</w:t>
-            </w:r>
-          </w:p>
-        </w:tc>
-        <w:tc>
-          <w:tcPr>
-            <w:tcW w:type="dxa" w:w="2736"/>
-          </w:tcPr>
-          <w:p>
-            <w:pPr>
-              <w:spacing w:after="20"/>
-              <w:jc w:val="right"/>
-            </w:pPr>
-            <w:r>
-              <w:rPr>
-                <w:color w:val="1C3A36"/>
-                <w:sz w:val="18"/>
-              </w:rPr>
-              <w:t>84</w:t>
+            <w:tcW w:type="dxa" w:w="3744"/>
+          </w:tcPr>
+          <w:p>
+            <w:pPr>
+              <w:spacing w:after="20"/>
+            </w:pPr>
+            <w:r>
+              <w:rPr>
+                <w:color w:val="1C3A36"/>
+                <w:sz w:val="18"/>
+              </w:rPr>
+              <w:t>Return on BOOK invested capital</w:t>
+            </w:r>
+          </w:p>
+        </w:tc>
+        <w:tc>
+          <w:tcPr>
+            <w:tcW w:type="dxa" w:w="1872"/>
+          </w:tcPr>
+          <w:p>
+            <w:pPr>
+              <w:spacing w:after="20"/>
+              <w:jc w:val="right"/>
+            </w:pPr>
+            <w:r>
+              <w:rPr>
+                <w:color w:val="1C3A36"/>
+                <w:sz w:val="18"/>
+              </w:rPr>
+              <w:t>43.9%</w:t>
+            </w:r>
+          </w:p>
+        </w:tc>
+        <w:tc>
+          <w:tcPr>
+            <w:tcW w:type="dxa" w:w="1872"/>
+          </w:tcPr>
+          <w:p>
+            <w:pPr>
+              <w:spacing w:after="20"/>
+              <w:jc w:val="right"/>
+            </w:pPr>
+            <w:r>
+              <w:rPr>
+                <w:color w:val="1C3A36"/>
+                <w:sz w:val="18"/>
+              </w:rPr>
+              <w:t>44.3%</w:t>
+            </w:r>
+          </w:p>
+        </w:tc>
+        <w:tc>
+          <w:tcPr>
+            <w:tcW w:type="dxa" w:w="1872"/>
+          </w:tcPr>
+          <w:p>
+            <w:pPr>
+              <w:spacing w:after="20"/>
+              <w:jc w:val="right"/>
+            </w:pPr>
+            <w:r>
+              <w:rPr>
+                <w:color w:val="1C3A36"/>
+                <w:sz w:val="18"/>
+              </w:rPr>
+              <w:t>60.6%</w:t>
+            </w:r>
+          </w:p>
+        </w:tc>
+      </w:tr>
+      <w:tr>
+        <w:tc>
+          <w:tcPr>
+            <w:tcW w:type="dxa" w:w="3744"/>
+          </w:tcPr>
+          <w:p>
+            <w:pPr>
+              <w:spacing w:after="20"/>
+            </w:pPr>
+            <w:r>
+              <w:rPr>
+                <w:color w:val="1C3A36"/>
+                <w:sz w:val="18"/>
+              </w:rPr>
+              <w:t>Character</w:t>
+            </w:r>
+          </w:p>
+        </w:tc>
+        <w:tc>
+          <w:tcPr>
+            <w:tcW w:type="dxa" w:w="1872"/>
+          </w:tcPr>
+          <w:p>
+            <w:pPr>
+              <w:spacing w:after="20"/>
+              <w:jc w:val="right"/>
+            </w:pPr>
+            <w:r>
+              <w:rPr>
+                <w:color w:val="1C3A36"/>
+                <w:sz w:val="18"/>
+              </w:rPr>
+              <w:t>stable</w:t>
+            </w:r>
+          </w:p>
+        </w:tc>
+        <w:tc>
+          <w:tcPr>
+            <w:tcW w:type="dxa" w:w="1872"/>
+          </w:tcPr>
+          <w:p>
+            <w:pPr>
+              <w:spacing w:after="20"/>
+              <w:jc w:val="right"/>
+            </w:pPr>
+            <w:r>
+              <w:rPr>
+                <w:color w:val="1C3A36"/>
+                <w:sz w:val="18"/>
+              </w:rPr>
+              <w:t>stable</w:t>
+            </w:r>
+          </w:p>
+        </w:tc>
+        <w:tc>
+          <w:tcPr>
+            <w:tcW w:type="dxa" w:w="1872"/>
+          </w:tcPr>
+          <w:p>
+            <w:pPr>
+              <w:spacing w:after="20"/>
+              <w:jc w:val="right"/>
+            </w:pPr>
+            <w:r>
+              <w:rPr>
+                <w:color w:val="1C3A36"/>
+                <w:sz w:val="18"/>
+              </w:rPr>
+              <w:t>stable</w:t>
             </w:r>
           </w:p>
         </w:tc>
@@ -3244,7 +3974,7 @@
           <w:color w:val="6E7B77"/>
           <w:sz w:val="17"/>
         </w:rPr>
-        <w:t>Table 3 — Three routes to the same number, averaged rather than asserted. The highest is 3.5 times the lowest, and that uncertainty is real.</w:t>
+        <w:t>Table 4 — The reinvestment record, buildable because capital expenditure is disclosed for all three years. FY2023 spent less than it depreciated; FY2024 and FY2025 carried the alternative-fuel and silo programmes on top of maintenance.</w:t>
       </w:r>
     </w:p>
     <w:p>
@@ -3258,7 +3988,21 @@
           <w:color w:val="1C3A36"/>
           <w:sz w:val="21"/>
         </w:rPr>
-        <w:t>The spread matters, and it is worth saying why it is so wide. This plant was built around 2010, in a currency that has since devalued several times. Its book asset base is therefore small in today's pounds and its accounting depreciation charge is correspondingly small — which is exactly what the first and third methods find, and exactly what a peer benchmark drawn from a revalued balance sheet does not.</w:t>
+        <w:t>That has a direct consequence for the forecast, and it is treated as one. Capital expenditure is NOT set at book depreciation. It is set at the economic maintenance level of USD 4.00 per tonne of installed capacity — about EGP 1,012mn in FY2026 against a book charge of EGP 333mn. Setting capex equal to book depreciation would flatter free cash flow by construction; the cost of refusing to do so is computed in section 1.9 and is worth +14.7% of the cash-flow lens. The audited FY2024 and FY2025 outturns of EGP 912mn and EGP 796mn — USD 4.1 and USD 3.2 a tonne — bracket the assumption, and both of those years carried growth projects as well as maintenance.</w:t>
+      </w:r>
+    </w:p>
+    <w:p>
+      <w:pPr>
+        <w:spacing w:after="80" w:before="200"/>
+      </w:pPr>
+      <w:r>
+        <w:rPr>
+          <w:b/>
+          <w:i w:val="0"/>
+          <w:color w:val="1C3A36"/>
+          <w:sz w:val="24"/>
+        </w:rPr>
+        <w:t>1.4  The cost of capital, and a debt book that changed currency</w:t>
       </w:r>
     </w:p>
     <w:p>
@@ -3272,21 +4016,7 @@
           <w:color w:val="1C3A36"/>
           <w:sz w:val="21"/>
         </w:rPr>
-        <w:t>This has a direct valuation consequence, and it is treated as one. Capital expenditure in the forecast is NOT set at book depreciation. It is set at the economic maintenance level of USD 4.00 per tonne of installed capacity — about EGP 1,012mn in FY2026 against a book charge of EGP 339mn. Setting capex equal to book depreciation would have flattered free cash flow by construction; the cost of refusing to do so is computed in section 1.9 and is worth +10.1% of the cash-flow lens.</w:t>
-      </w:r>
-    </w:p>
-    <w:p>
-      <w:pPr>
-        <w:spacing w:after="80" w:before="200"/>
-      </w:pPr>
-      <w:r>
-        <w:rPr>
-          <w:b/>
-          <w:i w:val="0"/>
-          <w:color w:val="1C3A36"/>
-          <w:sz w:val="24"/>
-        </w:rPr>
-        <w:t>1.4  The cost of capital</w:t>
+        <w:t>The discount rate is a schedule, not a number. Egypt is in monetary transition: the central bank held its main operation rate at 19.50% through the first half of 2026 while headline inflation eased to 14.3%, and its own published medium-term target is 7%. A single flat rate applied to both the explicit years and a perpetuity would assert that Egypt's cost of capital never normalises.</w:t>
       </w:r>
     </w:p>
     <w:p>
@@ -3300,7 +4030,534 @@
           <w:color w:val="1C3A36"/>
           <w:sz w:val="21"/>
         </w:rPr>
-        <w:t>The discount rate is a schedule, not a number. Egypt is in monetary transition: the central bank held its main operation rate at 19.50% through the first half of 2026 while headline inflation eased to 14.3%, and its own published medium-term target is 7%. A single flat rate applied to both the explicit years and a perpetuity would assert that Egypt's cost of capital never normalises — a claim this model's own cost-of-debt path contradicts.</w:t>
+        <w:t>The cost of DEBT is the line the audited accounts changed most. During 2025 the company refinanced out of pound working-capital facilities and into euro term debt: a EUR 25mn facility from the European Bank for Reconstruction and Development at three-month Euribor plus 4.35%, drawn to EUR 18.5mn to fund alternative-fuel capacity and hydrogen injection, and a EUR 3.09mn National Bank of Egypt facility under a KfW industrial-pollution programme at six-month Euribor plus 3%. 91.1% of the interest-bearing book is now euro-denominated.</w:t>
+      </w:r>
+    </w:p>
+    <w:tbl>
+      <w:tblPr>
+        <w:tblW w:type="auto" w:w="0"/>
+        <w:jc w:val="center"/>
+        <w:tblLook w:firstColumn="1" w:firstRow="1" w:lastColumn="0" w:lastRow="0" w:noHBand="0" w:noVBand="1" w:val="04A0"/>
+        <w:tblLayout w:type="fixed"/>
+        <w:tblCellMar>
+          <w:top w:w="40" w:type="dxa"/>
+          <w:left w:w="90" w:type="dxa"/>
+          <w:bottom w:w="40" w:type="dxa"/>
+          <w:right w:w="90" w:type="dxa"/>
+        </w:tblCellMar>
+        <w:tblBorders>
+          <w:top w:val="single" w:sz="4" w:space="0" w:color="C9D4D1"/>
+          <w:left w:val="single" w:sz="4" w:space="0" w:color="C9D4D1"/>
+          <w:bottom w:val="single" w:sz="4" w:space="0" w:color="C9D4D1"/>
+          <w:right w:val="single" w:sz="4" w:space="0" w:color="C9D4D1"/>
+          <w:insideH w:val="single" w:sz="4" w:space="0" w:color="C9D4D1"/>
+          <w:insideV w:val="single" w:sz="4" w:space="0" w:color="C9D4D1"/>
+        </w:tblBorders>
+        <w:tblLayout w:type="fixed"/>
+      </w:tblPr>
+      <w:tblGrid>
+        <w:gridCol w:w="3744"/>
+        <w:gridCol w:w="1728"/>
+        <w:gridCol w:w="1440"/>
+        <w:gridCol w:w="2304"/>
+      </w:tblGrid>
+      <w:tr>
+        <w:tc>
+          <w:tcPr>
+            <w:tcW w:type="dxa" w:w="3744"/>
+            <w:shd w:val="clear" w:color="auto" w:fill="EAF0EE"/>
+          </w:tcPr>
+          <w:p>
+            <w:pPr>
+              <w:spacing w:after="20"/>
+            </w:pPr>
+            <w:r>
+              <w:rPr>
+                <w:b/>
+                <w:color w:val="1C3A36"/>
+                <w:sz w:val="18"/>
+              </w:rPr>
+              <w:t>Facility</w:t>
+            </w:r>
+          </w:p>
+        </w:tc>
+        <w:tc>
+          <w:tcPr>
+            <w:tcW w:type="dxa" w:w="1728"/>
+            <w:shd w:val="clear" w:color="auto" w:fill="EAF0EE"/>
+          </w:tcPr>
+          <w:p>
+            <w:pPr>
+              <w:spacing w:after="20"/>
+            </w:pPr>
+            <w:r>
+              <w:rPr>
+                <w:b/>
+                <w:color w:val="1C3A36"/>
+                <w:sz w:val="18"/>
+              </w:rPr>
+              <w:t>Balance (EGP mn)</w:t>
+            </w:r>
+          </w:p>
+        </w:tc>
+        <w:tc>
+          <w:tcPr>
+            <w:tcW w:type="dxa" w:w="1440"/>
+            <w:shd w:val="clear" w:color="auto" w:fill="EAF0EE"/>
+          </w:tcPr>
+          <w:p>
+            <w:pPr>
+              <w:spacing w:after="20"/>
+            </w:pPr>
+            <w:r>
+              <w:rPr>
+                <w:b/>
+                <w:color w:val="1C3A36"/>
+                <w:sz w:val="18"/>
+              </w:rPr>
+              <w:t>Currency</w:t>
+            </w:r>
+          </w:p>
+        </w:tc>
+        <w:tc>
+          <w:tcPr>
+            <w:tcW w:type="dxa" w:w="2304"/>
+            <w:shd w:val="clear" w:color="auto" w:fill="EAF0EE"/>
+          </w:tcPr>
+          <w:p>
+            <w:pPr>
+              <w:spacing w:after="20"/>
+            </w:pPr>
+            <w:r>
+              <w:rPr>
+                <w:b/>
+                <w:color w:val="1C3A36"/>
+                <w:sz w:val="18"/>
+              </w:rPr>
+              <w:t>Contractual rate</w:t>
+            </w:r>
+          </w:p>
+        </w:tc>
+      </w:tr>
+      <w:tr>
+        <w:tc>
+          <w:tcPr>
+            <w:tcW w:type="dxa" w:w="3744"/>
+          </w:tcPr>
+          <w:p>
+            <w:pPr>
+              <w:spacing w:after="20"/>
+            </w:pPr>
+            <w:r>
+              <w:rPr>
+                <w:color w:val="1C3A36"/>
+                <w:sz w:val="18"/>
+              </w:rPr>
+              <w:t>CIB credit facilities</w:t>
+            </w:r>
+          </w:p>
+        </w:tc>
+        <w:tc>
+          <w:tcPr>
+            <w:tcW w:type="dxa" w:w="1728"/>
+          </w:tcPr>
+          <w:p>
+            <w:pPr>
+              <w:spacing w:after="20"/>
+              <w:jc w:val="right"/>
+            </w:pPr>
+            <w:r>
+              <w:rPr>
+                <w:color w:val="1C3A36"/>
+                <w:sz w:val="18"/>
+              </w:rPr>
+              <w:t>100</w:t>
+            </w:r>
+          </w:p>
+        </w:tc>
+        <w:tc>
+          <w:tcPr>
+            <w:tcW w:type="dxa" w:w="1440"/>
+          </w:tcPr>
+          <w:p>
+            <w:pPr>
+              <w:spacing w:after="20"/>
+              <w:jc w:val="right"/>
+            </w:pPr>
+            <w:r>
+              <w:rPr>
+                <w:color w:val="1C3A36"/>
+                <w:sz w:val="18"/>
+              </w:rPr>
+              <w:t>EGP</w:t>
+            </w:r>
+          </w:p>
+        </w:tc>
+        <w:tc>
+          <w:tcPr>
+            <w:tcW w:type="dxa" w:w="2304"/>
+          </w:tcPr>
+          <w:p>
+            <w:pPr>
+              <w:spacing w:after="20"/>
+              <w:jc w:val="right"/>
+            </w:pPr>
+            <w:r>
+              <w:rPr>
+                <w:color w:val="1C3A36"/>
+                <w:sz w:val="18"/>
+              </w:rPr>
+              <w:t>corridor + 0.6% = 20.60%</w:t>
+            </w:r>
+          </w:p>
+        </w:tc>
+      </w:tr>
+      <w:tr>
+        <w:tc>
+          <w:tcPr>
+            <w:tcW w:type="dxa" w:w="3744"/>
+          </w:tcPr>
+          <w:p>
+            <w:pPr>
+              <w:spacing w:after="20"/>
+            </w:pPr>
+            <w:r>
+              <w:rPr>
+                <w:color w:val="1C3A36"/>
+                <w:sz w:val="18"/>
+              </w:rPr>
+              <w:t>National Bank of Egypt / KfW</w:t>
+            </w:r>
+          </w:p>
+        </w:tc>
+        <w:tc>
+          <w:tcPr>
+            <w:tcW w:type="dxa" w:w="1728"/>
+          </w:tcPr>
+          <w:p>
+            <w:pPr>
+              <w:spacing w:after="20"/>
+              <w:jc w:val="right"/>
+            </w:pPr>
+            <w:r>
+              <w:rPr>
+                <w:color w:val="1C3A36"/>
+                <w:sz w:val="18"/>
+              </w:rPr>
+              <w:t>146</w:t>
+            </w:r>
+          </w:p>
+        </w:tc>
+        <w:tc>
+          <w:tcPr>
+            <w:tcW w:type="dxa" w:w="1440"/>
+          </w:tcPr>
+          <w:p>
+            <w:pPr>
+              <w:spacing w:after="20"/>
+              <w:jc w:val="right"/>
+            </w:pPr>
+            <w:r>
+              <w:rPr>
+                <w:color w:val="1C3A36"/>
+                <w:sz w:val="18"/>
+              </w:rPr>
+              <w:t>EUR</w:t>
+            </w:r>
+          </w:p>
+        </w:tc>
+        <w:tc>
+          <w:tcPr>
+            <w:tcW w:type="dxa" w:w="2304"/>
+          </w:tcPr>
+          <w:p>
+            <w:pPr>
+              <w:spacing w:after="20"/>
+              <w:jc w:val="right"/>
+            </w:pPr>
+            <w:r>
+              <w:rPr>
+                <w:color w:val="1C3A36"/>
+                <w:sz w:val="18"/>
+              </w:rPr>
+              <w:t>Euribor + 3.00% = 5.10%</w:t>
+            </w:r>
+          </w:p>
+        </w:tc>
+      </w:tr>
+      <w:tr>
+        <w:tc>
+          <w:tcPr>
+            <w:tcW w:type="dxa" w:w="3744"/>
+          </w:tcPr>
+          <w:p>
+            <w:pPr>
+              <w:spacing w:after="20"/>
+            </w:pPr>
+            <w:r>
+              <w:rPr>
+                <w:color w:val="1C3A36"/>
+                <w:sz w:val="18"/>
+              </w:rPr>
+              <w:t>European Bank for Reconstruction and Development</w:t>
+            </w:r>
+          </w:p>
+        </w:tc>
+        <w:tc>
+          <w:tcPr>
+            <w:tcW w:type="dxa" w:w="1728"/>
+          </w:tcPr>
+          <w:p>
+            <w:pPr>
+              <w:spacing w:after="20"/>
+              <w:jc w:val="right"/>
+            </w:pPr>
+            <w:r>
+              <w:rPr>
+                <w:color w:val="1C3A36"/>
+                <w:sz w:val="18"/>
+              </w:rPr>
+              <w:t>888</w:t>
+            </w:r>
+          </w:p>
+        </w:tc>
+        <w:tc>
+          <w:tcPr>
+            <w:tcW w:type="dxa" w:w="1440"/>
+          </w:tcPr>
+          <w:p>
+            <w:pPr>
+              <w:spacing w:after="20"/>
+              <w:jc w:val="right"/>
+            </w:pPr>
+            <w:r>
+              <w:rPr>
+                <w:color w:val="1C3A36"/>
+                <w:sz w:val="18"/>
+              </w:rPr>
+              <w:t>EUR</w:t>
+            </w:r>
+          </w:p>
+        </w:tc>
+        <w:tc>
+          <w:tcPr>
+            <w:tcW w:type="dxa" w:w="2304"/>
+          </w:tcPr>
+          <w:p>
+            <w:pPr>
+              <w:spacing w:after="20"/>
+              <w:jc w:val="right"/>
+            </w:pPr>
+            <w:r>
+              <w:rPr>
+                <w:color w:val="1C3A36"/>
+                <w:sz w:val="18"/>
+              </w:rPr>
+              <w:t>Euribor + 4.35% = 6.45%</w:t>
+            </w:r>
+          </w:p>
+        </w:tc>
+      </w:tr>
+      <w:tr>
+        <w:tc>
+          <w:tcPr>
+            <w:tcW w:type="dxa" w:w="3744"/>
+          </w:tcPr>
+          <w:p>
+            <w:pPr>
+              <w:spacing w:after="20"/>
+            </w:pPr>
+            <w:r>
+              <w:rPr>
+                <w:color w:val="1C3A36"/>
+                <w:sz w:val="18"/>
+              </w:rPr>
+              <w:t>Lease liabilities</w:t>
+            </w:r>
+          </w:p>
+        </w:tc>
+        <w:tc>
+          <w:tcPr>
+            <w:tcW w:type="dxa" w:w="1728"/>
+          </w:tcPr>
+          <w:p>
+            <w:pPr>
+              <w:spacing w:after="20"/>
+              <w:jc w:val="right"/>
+            </w:pPr>
+            <w:r>
+              <w:rPr>
+                <w:color w:val="1C3A36"/>
+                <w:sz w:val="18"/>
+              </w:rPr>
+              <w:t>1.2</w:t>
+            </w:r>
+          </w:p>
+        </w:tc>
+        <w:tc>
+          <w:tcPr>
+            <w:tcW w:type="dxa" w:w="1440"/>
+          </w:tcPr>
+          <w:p>
+            <w:pPr>
+              <w:spacing w:after="20"/>
+              <w:jc w:val="right"/>
+            </w:pPr>
+            <w:r>
+              <w:rPr>
+                <w:color w:val="1C3A36"/>
+                <w:sz w:val="18"/>
+              </w:rPr>
+              <w:t>EGP</w:t>
+            </w:r>
+          </w:p>
+        </w:tc>
+        <w:tc>
+          <w:tcPr>
+            <w:tcW w:type="dxa" w:w="2304"/>
+          </w:tcPr>
+          <w:p>
+            <w:pPr>
+              <w:spacing w:after="20"/>
+              <w:jc w:val="right"/>
+            </w:pPr>
+            <w:r>
+              <w:rPr>
+                <w:color w:val="1C3A36"/>
+                <w:sz w:val="18"/>
+              </w:rPr>
+              <w:t>—</w:t>
+            </w:r>
+          </w:p>
+        </w:tc>
+      </w:tr>
+      <w:tr>
+        <w:tc>
+          <w:tcPr>
+            <w:tcW w:type="dxa" w:w="3744"/>
+            <w:shd w:val="clear" w:color="auto" w:fill="F6F1E6"/>
+          </w:tcPr>
+          <w:p>
+            <w:pPr>
+              <w:spacing w:after="20"/>
+            </w:pPr>
+            <w:r>
+              <w:rPr>
+                <w:b/>
+                <w:color w:val="1C3A36"/>
+                <w:sz w:val="18"/>
+              </w:rPr>
+              <w:t>Blended cost of debt, adopted</w:t>
+            </w:r>
+          </w:p>
+        </w:tc>
+        <w:tc>
+          <w:tcPr>
+            <w:tcW w:type="dxa" w:w="1728"/>
+            <w:shd w:val="clear" w:color="auto" w:fill="F6F1E6"/>
+          </w:tcPr>
+          <w:p>
+            <w:pPr>
+              <w:spacing w:after="20"/>
+              <w:jc w:val="right"/>
+            </w:pPr>
+            <w:r>
+              <w:rPr>
+                <w:b/>
+                <w:color w:val="1C3A36"/>
+                <w:sz w:val="18"/>
+              </w:rPr>
+              <w:t>1,135</w:t>
+            </w:r>
+          </w:p>
+        </w:tc>
+        <w:tc>
+          <w:tcPr>
+            <w:tcW w:type="dxa" w:w="1440"/>
+            <w:shd w:val="clear" w:color="auto" w:fill="F6F1E6"/>
+          </w:tcPr>
+          <w:p>
+            <w:pPr>
+              <w:spacing w:after="20"/>
+              <w:jc w:val="right"/>
+            </w:pPr>
+            <w:r>
+              <w:rPr>
+                <w:b/>
+                <w:color w:val="1C3A36"/>
+                <w:sz w:val="18"/>
+              </w:rPr>
+              <w:t>91% EUR</w:t>
+            </w:r>
+          </w:p>
+        </w:tc>
+        <w:tc>
+          <w:tcPr>
+            <w:tcW w:type="dxa" w:w="2304"/>
+            <w:shd w:val="clear" w:color="auto" w:fill="F6F1E6"/>
+          </w:tcPr>
+          <w:p>
+            <w:pPr>
+              <w:spacing w:after="20"/>
+              <w:jc w:val="right"/>
+            </w:pPr>
+            <w:r>
+              <w:rPr>
+                <w:b/>
+                <w:color w:val="1C3A36"/>
+                <w:sz w:val="18"/>
+              </w:rPr>
+              <w:t>7.54%</w:t>
+            </w:r>
+          </w:p>
+        </w:tc>
+      </w:tr>
+    </w:tbl>
+    <w:p>
+      <w:pPr>
+        <w:spacing w:after="40"/>
+      </w:pPr>
+    </w:p>
+    <w:p>
+      <w:pPr>
+        <w:spacing w:after="200" w:before="0"/>
+      </w:pPr>
+      <w:r>
+        <w:rPr>
+          <w:b w:val="0"/>
+          <w:i/>
+          <w:color w:val="6E7B77"/>
+          <w:sz w:val="17"/>
+        </w:rPr>
+        <w:t>Table 5 — The debt book, facility by facility, from the audited borrowings note. The blended rate is built in the model from these four lines, not pasted.</w:t>
+      </w:r>
+    </w:p>
+    <w:p>
+      <w:pPr>
+        <w:spacing w:after="120" w:before="0"/>
+      </w:pPr>
+      <w:r>
+        <w:rPr>
+          <w:b w:val="0"/>
+          <w:i w:val="0"/>
+          <w:color w:val="1C3A36"/>
+          <w:sz w:val="21"/>
+        </w:rPr>
+        <w:t>Three checks are published rather than asserted, because a contractual rate is not the same thing as a rate paid. Interest expense over average interest-bearing debt gives 20.85% in FY2024, 5.03% in FY2025 and 3.73% annualising the first quarter of 2026. The contractual 7.54% sits ABOVE all three, and the gap is not a reconciling item to be smoothed: the book re-based mid-year, so the trailing average balance is not what carried the interest, and the borrowing that funds an asset still under construction has its interest capitalised into that asset rather than expensed. The marginal contractual rate is the right one for a forward-looking discount rate, and the gap is disclosed so the reader can disagree.</w:t>
+      </w:r>
+    </w:p>
+    <w:p>
+      <w:pPr>
+        <w:spacing w:after="120" w:before="0"/>
+      </w:pPr>
+      <w:r>
+        <w:rPr>
+          <w:b w:val="0"/>
+          <w:i w:val="0"/>
+          <w:color w:val="1C3A36"/>
+          <w:sz w:val="21"/>
+        </w:rPr>
+        <w:t>One caution belongs next to that number. Adopting the contracted euro rate means the euro debt is NOT compensated for pound depreciation beyond what this study's own currency path already assumes. Loading the euro legs with 6% annual pound depreciation under interest parity gives a pound-equivalent cost of debt of 13.00% — nearly twice the adopted figure. The alternative is computed as a VALUE and not merely described: it is worth -0.2% of the cash-flow lens, because debt is only 4.9% of the capital structure. A large swing in a small weight is still a small effect, and saying so is not the same as dismissing it.</w:t>
       </w:r>
     </w:p>
     <w:tbl>
@@ -3750,7 +5007,7 @@
                 <w:color w:val="1C3A36"/>
                 <w:sz w:val="18"/>
               </w:rPr>
-              <w:t>16.66%</w:t>
+              <w:t>5.84%</w:t>
             </w:r>
           </w:p>
         </w:tc>
@@ -3768,7 +5025,7 @@
                 <w:color w:val="1C3A36"/>
                 <w:sz w:val="18"/>
               </w:rPr>
-              <w:t>11.62%</w:t>
+              <w:t>7.75%</w:t>
             </w:r>
           </w:p>
         </w:tc>
@@ -3805,7 +5062,7 @@
                 <w:color w:val="1C3A36"/>
                 <w:sz w:val="18"/>
               </w:rPr>
-              <w:t>4.47%</w:t>
+              <w:t>4.88%</w:t>
             </w:r>
           </w:p>
         </w:tc>
@@ -3864,7 +5121,7 @@
                 <w:color w:val="1C3A36"/>
                 <w:sz w:val="18"/>
               </w:rPr>
-              <w:t>24.46%</w:t>
+              <w:t>23.89%</w:t>
             </w:r>
           </w:p>
         </w:tc>
@@ -3884,7 +5141,7 @@
                 <w:color w:val="1C3A36"/>
                 <w:sz w:val="18"/>
               </w:rPr>
-              <w:t>16.52%</w:t>
+              <w:t>15.75%</w:t>
             </w:r>
           </w:p>
         </w:tc>
@@ -3906,21 +5163,7 @@
           <w:color w:val="6E7B77"/>
           <w:sz w:val="17"/>
         </w:rPr>
-        <w:t>Table 4 — The two anchors. The sovereign default spread is netted OUT of the local risk-free rate before a country equity premium is added, so Egypt's default risk is charged once rather than twice; leaving it in would have put the cost of equity at 28.22% instead of 24.82%.</w:t>
-      </w:r>
-    </w:p>
-    <w:p>
-      <w:pPr>
-        <w:spacing w:after="120" w:before="0"/>
-      </w:pPr>
-      <w:r>
-        <w:rPr>
-          <w:b w:val="0"/>
-          <w:i w:val="0"/>
-          <w:color w:val="1C3A36"/>
-          <w:sz w:val="21"/>
-        </w:rPr>
-        <w:t>The terminal anchors are house macro views, and are disclosed as such rather than presented as observations. The terminal risk-free rate is the central bank's own stated medium-term inflation target plus a standard emerging-market real-rate convention. The terminal cost of debt is the Egyptian long-run corporate borrowing norm. Neither is reverse-engineered from a price, and no terminal input is backed out of a target.</w:t>
+        <w:t>Table 6 — The two anchors. The sovereign default spread is netted OUT of the local risk-free rate before a country equity premium is added, so Egypt's default risk is charged once rather than twice; leaving it in would have put the cost of equity at 28.22% instead of 24.82%.</w:t>
       </w:r>
     </w:p>
     <w:tbl>
@@ -4119,7 +5362,7 @@
                 <w:color w:val="1C3A36"/>
                 <w:sz w:val="18"/>
               </w:rPr>
-              <w:t>0.385</w:t>
+              <w:t>0.379</w:t>
             </w:r>
           </w:p>
         </w:tc>
@@ -4137,7 +5380,7 @@
                 <w:color w:val="1C3A36"/>
                 <w:sz w:val="18"/>
               </w:rPr>
-              <w:t>0.692</w:t>
+              <w:t>0.682</w:t>
             </w:r>
           </w:p>
         </w:tc>
@@ -4155,7 +5398,7 @@
                 <w:color w:val="1C3A36"/>
                 <w:sz w:val="18"/>
               </w:rPr>
-              <w:t>0.877</w:t>
+              <w:t>0.864</w:t>
             </w:r>
           </w:p>
         </w:tc>
@@ -4210,7 +5453,7 @@
                 <w:color w:val="1C3A36"/>
                 <w:sz w:val="18"/>
               </w:rPr>
-              <w:t>24.46%</w:t>
+              <w:t>23.89%</w:t>
             </w:r>
           </w:p>
         </w:tc>
@@ -4228,7 +5471,7 @@
                 <w:color w:val="1C3A36"/>
                 <w:sz w:val="18"/>
               </w:rPr>
-              <w:t>21.40%</w:t>
+              <w:t>20.81%</w:t>
             </w:r>
           </w:p>
         </w:tc>
@@ -4246,7 +5489,7 @@
                 <w:color w:val="1C3A36"/>
                 <w:sz w:val="18"/>
               </w:rPr>
-              <w:t>18.96%</w:t>
+              <w:t>18.34%</w:t>
             </w:r>
           </w:p>
         </w:tc>
@@ -4264,7 +5507,7 @@
                 <w:color w:val="1C3A36"/>
                 <w:sz w:val="18"/>
               </w:rPr>
-              <w:t>17.50%</w:t>
+              <w:t>16.86%</w:t>
             </w:r>
           </w:p>
         </w:tc>
@@ -4282,7 +5525,7 @@
                 <w:color w:val="1C3A36"/>
                 <w:sz w:val="18"/>
               </w:rPr>
-              <w:t>16.52%</w:t>
+              <w:t>15.75%</w:t>
             </w:r>
           </w:p>
         </w:tc>
@@ -4319,7 +5562,7 @@
                 <w:color w:val="1C3A36"/>
                 <w:sz w:val="18"/>
               </w:rPr>
-              <w:t>0.9554</w:t>
+              <w:t>0.9563</w:t>
             </w:r>
           </w:p>
         </w:tc>
@@ -4337,7 +5580,7 @@
                 <w:color w:val="1C3A36"/>
                 <w:sz w:val="18"/>
               </w:rPr>
-              <w:t>0.8182</w:t>
+              <w:t>0.8216</w:t>
             </w:r>
           </w:p>
         </w:tc>
@@ -4355,7 +5598,7 @@
                 <w:color w:val="1C3A36"/>
                 <w:sz w:val="18"/>
               </w:rPr>
-              <w:t>0.6726</w:t>
+              <w:t>0.6787</w:t>
             </w:r>
           </w:p>
         </w:tc>
@@ -4373,7 +5616,7 @@
                 <w:color w:val="1C3A36"/>
                 <w:sz w:val="18"/>
               </w:rPr>
-              <w:t>0.5644</w:t>
+              <w:t>0.5725</w:t>
             </w:r>
           </w:p>
         </w:tc>
@@ -4391,7 +5634,7 @@
                 <w:color w:val="1C3A36"/>
                 <w:sz w:val="18"/>
               </w:rPr>
-              <w:t>0.4799</w:t>
+              <w:t>0.4894</w:t>
             </w:r>
           </w:p>
         </w:tc>
@@ -4413,7 +5656,7 @@
           <w:color w:val="6E7B77"/>
           <w:sz w:val="17"/>
         </w:rPr>
-        <w:t>Table 5 — The schedule. The glide fractions are not chosen: they are the cumulative progress of the cost-of-debt path, so the shape of the discount schedule is inherited from the assumed easing calendar rather than invented beside it. The terminal value is capitalised at the terminal rate and brought home on year five's own cumulative factor — one date, one price of time.</w:t>
+        <w:t>Table 7 — The schedule. The glide fractions are the cumulative progress of the POUND cost-of-debt path: the discount rate is a pound rate applied to pound cash flows, so the Egyptian easing calendar sets its slope while the euro debt book sets the level of the cost of debt. The terminal value is capitalised at the terminal rate and brought home on year five's own cumulative factor — one date, one price of time.</w:t>
       </w:r>
     </w:p>
     <w:p>
@@ -4469,7 +5712,7 @@
           <w:color w:val="1C3A36"/>
           <w:sz w:val="21"/>
         </w:rPr>
-        <w:t>Two cross-checks are run rather than asserted. The share closes unchanged on 12.2% of sessions against an Egyptian library median of 9.0%, and non-synchronous trading biases a contemporaneous beta downward; the lead-lag sum-beta that corrects for it is 0.919, an uplift of 0.291 with a standard error of 0.243 — i.e. an uplift not statistically distinguishable from zero. And a simple prior would put a cyclical, capital-intensive materials business at 1.0 to 1.5, which is above where this regression lands. There is a real reason for that: the company carries no net financial leverage, and unlevered equity genuinely moves less than levered equity. The regression is adopted, the correction is published as a value, and the difference is worth -9.5% of the cash-flow lens.</w:t>
+        <w:t>Two cross-checks are run rather than asserted. The share closes unchanged on 12.2% of sessions against an Egyptian library median of 9.0%, and non-synchronous trading biases a contemporaneous beta downward; the lead-lag sum-beta that corrects for it is 0.919, an uplift of 0.291 with a standard error of 0.243 — i.e. an uplift not statistically distinguishable from zero. And a simple prior would put a cyclical, capital-intensive materials business at 1.0 to 1.5, which is above where this regression lands. There is a real reason for that: the company carries no net financial leverage, and unlevered equity genuinely moves less than levered equity. The regression is adopted, the correction is published as a value, and the difference is worth -10.1% of the cash-flow lens.</w:t>
       </w:r>
     </w:p>
     <w:tbl>
@@ -4650,7 +5893,7 @@
                 <w:color w:val="1C3A36"/>
                 <w:sz w:val="18"/>
               </w:rPr>
-              <w:t>49.82</w:t>
+              <w:t>36.77</w:t>
             </w:r>
           </w:p>
         </w:tc>
@@ -4668,7 +5911,7 @@
                 <w:color w:val="1C3A36"/>
                 <w:sz w:val="18"/>
               </w:rPr>
-              <w:t>46.34</w:t>
+              <w:t>34.03</w:t>
             </w:r>
           </w:p>
         </w:tc>
@@ -4686,7 +5929,7 @@
                 <w:color w:val="1C3A36"/>
                 <w:sz w:val="18"/>
               </w:rPr>
-              <w:t>43.50</w:t>
+              <w:t>31.82</w:t>
             </w:r>
           </w:p>
         </w:tc>
@@ -4704,7 +5947,7 @@
                 <w:color w:val="1C3A36"/>
                 <w:sz w:val="18"/>
               </w:rPr>
-              <w:t>41.68</w:t>
+              <w:t>30.41</w:t>
             </w:r>
           </w:p>
         </w:tc>
@@ -4722,7 +5965,7 @@
                 <w:color w:val="1C3A36"/>
                 <w:sz w:val="18"/>
               </w:rPr>
-              <w:t>40.08</w:t>
+              <w:t>29.18</w:t>
             </w:r>
           </w:p>
         </w:tc>
@@ -4939,7 +6182,7 @@
                 <w:color w:val="1C3A36"/>
                 <w:sz w:val="17"/>
               </w:rPr>
-              <w:t>13,564</w:t>
+              <w:t>13,307</w:t>
             </w:r>
           </w:p>
         </w:tc>
@@ -4957,7 +6200,7 @@
                 <w:color w:val="1C3A36"/>
                 <w:sz w:val="17"/>
               </w:rPr>
-              <w:t>14,585</w:t>
+              <w:t>14,219</w:t>
             </w:r>
           </w:p>
         </w:tc>
@@ -4975,7 +6218,7 @@
                 <w:color w:val="1C3A36"/>
                 <w:sz w:val="17"/>
               </w:rPr>
-              <w:t>15,481</w:t>
+              <w:t>15,087</w:t>
             </w:r>
           </w:p>
         </w:tc>
@@ -4993,7 +6236,7 @@
                 <w:color w:val="1C3A36"/>
                 <w:sz w:val="17"/>
               </w:rPr>
-              <w:t>16,322</w:t>
+              <w:t>15,882</w:t>
             </w:r>
           </w:p>
         </w:tc>
@@ -5011,7 +6254,7 @@
                 <w:color w:val="1C3A36"/>
                 <w:sz w:val="17"/>
               </w:rPr>
-              <w:t>17,066</w:t>
+              <w:t>16,632</w:t>
             </w:r>
           </w:p>
         </w:tc>
@@ -5048,7 +6291,7 @@
                 <w:color w:val="1C3A36"/>
                 <w:sz w:val="17"/>
               </w:rPr>
-              <w:t>5,018</w:t>
+              <w:t>4,576</w:t>
             </w:r>
           </w:p>
         </w:tc>
@@ -5066,7 +6309,7 @@
                 <w:color w:val="1C3A36"/>
                 <w:sz w:val="17"/>
               </w:rPr>
-              <w:t>5,155</w:t>
+              <w:t>4,468</w:t>
             </w:r>
           </w:p>
         </w:tc>
@@ -5084,7 +6327,7 @@
                 <w:color w:val="1C3A36"/>
                 <w:sz w:val="17"/>
               </w:rPr>
-              <w:t>5,186</w:t>
+              <w:t>4,333</w:t>
             </w:r>
           </w:p>
         </w:tc>
@@ -5102,7 +6345,7 @@
                 <w:color w:val="1C3A36"/>
                 <w:sz w:val="17"/>
               </w:rPr>
-              <w:t>5,202</w:t>
+              <w:t>4,188</w:t>
             </w:r>
           </w:p>
         </w:tc>
@@ -5120,7 +6363,7 @@
                 <w:color w:val="1C3A36"/>
                 <w:sz w:val="17"/>
               </w:rPr>
-              <w:t>5,174</w:t>
+              <w:t>4,075</w:t>
             </w:r>
           </w:p>
         </w:tc>
@@ -5157,7 +6400,7 @@
                 <w:color w:val="1C3A36"/>
                 <w:sz w:val="17"/>
               </w:rPr>
-              <w:t>37.0%</w:t>
+              <w:t>34.4%</w:t>
             </w:r>
           </w:p>
         </w:tc>
@@ -5175,7 +6418,7 @@
                 <w:color w:val="1C3A36"/>
                 <w:sz w:val="17"/>
               </w:rPr>
-              <w:t>35.3%</w:t>
+              <w:t>31.4%</w:t>
             </w:r>
           </w:p>
         </w:tc>
@@ -5193,7 +6436,7 @@
                 <w:color w:val="1C3A36"/>
                 <w:sz w:val="17"/>
               </w:rPr>
-              <w:t>33.5%</w:t>
+              <w:t>28.7%</w:t>
             </w:r>
           </w:p>
         </w:tc>
@@ -5211,7 +6454,7 @@
                 <w:color w:val="1C3A36"/>
                 <w:sz w:val="17"/>
               </w:rPr>
-              <w:t>31.9%</w:t>
+              <w:t>26.4%</w:t>
             </w:r>
           </w:p>
         </w:tc>
@@ -5229,7 +6472,7 @@
                 <w:color w:val="1C3A36"/>
                 <w:sz w:val="17"/>
               </w:rPr>
-              <w:t>30.3%</w:t>
+              <w:t>24.5%</w:t>
             </w:r>
           </w:p>
         </w:tc>
@@ -5266,7 +6509,7 @@
                 <w:color w:val="1C3A36"/>
                 <w:sz w:val="17"/>
               </w:rPr>
-              <w:t>339</w:t>
+              <w:t>333</w:t>
             </w:r>
           </w:p>
         </w:tc>
@@ -5284,7 +6527,7 @@
                 <w:color w:val="1C3A36"/>
                 <w:sz w:val="17"/>
               </w:rPr>
-              <w:t>408</w:t>
+              <w:t>384</w:t>
             </w:r>
           </w:p>
         </w:tc>
@@ -5302,7 +6545,7 @@
                 <w:color w:val="1C3A36"/>
                 <w:sz w:val="17"/>
               </w:rPr>
-              <w:t>480</w:t>
+              <w:t>438</w:t>
             </w:r>
           </w:p>
         </w:tc>
@@ -5320,7 +6563,7 @@
                 <w:color w:val="1C3A36"/>
                 <w:sz w:val="17"/>
               </w:rPr>
-              <w:t>555</w:t>
+              <w:t>492</w:t>
             </w:r>
           </w:p>
         </w:tc>
@@ -5338,7 +6581,7 @@
                 <w:color w:val="1C3A36"/>
                 <w:sz w:val="17"/>
               </w:rPr>
-              <w:t>614</w:t>
+              <w:t>549</w:t>
             </w:r>
           </w:p>
         </w:tc>
@@ -5375,7 +6618,7 @@
                 <w:color w:val="1C3A36"/>
                 <w:sz w:val="17"/>
               </w:rPr>
-              <w:t>4,679</w:t>
+              <w:t>4,243</w:t>
             </w:r>
           </w:p>
         </w:tc>
@@ -5393,7 +6636,7 @@
                 <w:color w:val="1C3A36"/>
                 <w:sz w:val="17"/>
               </w:rPr>
-              <w:t>4,747</w:t>
+              <w:t>4,084</w:t>
             </w:r>
           </w:p>
         </w:tc>
@@ -5411,7 +6654,7 @@
                 <w:color w:val="1C3A36"/>
                 <w:sz w:val="17"/>
               </w:rPr>
-              <w:t>4,706</w:t>
+              <w:t>3,895</w:t>
             </w:r>
           </w:p>
         </w:tc>
@@ -5429,7 +6672,7 @@
                 <w:color w:val="1C3A36"/>
                 <w:sz w:val="17"/>
               </w:rPr>
-              <w:t>4,647</w:t>
+              <w:t>3,696</w:t>
             </w:r>
           </w:p>
         </w:tc>
@@ -5447,7 +6690,7 @@
                 <w:color w:val="1C3A36"/>
                 <w:sz w:val="17"/>
               </w:rPr>
-              <w:t>4,560</w:t>
+              <w:t>3,526</w:t>
             </w:r>
           </w:p>
         </w:tc>
@@ -5466,7 +6709,7 @@
                 <w:color w:val="1C3A36"/>
                 <w:sz w:val="17"/>
               </w:rPr>
-              <w:t>Tax rate (effective, 29.4%)</w:t>
+              <w:t>Tax rate (effective, 23.8%)</w:t>
             </w:r>
           </w:p>
         </w:tc>
@@ -5484,7 +6727,7 @@
                 <w:color w:val="1C3A36"/>
                 <w:sz w:val="17"/>
               </w:rPr>
-              <w:t>29.4%</w:t>
+              <w:t>23.8%</w:t>
             </w:r>
           </w:p>
         </w:tc>
@@ -5502,7 +6745,7 @@
                 <w:color w:val="1C3A36"/>
                 <w:sz w:val="17"/>
               </w:rPr>
-              <w:t>29.4%</w:t>
+              <w:t>23.8%</w:t>
             </w:r>
           </w:p>
         </w:tc>
@@ -5520,7 +6763,7 @@
                 <w:color w:val="1C3A36"/>
                 <w:sz w:val="17"/>
               </w:rPr>
-              <w:t>29.4%</w:t>
+              <w:t>23.8%</w:t>
             </w:r>
           </w:p>
         </w:tc>
@@ -5538,7 +6781,7 @@
                 <w:color w:val="1C3A36"/>
                 <w:sz w:val="17"/>
               </w:rPr>
-              <w:t>29.4%</w:t>
+              <w:t>23.8%</w:t>
             </w:r>
           </w:p>
         </w:tc>
@@ -5556,7 +6799,7 @@
                 <w:color w:val="1C3A36"/>
                 <w:sz w:val="17"/>
               </w:rPr>
-              <w:t>29.4%</w:t>
+              <w:t>23.8%</w:t>
             </w:r>
           </w:p>
         </w:tc>
@@ -5593,7 +6836,7 @@
                 <w:color w:val="1C3A36"/>
                 <w:sz w:val="17"/>
               </w:rPr>
-              <w:t>3,302</w:t>
+              <w:t>3,232</w:t>
             </w:r>
           </w:p>
         </w:tc>
@@ -5611,7 +6854,7 @@
                 <w:color w:val="1C3A36"/>
                 <w:sz w:val="17"/>
               </w:rPr>
-              <w:t>3,350</w:t>
+              <w:t>3,111</w:t>
             </w:r>
           </w:p>
         </w:tc>
@@ -5629,7 +6872,7 @@
                 <w:color w:val="1C3A36"/>
                 <w:sz w:val="17"/>
               </w:rPr>
-              <w:t>3,321</w:t>
+              <w:t>2,967</w:t>
             </w:r>
           </w:p>
         </w:tc>
@@ -5647,7 +6890,7 @@
                 <w:color w:val="1C3A36"/>
                 <w:sz w:val="17"/>
               </w:rPr>
-              <w:t>3,280</w:t>
+              <w:t>2,815</w:t>
             </w:r>
           </w:p>
         </w:tc>
@@ -5665,7 +6908,7 @@
                 <w:color w:val="1C3A36"/>
                 <w:sz w:val="17"/>
               </w:rPr>
-              <w:t>3,218</w:t>
+              <w:t>2,686</w:t>
             </w:r>
           </w:p>
         </w:tc>
@@ -5702,7 +6945,7 @@
                 <w:color w:val="1C3A36"/>
                 <w:sz w:val="17"/>
               </w:rPr>
-              <w:t>339</w:t>
+              <w:t>333</w:t>
             </w:r>
           </w:p>
         </w:tc>
@@ -5720,7 +6963,7 @@
                 <w:color w:val="1C3A36"/>
                 <w:sz w:val="17"/>
               </w:rPr>
-              <w:t>408</w:t>
+              <w:t>384</w:t>
             </w:r>
           </w:p>
         </w:tc>
@@ -5738,7 +6981,7 @@
                 <w:color w:val="1C3A36"/>
                 <w:sz w:val="17"/>
               </w:rPr>
-              <w:t>480</w:t>
+              <w:t>438</w:t>
             </w:r>
           </w:p>
         </w:tc>
@@ -5756,7 +6999,7 @@
                 <w:color w:val="1C3A36"/>
                 <w:sz w:val="17"/>
               </w:rPr>
-              <w:t>555</w:t>
+              <w:t>492</w:t>
             </w:r>
           </w:p>
         </w:tc>
@@ -5774,7 +7017,7 @@
                 <w:color w:val="1C3A36"/>
                 <w:sz w:val="17"/>
               </w:rPr>
-              <w:t>614</w:t>
+              <w:t>549</w:t>
             </w:r>
           </w:p>
         </w:tc>
@@ -5920,7 +7163,7 @@
                 <w:color w:val="1C3A36"/>
                 <w:sz w:val="17"/>
               </w:rPr>
-              <w:t>(134)</w:t>
+              <w:t>(103)</w:t>
             </w:r>
           </w:p>
         </w:tc>
@@ -5938,7 +7181,7 @@
                 <w:color w:val="1C3A36"/>
                 <w:sz w:val="17"/>
               </w:rPr>
-              <w:t>(123)</w:t>
+              <w:t>(109)</w:t>
             </w:r>
           </w:p>
         </w:tc>
@@ -5956,7 +7199,7 @@
                 <w:color w:val="1C3A36"/>
                 <w:sz w:val="17"/>
               </w:rPr>
-              <w:t>(108)</w:t>
+              <w:t>(104)</w:t>
             </w:r>
           </w:p>
         </w:tc>
@@ -5974,7 +7217,7 @@
                 <w:color w:val="1C3A36"/>
                 <w:sz w:val="17"/>
               </w:rPr>
-              <w:t>(101)</w:t>
+              <w:t>(95)</w:t>
             </w:r>
           </w:p>
         </w:tc>
@@ -5992,7 +7235,7 @@
                 <w:color w:val="1C3A36"/>
                 <w:sz w:val="17"/>
               </w:rPr>
-              <w:t>(89)</w:t>
+              <w:t>(90)</w:t>
             </w:r>
           </w:p>
         </w:tc>
@@ -6033,7 +7276,7 @@
                 <w:color w:val="1C3A36"/>
                 <w:sz w:val="17"/>
               </w:rPr>
-              <w:t>1,041</w:t>
+              <w:t>1,022</w:t>
             </w:r>
           </w:p>
         </w:tc>
@@ -6053,7 +7296,7 @@
                 <w:color w:val="1C3A36"/>
                 <w:sz w:val="17"/>
               </w:rPr>
-              <w:t>2,574</w:t>
+              <w:t>2,324</w:t>
             </w:r>
           </w:p>
         </w:tc>
@@ -6073,7 +7316,7 @@
                 <w:color w:val="1C3A36"/>
                 <w:sz w:val="17"/>
               </w:rPr>
-              <w:t>2,577</w:t>
+              <w:t>2,185</w:t>
             </w:r>
           </w:p>
         </w:tc>
@@ -6093,7 +7336,7 @@
                 <w:color w:val="1C3A36"/>
                 <w:sz w:val="17"/>
               </w:rPr>
-              <w:t>2,562</w:t>
+              <w:t>2,040</w:t>
             </w:r>
           </w:p>
         </w:tc>
@@ -6113,7 +7356,7 @@
                 <w:color w:val="1C3A36"/>
                 <w:sz w:val="17"/>
               </w:rPr>
-              <w:t>2,513</w:t>
+              <w:t>1,915</w:t>
             </w:r>
           </w:p>
         </w:tc>
@@ -6150,7 +7393,7 @@
                 <w:color w:val="1C3A36"/>
                 <w:sz w:val="17"/>
               </w:rPr>
-              <w:t>0.9554</w:t>
+              <w:t>0.9563</w:t>
             </w:r>
           </w:p>
         </w:tc>
@@ -6168,7 +7411,7 @@
                 <w:color w:val="1C3A36"/>
                 <w:sz w:val="17"/>
               </w:rPr>
-              <w:t>0.8182</w:t>
+              <w:t>0.8216</w:t>
             </w:r>
           </w:p>
         </w:tc>
@@ -6186,7 +7429,7 @@
                 <w:color w:val="1C3A36"/>
                 <w:sz w:val="17"/>
               </w:rPr>
-              <w:t>0.6726</w:t>
+              <w:t>0.6787</w:t>
             </w:r>
           </w:p>
         </w:tc>
@@ -6204,7 +7447,7 @@
                 <w:color w:val="1C3A36"/>
                 <w:sz w:val="17"/>
               </w:rPr>
-              <w:t>0.5644</w:t>
+              <w:t>0.5725</w:t>
             </w:r>
           </w:p>
         </w:tc>
@@ -6222,7 +7465,7 @@
                 <w:color w:val="1C3A36"/>
                 <w:sz w:val="17"/>
               </w:rPr>
-              <w:t>0.4799</w:t>
+              <w:t>0.4894</w:t>
             </w:r>
           </w:p>
         </w:tc>
@@ -6263,7 +7506,7 @@
                 <w:color w:val="1C3A36"/>
                 <w:sz w:val="17"/>
               </w:rPr>
-              <w:t>994</w:t>
+              <w:t>977</w:t>
             </w:r>
           </w:p>
         </w:tc>
@@ -6283,7 +7526,7 @@
                 <w:color w:val="1C3A36"/>
                 <w:sz w:val="17"/>
               </w:rPr>
-              <w:t>2,106</w:t>
+              <w:t>1,909</w:t>
             </w:r>
           </w:p>
         </w:tc>
@@ -6303,7 +7546,7 @@
                 <w:color w:val="1C3A36"/>
                 <w:sz w:val="17"/>
               </w:rPr>
-              <w:t>1,734</w:t>
+              <w:t>1,483</w:t>
             </w:r>
           </w:p>
         </w:tc>
@@ -6323,7 +7566,7 @@
                 <w:color w:val="1C3A36"/>
                 <w:sz w:val="17"/>
               </w:rPr>
-              <w:t>1,446</w:t>
+              <w:t>1,168</w:t>
             </w:r>
           </w:p>
         </w:tc>
@@ -6343,7 +7586,7 @@
                 <w:color w:val="1C3A36"/>
                 <w:sz w:val="17"/>
               </w:rPr>
-              <w:t>1,206</w:t>
+              <w:t>937</w:t>
             </w:r>
           </w:p>
         </w:tc>
@@ -6379,7 +7622,7 @@
           <w:color w:val="1C3A36"/>
           <w:sz w:val="21"/>
         </w:rPr>
-        <w:t>The effective tax rate of 29.4% is above the statutory 22.5%, and it is not chosen. It is what the disclosed accounts imply: operating income of EGP 4,596mn plus net finance income of EGP 504mn against a disclosed profit after tax of EGP 3,599mn leaves that rate and no other. Using the statutory rate instead would have raised every forecast year's after-tax profit by about 9.8% on evidence that points the other way.</w:t>
+        <w:t>The effective tax rate of 23.8% is DISCLOSED, not inferred: income tax of EGP 1,125mn against pre-tax profit of EGP 4,725mn. The company separately states an average effective rate of 23.33% for 2025 and 22.96% for 2024, and the first quarter of 2026 ran at 25.9%. It sits close to the statutory 22.5% because the deferred-tax movement is small.</w:t>
       </w:r>
     </w:p>
     <w:p>
@@ -6393,7 +7636,21 @@
           <w:color w:val="1C3A36"/>
           <w:sz w:val="21"/>
         </w:rPr>
-        <w:t>One reconciliation belongs here rather than in a footnote, because it is the largest single judgement in the model. First-quarter 2026 attributable profit was EGP 943mn on revenue of EGP 2,995mn — a net margin of 31.5%. Four times that quarter is EGP 3,772mn, and holding its margin across the full year would give about EGP 4,271mn. This model forecasts EGP 3,597mn — -4.6% against the simple annualisation and well below the margin-held figure. The forecast is deliberately the conservative one: the first quarter of 2026 still carries the post-quota price spike at close to its peak, and the model assumes it fades as restart capacity arrives and pound cost inflation runs ahead of price. A reader who thinks the current margin holds should read the +2% and +4% columns of the margin sensitivity in section 7, which are worth EGP 53.80 and EGP 58.31 a share against the base EGP 49.29.</w:t>
+        <w:t>The margin path is the central judgement in this forecast, and it deserves stating as one number rather than left inside a table. Local prices are assumed to grow 21.0% in total across the five years while pound costs grow 54.4% — a deliberate real squeeze of about 28%. The EBITDA margin therefore falls from the audited 39.3% to 24.5% by FY2030, which is roughly where it stood in FY2024 (23.1%) before the quota was abolished. The claim is not that the business deteriorates; it is that the 2025 windfall reverses as dormant capacity returns and energy reform continues. A reader who thinks the industry passes cost through faster should read the margin sensitivity in section 7: two points of margin is worth about EGP 5.04 a share.</w:t>
+      </w:r>
+    </w:p>
+    <w:p>
+      <w:pPr>
+        <w:spacing w:after="120" w:before="0"/>
+      </w:pPr>
+      <w:r>
+        <w:rPr>
+          <w:b w:val="0"/>
+          <w:i w:val="0"/>
+          <w:color w:val="1C3A36"/>
+          <w:sz w:val="21"/>
+        </w:rPr>
+        <w:t>One reconciliation belongs here too, because it is the sharpest challenge to the forecast. The first quarter of 2026 — reviewed, not audited, but signed off in May — earned attributable profit of EGP 943mn on revenue of EGP 2,996mn, a gross margin of 42.9% against 40.6% for FY2025 as a whole. Four times that quarter is EGP 3,772mn. This model forecasts EGP 3,332mn for FY2026, -11.7% below the simple annualisation. Margins were still EXPANDING in the first quarter; the forecast assumes they turn. That is the assumption to attack.</w:t>
       </w:r>
     </w:p>
     <w:p>
@@ -6527,7 +7784,7 @@
                 <w:color w:val="1C3A36"/>
                 <w:sz w:val="18"/>
               </w:rPr>
-              <w:t>7,485</w:t>
+              <w:t>6,474</w:t>
             </w:r>
           </w:p>
         </w:tc>
@@ -6545,7 +7802,7 @@
                 <w:color w:val="1C3A36"/>
                 <w:sz w:val="18"/>
               </w:rPr>
-              <w:t>19.97</w:t>
+              <w:t>17.27</w:t>
             </w:r>
           </w:p>
         </w:tc>
@@ -6582,7 +7839,7 @@
                 <w:color w:val="1C3A36"/>
                 <w:sz w:val="18"/>
               </w:rPr>
-              <w:t>7,262</w:t>
+              <w:t>5,399</w:t>
             </w:r>
           </w:p>
         </w:tc>
@@ -6600,7 +7857,7 @@
                 <w:color w:val="1C3A36"/>
                 <w:sz w:val="18"/>
               </w:rPr>
-              <w:t>19.37</w:t>
+              <w:t>14.40</w:t>
             </w:r>
           </w:p>
         </w:tc>
@@ -6641,7 +7898,7 @@
                 <w:color w:val="1C3A36"/>
                 <w:sz w:val="18"/>
               </w:rPr>
-              <w:t>14,748</w:t>
+              <w:t>11,873</w:t>
             </w:r>
           </w:p>
         </w:tc>
@@ -6661,7 +7918,7 @@
                 <w:color w:val="1C3A36"/>
                 <w:sz w:val="18"/>
               </w:rPr>
-              <w:t>39.34</w:t>
+              <w:t>31.67</w:t>
             </w:r>
           </w:p>
         </w:tc>
@@ -6698,7 +7955,7 @@
                 <w:color w:val="1C3A36"/>
                 <w:sz w:val="18"/>
               </w:rPr>
-              <w:t>3,879</w:t>
+              <w:t>1,751</w:t>
             </w:r>
           </w:p>
         </w:tc>
@@ -6716,7 +7973,7 @@
                 <w:color w:val="1C3A36"/>
                 <w:sz w:val="18"/>
               </w:rPr>
-              <w:t>10.35</w:t>
+              <w:t>4.67</w:t>
             </w:r>
           </w:p>
         </w:tc>
@@ -6753,7 +8010,7 @@
                 <w:color w:val="1C3A36"/>
                 <w:sz w:val="18"/>
               </w:rPr>
-              <w:t>-150</w:t>
+              <w:t>-0</w:t>
             </w:r>
           </w:p>
         </w:tc>
@@ -6771,7 +8028,7 @@
                 <w:color w:val="1C3A36"/>
                 <w:sz w:val="18"/>
               </w:rPr>
-              <w:t>-0.40</w:t>
+              <w:t>-0.00</w:t>
             </w:r>
           </w:p>
         </w:tc>
@@ -6812,7 +8069,7 @@
                 <w:color w:val="1C3A36"/>
                 <w:sz w:val="18"/>
               </w:rPr>
-              <w:t>18,477</w:t>
+              <w:t>13,624</w:t>
             </w:r>
           </w:p>
         </w:tc>
@@ -6832,7 +8089,7 @@
                 <w:color w:val="1C3A36"/>
                 <w:sz w:val="18"/>
               </w:rPr>
-              <w:t>49.29</w:t>
+              <w:t>36.34</w:t>
             </w:r>
           </w:p>
         </w:tc>
@@ -6873,7 +8130,7 @@
                 <w:color w:val="1C3A36"/>
                 <w:sz w:val="18"/>
               </w:rPr>
-              <w:t>49.2%</w:t>
+              <w:t>45.5%</w:t>
             </w:r>
           </w:p>
         </w:tc>
@@ -7003,7 +8260,7 @@
                 <w:color w:val="1C3A36"/>
                 <w:sz w:val="18"/>
               </w:rPr>
-              <w:t>-16.5%</w:t>
+              <w:t>-38.4%</w:t>
             </w:r>
           </w:p>
         </w:tc>
@@ -7039,7 +8296,7 @@
           <w:color w:val="1C3A36"/>
           <w:sz w:val="21"/>
         </w:rPr>
-        <w:t>Cash is added at face and is not in the discount rate. The company held EGP 3,459mn of cash against EGP 1,035mn of debt on the latest reported balance sheet; rolling that forward on the elapsed part of FY2026 puts net cash at EGP 3,879mn at the valuation date, or EGP 10.35 a share — about 17.5% of the market capitalisation. Minority interests are deducted rather than ignored, at a deliberately non-trivial EGP 150mn; no minority balance is separately retrievable, and the disclosed profit statements imply a small one.</w:t>
+        <w:t>Cash is added at face and is not in the discount rate. The audited balance sheet shows EGP 3,459mn of cash against EGP 1,135mn of interest-bearing debt at 31 December 2025. Rolling that forward on the elapsed part of FY2026 and DEDUCTING the EGP 2,002mn FY2025 dividend — declared and still shown as payable in the March 2026 accounts, so a buyer at today's price does not receive it — puts net cash at EGP 1,751mn at the valuation date, or EGP 4.67 a share. The March 2026 balance sheet is the independent check on that: cash of EGP 4,380mn less debt of EGP 1,261mn less the dividend payable of EGP 2,002mn is EGP 1,117mn at 31 March, four months before the valuation date.</w:t>
       </w:r>
     </w:p>
     <w:p>
@@ -7053,7 +8310,21 @@
           <w:color w:val="1C3A36"/>
           <w:sz w:val="21"/>
         </w:rPr>
-        <w:t>At 49.2% of enterprise value, the terminal value is a smaller share of this valuation than in most discounted cash-flow models, and that is a consequence of the high explicit-window discount rate rather than a design choice. It means the answer depends more on the next five years and less on a perpetuity assumption than is usual — which, for a business whose next five years are genuinely forecastable from tonnes and prices, is the right place for the weight to sit.</w:t>
+        <w:t>Minority interests are deducted, and the audited figure is the reason this line is now immaterial: EGP 158,005 — one hundred and fifty-eight thousand pounds, or 0.0012% of equity value. The subsidiaries are 99% to 99.99% owned.</w:t>
+      </w:r>
+    </w:p>
+    <w:p>
+      <w:pPr>
+        <w:spacing w:after="120" w:before="0"/>
+      </w:pPr>
+      <w:r>
+        <w:rPr>
+          <w:b w:val="0"/>
+          <w:i w:val="0"/>
+          <w:color w:val="1C3A36"/>
+          <w:sz w:val="21"/>
+        </w:rPr>
+        <w:t>At 45.5% of enterprise value, the terminal value is a smaller share of this valuation than in most discounted cash-flow models, a consequence of the high explicit-window discount rate rather than a design choice. The answer depends more on the next five years and less on a perpetuity assumption than is usual — which, for a business whose next five years are forecastable from tonnes and disclosed costs, is the right place for the weight to sit.</w:t>
       </w:r>
     </w:p>
     <w:p>
@@ -7095,7 +8366,7 @@
           <w:color w:val="1C3A36"/>
           <w:sz w:val="21"/>
         </w:rPr>
-        <w:t>Attributable profit has compounded at about 116% a year since FY2022. Compounded against nominal economic growth of about 18%, a company at 0.069% of Egyptian output today would equal the entire Egyptian economy in roughly 12 years. That is not a forecast anyone would defend; it is the reason recent growth belongs in the explicit window, describing a specific dated event — the removal of the production quota — and not in the perpetuity.</w:t>
+        <w:t>Attributable profit compounded 127% a year across the two audited steps from FY2023 to FY2025. Compounded against nominal economic growth of about 18%, a company at 0.069% of Egyptian output today would equal the entire Egyptian economy in roughly 11 years. That is not a forecast anyone would defend; it is the reason recent growth belongs in the explicit window, describing a specific dated event — the removal of the production quota — and not in the perpetuity.</w:t>
       </w:r>
     </w:p>
     <w:p>
@@ -7109,7 +8380,7 @@
           <w:color w:val="1C3A36"/>
           <w:sz w:val="21"/>
         </w:rPr>
-        <w:t>Growth in the terminal state has to be paid for. The reinvestment rate is terminal growth divided by the return on capital that funds it: 5% over 10.3% gives 48.4% of terminal profit reinvested. That return is struck on REPLACEMENT-COST invested capital — EGP 32,695mn, being 5.0Mt at USD 130 a tonne — rather than on the pre-devaluation book, which would flatter it several times over and let growth through unpaid for.</w:t>
+        <w:t>Growth in the terminal state has to be paid for, and the choice of what capital it is paid on is the single most consequential judgement in this model. On the audited BOOK, return on invested capital was 60.6% in FY2025 — well above any plausible cost of capital, which would make terminal growth free. But that book carries a plant built around 2010 at historical cost through several devaluations: net property and construction of EGP 2,914mn is about USD 12 per annual tonne against a replacement cost of USD 130. A return computed on that base measures the devaluation, not the economics of adding a tonne.</w:t>
       </w:r>
     </w:p>
     <w:p>
@@ -7123,7 +8394,21 @@
           <w:color w:val="1C3A36"/>
           <w:sz w:val="21"/>
         </w:rPr>
-        <w:t>The consequence is worth stating plainly because it inverts the usual intuition: at a terminal return on capital of 10.3% against a terminal rate of 16.5%, GROWTH DESTROYS VALUE. The model shows it rather than hiding it — the cash-flow lens is EGP 52.00 at 3% terminal growth and EGP 45.43 at 7%. A cement plant in a market carrying 76Mt of capacity against 54Mt of consumption cannot earn its cost of capital on new tonnes, and a model that rewarded it for adding them would be wrong.</w:t>
+        <w:t>The terminal block is therefore struck on REPLACEMENT-COST invested capital — EGP 32,695mn, being 5.0Mt at USD 130 a tonne. On that basis the terminal return on capital is 8.6% and the reinvestment rate that 5% growth requires is 58.0% of terminal profit.</w:t>
+      </w:r>
+    </w:p>
+    <w:p>
+      <w:pPr>
+        <w:spacing w:after="120" w:before="0"/>
+      </w:pPr>
+      <w:r>
+        <w:rPr>
+          <w:b w:val="0"/>
+          <w:i w:val="0"/>
+          <w:color w:val="1C3A36"/>
+          <w:sz w:val="21"/>
+        </w:rPr>
+        <w:t>The consequence inverts the usual intuition and the model shows it rather than hiding it: at a terminal return of 8.6% against a terminal rate of 15.7%, GROWTH DESTROYS VALUE. The cash-flow lens is EGP 40.23 at 3% terminal growth and EGP 30.68 at 7%. A cement plant in a market carrying 76Mt of capacity against 54Mt of consumption cannot earn its cost of capital on new tonnes, and a model that rewarded it for adding them would be wrong. A reader who prefers the book basis should know it lifts the valuation substantially and should say why a plant carried at a tenth of replacement cost is the right denominator.</w:t>
       </w:r>
     </w:p>
     <w:tbl>
@@ -7286,7 +8571,7 @@
                 <w:color w:val="1C3A36"/>
                 <w:sz w:val="18"/>
               </w:rPr>
-              <w:t>21.46%</w:t>
+              <w:t>20.89%</w:t>
             </w:r>
           </w:p>
         </w:tc>
@@ -7304,7 +8589,7 @@
                 <w:color w:val="1C3A36"/>
                 <w:sz w:val="18"/>
               </w:rPr>
-              <w:t>53.82</w:t>
+              <w:t>41.76</w:t>
             </w:r>
           </w:p>
         </w:tc>
@@ -7322,7 +8607,7 @@
                 <w:color w:val="1C3A36"/>
                 <w:sz w:val="18"/>
               </w:rPr>
-              <w:t>52.50</w:t>
+              <w:t>39.89</w:t>
             </w:r>
           </w:p>
         </w:tc>
@@ -7340,7 +8625,7 @@
                 <w:color w:val="1C3A36"/>
                 <w:sz w:val="18"/>
               </w:rPr>
-              <w:t>50.96</w:t>
+              <w:t>37.67</w:t>
             </w:r>
           </w:p>
         </w:tc>
@@ -7358,7 +8643,7 @@
                 <w:color w:val="1C3A36"/>
                 <w:sz w:val="18"/>
               </w:rPr>
-              <w:t>49.13</w:t>
+              <w:t>35.00</w:t>
             </w:r>
           </w:p>
         </w:tc>
@@ -7376,7 +8661,7 @@
                 <w:color w:val="1C3A36"/>
                 <w:sz w:val="18"/>
               </w:rPr>
-              <w:t>46.91</w:t>
+              <w:t>31.71</w:t>
             </w:r>
           </w:p>
         </w:tc>
@@ -7395,7 +8680,7 @@
                 <w:color w:val="1C3A36"/>
                 <w:sz w:val="18"/>
               </w:rPr>
-              <w:t>22.96%</w:t>
+              <w:t>22.39%</w:t>
             </w:r>
           </w:p>
         </w:tc>
@@ -7413,7 +8698,7 @@
                 <w:color w:val="1C3A36"/>
                 <w:sz w:val="18"/>
               </w:rPr>
-              <w:t>52.90</w:t>
+              <w:t>40.98</w:t>
             </w:r>
           </w:p>
         </w:tc>
@@ -7431,7 +8716,7 @@
                 <w:color w:val="1C3A36"/>
                 <w:sz w:val="18"/>
               </w:rPr>
-              <w:t>51.62</w:t>
+              <w:t>39.16</w:t>
             </w:r>
           </w:p>
         </w:tc>
@@ -7449,7 +8734,7 @@
                 <w:color w:val="1C3A36"/>
                 <w:sz w:val="18"/>
               </w:rPr>
-              <w:t>50.11</w:t>
+              <w:t>37.00</w:t>
             </w:r>
           </w:p>
         </w:tc>
@@ -7467,7 +8752,7 @@
                 <w:color w:val="1C3A36"/>
                 <w:sz w:val="18"/>
               </w:rPr>
-              <w:t>48.32</w:t>
+              <w:t>34.39</w:t>
             </w:r>
           </w:p>
         </w:tc>
@@ -7485,7 +8770,7 @@
                 <w:color w:val="1C3A36"/>
                 <w:sz w:val="18"/>
               </w:rPr>
-              <w:t>46.16</w:t>
+              <w:t>31.19</w:t>
             </w:r>
           </w:p>
         </w:tc>
@@ -7504,7 +8789,7 @@
                 <w:color w:val="1C3A36"/>
                 <w:sz w:val="18"/>
               </w:rPr>
-              <w:t>24.46%</w:t>
+              <w:t>23.89%</w:t>
             </w:r>
           </w:p>
         </w:tc>
@@ -7522,7 +8807,7 @@
                 <w:color w:val="1C3A36"/>
                 <w:sz w:val="18"/>
               </w:rPr>
-              <w:t>52.00</w:t>
+              <w:t>40.23</w:t>
             </w:r>
           </w:p>
         </w:tc>
@@ -7540,7 +8825,7 @@
                 <w:color w:val="1C3A36"/>
                 <w:sz w:val="18"/>
               </w:rPr>
-              <w:t>50.75</w:t>
+              <w:t>38.45</w:t>
             </w:r>
           </w:p>
         </w:tc>
@@ -7558,7 +8843,7 @@
                 <w:color w:val="1C3A36"/>
                 <w:sz w:val="18"/>
               </w:rPr>
-              <w:t>49.29</w:t>
+              <w:t>36.34</w:t>
             </w:r>
           </w:p>
         </w:tc>
@@ -7576,7 +8861,7 @@
                 <w:color w:val="1C3A36"/>
                 <w:sz w:val="18"/>
               </w:rPr>
-              <w:t>47.54</w:t>
+              <w:t>33.80</w:t>
             </w:r>
           </w:p>
         </w:tc>
@@ -7594,7 +8879,7 @@
                 <w:color w:val="1C3A36"/>
                 <w:sz w:val="18"/>
               </w:rPr>
-              <w:t>45.43</w:t>
+              <w:t>30.68</w:t>
             </w:r>
           </w:p>
         </w:tc>
@@ -7613,7 +8898,7 @@
                 <w:color w:val="1C3A36"/>
                 <w:sz w:val="18"/>
               </w:rPr>
-              <w:t>25.96%</w:t>
+              <w:t>25.39%</w:t>
             </w:r>
           </w:p>
         </w:tc>
@@ -7631,7 +8916,7 @@
                 <w:color w:val="1C3A36"/>
                 <w:sz w:val="18"/>
               </w:rPr>
-              <w:t>51.14</w:t>
+              <w:t>39.50</w:t>
             </w:r>
           </w:p>
         </w:tc>
@@ -7649,7 +8934,7 @@
                 <w:color w:val="1C3A36"/>
                 <w:sz w:val="18"/>
               </w:rPr>
-              <w:t>49.92</w:t>
+              <w:t>37.77</w:t>
             </w:r>
           </w:p>
         </w:tc>
@@ -7667,7 +8952,7 @@
                 <w:color w:val="1C3A36"/>
                 <w:sz w:val="18"/>
               </w:rPr>
-              <w:t>48.49</w:t>
+              <w:t>35.71</w:t>
             </w:r>
           </w:p>
         </w:tc>
@@ -7685,7 +8970,7 @@
                 <w:color w:val="1C3A36"/>
                 <w:sz w:val="18"/>
               </w:rPr>
-              <w:t>46.79</w:t>
+              <w:t>33.23</w:t>
             </w:r>
           </w:p>
         </w:tc>
@@ -7703,7 +8988,7 @@
                 <w:color w:val="1C3A36"/>
                 <w:sz w:val="18"/>
               </w:rPr>
-              <w:t>44.73</w:t>
+              <w:t>30.19</w:t>
             </w:r>
           </w:p>
         </w:tc>
@@ -7722,7 +9007,7 @@
                 <w:color w:val="1C3A36"/>
                 <w:sz w:val="18"/>
               </w:rPr>
-              <w:t>27.46%</w:t>
+              <w:t>26.89%</w:t>
             </w:r>
           </w:p>
         </w:tc>
@@ -7740,7 +9025,7 @@
                 <w:color w:val="1C3A36"/>
                 <w:sz w:val="18"/>
               </w:rPr>
-              <w:t>50.30</w:t>
+              <w:t>38.79</w:t>
             </w:r>
           </w:p>
         </w:tc>
@@ -7758,7 +9043,7 @@
                 <w:color w:val="1C3A36"/>
                 <w:sz w:val="18"/>
               </w:rPr>
-              <w:t>49.11</w:t>
+              <w:t>37.10</w:t>
             </w:r>
           </w:p>
         </w:tc>
@@ -7776,7 +9061,7 @@
                 <w:color w:val="1C3A36"/>
                 <w:sz w:val="18"/>
               </w:rPr>
-              <w:t>47.72</w:t>
+              <w:t>35.10</w:t>
             </w:r>
           </w:p>
         </w:tc>
@@ -7794,7 +9079,7 @@
                 <w:color w:val="1C3A36"/>
                 <w:sz w:val="18"/>
               </w:rPr>
-              <w:t>46.06</w:t>
+              <w:t>32.68</w:t>
             </w:r>
           </w:p>
         </w:tc>
@@ -7812,7 +9097,7 @@
                 <w:color w:val="1C3A36"/>
                 <w:sz w:val="18"/>
               </w:rPr>
-              <w:t>44.05</w:t>
+              <w:t>29.71</w:t>
             </w:r>
           </w:p>
         </w:tc>
@@ -7834,7 +9119,7 @@
           <w:color w:val="6E7B77"/>
           <w:sz w:val="17"/>
         </w:rPr>
-        <w:t>Table 9 — Fair value per share across the explicit-window cost of capital and terminal growth. Growth is the STRONGER of the two levers here and it points DOWN: across a row the value moves EGP 6.91, against EGP 3.52 down a column.</w:t>
+        <w:t>Table 9 — Fair value per share across the explicit-window cost of capital and terminal growth. Growth is the STRONGER of the two levers here and it points DOWN: across a row the value moves EGP 10.05, against EGP 2.97 down a column.</w:t>
       </w:r>
     </w:p>
     <w:p>
@@ -7956,7 +9241,7 @@
                 <w:color w:val="1C3A36"/>
                 <w:sz w:val="18"/>
               </w:rPr>
-              <w:t>14.5%</w:t>
+              <w:t>13.7%</w:t>
             </w:r>
           </w:p>
         </w:tc>
@@ -7975,7 +9260,7 @@
                 <w:color w:val="1C3A36"/>
                 <w:sz w:val="18"/>
               </w:rPr>
-              <w:t>15.5%</w:t>
+              <w:t>14.7%</w:t>
             </w:r>
           </w:p>
         </w:tc>
@@ -7994,7 +9279,7 @@
                 <w:color w:val="1C3A36"/>
                 <w:sz w:val="18"/>
               </w:rPr>
-              <w:t>16.5%</w:t>
+              <w:t>15.7%</w:t>
             </w:r>
           </w:p>
         </w:tc>
@@ -8013,7 +9298,7 @@
                 <w:color w:val="1C3A36"/>
                 <w:sz w:val="18"/>
               </w:rPr>
-              <w:t>17.5%</w:t>
+              <w:t>16.7%</w:t>
             </w:r>
           </w:p>
         </w:tc>
@@ -8032,7 +9317,7 @@
                 <w:color w:val="1C3A36"/>
                 <w:sz w:val="18"/>
               </w:rPr>
-              <w:t>18.5%</w:t>
+              <w:t>17.7%</w:t>
             </w:r>
           </w:p>
         </w:tc>
@@ -8051,7 +9336,7 @@
                 <w:color w:val="1C3A36"/>
                 <w:sz w:val="18"/>
               </w:rPr>
-              <w:t>21.46%</w:t>
+              <w:t>20.89%</w:t>
             </w:r>
           </w:p>
         </w:tc>
@@ -8069,7 +9354,7 @@
                 <w:color w:val="1C3A36"/>
                 <w:sz w:val="18"/>
               </w:rPr>
-              <w:t>56.26</w:t>
+              <w:t>41.90</w:t>
             </w:r>
           </w:p>
         </w:tc>
@@ -8087,7 +9372,7 @@
                 <w:color w:val="1C3A36"/>
                 <w:sz w:val="18"/>
               </w:rPr>
-              <w:t>53.36</w:t>
+              <w:t>39.58</w:t>
             </w:r>
           </w:p>
         </w:tc>
@@ -8105,7 +9390,7 @@
                 <w:color w:val="1C3A36"/>
                 <w:sz w:val="18"/>
               </w:rPr>
-              <w:t>50.96</w:t>
+              <w:t>37.67</w:t>
             </w:r>
           </w:p>
         </w:tc>
@@ -8123,7 +9408,7 @@
                 <w:color w:val="1C3A36"/>
                 <w:sz w:val="18"/>
               </w:rPr>
-              <w:t>48.94</w:t>
+              <w:t>36.08</w:t>
             </w:r>
           </w:p>
         </w:tc>
@@ -8141,7 +9426,7 @@
                 <w:color w:val="1C3A36"/>
                 <w:sz w:val="18"/>
               </w:rPr>
-              <w:t>47.21</w:t>
+              <w:t>34.74</w:t>
             </w:r>
           </w:p>
         </w:tc>
@@ -8160,7 +9445,7 @@
                 <w:color w:val="1C3A36"/>
                 <w:sz w:val="18"/>
               </w:rPr>
-              <w:t>22.96%</w:t>
+              <w:t>22.39%</w:t>
             </w:r>
           </w:p>
         </w:tc>
@@ -8178,7 +9463,7 @@
                 <w:color w:val="1C3A36"/>
                 <w:sz w:val="18"/>
               </w:rPr>
-              <w:t>55.27</w:t>
+              <w:t>41.12</w:t>
             </w:r>
           </w:p>
         </w:tc>
@@ -8196,7 +9481,7 @@
                 <w:color w:val="1C3A36"/>
                 <w:sz w:val="18"/>
               </w:rPr>
-              <w:t>52.45</w:t>
+              <w:t>38.85</w:t>
             </w:r>
           </w:p>
         </w:tc>
@@ -8214,7 +9499,7 @@
                 <w:color w:val="1C3A36"/>
                 <w:sz w:val="18"/>
               </w:rPr>
-              <w:t>50.11</w:t>
+              <w:t>37.00</w:t>
             </w:r>
           </w:p>
         </w:tc>
@@ -8232,7 +9517,7 @@
                 <w:color w:val="1C3A36"/>
                 <w:sz w:val="18"/>
               </w:rPr>
-              <w:t>48.14</w:t>
+              <w:t>35.45</w:t>
             </w:r>
           </w:p>
         </w:tc>
@@ -8250,7 +9535,7 @@
                 <w:color w:val="1C3A36"/>
                 <w:sz w:val="18"/>
               </w:rPr>
-              <w:t>46.45</w:t>
+              <w:t>34.14</w:t>
             </w:r>
           </w:p>
         </w:tc>
@@ -8269,7 +9554,7 @@
                 <w:color w:val="1C3A36"/>
                 <w:sz w:val="18"/>
               </w:rPr>
-              <w:t>24.46%</w:t>
+              <w:t>23.89%</w:t>
             </w:r>
           </w:p>
         </w:tc>
@@ -8287,7 +9572,7 @@
                 <w:color w:val="1C3A36"/>
                 <w:sz w:val="18"/>
               </w:rPr>
-              <w:t>54.31</w:t>
+              <w:t>40.36</w:t>
             </w:r>
           </w:p>
         </w:tc>
@@ -8305,7 +9590,7 @@
                 <w:color w:val="1C3A36"/>
                 <w:sz w:val="18"/>
               </w:rPr>
-              <w:t>51.57</w:t>
+              <w:t>38.15</w:t>
             </w:r>
           </w:p>
         </w:tc>
@@ -8323,7 +9608,7 @@
                 <w:color w:val="1C3A36"/>
                 <w:sz w:val="18"/>
               </w:rPr>
-              <w:t>49.29</w:t>
+              <w:t>36.34</w:t>
             </w:r>
           </w:p>
         </w:tc>
@@ -8341,7 +9626,7 @@
                 <w:color w:val="1C3A36"/>
                 <w:sz w:val="18"/>
               </w:rPr>
-              <w:t>47.37</w:t>
+              <w:t>34.84</w:t>
             </w:r>
           </w:p>
         </w:tc>
@@ -8359,7 +9644,7 @@
                 <w:color w:val="1C3A36"/>
                 <w:sz w:val="18"/>
               </w:rPr>
-              <w:t>45.72</w:t>
+              <w:t>33.56</w:t>
             </w:r>
           </w:p>
         </w:tc>
@@ -8378,7 +9663,7 @@
                 <w:color w:val="1C3A36"/>
                 <w:sz w:val="18"/>
               </w:rPr>
-              <w:t>25.96%</w:t>
+              <w:t>25.39%</w:t>
             </w:r>
           </w:p>
         </w:tc>
@@ -8396,7 +9681,7 @@
                 <w:color w:val="1C3A36"/>
                 <w:sz w:val="18"/>
               </w:rPr>
-              <w:t>53.39</w:t>
+              <w:t>39.62</w:t>
             </w:r>
           </w:p>
         </w:tc>
@@ -8414,7 +9699,7 @@
                 <w:color w:val="1C3A36"/>
                 <w:sz w:val="18"/>
               </w:rPr>
-              <w:t>50.71</w:t>
+              <w:t>37.47</w:t>
             </w:r>
           </w:p>
         </w:tc>
@@ -8432,7 +9717,7 @@
                 <w:color w:val="1C3A36"/>
                 <w:sz w:val="18"/>
               </w:rPr>
-              <w:t>48.49</w:t>
+              <w:t>35.71</w:t>
             </w:r>
           </w:p>
         </w:tc>
@@ -8450,7 +9735,7 @@
                 <w:color w:val="1C3A36"/>
                 <w:sz w:val="18"/>
               </w:rPr>
-              <w:t>46.62</w:t>
+              <w:t>34.24</w:t>
             </w:r>
           </w:p>
         </w:tc>
@@ -8468,7 +9753,7 @@
                 <w:color w:val="1C3A36"/>
                 <w:sz w:val="18"/>
               </w:rPr>
-              <w:t>45.01</w:t>
+              <w:t>33.00</w:t>
             </w:r>
           </w:p>
         </w:tc>
@@ -8487,7 +9772,7 @@
                 <w:color w:val="1C3A36"/>
                 <w:sz w:val="18"/>
               </w:rPr>
-              <w:t>27.46%</w:t>
+              <w:t>26.89%</w:t>
             </w:r>
           </w:p>
         </w:tc>
@@ -8505,7 +9790,7 @@
                 <w:color w:val="1C3A36"/>
                 <w:sz w:val="18"/>
               </w:rPr>
-              <w:t>52.49</w:t>
+              <w:t>38.91</w:t>
             </w:r>
           </w:p>
         </w:tc>
@@ -8523,7 +9808,7 @@
                 <w:color w:val="1C3A36"/>
                 <w:sz w:val="18"/>
               </w:rPr>
-              <w:t>49.88</w:t>
+              <w:t>36.81</w:t>
             </w:r>
           </w:p>
         </w:tc>
@@ -8541,7 +9826,7 @@
                 <w:color w:val="1C3A36"/>
                 <w:sz w:val="18"/>
               </w:rPr>
-              <w:t>47.72</w:t>
+              <w:t>35.10</w:t>
             </w:r>
           </w:p>
         </w:tc>
@@ -8559,7 +9844,7 @@
                 <w:color w:val="1C3A36"/>
                 <w:sz w:val="18"/>
               </w:rPr>
-              <w:t>45.89</w:t>
+              <w:t>33.67</w:t>
             </w:r>
           </w:p>
         </w:tc>
@@ -8577,7 +9862,7 @@
                 <w:color w:val="1C3A36"/>
                 <w:sz w:val="18"/>
               </w:rPr>
-              <w:t>44.33</w:t>
+              <w:t>32.46</w:t>
             </w:r>
           </w:p>
         </w:tc>
@@ -8627,7 +9912,7 @@
           <w:color w:val="1C3A36"/>
           <w:sz w:val="21"/>
         </w:rPr>
-        <w:t>The relative lens applies 4.5 times to normalised EBITDA of EGP 3,604mn — the FY2025 revenue base cut 6% and a mid-cycle margin of 30.8% applied to it — and adds net cash at face. The multiple is disclosed as weakly anchored: the listed Egyptian peer set is thin, and its published multiples do not reconcile against the market capitalisations printed beside them. That is why this lens carries 20% and not more.</w:t>
+        <w:t>The relative lens applies 4.5 times to normalised EBITDA of EGP 3,651mn — the FY2025 revenue base cut 6% and a mid-cycle margin of 31.2% applied to it — and adds net cash at face. The multiple is disclosed as weakly anchored: the listed Egyptian peer set is thin, and its published multiples do not reconcile against the market capitalisations printed beside them. That is why this lens carries 20% and not more.</w:t>
       </w:r>
     </w:p>
     <w:p>
@@ -8641,7 +9926,7 @@
           <w:color w:val="1C3A36"/>
           <w:sz w:val="21"/>
         </w:rPr>
-        <w:t>The normalised-earnings lens capitalises the same mid-cycle operating profit after tax — EGP 2,331mn — at 7.0 times, and again adds cash at FACE rather than capitalising it at the operating multiple. Cash is worth cash; capitalising a pound of treasury at seven times would value it at a discount to itself.</w:t>
+        <w:t>The normalised-earnings lens capitalises the same mid-cycle operating profit after tax — EGP 2,560mn — at 7.0 times, and again adds cash at FACE rather than capitalising it at the operating multiple. Cash is worth cash; capitalising a pound of treasury at seven times would value it at a discount to itself.</w:t>
       </w:r>
     </w:p>
     <w:p>
@@ -8655,7 +9940,7 @@
           <w:color w:val="1C3A36"/>
           <w:sz w:val="21"/>
         </w:rPr>
-        <w:t>The asset lens values the capacity: 5.0Mt at a justified USD 95 per annual tonne, marked down 27% from a replacement cost of USD 130. Against that, the market is paying USD 73.1 per annual tonne. This lens carries only 8%, and the reason is in the same paragraph as the number: restarting a mothballed line costs a fraction of building one, and 12.6Mt of restart capacity is queuing. Replacement cost is a ceiling here, not a floor.</w:t>
+        <w:t>The asset lens values the capacity: 5.0Mt at a justified USD 95 per annual tonne, marked down 27% from a replacement cost of USD 130. Against that, the market is paying USD 81.0 per annual tonne. This lens carries only 8%, and the reason is in the same paragraph as the number: restarting a mothballed line costs a fraction of building one, and 12.6Mt of restart capacity is queuing. Replacement cost is a ceiling here, not a floor.</w:t>
       </w:r>
     </w:p>
     <w:tbl>
@@ -8778,7 +10063,7 @@
                 <w:color w:val="1C3A36"/>
                 <w:sz w:val="17"/>
               </w:rPr>
-              <w:t>Beta: contemporaneous regression (adopted) vs Dimson lead-lag sum-beta</w:t>
+              <w:t>Cost of debt: currency composition as contracted (adopted) vs the pound-equivalent under uncovered interest parity</w:t>
             </w:r>
           </w:p>
         </w:tc>
@@ -8796,7 +10081,7 @@
                 <w:color w:val="1C3A36"/>
                 <w:sz w:val="17"/>
               </w:rPr>
-              <w:t>0.628</w:t>
+              <w:t>7.54%</w:t>
             </w:r>
           </w:p>
         </w:tc>
@@ -8814,7 +10099,7 @@
                 <w:color w:val="1C3A36"/>
                 <w:sz w:val="17"/>
               </w:rPr>
-              <w:t>0.919</w:t>
+              <w:t>13.00%</w:t>
             </w:r>
           </w:p>
         </w:tc>
@@ -8832,7 +10117,7 @@
                 <w:color w:val="1C3A36"/>
                 <w:sz w:val="17"/>
               </w:rPr>
-              <w:t>44.58  (-9.5%)</w:t>
+              <w:t>36.26  (-0.2%)</w:t>
             </w:r>
           </w:p>
         </w:tc>
@@ -8851,7 +10136,7 @@
                 <w:color w:val="1C3A36"/>
                 <w:sz w:val="17"/>
               </w:rPr>
-              <w:t>Capital-structure weights: gross debt (adopted) vs net debt</w:t>
+              <w:t>Beta: contemporaneous regression (adopted) vs lead-lag sum-beta</w:t>
             </w:r>
           </w:p>
         </w:tc>
@@ -8869,7 +10154,7 @@
                 <w:color w:val="1C3A36"/>
                 <w:sz w:val="17"/>
               </w:rPr>
-              <w:t>4.47%</w:t>
+              <w:t>0.628</w:t>
             </w:r>
           </w:p>
         </w:tc>
@@ -8887,7 +10172,7 @@
                 <w:color w:val="1C3A36"/>
                 <w:sz w:val="17"/>
               </w:rPr>
-              <w:t>-12.31%</w:t>
+              <w:t>0.919</w:t>
             </w:r>
           </w:p>
         </w:tc>
@@ -8905,7 +10190,7 @@
                 <w:color w:val="1C3A36"/>
                 <w:sz w:val="17"/>
               </w:rPr>
-              <w:t>48.56  (-1.5%)</w:t>
+              <w:t>32.66  (-10.1%)</w:t>
             </w:r>
           </w:p>
         </w:tc>
@@ -8924,7 +10209,7 @@
                 <w:color w:val="1C3A36"/>
                 <w:sz w:val="17"/>
               </w:rPr>
-              <w:t>Minority interests: EGP 150mn deducted (adopted) vs none</w:t>
+              <w:t>Capex: economic maintenance in dollars per tonne (adopted) vs book depreciation</w:t>
             </w:r>
           </w:p>
         </w:tc>
@@ -8942,7 +10227,7 @@
                 <w:color w:val="1C3A36"/>
                 <w:sz w:val="17"/>
               </w:rPr>
-              <w:t>150</w:t>
+              <w:t>USD 4.00/t</w:t>
             </w:r>
           </w:p>
         </w:tc>
@@ -8960,7 +10245,7 @@
                 <w:color w:val="1C3A36"/>
                 <w:sz w:val="17"/>
               </w:rPr>
-              <w:t>0</w:t>
+              <w:t>book depreciation</w:t>
             </w:r>
           </w:p>
         </w:tc>
@@ -8978,80 +10263,7 @@
                 <w:color w:val="1C3A36"/>
                 <w:sz w:val="17"/>
               </w:rPr>
-              <w:t>49.69  (+0.8%)</w:t>
-            </w:r>
-          </w:p>
-        </w:tc>
-      </w:tr>
-      <w:tr>
-        <w:tc>
-          <w:tcPr>
-            <w:tcW w:type="dxa" w:w="3672"/>
-          </w:tcPr>
-          <w:p>
-            <w:pPr>
-              <w:spacing w:after="20"/>
-            </w:pPr>
-            <w:r>
-              <w:rPr>
-                <w:color w:val="1C3A36"/>
-                <w:sz w:val="17"/>
-              </w:rPr>
-              <w:t>Capex: economic maintenance in dollars per tonne (adopted) vs book depreciation</w:t>
-            </w:r>
-          </w:p>
-        </w:tc>
-        <w:tc>
-          <w:tcPr>
-            <w:tcW w:type="dxa" w:w="1512"/>
-          </w:tcPr>
-          <w:p>
-            <w:pPr>
-              <w:spacing w:after="20"/>
-              <w:jc w:val="right"/>
-            </w:pPr>
-            <w:r>
-              <w:rPr>
-                <w:color w:val="1C3A36"/>
-                <w:sz w:val="17"/>
-              </w:rPr>
-              <w:t>USD 4.00/t</w:t>
-            </w:r>
-          </w:p>
-        </w:tc>
-        <w:tc>
-          <w:tcPr>
-            <w:tcW w:type="dxa" w:w="1728"/>
-          </w:tcPr>
-          <w:p>
-            <w:pPr>
-              <w:spacing w:after="20"/>
-              <w:jc w:val="right"/>
-            </w:pPr>
-            <w:r>
-              <w:rPr>
-                <w:color w:val="1C3A36"/>
-                <w:sz w:val="17"/>
-              </w:rPr>
-              <w:t>book depreciation</w:t>
-            </w:r>
-          </w:p>
-        </w:tc>
-        <w:tc>
-          <w:tcPr>
-            <w:tcW w:type="dxa" w:w="2448"/>
-          </w:tcPr>
-          <w:p>
-            <w:pPr>
-              <w:spacing w:after="20"/>
-              <w:jc w:val="right"/>
-            </w:pPr>
-            <w:r>
-              <w:rPr>
-                <w:color w:val="1C3A36"/>
-                <w:sz w:val="17"/>
-              </w:rPr>
-              <w:t>54.28  (+10.1%)</w:t>
+              <w:t>41.70  (+14.7%)</w:t>
             </w:r>
           </w:p>
         </w:tc>
@@ -10656,7 +11868,7 @@
                 <w:color w:val="1C3A36"/>
                 <w:sz w:val="18"/>
               </w:rPr>
-              <w:t>44.08</w:t>
+              <w:t>30.78</w:t>
             </w:r>
           </w:p>
         </w:tc>
@@ -10674,7 +11886,7 @@
                 <w:color w:val="1C3A36"/>
                 <w:sz w:val="18"/>
               </w:rPr>
-              <w:t>49.29</w:t>
+              <w:t>36.34</w:t>
             </w:r>
           </w:p>
         </w:tc>
@@ -10692,7 +11904,7 @@
                 <w:color w:val="1C3A36"/>
                 <w:sz w:val="18"/>
               </w:rPr>
-              <w:t>54.72</w:t>
+              <w:t>42.15</w:t>
             </w:r>
           </w:p>
         </w:tc>
@@ -10728,7 +11940,7 @@
                 <w:color w:val="1C3A36"/>
                 <w:sz w:val="18"/>
               </w:rPr>
-              <w:t>-16.5%</w:t>
+              <w:t>-38.4%</w:t>
             </w:r>
           </w:p>
         </w:tc>
@@ -10765,7 +11977,7 @@
                 <w:color w:val="1C3A36"/>
                 <w:sz w:val="18"/>
               </w:rPr>
-              <w:t>47.89</w:t>
+              <w:t>43.64</w:t>
             </w:r>
           </w:p>
         </w:tc>
@@ -10783,7 +11995,7 @@
                 <w:color w:val="1C3A36"/>
                 <w:sz w:val="18"/>
               </w:rPr>
-              <w:t>53.21</w:t>
+              <w:t>48.49</w:t>
             </w:r>
           </w:p>
         </w:tc>
@@ -10801,7 +12013,7 @@
                 <w:color w:val="1C3A36"/>
                 <w:sz w:val="18"/>
               </w:rPr>
-              <w:t>58.53</w:t>
+              <w:t>53.34</w:t>
             </w:r>
           </w:p>
         </w:tc>
@@ -10837,7 +12049,7 @@
                 <w:color w:val="1C3A36"/>
                 <w:sz w:val="18"/>
               </w:rPr>
-              <w:t>-9.8%</w:t>
+              <w:t>-17.8%</w:t>
             </w:r>
           </w:p>
         </w:tc>
@@ -10874,7 +12086,7 @@
                 <w:color w:val="1C3A36"/>
                 <w:sz w:val="18"/>
               </w:rPr>
-              <w:t>48.12</w:t>
+              <w:t>47.23</w:t>
             </w:r>
           </w:p>
         </w:tc>
@@ -10892,7 +12104,7 @@
                 <w:color w:val="1C3A36"/>
                 <w:sz w:val="18"/>
               </w:rPr>
-              <w:t>53.47</w:t>
+              <w:t>52.48</w:t>
             </w:r>
           </w:p>
         </w:tc>
@@ -10910,7 +12122,7 @@
                 <w:color w:val="1C3A36"/>
                 <w:sz w:val="18"/>
               </w:rPr>
-              <w:t>58.81</w:t>
+              <w:t>57.73</w:t>
             </w:r>
           </w:p>
         </w:tc>
@@ -10946,7 +12158,7 @@
                 <w:color w:val="1C3A36"/>
                 <w:sz w:val="18"/>
               </w:rPr>
-              <w:t>-9.4%</w:t>
+              <w:t>-11.1%</w:t>
             </w:r>
           </w:p>
         </w:tc>
@@ -10983,7 +12195,7 @@
                 <w:color w:val="1C3A36"/>
                 <w:sz w:val="18"/>
               </w:rPr>
-              <w:t>66.31</w:t>
+              <w:t>61.57</w:t>
             </w:r>
           </w:p>
         </w:tc>
@@ -11001,7 +12213,7 @@
                 <w:color w:val="1C3A36"/>
                 <w:sz w:val="18"/>
               </w:rPr>
-              <w:t>73.68</w:t>
+              <w:t>68.41</w:t>
             </w:r>
           </w:p>
         </w:tc>
@@ -11019,7 +12231,7 @@
                 <w:color w:val="1C3A36"/>
                 <w:sz w:val="18"/>
               </w:rPr>
-              <w:t>81.05</w:t>
+              <w:t>75.25</w:t>
             </w:r>
           </w:p>
         </w:tc>
@@ -11055,7 +12267,7 @@
                 <w:color w:val="1C3A36"/>
                 <w:sz w:val="18"/>
               </w:rPr>
-              <w:t>+24.9%</w:t>
+              <w:t>+15.9%</w:t>
             </w:r>
           </w:p>
         </w:tc>
@@ -11096,7 +12308,7 @@
                 <w:color w:val="1C3A36"/>
                 <w:sz w:val="18"/>
               </w:rPr>
-              <w:t>47.51</w:t>
+              <w:t>39.44</w:t>
             </w:r>
           </w:p>
         </w:tc>
@@ -11116,7 +12328,7 @@
                 <w:color w:val="1C3A36"/>
                 <w:sz w:val="18"/>
               </w:rPr>
-              <w:t>52.94</w:t>
+              <w:t>44.89</w:t>
             </w:r>
           </w:p>
         </w:tc>
@@ -11136,7 +12348,7 @@
                 <w:color w:val="1C3A36"/>
                 <w:sz w:val="18"/>
               </w:rPr>
-              <w:t>58.49</w:t>
+              <w:t>50.46</w:t>
             </w:r>
           </w:p>
         </w:tc>
@@ -11176,7 +12388,7 @@
                 <w:color w:val="1C3A36"/>
                 <w:sz w:val="18"/>
               </w:rPr>
-              <w:t>-10.3%</w:t>
+              <w:t>-23.9%</w:t>
             </w:r>
           </w:p>
         </w:tc>
@@ -11212,7 +12424,7 @@
           <w:color w:val="1C3A36"/>
           <w:sz w:val="21"/>
         </w:rPr>
-        <w:t>The four lenses do not agree, and the pattern of their disagreement is the most useful thing in this study. The three earnings-based lenses cluster between EGP 49.29 and EGP 53.47, all below the market price. The asset lens sits at EGP 73.68, well above it. That is the whole argument about this company in one line: the plant is worth more than the market is paying for it, and the earnings it can be expected to produce are worth less.</w:t>
+        <w:t>The four lenses do not agree, and the pattern of their disagreement is the most useful thing in this study. The three earnings-based lenses cluster between EGP 36.34 and EGP 52.48, all below the market price. The asset lens sits at EGP 68.41, well above it. That is the whole argument about this company in one line: the plant is worth more than the market is paying for it, and the earnings it can be expected to produce are worth less.</w:t>
       </w:r>
     </w:p>
     <w:p>
@@ -11226,7 +12438,7 @@
           <w:color w:val="1C3A36"/>
           <w:sz w:val="21"/>
         </w:rPr>
-        <w:t>The weighting resolves that in favour of earnings, at 50%/20%/22%/8%, and gives a central EGP 52.94 against EGP 59.00 — -10.3%. A reader who believes replacement cost is a floor rather than a ceiling would weight the asset lens far more and reach the opposite conclusion. The case against doing so is the 12.6Mt restart programme, and it is a testable one.</w:t>
+        <w:t>The weighting resolves that in favour of earnings, at 50%/20%/22%/8%, and gives a central EGP 44.89 against EGP 59.00 — -23.9%. A reader who believes replacement cost is a floor rather than a ceiling would weight the asset lens far more and reach the opposite conclusion. The case against doing so is the 12.6Mt restart programme, and it is a testable one.</w:t>
       </w:r>
     </w:p>
     <w:p>
@@ -11296,7 +12508,7 @@
           <w:color w:val="1C3A36"/>
           <w:sz w:val="21"/>
         </w:rPr>
-        <w:t>The model assumes a domestic price of EGP 3,600 a tonne in FY2026 and growth below cost inflation thereafter. Two consecutive quarters of realised prices above EGP 4,200 would break that assumption upward; a return toward EGP 3,000 would break it down.</w:t>
+        <w:t>The model assumes a domestic price of EGP 3,605 a tonne in FY2026 and growth below cost inflation thereafter. Two consecutive quarters of realised prices above EGP 4,200 would break that assumption upward; a return toward EGP 3,000 would break it down.</w:t>
       </w:r>
     </w:p>
     <w:p>
@@ -11317,7 +12529,7 @@
           <w:color w:val="1C3A36"/>
           <w:sz w:val="21"/>
         </w:rPr>
-        <w:t>The substitution rate is assumed to rise from 52% to 64%. Progress on it is reported in the company's own sustainability disclosure and is directly visible in the fuel cost per tonne. A stall would cost roughly the difference between the blended and fossil-only fuel bills.</w:t>
+        <w:t>The substitution rate is assumed to rise from a cumulative 5.5% saving on the materials and fuel line by FY2030, against a EUR 25mn facility already drawn and EGP 240mn of capacity already under construction. Progress on it is reported in the company's own sustainability disclosure and is directly visible in the fuel cost per tonne. A stall would cost roughly the difference between the blended and fossil-only fuel bills.</w:t>
       </w:r>
     </w:p>
     <w:p>
@@ -11380,7 +12592,7 @@
           <w:color w:val="1C3A36"/>
           <w:sz w:val="21"/>
         </w:rPr>
-        <w:t>The company paid EGP 2,000mn for FY2025, about 56% of attributable profit, on top of EGP 1,100mn for FY2024. A change in that policy changes the cash roll-forward and, through it, the balance sheet the bridge relies on.</w:t>
+        <w:t>The company declared EGP 2,002mn for FY2025, about 56% of attributable profit, on top of EGP 1,102mn for FY2024. A change in that policy changes the cash roll-forward and, through it, the balance sheet the bridge relies on.</w:t>
       </w:r>
     </w:p>
     <w:p>
@@ -11854,14 +13066,14 @@
           <w:color w:val="1C3A36"/>
           <w:sz w:val="21"/>
         </w:rPr>
-        <w:t xml:space="preserve">No source document was opened. </w:t>
+        <w:t xml:space="preserve">The accounts are audited, and this study is built on them. </w:t>
       </w:r>
       <w:r>
         <w:rPr>
           <w:color w:val="1C3A36"/>
           <w:sz w:val="21"/>
         </w:rPr>
-        <w:t>This is the first thing a reader should know. The audited statements were not read, and neither were the annual report, the investor presentation, the exchange filing or the press articles reporting them: every attempt to retrieve a page was refused at the connection stage by the network policy governing the environment this was built in. Revenue, attributable profit, operating income, the balance-sheet totals and both dividend distributions are carried as RELAYED in search summaries of that reporting — two steps from the audited print, not one. Every line between them is derived and labelled as derived. What makes the headline figures usable despite that is corroboration rather than authority: the share count triangulates three independent ways to within 0.2%, the disclosed +42.6% revenue step decomposes cleanly into volume and price, and published earnings per share reconciles to attributable profit within the statutory profit share. The balance sheet does not survive the same test, which is the next caveat. A reader with the audited accounts should reconcile depreciation and working capital first.</w:t>
+        <w:t>An earlier edition of this work was written without access to a source document and reconstructed the history by closing disclosed profit against modelled assumptions. That edition is superseded. Every historical figure here is read from the consolidated financial statements signed by Deloitte on 25 February 2026, or from the reviewed interim accounts of 25 May 2026. Four things it got materially wrong are worth naming, because they show where reconstruction fails: minority interests were deducted at EGP 150mn against an audited EGP 158,005; the effective tax rate was inferred at 29.4% against a disclosed 23.8%; the cost of debt was assumed at 21.5% against a euro-denominated book paying about 7.5%; and kiln capacity was assumed 14% too low.</w:t>
       </w:r>
     </w:p>
     <w:p>
@@ -11875,14 +13087,14 @@
           <w:color w:val="1C3A36"/>
           <w:sz w:val="21"/>
         </w:rPr>
-        <w:t xml:space="preserve">The balance sheet does not close across sources. </w:t>
+        <w:t xml:space="preserve">Only two numbers in the operating build are not disclosed. </w:t>
       </w:r>
       <w:r>
         <w:rPr>
           <w:color w:val="1C3A36"/>
           <w:sz w:val="21"/>
         </w:rPr>
-        <w:t>Total assets of EGP 8,784mn less reported equity of EGP 4,643mn implies liabilities of EGP 4,141mn; a separate aggregation prints EGP 2,894mn, a gap of EGP 1,247mn or 14.2% of total assets. The figure that closes against total assets is carried and the disagreement is shown rather than averaged away.</w:t>
+        <w:t>The local realised price of EGP 3,500 a tonne and the export price of USD 62.0 a tonne are external estimates; every other input to the FY2025 build is audited. They matter because volume is derived from them — a 10% error in price is a 10% error in volume, in the opposite direction, and the two largely offset in revenue but not in cost per tonne. The check on them is the utilisation that falls out: 69.7% against a national 85.5%.</w:t>
       </w:r>
     </w:p>
     <w:p>
@@ -11896,14 +13108,14 @@
           <w:color w:val="1C3A36"/>
           <w:sz w:val="21"/>
         </w:rPr>
-        <w:t xml:space="preserve">Depreciation is a triangulation, not a disclosure. </w:t>
+        <w:t xml:space="preserve">The cost of debt is contractual, not paid. </w:t>
       </w:r>
       <w:r>
         <w:rPr>
           <w:color w:val="1C3A36"/>
           <w:sz w:val="21"/>
         </w:rPr>
-        <w:t>The three methods span EGP 160mn to EGP 558mn. The average is adopted. Anyone with the real number should substitute it — but note that raising it in the terminal year LOWERS this valuation rather than raising it, because capital spending here is set at economic replacement and does not follow the book charge.</w:t>
+        <w:t>The blended 7.54% sits above the 5.03% that FY2025 interest over average debt gives and the 3.73% the first quarter of 2026 annualises to, because the book re-based mid-year and interest on assets still under construction is capitalised. Adopting the contracted euro rate also means the euro debt is not compensated for pound depreciation beyond the currency path assumed here; the pound-equivalent alternative is 13.00% and is worth -0.2%.</w:t>
       </w:r>
     </w:p>
     <w:p>
@@ -11917,14 +13129,35 @@
           <w:color w:val="1C3A36"/>
           <w:sz w:val="21"/>
         </w:rPr>
-        <w:t xml:space="preserve">Cash and debt are not clean one-way levers. </w:t>
+        <w:t xml:space="preserve">The forecast is well below the first-quarter run rate. </w:t>
       </w:r>
       <w:r>
         <w:rPr>
           <w:color w:val="1C3A36"/>
           <w:sz w:val="21"/>
         </w:rPr>
-        <w:t>Because the effective tax rate is inferred from the disclosed FY2025 closure, changing the cash balance changes the imputed finance income and therefore the imputed tax rate on the operating business. Adding EGP 1bn of cash adds to net cash and subtracts almost exactly as much from enterprise value. The clean net-cash sensitivity — the tax rate held and the balance varied — is shown below.</w:t>
+        <w:t>This is the largest judgement in the model and section 1.6 states it with the numbers. The first quarter of 2026 ran a 42.9% gross margin against 40.6% for FY2025 as a whole. If that holds, this valuation is too cautious, and the margin sensitivity below is where to look.</w:t>
+      </w:r>
+    </w:p>
+    <w:p>
+      <w:pPr>
+        <w:pStyle w:val="ListBullet"/>
+        <w:spacing w:after="60"/>
+      </w:pPr>
+      <w:r>
+        <w:rPr>
+          <w:b/>
+          <w:color w:val="1C3A36"/>
+          <w:sz w:val="21"/>
+        </w:rPr>
+        <w:t xml:space="preserve">The terminal denominator is a choice. </w:t>
+      </w:r>
+      <w:r>
+        <w:rPr>
+          <w:color w:val="1C3A36"/>
+          <w:sz w:val="21"/>
+        </w:rPr>
+        <w:t>Return on capital is 60.6% on the audited book and 8.6% on replacement cost. The terminal block uses replacement cost, which makes growth value-destroying and lowers the valuation. On the book basis growth would be free. The case for replacement cost is that the book carries a 2010-vintage plant at a tenth of what one would cost to build today, but a reader is entitled to disagree.</w:t>
       </w:r>
     </w:p>
     <w:p>
@@ -11980,14 +13213,14 @@
           <w:color w:val="1C3A36"/>
           <w:sz w:val="21"/>
         </w:rPr>
-        <w:t xml:space="preserve">A minority position. </w:t>
+        <w:t xml:space="preserve">A minority position under a 60% shareholder. </w:t>
       </w:r>
       <w:r>
         <w:rPr>
           <w:color w:val="1C3A36"/>
           <w:sz w:val="21"/>
         </w:rPr>
-        <w:t>The float sits under a long-standing controlling shareholder. No control premium or discount is applied anywhere in this valuation, in either direction.</w:t>
+        <w:t>Aridos Jativa of Spain owns 60% of the capital. No control premium or discount is applied anywhere in this valuation, in either direction. The company also holds 1% of its own capital in treasury, acquired during 2025, which is excluded from the share count throughout.</w:t>
       </w:r>
     </w:p>
     <w:p>
@@ -12001,14 +13234,14 @@
           <w:color w:val="1C3A36"/>
           <w:sz w:val="21"/>
         </w:rPr>
-        <w:t xml:space="preserve">Currency. </w:t>
+        <w:t xml:space="preserve">Currency, on both sides now. </w:t>
       </w:r>
       <w:r>
         <w:rPr>
           <w:color w:val="1C3A36"/>
           <w:sz w:val="21"/>
         </w:rPr>
-        <w:t>Revenue and most costs are in Egyptian pounds, but fuel, spares and any future capacity are priced in hard currency. The model carries one currency path and lets it act on both the import cost and the export revenue, because the two legs partly offset.</w:t>
+        <w:t>Revenue is 69% local and 31% export; costs are largely in pounds but fuel and spares are not; and the debt is 91% euro. A weaker pound raises export revenue in pounds and raises the pound cost of servicing the euro debt. The model carries one currency path acting on all three legs.</w:t>
       </w:r>
     </w:p>
     <w:tbl>
@@ -12076,7 +13309,7 @@
                 <w:color w:val="1C3A36"/>
                 <w:sz w:val="17"/>
               </w:rPr>
-              <w:t>2,379</w:t>
+              <w:t>251</w:t>
             </w:r>
           </w:p>
         </w:tc>
@@ -12095,7 +13328,7 @@
                 <w:color w:val="1C3A36"/>
                 <w:sz w:val="17"/>
               </w:rPr>
-              <w:t>3,129</w:t>
+              <w:t>1,001</w:t>
             </w:r>
           </w:p>
         </w:tc>
@@ -12114,7 +13347,7 @@
                 <w:color w:val="1C3A36"/>
                 <w:sz w:val="17"/>
               </w:rPr>
-              <w:t>3,879</w:t>
+              <w:t>1,751</w:t>
             </w:r>
           </w:p>
         </w:tc>
@@ -12133,7 +13366,7 @@
                 <w:color w:val="1C3A36"/>
                 <w:sz w:val="17"/>
               </w:rPr>
-              <w:t>4,629</w:t>
+              <w:t>2,501</w:t>
             </w:r>
           </w:p>
         </w:tc>
@@ -12152,7 +13385,7 @@
                 <w:color w:val="1C3A36"/>
                 <w:sz w:val="17"/>
               </w:rPr>
-              <w:t>5,379</w:t>
+              <w:t>3,251</w:t>
             </w:r>
           </w:p>
         </w:tc>
@@ -12189,7 +13422,7 @@
                 <w:color w:val="1C3A36"/>
                 <w:sz w:val="17"/>
               </w:rPr>
-              <w:t>45.29</w:t>
+              <w:t>32.34</w:t>
             </w:r>
           </w:p>
         </w:tc>
@@ -12207,7 +13440,7 @@
                 <w:color w:val="1C3A36"/>
                 <w:sz w:val="17"/>
               </w:rPr>
-              <w:t>47.29</w:t>
+              <w:t>34.34</w:t>
             </w:r>
           </w:p>
         </w:tc>
@@ -12225,7 +13458,7 @@
                 <w:color w:val="1C3A36"/>
                 <w:sz w:val="17"/>
               </w:rPr>
-              <w:t>49.29</w:t>
+              <w:t>36.34</w:t>
             </w:r>
           </w:p>
         </w:tc>
@@ -12243,7 +13476,7 @@
                 <w:color w:val="1C3A36"/>
                 <w:sz w:val="17"/>
               </w:rPr>
-              <w:t>51.29</w:t>
+              <w:t>38.34</w:t>
             </w:r>
           </w:p>
         </w:tc>
@@ -12261,7 +13494,7 @@
                 <w:color w:val="1C3A36"/>
                 <w:sz w:val="17"/>
               </w:rPr>
-              <w:t>53.29</w:t>
+              <w:t>40.35</w:t>
             </w:r>
           </w:p>
         </w:tc>
@@ -12464,7 +13697,7 @@
                 <w:color w:val="1C3A36"/>
                 <w:sz w:val="17"/>
               </w:rPr>
-              <w:t>40.27</w:t>
+              <w:t>26.27</w:t>
             </w:r>
           </w:p>
         </w:tc>
@@ -12482,7 +13715,7 @@
                 <w:color w:val="1C3A36"/>
                 <w:sz w:val="17"/>
               </w:rPr>
-              <w:t>44.78</w:t>
+              <w:t>31.30</w:t>
             </w:r>
           </w:p>
         </w:tc>
@@ -12500,7 +13733,7 @@
                 <w:color w:val="1C3A36"/>
                 <w:sz w:val="17"/>
               </w:rPr>
-              <w:t>49.29</w:t>
+              <w:t>36.34</w:t>
             </w:r>
           </w:p>
         </w:tc>
@@ -12518,7 +13751,7 @@
                 <w:color w:val="1C3A36"/>
                 <w:sz w:val="17"/>
               </w:rPr>
-              <w:t>53.80</w:t>
+              <w:t>41.38</w:t>
             </w:r>
           </w:p>
         </w:tc>
@@ -12536,7 +13769,7 @@
                 <w:color w:val="1C3A36"/>
                 <w:sz w:val="17"/>
               </w:rPr>
-              <w:t>58.31</w:t>
+              <w:t>46.42</w:t>
             </w:r>
           </w:p>
         </w:tc>
@@ -12832,7 +14065,7 @@
                 <w:color w:val="1C3A36"/>
                 <w:sz w:val="16"/>
               </w:rPr>
-              <w:t>6,040</w:t>
+              <w:t>6,043</w:t>
             </w:r>
           </w:p>
         </w:tc>
@@ -12850,7 +14083,7 @@
                 <w:color w:val="1C3A36"/>
                 <w:sz w:val="16"/>
               </w:rPr>
-              <w:t>8,729</w:t>
+              <w:t>8,730</w:t>
             </w:r>
           </w:p>
         </w:tc>
@@ -12886,7 +14119,7 @@
                 <w:color w:val="1C3A36"/>
                 <w:sz w:val="16"/>
               </w:rPr>
-              <w:t>13,564</w:t>
+              <w:t>13,307</w:t>
             </w:r>
           </w:p>
         </w:tc>
@@ -12904,7 +14137,7 @@
                 <w:color w:val="1C3A36"/>
                 <w:sz w:val="16"/>
               </w:rPr>
-              <w:t>14,585</w:t>
+              <w:t>14,219</w:t>
             </w:r>
           </w:p>
         </w:tc>
@@ -12922,7 +14155,7 @@
                 <w:color w:val="1C3A36"/>
                 <w:sz w:val="16"/>
               </w:rPr>
-              <w:t>15,481</w:t>
+              <w:t>15,087</w:t>
             </w:r>
           </w:p>
         </w:tc>
@@ -12940,7 +14173,7 @@
                 <w:color w:val="1C3A36"/>
                 <w:sz w:val="16"/>
               </w:rPr>
-              <w:t>16,322</w:t>
+              <w:t>15,882</w:t>
             </w:r>
           </w:p>
         </w:tc>
@@ -12958,7 +14191,7 @@
                 <w:color w:val="1C3A36"/>
                 <w:sz w:val="16"/>
               </w:rPr>
-              <w:t>17,066</w:t>
+              <w:t>16,632</w:t>
             </w:r>
           </w:p>
         </w:tc>
@@ -12977,7 +14210,7 @@
                 <w:color w:val="1C3A36"/>
                 <w:sz w:val="16"/>
               </w:rPr>
-              <w:t>EBITDA</w:t>
+              <w:t>Cost of sales</w:t>
             </w:r>
           </w:p>
         </w:tc>
@@ -12995,7 +14228,7 @@
                 <w:color w:val="1C3A36"/>
                 <w:sz w:val="16"/>
               </w:rPr>
-              <w:t>1,264</w:t>
+              <w:t>(4,760)</w:t>
             </w:r>
           </w:p>
         </w:tc>
@@ -13013,7 +14246,7 @@
                 <w:color w:val="1C3A36"/>
                 <w:sz w:val="16"/>
               </w:rPr>
-              <w:t>1,930</w:t>
+              <w:t>(6,643)</w:t>
             </w:r>
           </w:p>
         </w:tc>
@@ -13031,7 +14264,7 @@
                 <w:color w:val="1C3A36"/>
                 <w:sz w:val="16"/>
               </w:rPr>
-              <w:t>4,897</w:t>
+              <w:t>(7,389)</w:t>
             </w:r>
           </w:p>
         </w:tc>
@@ -13049,7 +14282,7 @@
                 <w:color w:val="1C3A36"/>
                 <w:sz w:val="16"/>
               </w:rPr>
-              <w:t>5,018</w:t>
+              <w:t>—</w:t>
             </w:r>
           </w:p>
         </w:tc>
@@ -13067,7 +14300,7 @@
                 <w:color w:val="1C3A36"/>
                 <w:sz w:val="16"/>
               </w:rPr>
-              <w:t>5,155</w:t>
+              <w:t>—</w:t>
             </w:r>
           </w:p>
         </w:tc>
@@ -13085,7 +14318,7 @@
                 <w:color w:val="1C3A36"/>
                 <w:sz w:val="16"/>
               </w:rPr>
-              <w:t>5,186</w:t>
+              <w:t>—</w:t>
             </w:r>
           </w:p>
         </w:tc>
@@ -13103,7 +14336,7 @@
                 <w:color w:val="1C3A36"/>
                 <w:sz w:val="16"/>
               </w:rPr>
-              <w:t>5,202</w:t>
+              <w:t>—</w:t>
             </w:r>
           </w:p>
         </w:tc>
@@ -13121,7 +14354,7 @@
                 <w:color w:val="1C3A36"/>
                 <w:sz w:val="16"/>
               </w:rPr>
-              <w:t>5,174</w:t>
+              <w:t>—</w:t>
             </w:r>
           </w:p>
         </w:tc>
@@ -13140,7 +14373,7 @@
                 <w:color w:val="1C3A36"/>
                 <w:sz w:val="16"/>
               </w:rPr>
-              <w:t>EBITDA margin</w:t>
+              <w:t>Gross profit</w:t>
             </w:r>
           </w:p>
         </w:tc>
@@ -13158,7 +14391,7 @@
                 <w:color w:val="1C3A36"/>
                 <w:sz w:val="16"/>
               </w:rPr>
-              <w:t>20.9%</w:t>
+              <w:t>1,283</w:t>
             </w:r>
           </w:p>
         </w:tc>
@@ -13176,7 +14409,7 @@
                 <w:color w:val="1C3A36"/>
                 <w:sz w:val="16"/>
               </w:rPr>
-              <w:t>22.1%</w:t>
+              <w:t>2,087</w:t>
             </w:r>
           </w:p>
         </w:tc>
@@ -13194,7 +14427,7 @@
                 <w:color w:val="1C3A36"/>
                 <w:sz w:val="16"/>
               </w:rPr>
-              <w:t>39.3%</w:t>
+              <w:t>5,058</w:t>
             </w:r>
           </w:p>
         </w:tc>
@@ -13212,7 +14445,7 @@
                 <w:color w:val="1C3A36"/>
                 <w:sz w:val="16"/>
               </w:rPr>
-              <w:t>37.0%</w:t>
+              <w:t>—</w:t>
             </w:r>
           </w:p>
         </w:tc>
@@ -13230,7 +14463,7 @@
                 <w:color w:val="1C3A36"/>
                 <w:sz w:val="16"/>
               </w:rPr>
-              <w:t>35.3%</w:t>
+              <w:t>—</w:t>
             </w:r>
           </w:p>
         </w:tc>
@@ -13248,7 +14481,7 @@
                 <w:color w:val="1C3A36"/>
                 <w:sz w:val="16"/>
               </w:rPr>
-              <w:t>33.5%</w:t>
+              <w:t>—</w:t>
             </w:r>
           </w:p>
         </w:tc>
@@ -13266,7 +14499,7 @@
                 <w:color w:val="1C3A36"/>
                 <w:sz w:val="16"/>
               </w:rPr>
-              <w:t>31.9%</w:t>
+              <w:t>—</w:t>
             </w:r>
           </w:p>
         </w:tc>
@@ -13284,7 +14517,7 @@
                 <w:color w:val="1C3A36"/>
                 <w:sz w:val="16"/>
               </w:rPr>
-              <w:t>30.3%</w:t>
+              <w:t>—</w:t>
             </w:r>
           </w:p>
         </w:tc>
@@ -13303,7 +14536,7 @@
                 <w:color w:val="1C3A36"/>
                 <w:sz w:val="16"/>
               </w:rPr>
-              <w:t>Depreciation and amortisation</w:t>
+              <w:t>Operating profit</w:t>
             </w:r>
           </w:p>
         </w:tc>
@@ -13321,7 +14554,7 @@
                 <w:color w:val="1C3A36"/>
                 <w:sz w:val="16"/>
               </w:rPr>
-              <w:t>276</w:t>
+              <w:t>1,079</w:t>
             </w:r>
           </w:p>
         </w:tc>
@@ -13339,7 +14572,7 @@
                 <w:color w:val="1C3A36"/>
                 <w:sz w:val="16"/>
               </w:rPr>
-              <w:t>286</w:t>
+              <w:t>1,764</w:t>
             </w:r>
           </w:p>
         </w:tc>
@@ -13357,7 +14590,7 @@
                 <w:color w:val="1C3A36"/>
                 <w:sz w:val="16"/>
               </w:rPr>
-              <w:t>301</w:t>
+              <w:t>4,596</w:t>
             </w:r>
           </w:p>
         </w:tc>
@@ -13375,7 +14608,7 @@
                 <w:color w:val="1C3A36"/>
                 <w:sz w:val="16"/>
               </w:rPr>
-              <w:t>339</w:t>
+              <w:t>4,243</w:t>
             </w:r>
           </w:p>
         </w:tc>
@@ -13393,7 +14626,7 @@
                 <w:color w:val="1C3A36"/>
                 <w:sz w:val="16"/>
               </w:rPr>
-              <w:t>408</w:t>
+              <w:t>4,084</w:t>
             </w:r>
           </w:p>
         </w:tc>
@@ -13411,7 +14644,7 @@
                 <w:color w:val="1C3A36"/>
                 <w:sz w:val="16"/>
               </w:rPr>
-              <w:t>480</w:t>
+              <w:t>3,895</w:t>
             </w:r>
           </w:p>
         </w:tc>
@@ -13429,7 +14662,7 @@
                 <w:color w:val="1C3A36"/>
                 <w:sz w:val="16"/>
               </w:rPr>
-              <w:t>555</w:t>
+              <w:t>3,696</w:t>
             </w:r>
           </w:p>
         </w:tc>
@@ -13447,7 +14680,7 @@
                 <w:color w:val="1C3A36"/>
                 <w:sz w:val="16"/>
               </w:rPr>
-              <w:t>614</w:t>
+              <w:t>3,526</w:t>
             </w:r>
           </w:p>
         </w:tc>
@@ -13466,7 +14699,7 @@
                 <w:color w:val="1C3A36"/>
                 <w:sz w:val="16"/>
               </w:rPr>
-              <w:t>EBIT</w:t>
+              <w:t>Depreciation and amortisation</w:t>
             </w:r>
           </w:p>
         </w:tc>
@@ -13484,7 +14717,7 @@
                 <w:color w:val="1C3A36"/>
                 <w:sz w:val="16"/>
               </w:rPr>
-              <w:t>988</w:t>
+              <w:t>250</w:t>
             </w:r>
           </w:p>
         </w:tc>
@@ -13502,7 +14735,7 @@
                 <w:color w:val="1C3A36"/>
                 <w:sz w:val="16"/>
               </w:rPr>
-              <w:t>1,644</w:t>
+              <w:t>257</w:t>
             </w:r>
           </w:p>
         </w:tc>
@@ -13520,7 +14753,7 @@
                 <w:color w:val="1C3A36"/>
                 <w:sz w:val="16"/>
               </w:rPr>
-              <w:t>4,596</w:t>
+              <w:t>290</w:t>
             </w:r>
           </w:p>
         </w:tc>
@@ -13538,7 +14771,7 @@
                 <w:color w:val="1C3A36"/>
                 <w:sz w:val="16"/>
               </w:rPr>
-              <w:t>4,679</w:t>
+              <w:t>333</w:t>
             </w:r>
           </w:p>
         </w:tc>
@@ -13556,7 +14789,7 @@
                 <w:color w:val="1C3A36"/>
                 <w:sz w:val="16"/>
               </w:rPr>
-              <w:t>4,747</w:t>
+              <w:t>384</w:t>
             </w:r>
           </w:p>
         </w:tc>
@@ -13574,7 +14807,7 @@
                 <w:color w:val="1C3A36"/>
                 <w:sz w:val="16"/>
               </w:rPr>
-              <w:t>4,706</w:t>
+              <w:t>438</w:t>
             </w:r>
           </w:p>
         </w:tc>
@@ -13592,7 +14825,7 @@
                 <w:color w:val="1C3A36"/>
                 <w:sz w:val="16"/>
               </w:rPr>
-              <w:t>4,647</w:t>
+              <w:t>492</w:t>
             </w:r>
           </w:p>
         </w:tc>
@@ -13610,7 +14843,7 @@
                 <w:color w:val="1C3A36"/>
                 <w:sz w:val="16"/>
               </w:rPr>
-              <w:t>4,560</w:t>
+              <w:t>549</w:t>
             </w:r>
           </w:p>
         </w:tc>
@@ -13629,7 +14862,7 @@
                 <w:color w:val="1C3A36"/>
                 <w:sz w:val="16"/>
               </w:rPr>
-              <w:t>Net finance income</w:t>
+              <w:t>EBITDA</w:t>
             </w:r>
           </w:p>
         </w:tc>
@@ -13647,7 +14880,7 @@
                 <w:color w:val="1C3A36"/>
                 <w:sz w:val="16"/>
               </w:rPr>
-              <w:t>—</w:t>
+              <w:t>1,330</w:t>
             </w:r>
           </w:p>
         </w:tc>
@@ -13665,7 +14898,7 @@
                 <w:color w:val="1C3A36"/>
                 <w:sz w:val="16"/>
               </w:rPr>
-              <w:t>—</w:t>
+              <w:t>2,021</w:t>
             </w:r>
           </w:p>
         </w:tc>
@@ -13683,7 +14916,7 @@
                 <w:color w:val="1C3A36"/>
                 <w:sz w:val="16"/>
               </w:rPr>
-              <w:t>504</w:t>
+              <w:t>4,886</w:t>
             </w:r>
           </w:p>
         </w:tc>
@@ -13701,7 +14934,7 @@
                 <w:color w:val="1C3A36"/>
                 <w:sz w:val="16"/>
               </w:rPr>
-              <w:t>417</w:t>
+              <w:t>4,576</w:t>
             </w:r>
           </w:p>
         </w:tc>
@@ -13719,7 +14952,7 @@
                 <w:color w:val="1C3A36"/>
                 <w:sz w:val="16"/>
               </w:rPr>
-              <w:t>481</w:t>
+              <w:t>4,468</w:t>
             </w:r>
           </w:p>
         </w:tc>
@@ -13737,7 +14970,7 @@
                 <w:color w:val="1C3A36"/>
                 <w:sz w:val="16"/>
               </w:rPr>
-              <w:t>561</w:t>
+              <w:t>4,333</w:t>
             </w:r>
           </w:p>
         </w:tc>
@@ -13755,7 +14988,7 @@
                 <w:color w:val="1C3A36"/>
                 <w:sz w:val="16"/>
               </w:rPr>
-              <w:t>643</w:t>
+              <w:t>4,188</w:t>
             </w:r>
           </w:p>
         </w:tc>
@@ -13773,7 +15006,7 @@
                 <w:color w:val="1C3A36"/>
                 <w:sz w:val="16"/>
               </w:rPr>
-              <w:t>742</w:t>
+              <w:t>4,075</w:t>
             </w:r>
           </w:p>
         </w:tc>
@@ -13792,7 +15025,7 @@
                 <w:color w:val="1C3A36"/>
                 <w:sz w:val="16"/>
               </w:rPr>
-              <w:t>Profit before tax</w:t>
+              <w:t>EBITDA margin</w:t>
             </w:r>
           </w:p>
         </w:tc>
@@ -13810,7 +15043,7 @@
                 <w:color w:val="1C3A36"/>
                 <w:sz w:val="16"/>
               </w:rPr>
-              <w:t>—</w:t>
+              <w:t>22.0%</w:t>
             </w:r>
           </w:p>
         </w:tc>
@@ -13828,7 +15061,7 @@
                 <w:color w:val="1C3A36"/>
                 <w:sz w:val="16"/>
               </w:rPr>
-              <w:t>—</w:t>
+              <w:t>23.1%</w:t>
             </w:r>
           </w:p>
         </w:tc>
@@ -13846,7 +15079,7 @@
                 <w:color w:val="1C3A36"/>
                 <w:sz w:val="16"/>
               </w:rPr>
-              <w:t>5,100</w:t>
+              <w:t>39.3%</w:t>
             </w:r>
           </w:p>
         </w:tc>
@@ -13864,7 +15097,7 @@
                 <w:color w:val="1C3A36"/>
                 <w:sz w:val="16"/>
               </w:rPr>
-              <w:t>5,097</w:t>
+              <w:t>34.4%</w:t>
             </w:r>
           </w:p>
         </w:tc>
@@ -13882,7 +15115,7 @@
                 <w:color w:val="1C3A36"/>
                 <w:sz w:val="16"/>
               </w:rPr>
-              <w:t>5,228</w:t>
+              <w:t>31.4%</w:t>
             </w:r>
           </w:p>
         </w:tc>
@@ -13900,7 +15133,7 @@
                 <w:color w:val="1C3A36"/>
                 <w:sz w:val="16"/>
               </w:rPr>
-              <w:t>5,267</w:t>
+              <w:t>28.7%</w:t>
             </w:r>
           </w:p>
         </w:tc>
@@ -13918,7 +15151,7 @@
                 <w:color w:val="1C3A36"/>
                 <w:sz w:val="16"/>
               </w:rPr>
-              <w:t>5,290</w:t>
+              <w:t>26.4%</w:t>
             </w:r>
           </w:p>
         </w:tc>
@@ -13936,7 +15169,7 @@
                 <w:color w:val="1C3A36"/>
                 <w:sz w:val="16"/>
               </w:rPr>
-              <w:t>5,301</w:t>
+              <w:t>24.5%</w:t>
             </w:r>
           </w:p>
         </w:tc>
@@ -13945,6 +15178,495 @@
         <w:tc>
           <w:tcPr>
             <w:tcW w:type="dxa" w:w="2189"/>
+          </w:tcPr>
+          <w:p>
+            <w:pPr>
+              <w:spacing w:after="20"/>
+            </w:pPr>
+            <w:r>
+              <w:rPr>
+                <w:color w:val="1C3A36"/>
+                <w:sz w:val="16"/>
+              </w:rPr>
+              <w:t>Net finance and other income</w:t>
+            </w:r>
+          </w:p>
+        </w:tc>
+        <w:tc>
+          <w:tcPr>
+            <w:tcW w:type="dxa" w:w="1037"/>
+          </w:tcPr>
+          <w:p>
+            <w:pPr>
+              <w:spacing w:after="20"/>
+              <w:jc w:val="right"/>
+            </w:pPr>
+            <w:r>
+              <w:rPr>
+                <w:color w:val="1C3A36"/>
+                <w:sz w:val="16"/>
+              </w:rPr>
+              <w:t>-149</w:t>
+            </w:r>
+          </w:p>
+        </w:tc>
+        <w:tc>
+          <w:tcPr>
+            <w:tcW w:type="dxa" w:w="1037"/>
+          </w:tcPr>
+          <w:p>
+            <w:pPr>
+              <w:spacing w:after="20"/>
+              <w:jc w:val="right"/>
+            </w:pPr>
+            <w:r>
+              <w:rPr>
+                <w:color w:val="1C3A36"/>
+                <w:sz w:val="16"/>
+              </w:rPr>
+              <w:t>-258</w:t>
+            </w:r>
+          </w:p>
+        </w:tc>
+        <w:tc>
+          <w:tcPr>
+            <w:tcW w:type="dxa" w:w="1037"/>
+          </w:tcPr>
+          <w:p>
+            <w:pPr>
+              <w:spacing w:after="20"/>
+              <w:jc w:val="right"/>
+            </w:pPr>
+            <w:r>
+              <w:rPr>
+                <w:color w:val="1C3A36"/>
+                <w:sz w:val="16"/>
+              </w:rPr>
+              <w:t>129</w:t>
+            </w:r>
+          </w:p>
+        </w:tc>
+        <w:tc>
+          <w:tcPr>
+            <w:tcW w:type="dxa" w:w="1037"/>
+          </w:tcPr>
+          <w:p>
+            <w:pPr>
+              <w:spacing w:after="20"/>
+              <w:jc w:val="right"/>
+            </w:pPr>
+            <w:r>
+              <w:rPr>
+                <w:color w:val="1C3A36"/>
+                <w:sz w:val="16"/>
+              </w:rPr>
+              <w:t>131</w:t>
+            </w:r>
+          </w:p>
+        </w:tc>
+        <w:tc>
+          <w:tcPr>
+            <w:tcW w:type="dxa" w:w="1037"/>
+          </w:tcPr>
+          <w:p>
+            <w:pPr>
+              <w:spacing w:after="20"/>
+              <w:jc w:val="right"/>
+            </w:pPr>
+            <w:r>
+              <w:rPr>
+                <w:color w:val="1C3A36"/>
+                <w:sz w:val="16"/>
+              </w:rPr>
+              <w:t>195</w:t>
+            </w:r>
+          </w:p>
+        </w:tc>
+        <w:tc>
+          <w:tcPr>
+            <w:tcW w:type="dxa" w:w="1037"/>
+          </w:tcPr>
+          <w:p>
+            <w:pPr>
+              <w:spacing w:after="20"/>
+              <w:jc w:val="right"/>
+            </w:pPr>
+            <w:r>
+              <w:rPr>
+                <w:color w:val="1C3A36"/>
+                <w:sz w:val="16"/>
+              </w:rPr>
+              <w:t>255</w:t>
+            </w:r>
+          </w:p>
+        </w:tc>
+        <w:tc>
+          <w:tcPr>
+            <w:tcW w:type="dxa" w:w="1037"/>
+          </w:tcPr>
+          <w:p>
+            <w:pPr>
+              <w:spacing w:after="20"/>
+              <w:jc w:val="right"/>
+            </w:pPr>
+            <w:r>
+              <w:rPr>
+                <w:color w:val="1C3A36"/>
+                <w:sz w:val="16"/>
+              </w:rPr>
+              <w:t>303</w:t>
+            </w:r>
+          </w:p>
+        </w:tc>
+        <w:tc>
+          <w:tcPr>
+            <w:tcW w:type="dxa" w:w="1037"/>
+          </w:tcPr>
+          <w:p>
+            <w:pPr>
+              <w:spacing w:after="20"/>
+              <w:jc w:val="right"/>
+            </w:pPr>
+            <w:r>
+              <w:rPr>
+                <w:color w:val="1C3A36"/>
+                <w:sz w:val="16"/>
+              </w:rPr>
+              <w:t>353</w:t>
+            </w:r>
+          </w:p>
+        </w:tc>
+      </w:tr>
+      <w:tr>
+        <w:tc>
+          <w:tcPr>
+            <w:tcW w:type="dxa" w:w="2189"/>
+          </w:tcPr>
+          <w:p>
+            <w:pPr>
+              <w:spacing w:after="20"/>
+            </w:pPr>
+            <w:r>
+              <w:rPr>
+                <w:color w:val="1C3A36"/>
+                <w:sz w:val="16"/>
+              </w:rPr>
+              <w:t>Profit before tax</w:t>
+            </w:r>
+          </w:p>
+        </w:tc>
+        <w:tc>
+          <w:tcPr>
+            <w:tcW w:type="dxa" w:w="1037"/>
+          </w:tcPr>
+          <w:p>
+            <w:pPr>
+              <w:spacing w:after="20"/>
+              <w:jc w:val="right"/>
+            </w:pPr>
+            <w:r>
+              <w:rPr>
+                <w:color w:val="1C3A36"/>
+                <w:sz w:val="16"/>
+              </w:rPr>
+              <w:t>930</w:t>
+            </w:r>
+          </w:p>
+        </w:tc>
+        <w:tc>
+          <w:tcPr>
+            <w:tcW w:type="dxa" w:w="1037"/>
+          </w:tcPr>
+          <w:p>
+            <w:pPr>
+              <w:spacing w:after="20"/>
+              <w:jc w:val="right"/>
+            </w:pPr>
+            <w:r>
+              <w:rPr>
+                <w:color w:val="1C3A36"/>
+                <w:sz w:val="16"/>
+              </w:rPr>
+              <w:t>1,506</w:t>
+            </w:r>
+          </w:p>
+        </w:tc>
+        <w:tc>
+          <w:tcPr>
+            <w:tcW w:type="dxa" w:w="1037"/>
+          </w:tcPr>
+          <w:p>
+            <w:pPr>
+              <w:spacing w:after="20"/>
+              <w:jc w:val="right"/>
+            </w:pPr>
+            <w:r>
+              <w:rPr>
+                <w:color w:val="1C3A36"/>
+                <w:sz w:val="16"/>
+              </w:rPr>
+              <w:t>4,725</w:t>
+            </w:r>
+          </w:p>
+        </w:tc>
+        <w:tc>
+          <w:tcPr>
+            <w:tcW w:type="dxa" w:w="1037"/>
+          </w:tcPr>
+          <w:p>
+            <w:pPr>
+              <w:spacing w:after="20"/>
+              <w:jc w:val="right"/>
+            </w:pPr>
+            <w:r>
+              <w:rPr>
+                <w:color w:val="1C3A36"/>
+                <w:sz w:val="16"/>
+              </w:rPr>
+              <w:t>4,374</w:t>
+            </w:r>
+          </w:p>
+        </w:tc>
+        <w:tc>
+          <w:tcPr>
+            <w:tcW w:type="dxa" w:w="1037"/>
+          </w:tcPr>
+          <w:p>
+            <w:pPr>
+              <w:spacing w:after="20"/>
+              <w:jc w:val="right"/>
+            </w:pPr>
+            <w:r>
+              <w:rPr>
+                <w:color w:val="1C3A36"/>
+                <w:sz w:val="16"/>
+              </w:rPr>
+              <w:t>4,279</w:t>
+            </w:r>
+          </w:p>
+        </w:tc>
+        <w:tc>
+          <w:tcPr>
+            <w:tcW w:type="dxa" w:w="1037"/>
+          </w:tcPr>
+          <w:p>
+            <w:pPr>
+              <w:spacing w:after="20"/>
+              <w:jc w:val="right"/>
+            </w:pPr>
+            <w:r>
+              <w:rPr>
+                <w:color w:val="1C3A36"/>
+                <w:sz w:val="16"/>
+              </w:rPr>
+              <w:t>4,150</w:t>
+            </w:r>
+          </w:p>
+        </w:tc>
+        <w:tc>
+          <w:tcPr>
+            <w:tcW w:type="dxa" w:w="1037"/>
+          </w:tcPr>
+          <w:p>
+            <w:pPr>
+              <w:spacing w:after="20"/>
+              <w:jc w:val="right"/>
+            </w:pPr>
+            <w:r>
+              <w:rPr>
+                <w:color w:val="1C3A36"/>
+                <w:sz w:val="16"/>
+              </w:rPr>
+              <w:t>3,999</w:t>
+            </w:r>
+          </w:p>
+        </w:tc>
+        <w:tc>
+          <w:tcPr>
+            <w:tcW w:type="dxa" w:w="1037"/>
+          </w:tcPr>
+          <w:p>
+            <w:pPr>
+              <w:spacing w:after="20"/>
+              <w:jc w:val="right"/>
+            </w:pPr>
+            <w:r>
+              <w:rPr>
+                <w:color w:val="1C3A36"/>
+                <w:sz w:val="16"/>
+              </w:rPr>
+              <w:t>3,879</w:t>
+            </w:r>
+          </w:p>
+        </w:tc>
+      </w:tr>
+      <w:tr>
+        <w:tc>
+          <w:tcPr>
+            <w:tcW w:type="dxa" w:w="2189"/>
+          </w:tcPr>
+          <w:p>
+            <w:pPr>
+              <w:spacing w:after="20"/>
+            </w:pPr>
+            <w:r>
+              <w:rPr>
+                <w:color w:val="1C3A36"/>
+                <w:sz w:val="16"/>
+              </w:rPr>
+              <w:t>Income tax</w:t>
+            </w:r>
+          </w:p>
+        </w:tc>
+        <w:tc>
+          <w:tcPr>
+            <w:tcW w:type="dxa" w:w="1037"/>
+          </w:tcPr>
+          <w:p>
+            <w:pPr>
+              <w:spacing w:after="20"/>
+              <w:jc w:val="right"/>
+            </w:pPr>
+            <w:r>
+              <w:rPr>
+                <w:color w:val="1C3A36"/>
+                <w:sz w:val="16"/>
+              </w:rPr>
+              <w:t>(233)</w:t>
+            </w:r>
+          </w:p>
+        </w:tc>
+        <w:tc>
+          <w:tcPr>
+            <w:tcW w:type="dxa" w:w="1037"/>
+          </w:tcPr>
+          <w:p>
+            <w:pPr>
+              <w:spacing w:after="20"/>
+              <w:jc w:val="right"/>
+            </w:pPr>
+            <w:r>
+              <w:rPr>
+                <w:color w:val="1C3A36"/>
+                <w:sz w:val="16"/>
+              </w:rPr>
+              <w:t>(346)</w:t>
+            </w:r>
+          </w:p>
+        </w:tc>
+        <w:tc>
+          <w:tcPr>
+            <w:tcW w:type="dxa" w:w="1037"/>
+          </w:tcPr>
+          <w:p>
+            <w:pPr>
+              <w:spacing w:after="20"/>
+              <w:jc w:val="right"/>
+            </w:pPr>
+            <w:r>
+              <w:rPr>
+                <w:color w:val="1C3A36"/>
+                <w:sz w:val="16"/>
+              </w:rPr>
+              <w:t>(1,125)</w:t>
+            </w:r>
+          </w:p>
+        </w:tc>
+        <w:tc>
+          <w:tcPr>
+            <w:tcW w:type="dxa" w:w="1037"/>
+          </w:tcPr>
+          <w:p>
+            <w:pPr>
+              <w:spacing w:after="20"/>
+              <w:jc w:val="right"/>
+            </w:pPr>
+            <w:r>
+              <w:rPr>
+                <w:color w:val="1C3A36"/>
+                <w:sz w:val="16"/>
+              </w:rPr>
+              <w:t>(1,042)</w:t>
+            </w:r>
+          </w:p>
+        </w:tc>
+        <w:tc>
+          <w:tcPr>
+            <w:tcW w:type="dxa" w:w="1037"/>
+          </w:tcPr>
+          <w:p>
+            <w:pPr>
+              <w:spacing w:after="20"/>
+              <w:jc w:val="right"/>
+            </w:pPr>
+            <w:r>
+              <w:rPr>
+                <w:color w:val="1C3A36"/>
+                <w:sz w:val="16"/>
+              </w:rPr>
+              <w:t>(1,019)</w:t>
+            </w:r>
+          </w:p>
+        </w:tc>
+        <w:tc>
+          <w:tcPr>
+            <w:tcW w:type="dxa" w:w="1037"/>
+          </w:tcPr>
+          <w:p>
+            <w:pPr>
+              <w:spacing w:after="20"/>
+              <w:jc w:val="right"/>
+            </w:pPr>
+            <w:r>
+              <w:rPr>
+                <w:color w:val="1C3A36"/>
+                <w:sz w:val="16"/>
+              </w:rPr>
+              <w:t>(989)</w:t>
+            </w:r>
+          </w:p>
+        </w:tc>
+        <w:tc>
+          <w:tcPr>
+            <w:tcW w:type="dxa" w:w="1037"/>
+          </w:tcPr>
+          <w:p>
+            <w:pPr>
+              <w:spacing w:after="20"/>
+              <w:jc w:val="right"/>
+            </w:pPr>
+            <w:r>
+              <w:rPr>
+                <w:color w:val="1C3A36"/>
+                <w:sz w:val="16"/>
+              </w:rPr>
+              <w:t>(952)</w:t>
+            </w:r>
+          </w:p>
+        </w:tc>
+        <w:tc>
+          <w:tcPr>
+            <w:tcW w:type="dxa" w:w="1037"/>
+          </w:tcPr>
+          <w:p>
+            <w:pPr>
+              <w:spacing w:after="20"/>
+              <w:jc w:val="right"/>
+            </w:pPr>
+            <w:r>
+              <w:rPr>
+                <w:color w:val="1C3A36"/>
+                <w:sz w:val="16"/>
+              </w:rPr>
+              <w:t>(924)</w:t>
+            </w:r>
+          </w:p>
+        </w:tc>
+      </w:tr>
+      <w:tr>
+        <w:tc>
+          <w:tcPr>
+            <w:tcW w:type="dxa" w:w="2189"/>
             <w:shd w:val="clear" w:color="auto" w:fill="F6F1E6"/>
           </w:tcPr>
           <w:p>
@@ -14017,7 +15739,7 @@
                 <w:color w:val="1C3A36"/>
                 <w:sz w:val="16"/>
               </w:rPr>
-              <w:t>3,599</w:t>
+              <w:t>3,600</w:t>
             </w:r>
           </w:p>
         </w:tc>
@@ -14037,7 +15759,7 @@
                 <w:color w:val="1C3A36"/>
                 <w:sz w:val="16"/>
               </w:rPr>
-              <w:t>3,597</w:t>
+              <w:t>3,332</w:t>
             </w:r>
           </w:p>
         </w:tc>
@@ -14057,7 +15779,7 @@
                 <w:color w:val="1C3A36"/>
                 <w:sz w:val="16"/>
               </w:rPr>
-              <w:t>3,689</w:t>
+              <w:t>3,260</w:t>
             </w:r>
           </w:p>
         </w:tc>
@@ -14077,7 +15799,7 @@
                 <w:color w:val="1C3A36"/>
                 <w:sz w:val="16"/>
               </w:rPr>
-              <w:t>3,717</w:t>
+              <w:t>3,161</w:t>
             </w:r>
           </w:p>
         </w:tc>
@@ -14097,7 +15819,7 @@
                 <w:color w:val="1C3A36"/>
                 <w:sz w:val="16"/>
               </w:rPr>
-              <w:t>3,733</w:t>
+              <w:t>3,046</w:t>
             </w:r>
           </w:p>
         </w:tc>
@@ -14117,7 +15839,7 @@
                 <w:color w:val="1C3A36"/>
                 <w:sz w:val="16"/>
               </w:rPr>
-              <w:t>3,741</w:t>
+              <w:t>2,955</w:t>
             </w:r>
           </w:p>
         </w:tc>
@@ -14154,7 +15876,7 @@
                 <w:color w:val="1C3A36"/>
                 <w:sz w:val="16"/>
               </w:rPr>
-              <w:t>1.86</w:t>
+              <w:t>1.81</w:t>
             </w:r>
           </w:p>
         </w:tc>
@@ -14172,7 +15894,7 @@
                 <w:color w:val="1C3A36"/>
                 <w:sz w:val="16"/>
               </w:rPr>
-              <w:t>3.09</w:t>
+              <w:t>3.02</w:t>
             </w:r>
           </w:p>
         </w:tc>
@@ -14190,7 +15912,7 @@
                 <w:color w:val="1C3A36"/>
                 <w:sz w:val="16"/>
               </w:rPr>
-              <w:t>9.60</w:t>
+              <w:t>9.49</w:t>
             </w:r>
           </w:p>
         </w:tc>
@@ -14208,7 +15930,7 @@
                 <w:color w:val="1C3A36"/>
                 <w:sz w:val="16"/>
               </w:rPr>
-              <w:t>9.60</w:t>
+              <w:t>8.89</w:t>
             </w:r>
           </w:p>
         </w:tc>
@@ -14226,7 +15948,7 @@
                 <w:color w:val="1C3A36"/>
                 <w:sz w:val="16"/>
               </w:rPr>
-              <w:t>9.84</w:t>
+              <w:t>8.70</w:t>
             </w:r>
           </w:p>
         </w:tc>
@@ -14244,7 +15966,7 @@
                 <w:color w:val="1C3A36"/>
                 <w:sz w:val="16"/>
               </w:rPr>
-              <w:t>9.92</w:t>
+              <w:t>8.43</w:t>
             </w:r>
           </w:p>
         </w:tc>
@@ -14262,7 +15984,7 @@
                 <w:color w:val="1C3A36"/>
                 <w:sz w:val="16"/>
               </w:rPr>
-              <w:t>9.96</w:t>
+              <w:t>8.13</w:t>
             </w:r>
           </w:p>
         </w:tc>
@@ -14280,333 +16002,7 @@
                 <w:color w:val="1C3A36"/>
                 <w:sz w:val="16"/>
               </w:rPr>
-              <w:t>9.98</w:t>
-            </w:r>
-          </w:p>
-        </w:tc>
-      </w:tr>
-      <w:tr>
-        <w:tc>
-          <w:tcPr>
-            <w:tcW w:type="dxa" w:w="2189"/>
-          </w:tcPr>
-          <w:p>
-            <w:pPr>
-              <w:spacing w:after="20"/>
-            </w:pPr>
-            <w:r>
-              <w:rPr>
-                <w:color w:val="1C3A36"/>
-                <w:sz w:val="16"/>
-              </w:rPr>
-              <w:t>Despatched volume (Mt)</w:t>
-            </w:r>
-          </w:p>
-        </w:tc>
-        <w:tc>
-          <w:tcPr>
-            <w:tcW w:type="dxa" w:w="1037"/>
-          </w:tcPr>
-          <w:p>
-            <w:pPr>
-              <w:spacing w:after="20"/>
-              <w:jc w:val="right"/>
-            </w:pPr>
-            <w:r>
-              <w:rPr>
-                <w:color w:val="1C3A36"/>
-                <w:sz w:val="16"/>
-              </w:rPr>
-              <w:t>3.300</w:t>
-            </w:r>
-          </w:p>
-        </w:tc>
-        <w:tc>
-          <w:tcPr>
-            <w:tcW w:type="dxa" w:w="1037"/>
-          </w:tcPr>
-          <w:p>
-            <w:pPr>
-              <w:spacing w:after="20"/>
-              <w:jc w:val="right"/>
-            </w:pPr>
-            <w:r>
-              <w:rPr>
-                <w:color w:val="1C3A36"/>
-                <w:sz w:val="16"/>
-              </w:rPr>
-              <w:t>3.420</w:t>
-            </w:r>
-          </w:p>
-        </w:tc>
-        <w:tc>
-          <w:tcPr>
-            <w:tcW w:type="dxa" w:w="1037"/>
-          </w:tcPr>
-          <w:p>
-            <w:pPr>
-              <w:spacing w:after="20"/>
-              <w:jc w:val="right"/>
-            </w:pPr>
-            <w:r>
-              <w:rPr>
-                <w:color w:val="1C3A36"/>
-                <w:sz w:val="16"/>
-              </w:rPr>
-              <w:t>3.600</w:t>
-            </w:r>
-          </w:p>
-        </w:tc>
-        <w:tc>
-          <w:tcPr>
-            <w:tcW w:type="dxa" w:w="1037"/>
-          </w:tcPr>
-          <w:p>
-            <w:pPr>
-              <w:spacing w:after="20"/>
-              <w:jc w:val="right"/>
-            </w:pPr>
-            <w:r>
-              <w:rPr>
-                <w:color w:val="1C3A36"/>
-                <w:sz w:val="16"/>
-              </w:rPr>
-              <w:t>3.840</w:t>
-            </w:r>
-          </w:p>
-        </w:tc>
-        <w:tc>
-          <w:tcPr>
-            <w:tcW w:type="dxa" w:w="1037"/>
-          </w:tcPr>
-          <w:p>
-            <w:pPr>
-              <w:spacing w:after="20"/>
-              <w:jc w:val="right"/>
-            </w:pPr>
-            <w:r>
-              <w:rPr>
-                <w:color w:val="1C3A36"/>
-                <w:sz w:val="16"/>
-              </w:rPr>
-              <w:t>3.950</w:t>
-            </w:r>
-          </w:p>
-        </w:tc>
-        <w:tc>
-          <w:tcPr>
-            <w:tcW w:type="dxa" w:w="1037"/>
-          </w:tcPr>
-          <w:p>
-            <w:pPr>
-              <w:spacing w:after="20"/>
-              <w:jc w:val="right"/>
-            </w:pPr>
-            <w:r>
-              <w:rPr>
-                <w:color w:val="1C3A36"/>
-                <w:sz w:val="16"/>
-              </w:rPr>
-              <w:t>4.025</w:t>
-            </w:r>
-          </w:p>
-        </w:tc>
-        <w:tc>
-          <w:tcPr>
-            <w:tcW w:type="dxa" w:w="1037"/>
-          </w:tcPr>
-          <w:p>
-            <w:pPr>
-              <w:spacing w:after="20"/>
-              <w:jc w:val="right"/>
-            </w:pPr>
-            <w:r>
-              <w:rPr>
-                <w:color w:val="1C3A36"/>
-                <w:sz w:val="16"/>
-              </w:rPr>
-              <w:t>4.075</w:t>
-            </w:r>
-          </w:p>
-        </w:tc>
-        <w:tc>
-          <w:tcPr>
-            <w:tcW w:type="dxa" w:w="1037"/>
-          </w:tcPr>
-          <w:p>
-            <w:pPr>
-              <w:spacing w:after="20"/>
-              <w:jc w:val="right"/>
-            </w:pPr>
-            <w:r>
-              <w:rPr>
-                <w:color w:val="1C3A36"/>
-                <w:sz w:val="16"/>
-              </w:rPr>
-              <w:t>4.110</w:t>
-            </w:r>
-          </w:p>
-        </w:tc>
-      </w:tr>
-      <w:tr>
-        <w:tc>
-          <w:tcPr>
-            <w:tcW w:type="dxa" w:w="2189"/>
-          </w:tcPr>
-          <w:p>
-            <w:pPr>
-              <w:spacing w:after="20"/>
-            </w:pPr>
-            <w:r>
-              <w:rPr>
-                <w:color w:val="1C3A36"/>
-                <w:sz w:val="16"/>
-              </w:rPr>
-              <w:t>Realised price (EGP/t)</w:t>
-            </w:r>
-          </w:p>
-        </w:tc>
-        <w:tc>
-          <w:tcPr>
-            <w:tcW w:type="dxa" w:w="1037"/>
-          </w:tcPr>
-          <w:p>
-            <w:pPr>
-              <w:spacing w:after="20"/>
-              <w:jc w:val="right"/>
-            </w:pPr>
-            <w:r>
-              <w:rPr>
-                <w:color w:val="1C3A36"/>
-                <w:sz w:val="16"/>
-              </w:rPr>
-              <w:t>1,830</w:t>
-            </w:r>
-          </w:p>
-        </w:tc>
-        <w:tc>
-          <w:tcPr>
-            <w:tcW w:type="dxa" w:w="1037"/>
-          </w:tcPr>
-          <w:p>
-            <w:pPr>
-              <w:spacing w:after="20"/>
-              <w:jc w:val="right"/>
-            </w:pPr>
-            <w:r>
-              <w:rPr>
-                <w:color w:val="1C3A36"/>
-                <w:sz w:val="16"/>
-              </w:rPr>
-              <w:t>2,552</w:t>
-            </w:r>
-          </w:p>
-        </w:tc>
-        <w:tc>
-          <w:tcPr>
-            <w:tcW w:type="dxa" w:w="1037"/>
-          </w:tcPr>
-          <w:p>
-            <w:pPr>
-              <w:spacing w:after="20"/>
-              <w:jc w:val="right"/>
-            </w:pPr>
-            <w:r>
-              <w:rPr>
-                <w:color w:val="1C3A36"/>
-                <w:sz w:val="16"/>
-              </w:rPr>
-              <w:t>3,458</w:t>
-            </w:r>
-          </w:p>
-        </w:tc>
-        <w:tc>
-          <w:tcPr>
-            <w:tcW w:type="dxa" w:w="1037"/>
-          </w:tcPr>
-          <w:p>
-            <w:pPr>
-              <w:spacing w:after="20"/>
-              <w:jc w:val="right"/>
-            </w:pPr>
-            <w:r>
-              <w:rPr>
-                <w:color w:val="1C3A36"/>
-                <w:sz w:val="16"/>
-              </w:rPr>
-              <w:t>3,532</w:t>
-            </w:r>
-          </w:p>
-        </w:tc>
-        <w:tc>
-          <w:tcPr>
-            <w:tcW w:type="dxa" w:w="1037"/>
-          </w:tcPr>
-          <w:p>
-            <w:pPr>
-              <w:spacing w:after="20"/>
-              <w:jc w:val="right"/>
-            </w:pPr>
-            <w:r>
-              <w:rPr>
-                <w:color w:val="1C3A36"/>
-                <w:sz w:val="16"/>
-              </w:rPr>
-              <w:t>3,692</w:t>
-            </w:r>
-          </w:p>
-        </w:tc>
-        <w:tc>
-          <w:tcPr>
-            <w:tcW w:type="dxa" w:w="1037"/>
-          </w:tcPr>
-          <w:p>
-            <w:pPr>
-              <w:spacing w:after="20"/>
-              <w:jc w:val="right"/>
-            </w:pPr>
-            <w:r>
-              <w:rPr>
-                <w:color w:val="1C3A36"/>
-                <w:sz w:val="16"/>
-              </w:rPr>
-              <w:t>3,846</w:t>
-            </w:r>
-          </w:p>
-        </w:tc>
-        <w:tc>
-          <w:tcPr>
-            <w:tcW w:type="dxa" w:w="1037"/>
-          </w:tcPr>
-          <w:p>
-            <w:pPr>
-              <w:spacing w:after="20"/>
-              <w:jc w:val="right"/>
-            </w:pPr>
-            <w:r>
-              <w:rPr>
-                <w:color w:val="1C3A36"/>
-                <w:sz w:val="16"/>
-              </w:rPr>
-              <w:t>4,005</w:t>
-            </w:r>
-          </w:p>
-        </w:tc>
-        <w:tc>
-          <w:tcPr>
-            <w:tcW w:type="dxa" w:w="1037"/>
-          </w:tcPr>
-          <w:p>
-            <w:pPr>
-              <w:spacing w:after="20"/>
-              <w:jc w:val="right"/>
-            </w:pPr>
-            <w:r>
-              <w:rPr>
-                <w:color w:val="1C3A36"/>
-                <w:sz w:val="16"/>
-              </w:rPr>
-              <w:t>4,152</w:t>
+              <w:t>7.88</w:t>
             </w:r>
           </w:p>
         </w:tc>
@@ -14628,7 +16024,7 @@
           <w:color w:val="6E7B77"/>
           <w:sz w:val="17"/>
         </w:rPr>
-        <w:t>Table A1 — Three years historical and five forecast. Revenue and attributable profit for FY2023-FY2025 and FY2025 operating income are as disclosed; every other historical line is derived by closing the disclosed profit. Earnings per share here is attributable profit over the current share count and so reads EGP 9.60 for FY2025; the company's own published figure is EGP 9.49, the difference of about 1.2% being the statutory employees' and directors' share of profit.</w:t>
+        <w:t>Table A1 — Three AUDITED years and five forecast. FY2023-FY2025 revenue, cost of sales, administrative expenses, provisions, pre-tax profit, tax, attributable profit, earnings per share and depreciation are disclosed figures; operating profit, EBITDA and the margins are formulas over them. The published earnings per share is struck on distributable profit after the statutory employees' and directors' share, which is why it differs slightly from profit over the share count.</w:t>
       </w:r>
     </w:p>
     <w:p>
@@ -14668,18 +16064,20 @@
         <w:tblLayout w:type="fixed"/>
       </w:tblPr>
       <w:tblGrid>
-        <w:gridCol w:w="2736"/>
-        <w:gridCol w:w="1296"/>
-        <w:gridCol w:w="1296"/>
-        <w:gridCol w:w="1296"/>
-        <w:gridCol w:w="1296"/>
-        <w:gridCol w:w="1296"/>
-        <w:gridCol w:w="1296"/>
+        <w:gridCol w:w="2189"/>
+        <w:gridCol w:w="1037"/>
+        <w:gridCol w:w="1037"/>
+        <w:gridCol w:w="1037"/>
+        <w:gridCol w:w="1037"/>
+        <w:gridCol w:w="1037"/>
+        <w:gridCol w:w="1037"/>
+        <w:gridCol w:w="1037"/>
+        <w:gridCol w:w="1037"/>
       </w:tblGrid>
       <w:tr>
         <w:tc>
           <w:tcPr>
-            <w:tcW w:type="dxa" w:w="2736"/>
+            <w:tcW w:type="dxa" w:w="2189"/>
             <w:shd w:val="clear" w:color="auto" w:fill="EAF0EE"/>
           </w:tcPr>
           <w:p>
@@ -14698,7 +16096,7 @@
         </w:tc>
         <w:tc>
           <w:tcPr>
-            <w:tcW w:type="dxa" w:w="1296"/>
+            <w:tcW w:type="dxa" w:w="1037"/>
             <w:shd w:val="clear" w:color="auto" w:fill="EAF0EE"/>
           </w:tcPr>
           <w:p>
@@ -14711,13 +16109,51 @@
                 <w:color w:val="1C3A36"/>
                 <w:sz w:val="16"/>
               </w:rPr>
+              <w:t>FY2023</w:t>
+            </w:r>
+          </w:p>
+        </w:tc>
+        <w:tc>
+          <w:tcPr>
+            <w:tcW w:type="dxa" w:w="1037"/>
+            <w:shd w:val="clear" w:color="auto" w:fill="EAF0EE"/>
+          </w:tcPr>
+          <w:p>
+            <w:pPr>
+              <w:spacing w:after="20"/>
+            </w:pPr>
+            <w:r>
+              <w:rPr>
+                <w:b/>
+                <w:color w:val="1C3A36"/>
+                <w:sz w:val="16"/>
+              </w:rPr>
+              <w:t>FY2024</w:t>
+            </w:r>
+          </w:p>
+        </w:tc>
+        <w:tc>
+          <w:tcPr>
+            <w:tcW w:type="dxa" w:w="1037"/>
+            <w:shd w:val="clear" w:color="auto" w:fill="EAF0EE"/>
+          </w:tcPr>
+          <w:p>
+            <w:pPr>
+              <w:spacing w:after="20"/>
+            </w:pPr>
+            <w:r>
+              <w:rPr>
+                <w:b/>
+                <w:color w:val="1C3A36"/>
+                <w:sz w:val="16"/>
+              </w:rPr>
               <w:t>FY2025</w:t>
             </w:r>
           </w:p>
         </w:tc>
         <w:tc>
           <w:tcPr>
-            <w:tcW w:type="dxa" w:w="1296"/>
+            <w:tcW w:type="dxa" w:w="1037"/>
             <w:shd w:val="clear" w:color="auto" w:fill="EAF0EE"/>
           </w:tcPr>
           <w:p>
@@ -14736,7 +16172,7 @@
         </w:tc>
         <w:tc>
           <w:tcPr>
-            <w:tcW w:type="dxa" w:w="1296"/>
+            <w:tcW w:type="dxa" w:w="1037"/>
             <w:shd w:val="clear" w:color="auto" w:fill="EAF0EE"/>
           </w:tcPr>
           <w:p>
@@ -14755,7 +16191,7 @@
         </w:tc>
         <w:tc>
           <w:tcPr>
-            <w:tcW w:type="dxa" w:w="1296"/>
+            <w:tcW w:type="dxa" w:w="1037"/>
             <w:shd w:val="clear" w:color="auto" w:fill="EAF0EE"/>
           </w:tcPr>
           <w:p>
@@ -14774,7 +16210,7 @@
         </w:tc>
         <w:tc>
           <w:tcPr>
-            <w:tcW w:type="dxa" w:w="1296"/>
+            <w:tcW w:type="dxa" w:w="1037"/>
             <w:shd w:val="clear" w:color="auto" w:fill="EAF0EE"/>
           </w:tcPr>
           <w:p>
@@ -14793,7 +16229,7 @@
         </w:tc>
         <w:tc>
           <w:tcPr>
-            <w:tcW w:type="dxa" w:w="1296"/>
+            <w:tcW w:type="dxa" w:w="1037"/>
             <w:shd w:val="clear" w:color="auto" w:fill="EAF0EE"/>
           </w:tcPr>
           <w:p>
@@ -14814,126 +16250,180 @@
       <w:tr>
         <w:tc>
           <w:tcPr>
-            <w:tcW w:type="dxa" w:w="2736"/>
-          </w:tcPr>
-          <w:p>
-            <w:pPr>
-              <w:spacing w:after="20"/>
-            </w:pPr>
-            <w:r>
-              <w:rPr>
+            <w:tcW w:type="dxa" w:w="2189"/>
+            <w:shd w:val="clear" w:color="auto" w:fill="F6F1E6"/>
+          </w:tcPr>
+          <w:p>
+            <w:pPr>
+              <w:spacing w:after="20"/>
+            </w:pPr>
+            <w:r>
+              <w:rPr>
+                <w:b/>
                 <w:color w:val="1C3A36"/>
                 <w:sz w:val="16"/>
               </w:rPr>
-              <w:t>Net property, plant and equipment</w:t>
-            </w:r>
-          </w:p>
-        </w:tc>
-        <w:tc>
-          <w:tcPr>
-            <w:tcW w:type="dxa" w:w="1296"/>
-          </w:tcPr>
-          <w:p>
-            <w:pPr>
-              <w:spacing w:after="20"/>
-              <w:jc w:val="right"/>
-            </w:pPr>
-            <w:r>
-              <w:rPr>
+              <w:t>Total assets</w:t>
+            </w:r>
+          </w:p>
+        </w:tc>
+        <w:tc>
+          <w:tcPr>
+            <w:tcW w:type="dxa" w:w="1037"/>
+            <w:shd w:val="clear" w:color="auto" w:fill="F6F1E6"/>
+          </w:tcPr>
+          <w:p>
+            <w:pPr>
+              <w:spacing w:after="20"/>
+              <w:jc w:val="right"/>
+            </w:pPr>
+            <w:r>
+              <w:rPr>
+                <w:b/>
                 <w:color w:val="1C3A36"/>
                 <w:sz w:val="16"/>
               </w:rPr>
-              <w:t>3,089</w:t>
-            </w:r>
-          </w:p>
-        </w:tc>
-        <w:tc>
-          <w:tcPr>
-            <w:tcW w:type="dxa" w:w="1296"/>
-          </w:tcPr>
-          <w:p>
-            <w:pPr>
-              <w:spacing w:after="20"/>
-              <w:jc w:val="right"/>
-            </w:pPr>
-            <w:r>
-              <w:rPr>
+              <w:t>3,888</w:t>
+            </w:r>
+          </w:p>
+        </w:tc>
+        <w:tc>
+          <w:tcPr>
+            <w:tcW w:type="dxa" w:w="1037"/>
+            <w:shd w:val="clear" w:color="auto" w:fill="F6F1E6"/>
+          </w:tcPr>
+          <w:p>
+            <w:pPr>
+              <w:spacing w:after="20"/>
+              <w:jc w:val="right"/>
+            </w:pPr>
+            <w:r>
+              <w:rPr>
+                <w:b/>
                 <w:color w:val="1C3A36"/>
                 <w:sz w:val="16"/>
               </w:rPr>
-              <w:t>3,762</w:t>
-            </w:r>
-          </w:p>
-        </w:tc>
-        <w:tc>
-          <w:tcPr>
-            <w:tcW w:type="dxa" w:w="1296"/>
-          </w:tcPr>
-          <w:p>
-            <w:pPr>
-              <w:spacing w:after="20"/>
-              <w:jc w:val="right"/>
-            </w:pPr>
-            <w:r>
-              <w:rPr>
+              <w:t>5,849</w:t>
+            </w:r>
+          </w:p>
+        </w:tc>
+        <w:tc>
+          <w:tcPr>
+            <w:tcW w:type="dxa" w:w="1037"/>
+            <w:shd w:val="clear" w:color="auto" w:fill="F6F1E6"/>
+          </w:tcPr>
+          <w:p>
+            <w:pPr>
+              <w:spacing w:after="20"/>
+              <w:jc w:val="right"/>
+            </w:pPr>
+            <w:r>
+              <w:rPr>
+                <w:b/>
                 <w:color w:val="1C3A36"/>
                 <w:sz w:val="16"/>
               </w:rPr>
-              <w:t>4,416</w:t>
-            </w:r>
-          </w:p>
-        </w:tc>
-        <w:tc>
-          <w:tcPr>
-            <w:tcW w:type="dxa" w:w="1296"/>
-          </w:tcPr>
-          <w:p>
-            <w:pPr>
-              <w:spacing w:after="20"/>
-              <w:jc w:val="right"/>
-            </w:pPr>
-            <w:r>
-              <w:rPr>
+              <w:t>8,784</w:t>
+            </w:r>
+          </w:p>
+        </w:tc>
+        <w:tc>
+          <w:tcPr>
+            <w:tcW w:type="dxa" w:w="1037"/>
+            <w:shd w:val="clear" w:color="auto" w:fill="F6F1E6"/>
+          </w:tcPr>
+          <w:p>
+            <w:pPr>
+              <w:spacing w:after="20"/>
+              <w:jc w:val="right"/>
+            </w:pPr>
+            <w:r>
+              <w:rPr>
+                <w:b/>
                 <w:color w:val="1C3A36"/>
                 <w:sz w:val="16"/>
               </w:rPr>
-              <w:t>5,052</w:t>
-            </w:r>
-          </w:p>
-        </w:tc>
-        <w:tc>
-          <w:tcPr>
-            <w:tcW w:type="dxa" w:w="1296"/>
-          </w:tcPr>
-          <w:p>
-            <w:pPr>
-              <w:spacing w:after="20"/>
-              <w:jc w:val="right"/>
-            </w:pPr>
-            <w:r>
-              <w:rPr>
+              <w:t>8,261</w:t>
+            </w:r>
+          </w:p>
+        </w:tc>
+        <w:tc>
+          <w:tcPr>
+            <w:tcW w:type="dxa" w:w="1037"/>
+            <w:shd w:val="clear" w:color="auto" w:fill="F6F1E6"/>
+          </w:tcPr>
+          <w:p>
+            <w:pPr>
+              <w:spacing w:after="20"/>
+              <w:jc w:val="right"/>
+            </w:pPr>
+            <w:r>
+              <w:rPr>
+                <w:b/>
                 <w:color w:val="1C3A36"/>
                 <w:sz w:val="16"/>
               </w:rPr>
-              <w:t>5,669</w:t>
-            </w:r>
-          </w:p>
-        </w:tc>
-        <w:tc>
-          <w:tcPr>
-            <w:tcW w:type="dxa" w:w="1296"/>
-          </w:tcPr>
-          <w:p>
-            <w:pPr>
-              <w:spacing w:after="20"/>
-              <w:jc w:val="right"/>
-            </w:pPr>
-            <w:r>
-              <w:rPr>
+              <w:t>9,708</w:t>
+            </w:r>
+          </w:p>
+        </w:tc>
+        <w:tc>
+          <w:tcPr>
+            <w:tcW w:type="dxa" w:w="1037"/>
+            <w:shd w:val="clear" w:color="auto" w:fill="F6F1E6"/>
+          </w:tcPr>
+          <w:p>
+            <w:pPr>
+              <w:spacing w:after="20"/>
+              <w:jc w:val="right"/>
+            </w:pPr>
+            <w:r>
+              <w:rPr>
+                <w:b/>
                 <w:color w:val="1C3A36"/>
                 <w:sz w:val="16"/>
               </w:rPr>
-              <w:t>6,285</w:t>
+              <w:t>11,112</w:t>
+            </w:r>
+          </w:p>
+        </w:tc>
+        <w:tc>
+          <w:tcPr>
+            <w:tcW w:type="dxa" w:w="1037"/>
+            <w:shd w:val="clear" w:color="auto" w:fill="F6F1E6"/>
+          </w:tcPr>
+          <w:p>
+            <w:pPr>
+              <w:spacing w:after="20"/>
+              <w:jc w:val="right"/>
+            </w:pPr>
+            <w:r>
+              <w:rPr>
+                <w:b/>
+                <w:color w:val="1C3A36"/>
+                <w:sz w:val="16"/>
+              </w:rPr>
+              <w:t>12,464</w:t>
+            </w:r>
+          </w:p>
+        </w:tc>
+        <w:tc>
+          <w:tcPr>
+            <w:tcW w:type="dxa" w:w="1037"/>
+            <w:shd w:val="clear" w:color="auto" w:fill="F6F1E6"/>
+          </w:tcPr>
+          <w:p>
+            <w:pPr>
+              <w:spacing w:after="20"/>
+              <w:jc w:val="right"/>
+            </w:pPr>
+            <w:r>
+              <w:rPr>
+                <w:b/>
+                <w:color w:val="1C3A36"/>
+                <w:sz w:val="16"/>
+              </w:rPr>
+              <w:t>13,776</w:t>
             </w:r>
           </w:p>
         </w:tc>
@@ -14941,7 +16431,7 @@
       <w:tr>
         <w:tc>
           <w:tcPr>
-            <w:tcW w:type="dxa" w:w="2736"/>
+            <w:tcW w:type="dxa" w:w="2189"/>
           </w:tcPr>
           <w:p>
             <w:pPr>
@@ -14952,13 +16442,13 @@
                 <w:color w:val="1C3A36"/>
                 <w:sz w:val="16"/>
               </w:rPr>
-              <w:t>Working capital</w:t>
-            </w:r>
-          </w:p>
-        </w:tc>
-        <w:tc>
-          <w:tcPr>
-            <w:tcW w:type="dxa" w:w="1296"/>
+              <w:t>Cash and bank balances</w:t>
+            </w:r>
+          </w:p>
+        </w:tc>
+        <w:tc>
+          <w:tcPr>
+            <w:tcW w:type="dxa" w:w="1037"/>
           </w:tcPr>
           <w:p>
             <w:pPr>
@@ -14970,13 +16460,13 @@
                 <w:color w:val="1C3A36"/>
                 <w:sz w:val="16"/>
               </w:rPr>
-              <w:t>2,235</w:t>
-            </w:r>
-          </w:p>
-        </w:tc>
-        <w:tc>
-          <w:tcPr>
-            <w:tcW w:type="dxa" w:w="1296"/>
+              <w:t>561</w:t>
+            </w:r>
+          </w:p>
+        </w:tc>
+        <w:tc>
+          <w:tcPr>
+            <w:tcW w:type="dxa" w:w="1037"/>
           </w:tcPr>
           <w:p>
             <w:pPr>
@@ -14988,13 +16478,13 @@
                 <w:color w:val="1C3A36"/>
                 <w:sz w:val="16"/>
               </w:rPr>
-              <w:t>2,369</w:t>
-            </w:r>
-          </w:p>
-        </w:tc>
-        <w:tc>
-          <w:tcPr>
-            <w:tcW w:type="dxa" w:w="1296"/>
+              <w:t>1,687</w:t>
+            </w:r>
+          </w:p>
+        </w:tc>
+        <w:tc>
+          <w:tcPr>
+            <w:tcW w:type="dxa" w:w="1037"/>
           </w:tcPr>
           <w:p>
             <w:pPr>
@@ -15006,13 +16496,13 @@
                 <w:color w:val="1C3A36"/>
                 <w:sz w:val="16"/>
               </w:rPr>
-              <w:t>2,492</w:t>
-            </w:r>
-          </w:p>
-        </w:tc>
-        <w:tc>
-          <w:tcPr>
-            <w:tcW w:type="dxa" w:w="1296"/>
+              <w:t>3,459</w:t>
+            </w:r>
+          </w:p>
+        </w:tc>
+        <w:tc>
+          <w:tcPr>
+            <w:tcW w:type="dxa" w:w="1037"/>
           </w:tcPr>
           <w:p>
             <w:pPr>
@@ -15024,13 +16514,13 @@
                 <w:color w:val="1C3A36"/>
                 <w:sz w:val="16"/>
               </w:rPr>
-              <w:t>2,599</w:t>
-            </w:r>
-          </w:p>
-        </w:tc>
-        <w:tc>
-          <w:tcPr>
-            <w:tcW w:type="dxa" w:w="1296"/>
+              <w:t>2,155</w:t>
+            </w:r>
+          </w:p>
+        </w:tc>
+        <w:tc>
+          <w:tcPr>
+            <w:tcW w:type="dxa" w:w="1037"/>
           </w:tcPr>
           <w:p>
             <w:pPr>
@@ -15042,13 +16532,13 @@
                 <w:color w:val="1C3A36"/>
                 <w:sz w:val="16"/>
               </w:rPr>
-              <w:t>2,700</w:t>
-            </w:r>
-          </w:p>
-        </w:tc>
-        <w:tc>
-          <w:tcPr>
-            <w:tcW w:type="dxa" w:w="1296"/>
+              <w:t>2,815</w:t>
+            </w:r>
+          </w:p>
+        </w:tc>
+        <w:tc>
+          <w:tcPr>
+            <w:tcW w:type="dxa" w:w="1037"/>
           </w:tcPr>
           <w:p>
             <w:pPr>
@@ -15060,7 +16550,43 @@
                 <w:color w:val="1C3A36"/>
                 <w:sz w:val="16"/>
               </w:rPr>
-              <w:t>2,789</w:t>
+              <w:t>3,436</w:t>
+            </w:r>
+          </w:p>
+        </w:tc>
+        <w:tc>
+          <w:tcPr>
+            <w:tcW w:type="dxa" w:w="1037"/>
+          </w:tcPr>
+          <w:p>
+            <w:pPr>
+              <w:spacing w:after="20"/>
+              <w:jc w:val="right"/>
+            </w:pPr>
+            <w:r>
+              <w:rPr>
+                <w:color w:val="1C3A36"/>
+                <w:sz w:val="16"/>
+              </w:rPr>
+              <w:t>4,013</w:t>
+            </w:r>
+          </w:p>
+        </w:tc>
+        <w:tc>
+          <w:tcPr>
+            <w:tcW w:type="dxa" w:w="1037"/>
+          </w:tcPr>
+          <w:p>
+            <w:pPr>
+              <w:spacing w:after="20"/>
+              <w:jc w:val="right"/>
+            </w:pPr>
+            <w:r>
+              <w:rPr>
+                <w:color w:val="1C3A36"/>
+                <w:sz w:val="16"/>
+              </w:rPr>
+              <w:t>4,554</w:t>
             </w:r>
           </w:p>
         </w:tc>
@@ -15068,7 +16594,7 @@
       <w:tr>
         <w:tc>
           <w:tcPr>
-            <w:tcW w:type="dxa" w:w="2736"/>
+            <w:tcW w:type="dxa" w:w="2189"/>
           </w:tcPr>
           <w:p>
             <w:pPr>
@@ -15079,13 +16605,13 @@
                 <w:color w:val="1C3A36"/>
                 <w:sz w:val="16"/>
               </w:rPr>
-              <w:t>Cash and equivalents</w:t>
-            </w:r>
-          </w:p>
-        </w:tc>
-        <w:tc>
-          <w:tcPr>
-            <w:tcW w:type="dxa" w:w="1296"/>
+              <w:t>Interest-bearing debt</w:t>
+            </w:r>
+          </w:p>
+        </w:tc>
+        <w:tc>
+          <w:tcPr>
+            <w:tcW w:type="dxa" w:w="1037"/>
           </w:tcPr>
           <w:p>
             <w:pPr>
@@ -15097,13 +16623,13 @@
                 <w:color w:val="1C3A36"/>
                 <w:sz w:val="16"/>
               </w:rPr>
-              <w:t>3,459</w:t>
-            </w:r>
-          </w:p>
-        </w:tc>
-        <w:tc>
-          <w:tcPr>
-            <w:tcW w:type="dxa" w:w="1296"/>
+              <w:t>90</w:t>
+            </w:r>
+          </w:p>
+        </w:tc>
+        <w:tc>
+          <w:tcPr>
+            <w:tcW w:type="dxa" w:w="1037"/>
           </w:tcPr>
           <w:p>
             <w:pPr>
@@ -15115,13 +16641,13 @@
                 <w:color w:val="1C3A36"/>
                 <w:sz w:val="16"/>
               </w:rPr>
-              <w:t>4,235</w:t>
-            </w:r>
-          </w:p>
-        </w:tc>
-        <w:tc>
-          <w:tcPr>
-            <w:tcW w:type="dxa" w:w="1296"/>
+              <w:t>761</w:t>
+            </w:r>
+          </w:p>
+        </w:tc>
+        <w:tc>
+          <w:tcPr>
+            <w:tcW w:type="dxa" w:w="1037"/>
           </w:tcPr>
           <w:p>
             <w:pPr>
@@ -15133,13 +16659,13 @@
                 <w:color w:val="1C3A36"/>
                 <w:sz w:val="16"/>
               </w:rPr>
-              <w:t>5,082</w:t>
-            </w:r>
-          </w:p>
-        </w:tc>
-        <w:tc>
-          <w:tcPr>
-            <w:tcW w:type="dxa" w:w="1296"/>
+              <w:t>1,135</w:t>
+            </w:r>
+          </w:p>
+        </w:tc>
+        <w:tc>
+          <w:tcPr>
+            <w:tcW w:type="dxa" w:w="1037"/>
           </w:tcPr>
           <w:p>
             <w:pPr>
@@ -15151,13 +16677,13 @@
                 <w:color w:val="1C3A36"/>
                 <w:sz w:val="16"/>
               </w:rPr>
-              <w:t>5,974</w:t>
-            </w:r>
-          </w:p>
-        </w:tc>
-        <w:tc>
-          <w:tcPr>
-            <w:tcW w:type="dxa" w:w="1296"/>
+              <w:t>1,135</w:t>
+            </w:r>
+          </w:p>
+        </w:tc>
+        <w:tc>
+          <w:tcPr>
+            <w:tcW w:type="dxa" w:w="1037"/>
           </w:tcPr>
           <w:p>
             <w:pPr>
@@ -15169,13 +16695,13 @@
                 <w:color w:val="1C3A36"/>
                 <w:sz w:val="16"/>
               </w:rPr>
-              <w:t>6,899</w:t>
-            </w:r>
-          </w:p>
-        </w:tc>
-        <w:tc>
-          <w:tcPr>
-            <w:tcW w:type="dxa" w:w="1296"/>
+              <w:t>1,135</w:t>
+            </w:r>
+          </w:p>
+        </w:tc>
+        <w:tc>
+          <w:tcPr>
+            <w:tcW w:type="dxa" w:w="1037"/>
           </w:tcPr>
           <w:p>
             <w:pPr>
@@ -15187,7 +16713,43 @@
                 <w:color w:val="1C3A36"/>
                 <w:sz w:val="16"/>
               </w:rPr>
-              <w:t>7,840</w:t>
+              <w:t>1,135</w:t>
+            </w:r>
+          </w:p>
+        </w:tc>
+        <w:tc>
+          <w:tcPr>
+            <w:tcW w:type="dxa" w:w="1037"/>
+          </w:tcPr>
+          <w:p>
+            <w:pPr>
+              <w:spacing w:after="20"/>
+              <w:jc w:val="right"/>
+            </w:pPr>
+            <w:r>
+              <w:rPr>
+                <w:color w:val="1C3A36"/>
+                <w:sz w:val="16"/>
+              </w:rPr>
+              <w:t>1,135</w:t>
+            </w:r>
+          </w:p>
+        </w:tc>
+        <w:tc>
+          <w:tcPr>
+            <w:tcW w:type="dxa" w:w="1037"/>
+          </w:tcPr>
+          <w:p>
+            <w:pPr>
+              <w:spacing w:after="20"/>
+              <w:jc w:val="right"/>
+            </w:pPr>
+            <w:r>
+              <w:rPr>
+                <w:color w:val="1C3A36"/>
+                <w:sz w:val="16"/>
+              </w:rPr>
+              <w:t>1,135</w:t>
             </w:r>
           </w:p>
         </w:tc>
@@ -15195,140 +16757,162 @@
       <w:tr>
         <w:tc>
           <w:tcPr>
-            <w:tcW w:type="dxa" w:w="2736"/>
-            <w:shd w:val="clear" w:color="auto" w:fill="F6F1E6"/>
-          </w:tcPr>
-          <w:p>
-            <w:pPr>
-              <w:spacing w:after="20"/>
-            </w:pPr>
-            <w:r>
-              <w:rPr>
-                <w:b/>
+            <w:tcW w:type="dxa" w:w="2189"/>
+          </w:tcPr>
+          <w:p>
+            <w:pPr>
+              <w:spacing w:after="20"/>
+            </w:pPr>
+            <w:r>
+              <w:rPr>
                 <w:color w:val="1C3A36"/>
                 <w:sz w:val="16"/>
               </w:rPr>
-              <w:t>Total assets</w:t>
-            </w:r>
-          </w:p>
-        </w:tc>
-        <w:tc>
-          <w:tcPr>
-            <w:tcW w:type="dxa" w:w="1296"/>
-            <w:shd w:val="clear" w:color="auto" w:fill="F6F1E6"/>
-          </w:tcPr>
-          <w:p>
-            <w:pPr>
-              <w:spacing w:after="20"/>
-              <w:jc w:val="right"/>
-            </w:pPr>
-            <w:r>
-              <w:rPr>
-                <w:b/>
+              <w:t>Net (cash) / debt</w:t>
+            </w:r>
+          </w:p>
+        </w:tc>
+        <w:tc>
+          <w:tcPr>
+            <w:tcW w:type="dxa" w:w="1037"/>
+          </w:tcPr>
+          <w:p>
+            <w:pPr>
+              <w:spacing w:after="20"/>
+              <w:jc w:val="right"/>
+            </w:pPr>
+            <w:r>
+              <w:rPr>
                 <w:color w:val="1C3A36"/>
                 <w:sz w:val="16"/>
               </w:rPr>
-              <w:t>8,784</w:t>
-            </w:r>
-          </w:p>
-        </w:tc>
-        <w:tc>
-          <w:tcPr>
-            <w:tcW w:type="dxa" w:w="1296"/>
-            <w:shd w:val="clear" w:color="auto" w:fill="F6F1E6"/>
-          </w:tcPr>
-          <w:p>
-            <w:pPr>
-              <w:spacing w:after="20"/>
-              <w:jc w:val="right"/>
-            </w:pPr>
-            <w:r>
-              <w:rPr>
-                <w:b/>
+              <w:t>-471</w:t>
+            </w:r>
+          </w:p>
+        </w:tc>
+        <w:tc>
+          <w:tcPr>
+            <w:tcW w:type="dxa" w:w="1037"/>
+          </w:tcPr>
+          <w:p>
+            <w:pPr>
+              <w:spacing w:after="20"/>
+              <w:jc w:val="right"/>
+            </w:pPr>
+            <w:r>
+              <w:rPr>
                 <w:color w:val="1C3A36"/>
                 <w:sz w:val="16"/>
               </w:rPr>
-              <w:t>10,366</w:t>
-            </w:r>
-          </w:p>
-        </w:tc>
-        <w:tc>
-          <w:tcPr>
-            <w:tcW w:type="dxa" w:w="1296"/>
-            <w:shd w:val="clear" w:color="auto" w:fill="F6F1E6"/>
-          </w:tcPr>
-          <w:p>
-            <w:pPr>
-              <w:spacing w:after="20"/>
-              <w:jc w:val="right"/>
-            </w:pPr>
-            <w:r>
-              <w:rPr>
-                <w:b/>
+              <w:t>-926</w:t>
+            </w:r>
+          </w:p>
+        </w:tc>
+        <w:tc>
+          <w:tcPr>
+            <w:tcW w:type="dxa" w:w="1037"/>
+          </w:tcPr>
+          <w:p>
+            <w:pPr>
+              <w:spacing w:after="20"/>
+              <w:jc w:val="right"/>
+            </w:pPr>
+            <w:r>
+              <w:rPr>
                 <w:color w:val="1C3A36"/>
                 <w:sz w:val="16"/>
               </w:rPr>
-              <w:t>11,990</w:t>
-            </w:r>
-          </w:p>
-        </w:tc>
-        <w:tc>
-          <w:tcPr>
-            <w:tcW w:type="dxa" w:w="1296"/>
-            <w:shd w:val="clear" w:color="auto" w:fill="F6F1E6"/>
-          </w:tcPr>
-          <w:p>
-            <w:pPr>
-              <w:spacing w:after="20"/>
-              <w:jc w:val="right"/>
-            </w:pPr>
-            <w:r>
-              <w:rPr>
-                <w:b/>
+              <w:t>-2,324</w:t>
+            </w:r>
+          </w:p>
+        </w:tc>
+        <w:tc>
+          <w:tcPr>
+            <w:tcW w:type="dxa" w:w="1037"/>
+          </w:tcPr>
+          <w:p>
+            <w:pPr>
+              <w:spacing w:after="20"/>
+              <w:jc w:val="right"/>
+            </w:pPr>
+            <w:r>
+              <w:rPr>
                 <w:color w:val="1C3A36"/>
                 <w:sz w:val="16"/>
               </w:rPr>
-              <w:t>13,625</w:t>
-            </w:r>
-          </w:p>
-        </w:tc>
-        <w:tc>
-          <w:tcPr>
-            <w:tcW w:type="dxa" w:w="1296"/>
-            <w:shd w:val="clear" w:color="auto" w:fill="F6F1E6"/>
-          </w:tcPr>
-          <w:p>
-            <w:pPr>
-              <w:spacing w:after="20"/>
-              <w:jc w:val="right"/>
-            </w:pPr>
-            <w:r>
-              <w:rPr>
-                <w:b/>
+              <w:t>-1,020</w:t>
+            </w:r>
+          </w:p>
+        </w:tc>
+        <w:tc>
+          <w:tcPr>
+            <w:tcW w:type="dxa" w:w="1037"/>
+          </w:tcPr>
+          <w:p>
+            <w:pPr>
+              <w:spacing w:after="20"/>
+              <w:jc w:val="right"/>
+            </w:pPr>
+            <w:r>
+              <w:rPr>
                 <w:color w:val="1C3A36"/>
                 <w:sz w:val="16"/>
               </w:rPr>
-              <w:t>15,268</w:t>
-            </w:r>
-          </w:p>
-        </w:tc>
-        <w:tc>
-          <w:tcPr>
-            <w:tcW w:type="dxa" w:w="1296"/>
-            <w:shd w:val="clear" w:color="auto" w:fill="F6F1E6"/>
-          </w:tcPr>
-          <w:p>
-            <w:pPr>
-              <w:spacing w:after="20"/>
-              <w:jc w:val="right"/>
-            </w:pPr>
-            <w:r>
-              <w:rPr>
-                <w:b/>
+              <w:t>-1,679</w:t>
+            </w:r>
+          </w:p>
+        </w:tc>
+        <w:tc>
+          <w:tcPr>
+            <w:tcW w:type="dxa" w:w="1037"/>
+          </w:tcPr>
+          <w:p>
+            <w:pPr>
+              <w:spacing w:after="20"/>
+              <w:jc w:val="right"/>
+            </w:pPr>
+            <w:r>
+              <w:rPr>
                 <w:color w:val="1C3A36"/>
                 <w:sz w:val="16"/>
               </w:rPr>
-              <w:t>16,914</w:t>
+              <w:t>-2,300</w:t>
+            </w:r>
+          </w:p>
+        </w:tc>
+        <w:tc>
+          <w:tcPr>
+            <w:tcW w:type="dxa" w:w="1037"/>
+          </w:tcPr>
+          <w:p>
+            <w:pPr>
+              <w:spacing w:after="20"/>
+              <w:jc w:val="right"/>
+            </w:pPr>
+            <w:r>
+              <w:rPr>
+                <w:color w:val="1C3A36"/>
+                <w:sz w:val="16"/>
+              </w:rPr>
+              <w:t>-2,878</w:t>
+            </w:r>
+          </w:p>
+        </w:tc>
+        <w:tc>
+          <w:tcPr>
+            <w:tcW w:type="dxa" w:w="1037"/>
+          </w:tcPr>
+          <w:p>
+            <w:pPr>
+              <w:spacing w:after="20"/>
+              <w:jc w:val="right"/>
+            </w:pPr>
+            <w:r>
+              <w:rPr>
+                <w:color w:val="1C3A36"/>
+                <w:sz w:val="16"/>
+              </w:rPr>
+              <w:t>-3,419</w:t>
             </w:r>
           </w:p>
         </w:tc>
@@ -15336,7 +16920,7 @@
       <w:tr>
         <w:tc>
           <w:tcPr>
-            <w:tcW w:type="dxa" w:w="2736"/>
+            <w:tcW w:type="dxa" w:w="2189"/>
           </w:tcPr>
           <w:p>
             <w:pPr>
@@ -15347,13 +16931,13 @@
                 <w:color w:val="1C3A36"/>
                 <w:sz w:val="16"/>
               </w:rPr>
-              <w:t>Total debt</w:t>
-            </w:r>
-          </w:p>
-        </w:tc>
-        <w:tc>
-          <w:tcPr>
-            <w:tcW w:type="dxa" w:w="1296"/>
+              <w:t>Equity attributable to owners</w:t>
+            </w:r>
+          </w:p>
+        </w:tc>
+        <w:tc>
+          <w:tcPr>
+            <w:tcW w:type="dxa" w:w="1037"/>
           </w:tcPr>
           <w:p>
             <w:pPr>
@@ -15365,13 +16949,13 @@
                 <w:color w:val="1C3A36"/>
                 <w:sz w:val="16"/>
               </w:rPr>
-              <w:t>1,035</w:t>
-            </w:r>
-          </w:p>
-        </w:tc>
-        <w:tc>
-          <w:tcPr>
-            <w:tcW w:type="dxa" w:w="1296"/>
+              <w:t>1,754</w:t>
+            </w:r>
+          </w:p>
+        </w:tc>
+        <w:tc>
+          <w:tcPr>
+            <w:tcW w:type="dxa" w:w="1037"/>
           </w:tcPr>
           <w:p>
             <w:pPr>
@@ -15383,13 +16967,13 @@
                 <w:color w:val="1C3A36"/>
                 <w:sz w:val="16"/>
               </w:rPr>
-              <w:t>1,035</w:t>
-            </w:r>
-          </w:p>
-        </w:tc>
-        <w:tc>
-          <w:tcPr>
-            <w:tcW w:type="dxa" w:w="1296"/>
+              <w:t>2,303</w:t>
+            </w:r>
+          </w:p>
+        </w:tc>
+        <w:tc>
+          <w:tcPr>
+            <w:tcW w:type="dxa" w:w="1037"/>
           </w:tcPr>
           <w:p>
             <w:pPr>
@@ -15401,13 +16985,13 @@
                 <w:color w:val="1C3A36"/>
                 <w:sz w:val="16"/>
               </w:rPr>
-              <w:t>1,035</w:t>
-            </w:r>
-          </w:p>
-        </w:tc>
-        <w:tc>
-          <w:tcPr>
-            <w:tcW w:type="dxa" w:w="1296"/>
+              <w:t>4,643</w:t>
+            </w:r>
+          </w:p>
+        </w:tc>
+        <w:tc>
+          <w:tcPr>
+            <w:tcW w:type="dxa" w:w="1037"/>
           </w:tcPr>
           <w:p>
             <w:pPr>
@@ -15419,13 +17003,13 @@
                 <w:color w:val="1C3A36"/>
                 <w:sz w:val="16"/>
               </w:rPr>
-              <w:t>1,035</w:t>
-            </w:r>
-          </w:p>
-        </w:tc>
-        <w:tc>
-          <w:tcPr>
-            <w:tcW w:type="dxa" w:w="1296"/>
+              <w:t>4,120</w:t>
+            </w:r>
+          </w:p>
+        </w:tc>
+        <w:tc>
+          <w:tcPr>
+            <w:tcW w:type="dxa" w:w="1037"/>
           </w:tcPr>
           <w:p>
             <w:pPr>
@@ -15437,13 +17021,13 @@
                 <w:color w:val="1C3A36"/>
                 <w:sz w:val="16"/>
               </w:rPr>
-              <w:t>1,035</w:t>
-            </w:r>
-          </w:p>
-        </w:tc>
-        <w:tc>
-          <w:tcPr>
-            <w:tcW w:type="dxa" w:w="1296"/>
+              <w:t>5,568</w:t>
+            </w:r>
+          </w:p>
+        </w:tc>
+        <w:tc>
+          <w:tcPr>
+            <w:tcW w:type="dxa" w:w="1037"/>
           </w:tcPr>
           <w:p>
             <w:pPr>
@@ -15455,7 +17039,43 @@
                 <w:color w:val="1C3A36"/>
                 <w:sz w:val="16"/>
               </w:rPr>
-              <w:t>1,035</w:t>
+              <w:t>6,971</w:t>
+            </w:r>
+          </w:p>
+        </w:tc>
+        <w:tc>
+          <w:tcPr>
+            <w:tcW w:type="dxa" w:w="1037"/>
+          </w:tcPr>
+          <w:p>
+            <w:pPr>
+              <w:spacing w:after="20"/>
+              <w:jc w:val="right"/>
+            </w:pPr>
+            <w:r>
+              <w:rPr>
+                <w:color w:val="1C3A36"/>
+                <w:sz w:val="16"/>
+              </w:rPr>
+              <w:t>8,324</w:t>
+            </w:r>
+          </w:p>
+        </w:tc>
+        <w:tc>
+          <w:tcPr>
+            <w:tcW w:type="dxa" w:w="1037"/>
+          </w:tcPr>
+          <w:p>
+            <w:pPr>
+              <w:spacing w:after="20"/>
+              <w:jc w:val="right"/>
+            </w:pPr>
+            <w:r>
+              <w:rPr>
+                <w:color w:val="1C3A36"/>
+                <w:sz w:val="16"/>
+              </w:rPr>
+              <w:t>9,636</w:t>
             </w:r>
           </w:p>
         </w:tc>
@@ -15463,7 +17083,7 @@
       <w:tr>
         <w:tc>
           <w:tcPr>
-            <w:tcW w:type="dxa" w:w="2736"/>
+            <w:tcW w:type="dxa" w:w="2189"/>
           </w:tcPr>
           <w:p>
             <w:pPr>
@@ -15474,13 +17094,13 @@
                 <w:color w:val="1C3A36"/>
                 <w:sz w:val="16"/>
               </w:rPr>
-              <w:t>Total equity</w:t>
-            </w:r>
-          </w:p>
-        </w:tc>
-        <w:tc>
-          <w:tcPr>
-            <w:tcW w:type="dxa" w:w="1296"/>
+              <w:t>Book value per share (EGP)</w:t>
+            </w:r>
+          </w:p>
+        </w:tc>
+        <w:tc>
+          <w:tcPr>
+            <w:tcW w:type="dxa" w:w="1037"/>
           </w:tcPr>
           <w:p>
             <w:pPr>
@@ -15492,13 +17112,13 @@
                 <w:color w:val="1C3A36"/>
                 <w:sz w:val="16"/>
               </w:rPr>
-              <w:t>4,643</w:t>
-            </w:r>
-          </w:p>
-        </w:tc>
-        <w:tc>
-          <w:tcPr>
-            <w:tcW w:type="dxa" w:w="1296"/>
+              <w:t>4.68</w:t>
+            </w:r>
+          </w:p>
+        </w:tc>
+        <w:tc>
+          <w:tcPr>
+            <w:tcW w:type="dxa" w:w="1037"/>
           </w:tcPr>
           <w:p>
             <w:pPr>
@@ -15510,13 +17130,13 @@
                 <w:color w:val="1C3A36"/>
                 <w:sz w:val="16"/>
               </w:rPr>
-              <w:t>6,225</w:t>
-            </w:r>
-          </w:p>
-        </w:tc>
-        <w:tc>
-          <w:tcPr>
-            <w:tcW w:type="dxa" w:w="1296"/>
+              <w:t>6.14</w:t>
+            </w:r>
+          </w:p>
+        </w:tc>
+        <w:tc>
+          <w:tcPr>
+            <w:tcW w:type="dxa" w:w="1037"/>
           </w:tcPr>
           <w:p>
             <w:pPr>
@@ -15528,13 +17148,13 @@
                 <w:color w:val="1C3A36"/>
                 <w:sz w:val="16"/>
               </w:rPr>
-              <w:t>7,849</w:t>
-            </w:r>
-          </w:p>
-        </w:tc>
-        <w:tc>
-          <w:tcPr>
-            <w:tcW w:type="dxa" w:w="1296"/>
+              <w:t>12.38</w:t>
+            </w:r>
+          </w:p>
+        </w:tc>
+        <w:tc>
+          <w:tcPr>
+            <w:tcW w:type="dxa" w:w="1037"/>
           </w:tcPr>
           <w:p>
             <w:pPr>
@@ -15546,13 +17166,13 @@
                 <w:color w:val="1C3A36"/>
                 <w:sz w:val="16"/>
               </w:rPr>
-              <w:t>9,484</w:t>
-            </w:r>
-          </w:p>
-        </w:tc>
-        <w:tc>
-          <w:tcPr>
-            <w:tcW w:type="dxa" w:w="1296"/>
+              <w:t>10.99</w:t>
+            </w:r>
+          </w:p>
+        </w:tc>
+        <w:tc>
+          <w:tcPr>
+            <w:tcW w:type="dxa" w:w="1037"/>
           </w:tcPr>
           <w:p>
             <w:pPr>
@@ -15564,13 +17184,13 @@
                 <w:color w:val="1C3A36"/>
                 <w:sz w:val="16"/>
               </w:rPr>
-              <w:t>11,127</w:t>
-            </w:r>
-          </w:p>
-        </w:tc>
-        <w:tc>
-          <w:tcPr>
-            <w:tcW w:type="dxa" w:w="1296"/>
+              <w:t>14.85</w:t>
+            </w:r>
+          </w:p>
+        </w:tc>
+        <w:tc>
+          <w:tcPr>
+            <w:tcW w:type="dxa" w:w="1037"/>
           </w:tcPr>
           <w:p>
             <w:pPr>
@@ -15582,7 +17202,43 @@
                 <w:color w:val="1C3A36"/>
                 <w:sz w:val="16"/>
               </w:rPr>
-              <w:t>12,773</w:t>
+              <w:t>18.60</w:t>
+            </w:r>
+          </w:p>
+        </w:tc>
+        <w:tc>
+          <w:tcPr>
+            <w:tcW w:type="dxa" w:w="1037"/>
+          </w:tcPr>
+          <w:p>
+            <w:pPr>
+              <w:spacing w:after="20"/>
+              <w:jc w:val="right"/>
+            </w:pPr>
+            <w:r>
+              <w:rPr>
+                <w:color w:val="1C3A36"/>
+                <w:sz w:val="16"/>
+              </w:rPr>
+              <w:t>22.21</w:t>
+            </w:r>
+          </w:p>
+        </w:tc>
+        <w:tc>
+          <w:tcPr>
+            <w:tcW w:type="dxa" w:w="1037"/>
+          </w:tcPr>
+          <w:p>
+            <w:pPr>
+              <w:spacing w:after="20"/>
+              <w:jc w:val="right"/>
+            </w:pPr>
+            <w:r>
+              <w:rPr>
+                <w:color w:val="1C3A36"/>
+                <w:sz w:val="16"/>
+              </w:rPr>
+              <w:t>25.70</w:t>
             </w:r>
           </w:p>
         </w:tc>
@@ -15590,7 +17246,7 @@
       <w:tr>
         <w:tc>
           <w:tcPr>
-            <w:tcW w:type="dxa" w:w="2736"/>
+            <w:tcW w:type="dxa" w:w="2189"/>
           </w:tcPr>
           <w:p>
             <w:pPr>
@@ -15601,13 +17257,13 @@
                 <w:color w:val="1C3A36"/>
                 <w:sz w:val="16"/>
               </w:rPr>
-              <w:t>Net (cash) / debt</w:t>
-            </w:r>
-          </w:p>
-        </w:tc>
-        <w:tc>
-          <w:tcPr>
-            <w:tcW w:type="dxa" w:w="1296"/>
+              <w:t>Return on equity</w:t>
+            </w:r>
+          </w:p>
+        </w:tc>
+        <w:tc>
+          <w:tcPr>
+            <w:tcW w:type="dxa" w:w="1037"/>
           </w:tcPr>
           <w:p>
             <w:pPr>
@@ -15619,13 +17275,13 @@
                 <w:color w:val="1C3A36"/>
                 <w:sz w:val="16"/>
               </w:rPr>
-              <w:t>-2,424</w:t>
-            </w:r>
-          </w:p>
-        </w:tc>
-        <w:tc>
-          <w:tcPr>
-            <w:tcW w:type="dxa" w:w="1296"/>
+              <w:t>39.8%</w:t>
+            </w:r>
+          </w:p>
+        </w:tc>
+        <w:tc>
+          <w:tcPr>
+            <w:tcW w:type="dxa" w:w="1037"/>
           </w:tcPr>
           <w:p>
             <w:pPr>
@@ -15637,13 +17293,13 @@
                 <w:color w:val="1C3A36"/>
                 <w:sz w:val="16"/>
               </w:rPr>
-              <w:t>-3,200</w:t>
-            </w:r>
-          </w:p>
-        </w:tc>
-        <w:tc>
-          <w:tcPr>
-            <w:tcW w:type="dxa" w:w="1296"/>
+              <w:t>50.4%</w:t>
+            </w:r>
+          </w:p>
+        </w:tc>
+        <w:tc>
+          <w:tcPr>
+            <w:tcW w:type="dxa" w:w="1037"/>
           </w:tcPr>
           <w:p>
             <w:pPr>
@@ -15655,13 +17311,13 @@
                 <w:color w:val="1C3A36"/>
                 <w:sz w:val="16"/>
               </w:rPr>
-              <w:t>-4,047</w:t>
-            </w:r>
-          </w:p>
-        </w:tc>
-        <w:tc>
-          <w:tcPr>
-            <w:tcW w:type="dxa" w:w="1296"/>
+              <w:t>77.5%</w:t>
+            </w:r>
+          </w:p>
+        </w:tc>
+        <w:tc>
+          <w:tcPr>
+            <w:tcW w:type="dxa" w:w="1037"/>
           </w:tcPr>
           <w:p>
             <w:pPr>
@@ -15673,13 +17329,13 @@
                 <w:color w:val="1C3A36"/>
                 <w:sz w:val="16"/>
               </w:rPr>
-              <w:t>-4,939</w:t>
-            </w:r>
-          </w:p>
-        </w:tc>
-        <w:tc>
-          <w:tcPr>
-            <w:tcW w:type="dxa" w:w="1296"/>
+              <w:t>80.9%</w:t>
+            </w:r>
+          </w:p>
+        </w:tc>
+        <w:tc>
+          <w:tcPr>
+            <w:tcW w:type="dxa" w:w="1037"/>
           </w:tcPr>
           <w:p>
             <w:pPr>
@@ -15691,13 +17347,13 @@
                 <w:color w:val="1C3A36"/>
                 <w:sz w:val="16"/>
               </w:rPr>
-              <w:t>-5,864</w:t>
-            </w:r>
-          </w:p>
-        </w:tc>
-        <w:tc>
-          <w:tcPr>
-            <w:tcW w:type="dxa" w:w="1296"/>
+              <w:t>58.6%</w:t>
+            </w:r>
+          </w:p>
+        </w:tc>
+        <w:tc>
+          <w:tcPr>
+            <w:tcW w:type="dxa" w:w="1037"/>
           </w:tcPr>
           <w:p>
             <w:pPr>
@@ -15709,32 +17365,31 @@
                 <w:color w:val="1C3A36"/>
                 <w:sz w:val="16"/>
               </w:rPr>
-              <w:t>-6,805</w:t>
-            </w:r>
-          </w:p>
-        </w:tc>
-      </w:tr>
-      <w:tr>
-        <w:tc>
-          <w:tcPr>
-            <w:tcW w:type="dxa" w:w="2736"/>
-          </w:tcPr>
-          <w:p>
-            <w:pPr>
-              <w:spacing w:after="20"/>
+              <w:t>45.3%</w:t>
+            </w:r>
+          </w:p>
+        </w:tc>
+        <w:tc>
+          <w:tcPr>
+            <w:tcW w:type="dxa" w:w="1037"/>
+          </w:tcPr>
+          <w:p>
+            <w:pPr>
+              <w:spacing w:after="20"/>
+              <w:jc w:val="right"/>
             </w:pPr>
             <w:r>
               <w:rPr>
                 <w:color w:val="1C3A36"/>
                 <w:sz w:val="16"/>
               </w:rPr>
-              <w:t>Book value per share (EGP)</w:t>
-            </w:r>
-          </w:p>
-        </w:tc>
-        <w:tc>
-          <w:tcPr>
-            <w:tcW w:type="dxa" w:w="1296"/>
+              <w:t>36.6%</w:t>
+            </w:r>
+          </w:p>
+        </w:tc>
+        <w:tc>
+          <w:tcPr>
+            <w:tcW w:type="dxa" w:w="1037"/>
           </w:tcPr>
           <w:p>
             <w:pPr>
@@ -15746,97 +17401,7 @@
                 <w:color w:val="1C3A36"/>
                 <w:sz w:val="16"/>
               </w:rPr>
-              <w:t>12.38</w:t>
-            </w:r>
-          </w:p>
-        </w:tc>
-        <w:tc>
-          <w:tcPr>
-            <w:tcW w:type="dxa" w:w="1296"/>
-          </w:tcPr>
-          <w:p>
-            <w:pPr>
-              <w:spacing w:after="20"/>
-              <w:jc w:val="right"/>
-            </w:pPr>
-            <w:r>
-              <w:rPr>
-                <w:color w:val="1C3A36"/>
-                <w:sz w:val="16"/>
-              </w:rPr>
-              <w:t>16.61</w:t>
-            </w:r>
-          </w:p>
-        </w:tc>
-        <w:tc>
-          <w:tcPr>
-            <w:tcW w:type="dxa" w:w="1296"/>
-          </w:tcPr>
-          <w:p>
-            <w:pPr>
-              <w:spacing w:after="20"/>
-              <w:jc w:val="right"/>
-            </w:pPr>
-            <w:r>
-              <w:rPr>
-                <w:color w:val="1C3A36"/>
-                <w:sz w:val="16"/>
-              </w:rPr>
-              <w:t>20.94</w:t>
-            </w:r>
-          </w:p>
-        </w:tc>
-        <w:tc>
-          <w:tcPr>
-            <w:tcW w:type="dxa" w:w="1296"/>
-          </w:tcPr>
-          <w:p>
-            <w:pPr>
-              <w:spacing w:after="20"/>
-              <w:jc w:val="right"/>
-            </w:pPr>
-            <w:r>
-              <w:rPr>
-                <w:color w:val="1C3A36"/>
-                <w:sz w:val="16"/>
-              </w:rPr>
-              <w:t>25.30</w:t>
-            </w:r>
-          </w:p>
-        </w:tc>
-        <w:tc>
-          <w:tcPr>
-            <w:tcW w:type="dxa" w:w="1296"/>
-          </w:tcPr>
-          <w:p>
-            <w:pPr>
-              <w:spacing w:after="20"/>
-              <w:jc w:val="right"/>
-            </w:pPr>
-            <w:r>
-              <w:rPr>
-                <w:color w:val="1C3A36"/>
-                <w:sz w:val="16"/>
-              </w:rPr>
-              <w:t>29.68</w:t>
-            </w:r>
-          </w:p>
-        </w:tc>
-        <w:tc>
-          <w:tcPr>
-            <w:tcW w:type="dxa" w:w="1296"/>
-          </w:tcPr>
-          <w:p>
-            <w:pPr>
-              <w:spacing w:after="20"/>
-              <w:jc w:val="right"/>
-            </w:pPr>
-            <w:r>
-              <w:rPr>
-                <w:color w:val="1C3A36"/>
-                <w:sz w:val="16"/>
-              </w:rPr>
-              <w:t>34.07</w:t>
+              <w:t>30.7%</w:t>
             </w:r>
           </w:p>
         </w:tc>
@@ -15858,7 +17423,7 @@
           <w:color w:val="6E7B77"/>
           <w:sz w:val="17"/>
         </w:rPr>
-        <w:t>Table A2 — FY2023 and FY2024 balance sheets are not retrievable at the evidentiary standard used elsewhere and are left blank rather than reconstructed.</w:t>
+        <w:t>Table A2 — All three historical years are AUDITED. The FY2025 balance sheet closes exactly: total assets of EGP 8,784mn less total liabilities of EGP 4,141mn equals equity of EGP 4,643mn.</w:t>
       </w:r>
     </w:p>
     <w:p>
@@ -16053,7 +17618,7 @@
                 <w:color w:val="1C3A36"/>
                 <w:sz w:val="17"/>
               </w:rPr>
-              <w:t>3,597</w:t>
+              <w:t>3,332</w:t>
             </w:r>
           </w:p>
         </w:tc>
@@ -16071,7 +17636,7 @@
                 <w:color w:val="1C3A36"/>
                 <w:sz w:val="17"/>
               </w:rPr>
-              <w:t>3,689</w:t>
+              <w:t>3,260</w:t>
             </w:r>
           </w:p>
         </w:tc>
@@ -16089,7 +17654,7 @@
                 <w:color w:val="1C3A36"/>
                 <w:sz w:val="17"/>
               </w:rPr>
-              <w:t>3,717</w:t>
+              <w:t>3,161</w:t>
             </w:r>
           </w:p>
         </w:tc>
@@ -16107,7 +17672,7 @@
                 <w:color w:val="1C3A36"/>
                 <w:sz w:val="17"/>
               </w:rPr>
-              <w:t>3,733</w:t>
+              <w:t>3,046</w:t>
             </w:r>
           </w:p>
         </w:tc>
@@ -16125,7 +17690,7 @@
                 <w:color w:val="1C3A36"/>
                 <w:sz w:val="17"/>
               </w:rPr>
-              <w:t>3,741</w:t>
+              <w:t>2,955</w:t>
             </w:r>
           </w:p>
         </w:tc>
@@ -16162,7 +17727,7 @@
                 <w:color w:val="1C3A36"/>
                 <w:sz w:val="17"/>
               </w:rPr>
-              <w:t>339</w:t>
+              <w:t>333</w:t>
             </w:r>
           </w:p>
         </w:tc>
@@ -16180,7 +17745,7 @@
                 <w:color w:val="1C3A36"/>
                 <w:sz w:val="17"/>
               </w:rPr>
-              <w:t>408</w:t>
+              <w:t>384</w:t>
             </w:r>
           </w:p>
         </w:tc>
@@ -16198,7 +17763,7 @@
                 <w:color w:val="1C3A36"/>
                 <w:sz w:val="17"/>
               </w:rPr>
-              <w:t>480</w:t>
+              <w:t>438</w:t>
             </w:r>
           </w:p>
         </w:tc>
@@ -16216,7 +17781,7 @@
                 <w:color w:val="1C3A36"/>
                 <w:sz w:val="17"/>
               </w:rPr>
-              <w:t>555</w:t>
+              <w:t>492</w:t>
             </w:r>
           </w:p>
         </w:tc>
@@ -16234,7 +17799,7 @@
                 <w:color w:val="1C3A36"/>
                 <w:sz w:val="17"/>
               </w:rPr>
-              <w:t>614</w:t>
+              <w:t>549</w:t>
             </w:r>
           </w:p>
         </w:tc>
@@ -16271,7 +17836,7 @@
                 <w:color w:val="1C3A36"/>
                 <w:sz w:val="17"/>
               </w:rPr>
-              <w:t>-134</w:t>
+              <w:t>-103</w:t>
             </w:r>
           </w:p>
         </w:tc>
@@ -16289,7 +17854,7 @@
                 <w:color w:val="1C3A36"/>
                 <w:sz w:val="17"/>
               </w:rPr>
-              <w:t>-123</w:t>
+              <w:t>-109</w:t>
             </w:r>
           </w:p>
         </w:tc>
@@ -16307,7 +17872,7 @@
                 <w:color w:val="1C3A36"/>
                 <w:sz w:val="17"/>
               </w:rPr>
-              <w:t>-108</w:t>
+              <w:t>-104</w:t>
             </w:r>
           </w:p>
         </w:tc>
@@ -16325,7 +17890,7 @@
                 <w:color w:val="1C3A36"/>
                 <w:sz w:val="17"/>
               </w:rPr>
-              <w:t>-101</w:t>
+              <w:t>-95</w:t>
             </w:r>
           </w:p>
         </w:tc>
@@ -16343,7 +17908,7 @@
                 <w:color w:val="1C3A36"/>
                 <w:sz w:val="17"/>
               </w:rPr>
-              <w:t>-89</w:t>
+              <w:t>-90</w:t>
             </w:r>
           </w:p>
         </w:tc>
@@ -16489,7 +18054,7 @@
                 <w:color w:val="1C3A36"/>
                 <w:sz w:val="17"/>
               </w:rPr>
-              <w:t>-2,014</w:t>
+              <w:t>-1,853</w:t>
             </w:r>
           </w:p>
         </w:tc>
@@ -16507,7 +18072,7 @@
                 <w:color w:val="1C3A36"/>
                 <w:sz w:val="17"/>
               </w:rPr>
-              <w:t>-2,066</w:t>
+              <w:t>-1,813</w:t>
             </w:r>
           </w:p>
         </w:tc>
@@ -16525,7 +18090,7 @@
                 <w:color w:val="1C3A36"/>
                 <w:sz w:val="17"/>
               </w:rPr>
-              <w:t>-2,081</w:t>
+              <w:t>-1,758</w:t>
             </w:r>
           </w:p>
         </w:tc>
@@ -16543,7 +18108,7 @@
                 <w:color w:val="1C3A36"/>
                 <w:sz w:val="17"/>
               </w:rPr>
-              <w:t>-2,091</w:t>
+              <w:t>-1,694</w:t>
             </w:r>
           </w:p>
         </w:tc>
@@ -16561,7 +18126,7 @@
                 <w:color w:val="1C3A36"/>
                 <w:sz w:val="17"/>
               </w:rPr>
-              <w:t>-2,095</w:t>
+              <w:t>-1,643</w:t>
             </w:r>
           </w:p>
         </w:tc>
@@ -16602,7 +18167,7 @@
                 <w:color w:val="1C3A36"/>
                 <w:sz w:val="17"/>
               </w:rPr>
-              <w:t>4,235</w:t>
+              <w:t>2,155</w:t>
             </w:r>
           </w:p>
         </w:tc>
@@ -16622,7 +18187,7 @@
                 <w:color w:val="1C3A36"/>
                 <w:sz w:val="17"/>
               </w:rPr>
-              <w:t>5,082</w:t>
+              <w:t>2,815</w:t>
             </w:r>
           </w:p>
         </w:tc>
@@ -16642,7 +18207,7 @@
                 <w:color w:val="1C3A36"/>
                 <w:sz w:val="17"/>
               </w:rPr>
-              <w:t>5,974</w:t>
+              <w:t>3,436</w:t>
             </w:r>
           </w:p>
         </w:tc>
@@ -16662,7 +18227,7 @@
                 <w:color w:val="1C3A36"/>
                 <w:sz w:val="17"/>
               </w:rPr>
-              <w:t>6,899</w:t>
+              <w:t>4,013</w:t>
             </w:r>
           </w:p>
         </w:tc>
@@ -16682,7 +18247,7 @@
                 <w:color w:val="1C3A36"/>
                 <w:sz w:val="17"/>
               </w:rPr>
-              <w:t>7,840</w:t>
+              <w:t>4,554</w:t>
             </w:r>
           </w:p>
         </w:tc>
@@ -16719,7 +18284,7 @@
                 <w:color w:val="1C3A36"/>
                 <w:sz w:val="17"/>
               </w:rPr>
-              <w:t>1,041</w:t>
+              <w:t>1,022</w:t>
             </w:r>
           </w:p>
         </w:tc>
@@ -16737,7 +18302,7 @@
                 <w:color w:val="1C3A36"/>
                 <w:sz w:val="17"/>
               </w:rPr>
-              <w:t>2,574</w:t>
+              <w:t>2,324</w:t>
             </w:r>
           </w:p>
         </w:tc>
@@ -16755,7 +18320,7 @@
                 <w:color w:val="1C3A36"/>
                 <w:sz w:val="17"/>
               </w:rPr>
-              <w:t>2,577</w:t>
+              <w:t>2,185</w:t>
             </w:r>
           </w:p>
         </w:tc>
@@ -16773,7 +18338,7 @@
                 <w:color w:val="1C3A36"/>
                 <w:sz w:val="17"/>
               </w:rPr>
-              <w:t>2,562</w:t>
+              <w:t>2,040</w:t>
             </w:r>
           </w:p>
         </w:tc>
@@ -16791,7 +18356,7 @@
                 <w:color w:val="1C3A36"/>
                 <w:sz w:val="17"/>
               </w:rPr>
-              <w:t>2,513</w:t>
+              <w:t>1,915</w:t>
             </w:r>
           </w:p>
         </w:tc>
@@ -17030,7 +18595,7 @@
                 <w:color w:val="1C3A36"/>
                 <w:sz w:val="17"/>
               </w:rPr>
-              <w:t>3,599</w:t>
+              <w:t>3,600</w:t>
             </w:r>
           </w:p>
         </w:tc>
@@ -17066,7 +18631,7 @@
                 <w:color w:val="1C3A36"/>
                 <w:sz w:val="17"/>
               </w:rPr>
-              <w:t>6.15x</w:t>
+              <w:t>6.14x</w:t>
             </w:r>
           </w:p>
         </w:tc>
@@ -17621,7 +19186,7 @@
           <w:color w:val="1C3A36"/>
           <w:sz w:val="21"/>
         </w:rPr>
-        <w:t>EGP 63.62 to EGP 83.75, central EGP 73.68 (+24.9% against the market price of EGP 59.00).</w:t>
+        <w:t>EGP 58.34 to EGP 78.47, central EGP 68.41 (+15.9% against the market price of EGP 59.00).</w:t>
       </w:r>
     </w:p>
     <w:p>
@@ -17635,7 +19200,7 @@
           <w:color w:val="1C3A36"/>
           <w:sz w:val="21"/>
         </w:rPr>
-        <w:t>Values the plant, not the earnings stream. Five million tonnes of grey cement capacity costs about USD 130 per annual tonne to build. Nobody pays replacement cost for capacity in a market carrying 76Mt of it against 54Mt of consumption, so the justified figure is marked down to USD 95. Against that, the market is paying USD 73 per annual tonne — the plant is on sale relative to the cost of putting one there, which is the whole of this case.</w:t>
+        <w:t>Values the plant, not the earnings stream. The audited accounts put net property, plant and equipment at EGP 2522mn and assets under construction at a further EGP 392mn, on a book carried at pre-devaluation historic cost. Five million tonnes of grey cement capacity costs about USD 130 per annual tonne to build; nobody pays that in a market carrying 76Mt of capacity against 54Mt of consumption, so the justified figure is marked to USD 95. Against that the market is paying USD 81 per annual tonne.</w:t>
       </w:r>
     </w:p>
     <w:p>
@@ -17658,7 +19223,7 @@
           <w:color w:val="1C3A36"/>
           <w:sz w:val="21"/>
         </w:rPr>
-        <w:t>Find an Egyptian line built, bought or restarted below USD 95 per annual tonne. The 12.6Mt revival programme is the live test and it runs against this lens: restarting a mothballed kiln costs a fraction of building one, which is exactly why this valuation is a ceiling and not a floor, and why it carries only 8% of the weight.</w:t>
+        <w:t>Find an Egyptian line built, bought or restarted below USD 95 per annual tonne. The 12.6Mt revival programme is the live test and it runs against this lens: restarting a mothballed kiln costs a fraction of building one, which is why this valuation is a ceiling and carries only 8% of the weight.</w:t>
       </w:r>
     </w:p>
     <w:p>
@@ -17695,7 +19260,7 @@
           <w:color w:val="1C3A36"/>
           <w:sz w:val="21"/>
         </w:rPr>
-        <w:t>EGP 47.25 to EGP 59.68, central EGP 53.47 (-9.4% against the market price of EGP 59.00).</w:t>
+        <w:t>EGP 45.65 to EGP 59.31, central EGP 52.48 (-11.1% against the market price of EGP 59.00).</w:t>
       </w:r>
     </w:p>
     <w:p>
@@ -17709,7 +19274,7 @@
           <w:color w:val="1C3A36"/>
           <w:sz w:val="21"/>
         </w:rPr>
-        <w:t>Refuses to capitalise a peak, and refuses it on BOTH legs. FY2025 was the best year the Egyptian cement industry has had in over a decade: the margin is normalised to 30.8% against the 39.3% actually earned, and the revenue base is cut 6% because that revenue embeds the post-quota price spike. What is left is capitalised at 7 times, with the cash added back at face rather than capitalised at the same multiple as the operating business — cash is worth cash.</w:t>
+        <w:t>Refuses to capitalise a peak, and refuses it on both legs. The audited EBITDA margin went 22.0% to 23.1% to 39.3% across FY2023 to FY2025 — the last of those is the best year the Egyptian industry has had in over a decade. The margin is normalised to 31.2%, the midpoint of the two most recent audited years, the revenue base is cut 6%, and what is left is capitalised at 7 times with cash added back at face.</w:t>
       </w:r>
     </w:p>
     <w:p>
@@ -17732,7 +19297,7 @@
           <w:color w:val="1C3A36"/>
           <w:sz w:val="21"/>
         </w:rPr>
-        <w:t>Two consecutive years of realised prices above EGP 4,200 per tonne WITH the 12.6Mt revival actually proceeding would prove the mid-cycle base too low. Equally, a single year in which the alternative-fuel programme stalls and the fuel bill reverts to a fossil-only stack would prove it too high.</w:t>
+        <w:t>Two consecutive years of realised prices above EGP 4,200 a tonne WITH the revival proceeding would prove the mid-cycle base too low. Equally, the first quarter of 2026 already ran a 42.9% gross margin against 40.6% for FY2025 as a whole — if that holds for the year, this lens is too cautious.</w:t>
       </w:r>
     </w:p>
     <w:p>
@@ -17769,7 +19334,7 @@
           <w:color w:val="1C3A36"/>
           <w:sz w:val="21"/>
         </w:rPr>
-        <w:t>EGP 44.05 to EGP 55.41, central EGP 48.92 (-17.1% against the market price of EGP 59.00).</w:t>
+        <w:t>EGP 32.89 to EGP 42.30, central EGP 36.92 (-37.4% against the market price of EGP 59.00).</w:t>
       </w:r>
     </w:p>
     <w:p>
@@ -17783,7 +19348,7 @@
           <w:color w:val="1C3A36"/>
           <w:sz w:val="21"/>
         </w:rPr>
-        <w:t>Ignores the terminal value entirely and asks what the cash stream is worth to someone who has to be paid in cash. Average free cash flow to the firm across FY2027-FY2030 is EGP 2557mn; required at a 17.5% cash return — the level a pound-denominated investor can obtain from government paper once disinflation is priced — that is a business worth EGP 14609mn before the net cash of EGP 3879mn is added back. The company already distributes 56% of profit, so this is not a hypothetical claim on retained value.</w:t>
+        <w:t>Ignores the terminal value and asks what the cash stream is worth to someone who has to be paid in cash. Average free cash flow to the firm across FY2027-FY2030 is EGP 2116mn; required at a 17.5% cash return that is a business worth EGP 12091mn before net cash of EGP 1751mn is added back. This is not hypothetical: the company declared EGP 2002mn for FY2025 on EGP 3600mn of attributable profit, a 56% payout, and the audited cash flow shows EGP 1702mn actually paid out during 2025.</w:t>
       </w:r>
     </w:p>
     <w:p>
@@ -17806,7 +19371,7 @@
           <w:color w:val="1C3A36"/>
           <w:sz w:val="21"/>
         </w:rPr>
-        <w:t>A required cash return above 20% — which is what a failure of the disinflation path would produce — takes this valuation to EGP 44.05 and below the market price. So would any year in which maintenance capital spending has to rise materially above the USD 4.00 per tonne of capacity assumed here, which is the number to watch in the cash flow statement rather than in the earnings release.</w:t>
+        <w:t>A required cash return above 20% takes this valuation to EGP 32.89. So would maintenance capital spending materially above the USD 4.00 per tonne assumed here — the audited FY2024 and FY2025 capex of EGP 912mn and EGP 796mn is the number to watch, and both years carried the alternative-fuel and silo programmes on top of maintenance.</w:t>
       </w:r>
     </w:p>
     <w:tbl>
@@ -17966,7 +19531,7 @@
                 <w:color w:val="1C3A36"/>
                 <w:sz w:val="18"/>
               </w:rPr>
-              <w:t>63.62</w:t>
+              <w:t>58.34</w:t>
             </w:r>
           </w:p>
         </w:tc>
@@ -17984,7 +19549,7 @@
                 <w:color w:val="1C3A36"/>
                 <w:sz w:val="18"/>
               </w:rPr>
-              <w:t>73.68</w:t>
+              <w:t>68.41</w:t>
             </w:r>
           </w:p>
         </w:tc>
@@ -18002,7 +19567,7 @@
                 <w:color w:val="1C3A36"/>
                 <w:sz w:val="18"/>
               </w:rPr>
-              <w:t>83.75</w:t>
+              <w:t>78.47</w:t>
             </w:r>
           </w:p>
         </w:tc>
@@ -18020,7 +19585,7 @@
                 <w:color w:val="1C3A36"/>
                 <w:sz w:val="18"/>
               </w:rPr>
-              <w:t>+24.9%</w:t>
+              <w:t>+15.9%</w:t>
             </w:r>
           </w:p>
         </w:tc>
@@ -18057,7 +19622,7 @@
                 <w:color w:val="1C3A36"/>
                 <w:sz w:val="18"/>
               </w:rPr>
-              <w:t>47.25</w:t>
+              <w:t>45.65</w:t>
             </w:r>
           </w:p>
         </w:tc>
@@ -18075,7 +19640,7 @@
                 <w:color w:val="1C3A36"/>
                 <w:sz w:val="18"/>
               </w:rPr>
-              <w:t>53.47</w:t>
+              <w:t>52.48</w:t>
             </w:r>
           </w:p>
         </w:tc>
@@ -18093,7 +19658,7 @@
                 <w:color w:val="1C3A36"/>
                 <w:sz w:val="18"/>
               </w:rPr>
-              <w:t>59.68</w:t>
+              <w:t>59.31</w:t>
             </w:r>
           </w:p>
         </w:tc>
@@ -18111,7 +19676,7 @@
                 <w:color w:val="1C3A36"/>
                 <w:sz w:val="18"/>
               </w:rPr>
-              <w:t>-9.4%</w:t>
+              <w:t>-11.1%</w:t>
             </w:r>
           </w:p>
         </w:tc>
@@ -18148,7 +19713,7 @@
                 <w:color w:val="1C3A36"/>
                 <w:sz w:val="18"/>
               </w:rPr>
-              <w:t>44.05</w:t>
+              <w:t>32.89</w:t>
             </w:r>
           </w:p>
         </w:tc>
@@ -18166,7 +19731,7 @@
                 <w:color w:val="1C3A36"/>
                 <w:sz w:val="18"/>
               </w:rPr>
-              <w:t>48.92</w:t>
+              <w:t>36.92</w:t>
             </w:r>
           </w:p>
         </w:tc>
@@ -18184,7 +19749,7 @@
                 <w:color w:val="1C3A36"/>
                 <w:sz w:val="18"/>
               </w:rPr>
-              <w:t>55.41</w:t>
+              <w:t>42.30</w:t>
             </w:r>
           </w:p>
         </w:tc>
@@ -18202,7 +19767,7 @@
                 <w:color w:val="1C3A36"/>
                 <w:sz w:val="18"/>
               </w:rPr>
-              <w:t>-17.1%</w:t>
+              <w:t>-37.4%</w:t>
             </w:r>
           </w:p>
         </w:tc>
@@ -18263,7 +19828,7 @@
                 <w:color w:val="1C3A36"/>
                 <w:sz w:val="18"/>
               </w:rPr>
-              <w:t>53.47</w:t>
+              <w:t>52.48</w:t>
             </w:r>
           </w:p>
         </w:tc>
@@ -18303,7 +19868,7 @@
                 <w:color w:val="1C3A36"/>
                 <w:sz w:val="18"/>
               </w:rPr>
-              <w:t>-9.4%</w:t>
+              <w:t>-11.1%</w:t>
             </w:r>
           </w:p>
         </w:tc>

--- a/engine/arcc_study/ARCC_Valuation_Study_06-08-2026_public.docx
+++ b/engine/arcc_study/ARCC_Valuation_Study_06-08-2026_public.docx
@@ -174,7 +174,7 @@
                 <w:color w:val="1C3A36"/>
                 <w:sz w:val="19"/>
               </w:rPr>
-              <w:t>Four lenses put the shares between EGP 36.34 and EGP 68.41, weighting to a central EGP 44.89 against a market price of EGP 59.00 — -23.9%.</w:t>
+              <w:t>Four lenses put the shares between EGP 48.96 and EGP 68.88, weighting to a central EGP 61.30 against a market price of EGP 59.00 — +3.9%.</w:t>
             </w:r>
           </w:p>
         </w:tc>
@@ -357,7 +357,7 @@
                 <w:color w:val="1C3A36"/>
                 <w:sz w:val="18"/>
               </w:rPr>
-              <w:t>36.34</w:t>
+              <w:t>68.71</w:t>
             </w:r>
           </w:p>
         </w:tc>
@@ -393,7 +393,7 @@
                 <w:color w:val="1C3A36"/>
                 <w:sz w:val="18"/>
               </w:rPr>
-              <w:t>-38.4%</w:t>
+              <w:t>+16.4%</w:t>
             </w:r>
           </w:p>
         </w:tc>
@@ -411,7 +411,7 @@
                 <w:color w:val="1C3A36"/>
                 <w:sz w:val="18"/>
               </w:rPr>
-              <w:t>45.5%</w:t>
+              <w:t>59.4%</w:t>
             </w:r>
           </w:p>
         </w:tc>
@@ -448,7 +448,7 @@
                 <w:color w:val="1C3A36"/>
                 <w:sz w:val="18"/>
               </w:rPr>
-              <w:t>48.49</w:t>
+              <w:t>48.96</w:t>
             </w:r>
           </w:p>
         </w:tc>
@@ -484,7 +484,7 @@
                 <w:color w:val="1C3A36"/>
                 <w:sz w:val="18"/>
               </w:rPr>
-              <w:t>-17.8%</w:t>
+              <w:t>-17.0%</w:t>
             </w:r>
           </w:p>
         </w:tc>
@@ -539,7 +539,7 @@
                 <w:color w:val="1C3A36"/>
                 <w:sz w:val="18"/>
               </w:rPr>
-              <w:t>52.48</w:t>
+              <w:t>52.95</w:t>
             </w:r>
           </w:p>
         </w:tc>
@@ -575,7 +575,7 @@
                 <w:color w:val="1C3A36"/>
                 <w:sz w:val="18"/>
               </w:rPr>
-              <w:t>-11.1%</w:t>
+              <w:t>-10.3%</w:t>
             </w:r>
           </w:p>
         </w:tc>
@@ -630,7 +630,7 @@
                 <w:color w:val="1C3A36"/>
                 <w:sz w:val="18"/>
               </w:rPr>
-              <w:t>68.41</w:t>
+              <w:t>68.88</w:t>
             </w:r>
           </w:p>
         </w:tc>
@@ -666,7 +666,7 @@
                 <w:color w:val="1C3A36"/>
                 <w:sz w:val="18"/>
               </w:rPr>
-              <w:t>+15.9%</w:t>
+              <w:t>+16.7%</w:t>
             </w:r>
           </w:p>
         </w:tc>
@@ -725,7 +725,7 @@
                 <w:color w:val="1C3A36"/>
                 <w:sz w:val="18"/>
               </w:rPr>
-              <w:t>44.89</w:t>
+              <w:t>61.30</w:t>
             </w:r>
           </w:p>
         </w:tc>
@@ -765,7 +765,7 @@
                 <w:color w:val="1C3A36"/>
                 <w:sz w:val="18"/>
               </w:rPr>
-              <w:t>-23.9%</w:t>
+              <w:t>+3.9%</w:t>
             </w:r>
           </w:p>
         </w:tc>
@@ -822,7 +822,7 @@
                 <w:color w:val="1C3A36"/>
                 <w:sz w:val="18"/>
               </w:rPr>
-              <w:t>36.34 – 68.41</w:t>
+              <w:t>48.96 – 68.88</w:t>
             </w:r>
           </w:p>
         </w:tc>
@@ -858,7 +858,7 @@
                 <w:color w:val="1C3A36"/>
                 <w:sz w:val="18"/>
               </w:rPr>
-              <w:t>-38.4% to +15.9%</w:t>
+              <w:t>-17.0% to +16.7%</w:t>
             </w:r>
           </w:p>
         </w:tc>
@@ -2924,7 +2924,7 @@
                 <w:color w:val="1C3A36"/>
                 <w:sz w:val="18"/>
               </w:rPr>
-              <w:t>3,646</w:t>
+              <w:t>3,774</w:t>
             </w:r>
           </w:p>
         </w:tc>
@@ -2942,7 +2942,7 @@
                 <w:color w:val="1C3A36"/>
                 <w:sz w:val="18"/>
               </w:rPr>
-              <w:t>4,254</w:t>
+              <w:t>4,889</w:t>
             </w:r>
           </w:p>
         </w:tc>
@@ -3076,7 +3076,7 @@
                 <w:color w:val="1C3A36"/>
                 <w:sz w:val="18"/>
               </w:rPr>
-              <w:t>4,576</w:t>
+              <w:t>5,044</w:t>
             </w:r>
           </w:p>
         </w:tc>
@@ -3096,7 +3096,7 @@
                 <w:color w:val="1C3A36"/>
                 <w:sz w:val="18"/>
               </w:rPr>
-              <w:t>4,075</w:t>
+              <w:t>6,559</w:t>
             </w:r>
           </w:p>
         </w:tc>
@@ -3157,7 +3157,7 @@
                 <w:color w:val="1C3A36"/>
                 <w:sz w:val="18"/>
               </w:rPr>
-              <w:t>34.4%</w:t>
+              <w:t>36.6%</w:t>
             </w:r>
           </w:p>
         </w:tc>
@@ -3177,7 +3177,7 @@
                 <w:color w:val="1C3A36"/>
                 <w:sz w:val="18"/>
               </w:rPr>
-              <w:t>24.5%</w:t>
+              <w:t>34.3%</w:t>
             </w:r>
           </w:p>
         </w:tc>
@@ -3988,7 +3988,7 @@
           <w:color w:val="1C3A36"/>
           <w:sz w:val="21"/>
         </w:rPr>
-        <w:t>That has a direct consequence for the forecast, and it is treated as one. Capital expenditure is NOT set at book depreciation. It is set at the economic maintenance level of USD 4.00 per tonne of installed capacity — about EGP 1,012mn in FY2026 against a book charge of EGP 333mn. Setting capex equal to book depreciation would flatter free cash flow by construction; the cost of refusing to do so is computed in section 1.9 and is worth +14.7% of the cash-flow lens. The audited FY2024 and FY2025 outturns of EGP 912mn and EGP 796mn — USD 4.1 and USD 3.2 a tonne — bracket the assumption, and both of those years carried growth projects as well as maintenance.</w:t>
+        <w:t>That has a direct consequence for the forecast, and it is treated as one. Capital expenditure is NOT set at book depreciation. It is set at the economic maintenance level of USD 4.00 per tonne of installed capacity — about EGP 1,012mn in FY2026 against a book charge of EGP 344mn. Setting capex equal to book depreciation would flatter free cash flow by construction; the cost of refusing to do so is computed in section 1.9 and is worth +7.3% of the cash-flow lens. The audited FY2024 and FY2025 outturns of EGP 912mn and EGP 796mn — USD 4.1 and USD 3.2 a tonne — bracket the assumption, and both of those years carried growth projects as well as maintenance.</w:t>
       </w:r>
     </w:p>
     <w:p>
@@ -4557,7 +4557,7 @@
           <w:color w:val="1C3A36"/>
           <w:sz w:val="21"/>
         </w:rPr>
-        <w:t>One caution belongs next to that number. Adopting the contracted euro rate means the euro debt is NOT compensated for pound depreciation beyond what this study's own currency path already assumes. Loading the euro legs with 6% annual pound depreciation under interest parity gives a pound-equivalent cost of debt of 13.00% — nearly twice the adopted figure. The alternative is computed as a VALUE and not merely described: it is worth -0.2% of the cash-flow lens, because debt is only 4.9% of the capital structure. A large swing in a small weight is still a small effect, and saying so is not the same as dismissing it.</w:t>
+        <w:t>One caution belongs next to that number. Adopting the contracted euro rate means the euro debt is NOT compensated for pound depreciation beyond what this study's own currency path already assumes. Loading the euro legs with 6% annual pound depreciation under interest parity gives a pound-equivalent cost of debt of 13.00% — nearly twice the adopted figure. The alternative is computed as a VALUE and not merely described: it is worth -0.3% of the cash-flow lens, because debt is only 4.9% of the capital structure. A large swing in a small weight is still a small effect, and saying so is not the same as dismissing it.</w:t>
       </w:r>
     </w:p>
     <w:tbl>
@@ -5712,7 +5712,7 @@
           <w:color w:val="1C3A36"/>
           <w:sz w:val="21"/>
         </w:rPr>
-        <w:t>Two cross-checks are run rather than asserted. The share closes unchanged on 12.2% of sessions against an Egyptian library median of 9.0%, and non-synchronous trading biases a contemporaneous beta downward; the lead-lag sum-beta that corrects for it is 0.919, an uplift of 0.291 with a standard error of 0.243 — i.e. an uplift not statistically distinguishable from zero. And a simple prior would put a cyclical, capital-intensive materials business at 1.0 to 1.5, which is above where this regression lands. There is a real reason for that: the company carries no net financial leverage, and unlevered equity genuinely moves less than levered equity. The regression is adopted, the correction is published as a value, and the difference is worth -10.1% of the cash-flow lens.</w:t>
+        <w:t>Two cross-checks are run rather than asserted. The share closes unchanged on 12.2% of sessions against an Egyptian library median of 9.0%, and non-synchronous trading biases a contemporaneous beta downward; the lead-lag sum-beta that corrects for it is 0.919, an uplift of 0.291 with a standard error of 0.243 — i.e. an uplift not statistically distinguishable from zero. And a simple prior would put a cyclical, capital-intensive materials business at 1.0 to 1.5, which is above where this regression lands. There is a real reason for that: the company carries no net financial leverage, and unlevered equity genuinely moves less than levered equity. The regression is adopted, the correction is published as a value, and the difference is worth -13.2% of the cash-flow lens.</w:t>
       </w:r>
     </w:p>
     <w:tbl>
@@ -5893,7 +5893,7 @@
                 <w:color w:val="1C3A36"/>
                 <w:sz w:val="18"/>
               </w:rPr>
-              <w:t>36.77</w:t>
+              <w:t>69.76</w:t>
             </w:r>
           </w:p>
         </w:tc>
@@ -5911,7 +5911,7 @@
                 <w:color w:val="1C3A36"/>
                 <w:sz w:val="18"/>
               </w:rPr>
-              <w:t>34.03</w:t>
+              <w:t>62.99</w:t>
             </w:r>
           </w:p>
         </w:tc>
@@ -5929,7 +5929,7 @@
                 <w:color w:val="1C3A36"/>
                 <w:sz w:val="18"/>
               </w:rPr>
-              <w:t>31.82</w:t>
+              <w:t>57.58</w:t>
             </w:r>
           </w:p>
         </w:tc>
@@ -5947,7 +5947,7 @@
                 <w:color w:val="1C3A36"/>
                 <w:sz w:val="18"/>
               </w:rPr>
-              <w:t>30.41</w:t>
+              <w:t>54.18</w:t>
             </w:r>
           </w:p>
         </w:tc>
@@ -5965,7 +5965,7 @@
                 <w:color w:val="1C3A36"/>
                 <w:sz w:val="18"/>
               </w:rPr>
-              <w:t>29.18</w:t>
+              <w:t>51.22</w:t>
             </w:r>
           </w:p>
         </w:tc>
@@ -6182,7 +6182,7 @@
                 <w:color w:val="1C3A36"/>
                 <w:sz w:val="17"/>
               </w:rPr>
-              <w:t>13,307</w:t>
+              <w:t>13,776</w:t>
             </w:r>
           </w:p>
         </w:tc>
@@ -6200,7 +6200,7 @@
                 <w:color w:val="1C3A36"/>
                 <w:sz w:val="17"/>
               </w:rPr>
-              <w:t>14,219</w:t>
+              <w:t>15,217</w:t>
             </w:r>
           </w:p>
         </w:tc>
@@ -6218,7 +6218,7 @@
                 <w:color w:val="1C3A36"/>
                 <w:sz w:val="17"/>
               </w:rPr>
-              <w:t>15,087</w:t>
+              <w:t>16,606</w:t>
             </w:r>
           </w:p>
         </w:tc>
@@ -6236,7 +6236,7 @@
                 <w:color w:val="1C3A36"/>
                 <w:sz w:val="17"/>
               </w:rPr>
-              <w:t>15,882</w:t>
+              <w:t>17,883</w:t>
             </w:r>
           </w:p>
         </w:tc>
@@ -6254,7 +6254,7 @@
                 <w:color w:val="1C3A36"/>
                 <w:sz w:val="17"/>
               </w:rPr>
-              <w:t>16,632</w:t>
+              <w:t>19,116</w:t>
             </w:r>
           </w:p>
         </w:tc>
@@ -6291,7 +6291,7 @@
                 <w:color w:val="1C3A36"/>
                 <w:sz w:val="17"/>
               </w:rPr>
-              <w:t>4,576</w:t>
+              <w:t>5,044</w:t>
             </w:r>
           </w:p>
         </w:tc>
@@ -6309,7 +6309,7 @@
                 <w:color w:val="1C3A36"/>
                 <w:sz w:val="17"/>
               </w:rPr>
-              <w:t>4,468</w:t>
+              <w:t>5,466</w:t>
             </w:r>
           </w:p>
         </w:tc>
@@ -6327,7 +6327,7 @@
                 <w:color w:val="1C3A36"/>
                 <w:sz w:val="17"/>
               </w:rPr>
-              <w:t>4,333</w:t>
+              <w:t>5,852</w:t>
             </w:r>
           </w:p>
         </w:tc>
@@ -6345,7 +6345,7 @@
                 <w:color w:val="1C3A36"/>
                 <w:sz w:val="17"/>
               </w:rPr>
-              <w:t>4,188</w:t>
+              <w:t>6,189</w:t>
             </w:r>
           </w:p>
         </w:tc>
@@ -6363,7 +6363,7 @@
                 <w:color w:val="1C3A36"/>
                 <w:sz w:val="17"/>
               </w:rPr>
-              <w:t>4,075</w:t>
+              <w:t>6,559</w:t>
             </w:r>
           </w:p>
         </w:tc>
@@ -6400,7 +6400,7 @@
                 <w:color w:val="1C3A36"/>
                 <w:sz w:val="17"/>
               </w:rPr>
-              <w:t>34.4%</w:t>
+              <w:t>36.6%</w:t>
             </w:r>
           </w:p>
         </w:tc>
@@ -6418,7 +6418,7 @@
                 <w:color w:val="1C3A36"/>
                 <w:sz w:val="17"/>
               </w:rPr>
-              <w:t>31.4%</w:t>
+              <w:t>35.9%</w:t>
             </w:r>
           </w:p>
         </w:tc>
@@ -6436,7 +6436,7 @@
                 <w:color w:val="1C3A36"/>
                 <w:sz w:val="17"/>
               </w:rPr>
-              <w:t>28.7%</w:t>
+              <w:t>35.2%</w:t>
             </w:r>
           </w:p>
         </w:tc>
@@ -6454,7 +6454,7 @@
                 <w:color w:val="1C3A36"/>
                 <w:sz w:val="17"/>
               </w:rPr>
-              <w:t>26.4%</w:t>
+              <w:t>34.6%</w:t>
             </w:r>
           </w:p>
         </w:tc>
@@ -6472,7 +6472,7 @@
                 <w:color w:val="1C3A36"/>
                 <w:sz w:val="17"/>
               </w:rPr>
-              <w:t>24.5%</w:t>
+              <w:t>34.3%</w:t>
             </w:r>
           </w:p>
         </w:tc>
@@ -6509,7 +6509,7 @@
                 <w:color w:val="1C3A36"/>
                 <w:sz w:val="17"/>
               </w:rPr>
-              <w:t>333</w:t>
+              <w:t>344</w:t>
             </w:r>
           </w:p>
         </w:tc>
@@ -6527,7 +6527,7 @@
                 <w:color w:val="1C3A36"/>
                 <w:sz w:val="17"/>
               </w:rPr>
-              <w:t>384</w:t>
+              <w:t>411</w:t>
             </w:r>
           </w:p>
         </w:tc>
@@ -6545,7 +6545,7 @@
                 <w:color w:val="1C3A36"/>
                 <w:sz w:val="17"/>
               </w:rPr>
-              <w:t>438</w:t>
+              <w:t>482</w:t>
             </w:r>
           </w:p>
         </w:tc>
@@ -6563,7 +6563,7 @@
                 <w:color w:val="1C3A36"/>
                 <w:sz w:val="17"/>
               </w:rPr>
-              <w:t>492</w:t>
+              <w:t>554</w:t>
             </w:r>
           </w:p>
         </w:tc>
@@ -6581,7 +6581,7 @@
                 <w:color w:val="1C3A36"/>
                 <w:sz w:val="17"/>
               </w:rPr>
-              <w:t>549</w:t>
+              <w:t>631</w:t>
             </w:r>
           </w:p>
         </w:tc>
@@ -6618,7 +6618,7 @@
                 <w:color w:val="1C3A36"/>
                 <w:sz w:val="17"/>
               </w:rPr>
-              <w:t>4,243</w:t>
+              <w:t>4,700</w:t>
             </w:r>
           </w:p>
         </w:tc>
@@ -6636,7 +6636,7 @@
                 <w:color w:val="1C3A36"/>
                 <w:sz w:val="17"/>
               </w:rPr>
-              <w:t>4,084</w:t>
+              <w:t>5,056</w:t>
             </w:r>
           </w:p>
         </w:tc>
@@ -6654,7 +6654,7 @@
                 <w:color w:val="1C3A36"/>
                 <w:sz w:val="17"/>
               </w:rPr>
-              <w:t>3,895</w:t>
+              <w:t>5,370</w:t>
             </w:r>
           </w:p>
         </w:tc>
@@ -6672,7 +6672,7 @@
                 <w:color w:val="1C3A36"/>
                 <w:sz w:val="17"/>
               </w:rPr>
-              <w:t>3,696</w:t>
+              <w:t>5,634</w:t>
             </w:r>
           </w:p>
         </w:tc>
@@ -6690,7 +6690,7 @@
                 <w:color w:val="1C3A36"/>
                 <w:sz w:val="17"/>
               </w:rPr>
-              <w:t>3,526</w:t>
+              <w:t>5,929</w:t>
             </w:r>
           </w:p>
         </w:tc>
@@ -6836,7 +6836,7 @@
                 <w:color w:val="1C3A36"/>
                 <w:sz w:val="17"/>
               </w:rPr>
-              <w:t>3,232</w:t>
+              <w:t>3,580</w:t>
             </w:r>
           </w:p>
         </w:tc>
@@ -6854,7 +6854,7 @@
                 <w:color w:val="1C3A36"/>
                 <w:sz w:val="17"/>
               </w:rPr>
-              <w:t>3,111</w:t>
+              <w:t>3,851</w:t>
             </w:r>
           </w:p>
         </w:tc>
@@ -6872,7 +6872,7 @@
                 <w:color w:val="1C3A36"/>
                 <w:sz w:val="17"/>
               </w:rPr>
-              <w:t>2,967</w:t>
+              <w:t>4,091</w:t>
             </w:r>
           </w:p>
         </w:tc>
@@ -6890,7 +6890,7 @@
                 <w:color w:val="1C3A36"/>
                 <w:sz w:val="17"/>
               </w:rPr>
-              <w:t>2,815</w:t>
+              <w:t>4,292</w:t>
             </w:r>
           </w:p>
         </w:tc>
@@ -6908,7 +6908,7 @@
                 <w:color w:val="1C3A36"/>
                 <w:sz w:val="17"/>
               </w:rPr>
-              <w:t>2,686</w:t>
+              <w:t>4,516</w:t>
             </w:r>
           </w:p>
         </w:tc>
@@ -6945,7 +6945,7 @@
                 <w:color w:val="1C3A36"/>
                 <w:sz w:val="17"/>
               </w:rPr>
-              <w:t>333</w:t>
+              <w:t>344</w:t>
             </w:r>
           </w:p>
         </w:tc>
@@ -6963,7 +6963,7 @@
                 <w:color w:val="1C3A36"/>
                 <w:sz w:val="17"/>
               </w:rPr>
-              <w:t>384</w:t>
+              <w:t>411</w:t>
             </w:r>
           </w:p>
         </w:tc>
@@ -6981,7 +6981,7 @@
                 <w:color w:val="1C3A36"/>
                 <w:sz w:val="17"/>
               </w:rPr>
-              <w:t>438</w:t>
+              <w:t>482</w:t>
             </w:r>
           </w:p>
         </w:tc>
@@ -6999,7 +6999,7 @@
                 <w:color w:val="1C3A36"/>
                 <w:sz w:val="17"/>
               </w:rPr>
-              <w:t>492</w:t>
+              <w:t>554</w:t>
             </w:r>
           </w:p>
         </w:tc>
@@ -7017,7 +7017,7 @@
                 <w:color w:val="1C3A36"/>
                 <w:sz w:val="17"/>
               </w:rPr>
-              <w:t>549</w:t>
+              <w:t>631</w:t>
             </w:r>
           </w:p>
         </w:tc>
@@ -7163,7 +7163,7 @@
                 <w:color w:val="1C3A36"/>
                 <w:sz w:val="17"/>
               </w:rPr>
-              <w:t>(103)</w:t>
+              <w:t>(159)</w:t>
             </w:r>
           </w:p>
         </w:tc>
@@ -7181,7 +7181,7 @@
                 <w:color w:val="1C3A36"/>
                 <w:sz w:val="17"/>
               </w:rPr>
-              <w:t>(109)</w:t>
+              <w:t>(173)</w:t>
             </w:r>
           </w:p>
         </w:tc>
@@ -7199,7 +7199,7 @@
                 <w:color w:val="1C3A36"/>
                 <w:sz w:val="17"/>
               </w:rPr>
-              <w:t>(104)</w:t>
+              <w:t>(167)</w:t>
             </w:r>
           </w:p>
         </w:tc>
@@ -7217,7 +7217,7 @@
                 <w:color w:val="1C3A36"/>
                 <w:sz w:val="17"/>
               </w:rPr>
-              <w:t>(95)</w:t>
+              <w:t>(153)</w:t>
             </w:r>
           </w:p>
         </w:tc>
@@ -7235,7 +7235,7 @@
                 <w:color w:val="1C3A36"/>
                 <w:sz w:val="17"/>
               </w:rPr>
-              <w:t>(90)</w:t>
+              <w:t>(148)</w:t>
             </w:r>
           </w:p>
         </w:tc>
@@ -7276,7 +7276,7 @@
                 <w:color w:val="1C3A36"/>
                 <w:sz w:val="17"/>
               </w:rPr>
-              <w:t>1,022</w:t>
+              <w:t>1,148</w:t>
             </w:r>
           </w:p>
         </w:tc>
@@ -7296,7 +7296,7 @@
                 <w:color w:val="1C3A36"/>
                 <w:sz w:val="17"/>
               </w:rPr>
-              <w:t>2,324</w:t>
+              <w:t>3,027</w:t>
             </w:r>
           </w:p>
         </w:tc>
@@ -7316,7 +7316,7 @@
                 <w:color w:val="1C3A36"/>
                 <w:sz w:val="17"/>
               </w:rPr>
-              <w:t>2,185</w:t>
+              <w:t>3,290</w:t>
             </w:r>
           </w:p>
         </w:tc>
@@ -7336,7 +7336,7 @@
                 <w:color w:val="1C3A36"/>
                 <w:sz w:val="17"/>
               </w:rPr>
-              <w:t>2,040</w:t>
+              <w:t>3,521</w:t>
             </w:r>
           </w:p>
         </w:tc>
@@ -7356,7 +7356,7 @@
                 <w:color w:val="1C3A36"/>
                 <w:sz w:val="17"/>
               </w:rPr>
-              <w:t>1,915</w:t>
+              <w:t>3,769</w:t>
             </w:r>
           </w:p>
         </w:tc>
@@ -7506,7 +7506,7 @@
                 <w:color w:val="1C3A36"/>
                 <w:sz w:val="17"/>
               </w:rPr>
-              <w:t>977</w:t>
+              <w:t>1,098</w:t>
             </w:r>
           </w:p>
         </w:tc>
@@ -7526,7 +7526,7 @@
                 <w:color w:val="1C3A36"/>
                 <w:sz w:val="17"/>
               </w:rPr>
-              <w:t>1,909</w:t>
+              <w:t>2,487</w:t>
             </w:r>
           </w:p>
         </w:tc>
@@ -7546,7 +7546,7 @@
                 <w:color w:val="1C3A36"/>
                 <w:sz w:val="17"/>
               </w:rPr>
-              <w:t>1,483</w:t>
+              <w:t>2,233</w:t>
             </w:r>
           </w:p>
         </w:tc>
@@ -7566,7 +7566,7 @@
                 <w:color w:val="1C3A36"/>
                 <w:sz w:val="17"/>
               </w:rPr>
-              <w:t>1,168</w:t>
+              <w:t>2,016</w:t>
             </w:r>
           </w:p>
         </w:tc>
@@ -7586,7 +7586,7 @@
                 <w:color w:val="1C3A36"/>
                 <w:sz w:val="17"/>
               </w:rPr>
-              <w:t>937</w:t>
+              <w:t>1,845</w:t>
             </w:r>
           </w:p>
         </w:tc>
@@ -7636,7 +7636,7 @@
           <w:color w:val="1C3A36"/>
           <w:sz w:val="21"/>
         </w:rPr>
-        <w:t>The margin path is the central judgement in this forecast, and it deserves stating as one number rather than left inside a table. Local prices are assumed to grow 21.0% in total across the five years while pound costs grow 54.4% — a deliberate real squeeze of about 28%. The EBITDA margin therefore falls from the audited 39.3% to 24.5% by FY2030, which is roughly where it stood in FY2024 (23.1%) before the quota was abolished. The claim is not that the business deteriorates; it is that the 2025 windfall reverses as dormant capacity returns and energy reform continues. A reader who thinks the industry passes cost through faster should read the margin sensitivity in section 7: two points of margin is worth about EGP 5.04 a share.</w:t>
+        <w:t>The margin path is the central judgement in this forecast, and it deserves stating as one number rather than left inside a table. Local prices are assumed to grow 44.9% in total across the five years while pound costs grow 54.4% — a real erosion of about 7%. The EBITDA margin therefore falls from the audited 39.3% to 34.3% by FY2030, still well above the 23.1% of FY2024 and far above the 22.0% of FY2023. The claim is not that the business deteriorates; it is that part of the 2025 step-change gives back as dormant capacity returns and energy reform continues. A reader who thinks the industry passes cost through faster should read the margin sensitivity in section 7: two points of margin is worth about EGP 5.70 a share.</w:t>
       </w:r>
     </w:p>
     <w:p>
@@ -7650,7 +7650,21 @@
           <w:color w:val="1C3A36"/>
           <w:sz w:val="21"/>
         </w:rPr>
-        <w:t>One reconciliation belongs here too, because it is the sharpest challenge to the forecast. The first quarter of 2026 — reviewed, not audited, but signed off in May — earned attributable profit of EGP 943mn on revenue of EGP 2,996mn, a gross margin of 42.9% against 40.6% for FY2025 as a whole. Four times that quarter is EGP 3,772mn. This model forecasts EGP 3,332mn for FY2026, -11.7% below the simple annualisation. Margins were still EXPANDING in the first quarter; the forecast assumes they turn. That is the assumption to attack.</w:t>
+        <w:t>That path is CALIBRATED to the audited record rather than asserted against it, and it is the one thing this revision changes. The prior revision assumed local prices grew 3.0% in FY2026 against 11.5% cost inflation, and about four points a year after that — a cumulative real squeeze near 28%. The statements contradict it. In FY2024 revenue grew 44.5% against total cash cost of 41.8%; in FY2025 revenue grew 42.6% against cash cost of 12.5%, which is why the gross margin moved 21.2% to 23.9% to 40.6%. In every period the accounts cover, price outran cost. The old assumption also implied a producer unable to raise price even at the central bank's own medium-term target, while the same model had utilisation rising from 69.7% to 78.2% — volume gained and real price lost at once, which is two conservatisms stacked rather than one judgement made. The path carried here grows local price 8.0% in FY2026 and then 9.0%, 8.0%, 7.0% and 6.5% — below the cost path in every single year, and producing FY2026 group revenue growth of 10.7% against the 17.3% the first quarter actually ran. The cost path is deliberately left at headline inflation even though this company's own realised cost inflation ran below the national rate, because crediting that here would double-count the alternative-fuel saving already carried as a driver of its own.</w:t>
+      </w:r>
+    </w:p>
+    <w:p>
+      <w:pPr>
+        <w:spacing w:after="120" w:before="0"/>
+      </w:pPr>
+      <w:r>
+        <w:rPr>
+          <w:b w:val="0"/>
+          <w:i w:val="0"/>
+          <w:color w:val="1C3A36"/>
+          <w:sz w:val="21"/>
+        </w:rPr>
+        <w:t>One reconciliation belongs here too, because it is the sharpest challenge to the forecast. The first quarter of 2026 — reviewed, not audited, but signed off in May — earned attributable profit of EGP 943mn on revenue of EGP 2,996mn, a gross margin of 42.9% against 40.6% for FY2025 as a whole. Four times that quarter is EGP 3,772mn. This model forecasts EGP 3,680mn for FY2026, -2.4% below the simple annualisation. Margins were still EXPANDING in the first quarter; the forecast assumes they turn. That is the assumption to attack.</w:t>
       </w:r>
     </w:p>
     <w:p>
@@ -7784,7 +7798,7 @@
                 <w:color w:val="1C3A36"/>
                 <w:sz w:val="18"/>
               </w:rPr>
-              <w:t>6,474</w:t>
+              <w:t>9,679</w:t>
             </w:r>
           </w:p>
         </w:tc>
@@ -7802,7 +7816,7 @@
                 <w:color w:val="1C3A36"/>
                 <w:sz w:val="18"/>
               </w:rPr>
-              <w:t>17.27</w:t>
+              <w:t>25.82</w:t>
             </w:r>
           </w:p>
         </w:tc>
@@ -7839,7 +7853,7 @@
                 <w:color w:val="1C3A36"/>
                 <w:sz w:val="18"/>
               </w:rPr>
-              <w:t>5,399</w:t>
+              <w:t>14,149</w:t>
             </w:r>
           </w:p>
         </w:tc>
@@ -7857,7 +7871,7 @@
                 <w:color w:val="1C3A36"/>
                 <w:sz w:val="18"/>
               </w:rPr>
-              <w:t>14.40</w:t>
+              <w:t>37.74</w:t>
             </w:r>
           </w:p>
         </w:tc>
@@ -7898,7 +7912,7 @@
                 <w:color w:val="1C3A36"/>
                 <w:sz w:val="18"/>
               </w:rPr>
-              <w:t>11,873</w:t>
+              <w:t>23,828</w:t>
             </w:r>
           </w:p>
         </w:tc>
@@ -7918,7 +7932,7 @@
                 <w:color w:val="1C3A36"/>
                 <w:sz w:val="18"/>
               </w:rPr>
-              <w:t>31.67</w:t>
+              <w:t>63.56</w:t>
             </w:r>
           </w:p>
         </w:tc>
@@ -7955,7 +7969,7 @@
                 <w:color w:val="1C3A36"/>
                 <w:sz w:val="18"/>
               </w:rPr>
-              <w:t>1,751</w:t>
+              <w:t>1,928</w:t>
             </w:r>
           </w:p>
         </w:tc>
@@ -7973,7 +7987,7 @@
                 <w:color w:val="1C3A36"/>
                 <w:sz w:val="18"/>
               </w:rPr>
-              <w:t>4.67</w:t>
+              <w:t>5.14</w:t>
             </w:r>
           </w:p>
         </w:tc>
@@ -8069,7 +8083,7 @@
                 <w:color w:val="1C3A36"/>
                 <w:sz w:val="18"/>
               </w:rPr>
-              <w:t>13,624</w:t>
+              <w:t>25,755</w:t>
             </w:r>
           </w:p>
         </w:tc>
@@ -8089,7 +8103,7 @@
                 <w:color w:val="1C3A36"/>
                 <w:sz w:val="18"/>
               </w:rPr>
-              <w:t>36.34</w:t>
+              <w:t>68.71</w:t>
             </w:r>
           </w:p>
         </w:tc>
@@ -8130,7 +8144,7 @@
                 <w:color w:val="1C3A36"/>
                 <w:sz w:val="18"/>
               </w:rPr>
-              <w:t>45.5%</w:t>
+              <w:t>59.4%</w:t>
             </w:r>
           </w:p>
         </w:tc>
@@ -8260,7 +8274,7 @@
                 <w:color w:val="1C3A36"/>
                 <w:sz w:val="18"/>
               </w:rPr>
-              <w:t>-38.4%</w:t>
+              <w:t>+16.4%</w:t>
             </w:r>
           </w:p>
         </w:tc>
@@ -8296,7 +8310,7 @@
           <w:color w:val="1C3A36"/>
           <w:sz w:val="21"/>
         </w:rPr>
-        <w:t>Cash is added at face and is not in the discount rate. The audited balance sheet shows EGP 3,459mn of cash against EGP 1,135mn of interest-bearing debt at 31 December 2025. Rolling that forward on the elapsed part of FY2026 and DEDUCTING the EGP 2,002mn FY2025 dividend — declared and still shown as payable in the March 2026 accounts, so a buyer at today's price does not receive it — puts net cash at EGP 1,751mn at the valuation date, or EGP 4.67 a share. The March 2026 balance sheet is the independent check on that: cash of EGP 4,380mn less debt of EGP 1,261mn less the dividend payable of EGP 2,002mn is EGP 1,117mn at 31 March, four months before the valuation date.</w:t>
+        <w:t>Cash is added at face and is not in the discount rate. The audited balance sheet shows EGP 3,459mn of cash against EGP 1,135mn of interest-bearing debt at 31 December 2025. Rolling that forward on the elapsed part of FY2026 and DEDUCTING the EGP 2,002mn FY2025 dividend — declared and still shown as payable in the March 2026 accounts, so a buyer at today's price does not receive it — puts net cash at EGP 1,928mn at the valuation date, or EGP 5.14 a share. The March 2026 balance sheet is the independent check on that: cash of EGP 4,380mn less debt of EGP 1,261mn less the dividend payable of EGP 2,002mn is EGP 1,117mn at 31 March, four months before the valuation date.</w:t>
       </w:r>
     </w:p>
     <w:p>
@@ -8310,7 +8324,7 @@
           <w:color w:val="1C3A36"/>
           <w:sz w:val="21"/>
         </w:rPr>
-        <w:t>Minority interests are deducted, and the audited figure is the reason this line is now immaterial: EGP 158,005 — one hundred and fifty-eight thousand pounds, or 0.0012% of equity value. The subsidiaries are 99% to 99.99% owned.</w:t>
+        <w:t>Minority interests are deducted, and the audited figure is the reason this line is now immaterial: EGP 158,005 — one hundred and fifty-eight thousand pounds, or 0.0006% of equity value. The subsidiaries are 99% to 99.99% owned.</w:t>
       </w:r>
     </w:p>
     <w:p>
@@ -8324,7 +8338,7 @@
           <w:color w:val="1C3A36"/>
           <w:sz w:val="21"/>
         </w:rPr>
-        <w:t>At 45.5% of enterprise value, the terminal value is a smaller share of this valuation than in most discounted cash-flow models, a consequence of the high explicit-window discount rate rather than a design choice. The answer depends more on the next five years and less on a perpetuity assumption than is usual — which, for a business whose next five years are forecastable from tonnes and disclosed costs, is the right place for the weight to sit.</w:t>
+        <w:t>At 59.4% of enterprise value, the terminal value carries less of this valuation than the two-thirds to four-fifths a long-horizon discounted cash-flow model usually ends up with, and that is a consequence of the 23.9% explicit-window discount rate rather than a design choice — at that rate the fifth forecast year is already discounted to 49% of its face value. The answer therefore depends more on the next five years and less on a perpetuity assumption than is usual, which for a business whose next five years are forecastable from tonnes and disclosed costs is the right place for the weight to sit. It is worth naming the direction of travel honestly: the prior revision put the terminal share at 45.5%, and correcting the price path lifted it because a higher terminal margin loads more value into the perpetuity than into a heavily discounted explicit window. More of the answer rests on the far end than it did.</w:t>
       </w:r>
     </w:p>
     <w:p>
@@ -8394,7 +8408,7 @@
           <w:color w:val="1C3A36"/>
           <w:sz w:val="21"/>
         </w:rPr>
-        <w:t>The terminal block is therefore struck on REPLACEMENT-COST invested capital — EGP 32,695mn, being 5.0Mt at USD 130 a tonne. On that basis the terminal return on capital is 8.6% and the reinvestment rate that 5% growth requires is 58.0% of terminal profit.</w:t>
+        <w:t>The terminal block is therefore struck on REPLACEMENT-COST invested capital — EGP 32,695mn, being 5.0Mt at USD 130 a tonne. On that basis the terminal return on capital is 14.5% and the reinvestment rate that 5% growth requires is 34.5% of terminal profit.</w:t>
       </w:r>
     </w:p>
     <w:p>
@@ -8408,7 +8422,7 @@
           <w:color w:val="1C3A36"/>
           <w:sz w:val="21"/>
         </w:rPr>
-        <w:t>The consequence inverts the usual intuition and the model shows it rather than hiding it: at a terminal return of 8.6% against a terminal rate of 15.7%, GROWTH DESTROYS VALUE. The cash-flow lens is EGP 40.23 at 3% terminal growth and EGP 30.68 at 7%. A cement plant in a market carrying 76Mt of capacity against 54Mt of consumption cannot earn its cost of capital on new tonnes, and a model that rewarded it for adding them would be wrong. A reader who prefers the book basis should know it lifts the valuation substantially and should say why a plant carried at a tenth of replacement cost is the right denominator.</w:t>
+        <w:t>That choice of denominator all but switches the terminal growth rate off, and the reason is worth setting out because the obvious reading of it is wrong. A terminal return of 14.5% against a terminal rate of 15.7% looks like the textbook case in which growth destroys value. It is not the right test. Because reinvestment is growth divided by return on capital, and that return is itself terminal profit grown one year over a fixed capital base, the reinvestment charge collapses to a constant — growth multiplied by invested capital — and the whole terminal block reduces to terminal profit grown one year, less that charge, over the rate less growth. Differentiate it and the growth term vanishes: the DIRECTION of the lever is a constant of the model, and the hurdle is terminal profit over invested capital against the rate over one plus the rate, which is 13.61%. This company sits at 13.81% — 21 basis points above it. Growth therefore adds value, and adds almost none of it: the cash-flow lens is EGP 68.56 at 3% terminal growth and EGP 68.92 at 7%, a spread of 0.5% across four points of perpetual growth. The practical conclusion is the one that matters: on a replacement-cost denominator this plant roughly breaks even on new tonnes, in a market carrying 76Mt of capacity against 54Mt of consumption, so nothing in this valuation is bought with an assumption about perpetual growth. A reader who prefers the book basis should know it lifts the valuation substantially, and should say why a plant carried at a tenth of replacement cost is the right denominator.</w:t>
       </w:r>
     </w:p>
     <w:tbl>
@@ -8589,7 +8603,7 @@
                 <w:color w:val="1C3A36"/>
                 <w:sz w:val="18"/>
               </w:rPr>
-              <w:t>41.76</w:t>
+              <w:t>71.46</w:t>
             </w:r>
           </w:p>
         </w:tc>
@@ -8607,7 +8621,7 @@
                 <w:color w:val="1C3A36"/>
                 <w:sz w:val="18"/>
               </w:rPr>
-              <w:t>39.89</w:t>
+              <w:t>71.53</w:t>
             </w:r>
           </w:p>
         </w:tc>
@@ -8625,7 +8639,7 @@
                 <w:color w:val="1C3A36"/>
                 <w:sz w:val="18"/>
               </w:rPr>
-              <w:t>37.67</w:t>
+              <w:t>71.62</w:t>
             </w:r>
           </w:p>
         </w:tc>
@@ -8643,7 +8657,7 @@
                 <w:color w:val="1C3A36"/>
                 <w:sz w:val="18"/>
               </w:rPr>
-              <w:t>35.00</w:t>
+              <w:t>71.72</w:t>
             </w:r>
           </w:p>
         </w:tc>
@@ -8661,7 +8675,7 @@
                 <w:color w:val="1C3A36"/>
                 <w:sz w:val="18"/>
               </w:rPr>
-              <w:t>31.71</w:t>
+              <w:t>71.85</w:t>
             </w:r>
           </w:p>
         </w:tc>
@@ -8698,7 +8712,7 @@
                 <w:color w:val="1C3A36"/>
                 <w:sz w:val="18"/>
               </w:rPr>
-              <w:t>40.98</w:t>
+              <w:t>69.98</w:t>
             </w:r>
           </w:p>
         </w:tc>
@@ -8716,7 +8730,7 @@
                 <w:color w:val="1C3A36"/>
                 <w:sz w:val="18"/>
               </w:rPr>
-              <w:t>39.16</w:t>
+              <w:t>70.05</w:t>
             </w:r>
           </w:p>
         </w:tc>
@@ -8734,7 +8748,7 @@
                 <w:color w:val="1C3A36"/>
                 <w:sz w:val="18"/>
               </w:rPr>
-              <w:t>37.00</w:t>
+              <w:t>70.14</w:t>
             </w:r>
           </w:p>
         </w:tc>
@@ -8752,7 +8766,7 @@
                 <w:color w:val="1C3A36"/>
                 <w:sz w:val="18"/>
               </w:rPr>
-              <w:t>34.39</w:t>
+              <w:t>70.24</w:t>
             </w:r>
           </w:p>
         </w:tc>
@@ -8770,7 +8784,7 @@
                 <w:color w:val="1C3A36"/>
                 <w:sz w:val="18"/>
               </w:rPr>
-              <w:t>31.19</w:t>
+              <w:t>70.36</w:t>
             </w:r>
           </w:p>
         </w:tc>
@@ -8807,7 +8821,7 @@
                 <w:color w:val="1C3A36"/>
                 <w:sz w:val="18"/>
               </w:rPr>
-              <w:t>40.23</w:t>
+              <w:t>68.56</w:t>
             </w:r>
           </w:p>
         </w:tc>
@@ -8825,7 +8839,7 @@
                 <w:color w:val="1C3A36"/>
                 <w:sz w:val="18"/>
               </w:rPr>
-              <w:t>38.45</w:t>
+              <w:t>68.62</w:t>
             </w:r>
           </w:p>
         </w:tc>
@@ -8843,7 +8857,7 @@
                 <w:color w:val="1C3A36"/>
                 <w:sz w:val="18"/>
               </w:rPr>
-              <w:t>36.34</w:t>
+              <w:t>68.71</w:t>
             </w:r>
           </w:p>
         </w:tc>
@@ -8861,7 +8875,7 @@
                 <w:color w:val="1C3A36"/>
                 <w:sz w:val="18"/>
               </w:rPr>
-              <w:t>33.80</w:t>
+              <w:t>68.80</w:t>
             </w:r>
           </w:p>
         </w:tc>
@@ -8879,7 +8893,7 @@
                 <w:color w:val="1C3A36"/>
                 <w:sz w:val="18"/>
               </w:rPr>
-              <w:t>30.68</w:t>
+              <w:t>68.92</w:t>
             </w:r>
           </w:p>
         </w:tc>
@@ -8916,7 +8930,7 @@
                 <w:color w:val="1C3A36"/>
                 <w:sz w:val="18"/>
               </w:rPr>
-              <w:t>39.50</w:t>
+              <w:t>67.17</w:t>
             </w:r>
           </w:p>
         </w:tc>
@@ -8934,7 +8948,7 @@
                 <w:color w:val="1C3A36"/>
                 <w:sz w:val="18"/>
               </w:rPr>
-              <w:t>37.77</w:t>
+              <w:t>67.24</w:t>
             </w:r>
           </w:p>
         </w:tc>
@@ -8952,7 +8966,7 @@
                 <w:color w:val="1C3A36"/>
                 <w:sz w:val="18"/>
               </w:rPr>
-              <w:t>35.71</w:t>
+              <w:t>67.32</w:t>
             </w:r>
           </w:p>
         </w:tc>
@@ -8970,7 +8984,7 @@
                 <w:color w:val="1C3A36"/>
                 <w:sz w:val="18"/>
               </w:rPr>
-              <w:t>33.23</w:t>
+              <w:t>67.42</w:t>
             </w:r>
           </w:p>
         </w:tc>
@@ -8988,7 +9002,7 @@
                 <w:color w:val="1C3A36"/>
                 <w:sz w:val="18"/>
               </w:rPr>
-              <w:t>30.19</w:t>
+              <w:t>67.53</w:t>
             </w:r>
           </w:p>
         </w:tc>
@@ -9025,7 +9039,7 @@
                 <w:color w:val="1C3A36"/>
                 <w:sz w:val="18"/>
               </w:rPr>
-              <w:t>38.79</w:t>
+              <w:t>65.84</w:t>
             </w:r>
           </w:p>
         </w:tc>
@@ -9043,7 +9057,7 @@
                 <w:color w:val="1C3A36"/>
                 <w:sz w:val="18"/>
               </w:rPr>
-              <w:t>37.10</w:t>
+              <w:t>65.90</w:t>
             </w:r>
           </w:p>
         </w:tc>
@@ -9061,7 +9075,7 @@
                 <w:color w:val="1C3A36"/>
                 <w:sz w:val="18"/>
               </w:rPr>
-              <w:t>35.10</w:t>
+              <w:t>65.98</w:t>
             </w:r>
           </w:p>
         </w:tc>
@@ -9079,7 +9093,7 @@
                 <w:color w:val="1C3A36"/>
                 <w:sz w:val="18"/>
               </w:rPr>
-              <w:t>32.68</w:t>
+              <w:t>66.07</w:t>
             </w:r>
           </w:p>
         </w:tc>
@@ -9097,7 +9111,7 @@
                 <w:color w:val="1C3A36"/>
                 <w:sz w:val="18"/>
               </w:rPr>
-              <w:t>29.71</w:t>
+              <w:t>66.19</w:t>
             </w:r>
           </w:p>
         </w:tc>
@@ -9119,7 +9133,7 @@
           <w:color w:val="6E7B77"/>
           <w:sz w:val="17"/>
         </w:rPr>
-        <w:t>Table 9 — Fair value per share across the explicit-window cost of capital and terminal growth. Growth is the STRONGER of the two levers here and it points DOWN: across a row the value moves EGP 10.05, against EGP 2.97 down a column.</w:t>
+        <w:t>Table 9 — Fair value per share across the explicit-window cost of capital and terminal growth. Growth is the WEAKER of the two levers here and it points UP: across a row the value moves EGP 0.39, against EGP 5.62 down a column. The paragraphs above set out why the growth axis is nearly flat — on a replacement-cost denominator this plant sits within 21 basis points of breaking even on new tonnes, so perpetual growth neither creates nor destroys much of anything.</w:t>
       </w:r>
     </w:p>
     <w:p>
@@ -9173,7 +9187,7 @@
           <w:color w:val="6E7B77"/>
           <w:sz w:val="17"/>
         </w:rPr>
-        <w:t>Figure 3 — The same surface. Higher growth gives a lower value, which is the model being consistent rather than a sign error.</w:t>
+        <w:t>Figure 3 — The same surface. The growth axis is almost flat and the discount-rate axis is not; that is the model being consistent with its own terminal algebra rather than a sign error.</w:t>
       </w:r>
     </w:p>
     <w:tbl>
@@ -9354,7 +9368,7 @@
                 <w:color w:val="1C3A36"/>
                 <w:sz w:val="18"/>
               </w:rPr>
-              <w:t>41.90</w:t>
+              <w:t>82.58</w:t>
             </w:r>
           </w:p>
         </w:tc>
@@ -9372,7 +9386,7 @@
                 <w:color w:val="1C3A36"/>
                 <w:sz w:val="18"/>
               </w:rPr>
-              <w:t>39.58</w:t>
+              <w:t>76.54</w:t>
             </w:r>
           </w:p>
         </w:tc>
@@ -9390,7 +9404,7 @@
                 <w:color w:val="1C3A36"/>
                 <w:sz w:val="18"/>
               </w:rPr>
-              <w:t>37.67</w:t>
+              <w:t>71.62</w:t>
             </w:r>
           </w:p>
         </w:tc>
@@ -9408,7 +9422,7 @@
                 <w:color w:val="1C3A36"/>
                 <w:sz w:val="18"/>
               </w:rPr>
-              <w:t>36.08</w:t>
+              <w:t>67.52</w:t>
             </w:r>
           </w:p>
         </w:tc>
@@ -9426,7 +9440,7 @@
                 <w:color w:val="1C3A36"/>
                 <w:sz w:val="18"/>
               </w:rPr>
-              <w:t>34.74</w:t>
+              <w:t>64.06</w:t>
             </w:r>
           </w:p>
         </w:tc>
@@ -9463,7 +9477,7 @@
                 <w:color w:val="1C3A36"/>
                 <w:sz w:val="18"/>
               </w:rPr>
-              <w:t>41.12</w:t>
+              <w:t>80.81</w:t>
             </w:r>
           </w:p>
         </w:tc>
@@ -9481,7 +9495,7 @@
                 <w:color w:val="1C3A36"/>
                 <w:sz w:val="18"/>
               </w:rPr>
-              <w:t>38.85</w:t>
+              <w:t>74.93</w:t>
             </w:r>
           </w:p>
         </w:tc>
@@ -9499,7 +9513,7 @@
                 <w:color w:val="1C3A36"/>
                 <w:sz w:val="18"/>
               </w:rPr>
-              <w:t>37.00</w:t>
+              <w:t>70.14</w:t>
             </w:r>
           </w:p>
         </w:tc>
@@ -9517,7 +9531,7 @@
                 <w:color w:val="1C3A36"/>
                 <w:sz w:val="18"/>
               </w:rPr>
-              <w:t>35.45</w:t>
+              <w:t>66.15</w:t>
             </w:r>
           </w:p>
         </w:tc>
@@ -9535,7 +9549,7 @@
                 <w:color w:val="1C3A36"/>
                 <w:sz w:val="18"/>
               </w:rPr>
-              <w:t>34.14</w:t>
+              <w:t>62.77</w:t>
             </w:r>
           </w:p>
         </w:tc>
@@ -9572,7 +9586,7 @@
                 <w:color w:val="1C3A36"/>
                 <w:sz w:val="18"/>
               </w:rPr>
-              <w:t>40.36</w:t>
+              <w:t>79.10</w:t>
             </w:r>
           </w:p>
         </w:tc>
@@ -9590,7 +9604,7 @@
                 <w:color w:val="1C3A36"/>
                 <w:sz w:val="18"/>
               </w:rPr>
-              <w:t>38.15</w:t>
+              <w:t>73.38</w:t>
             </w:r>
           </w:p>
         </w:tc>
@@ -9608,7 +9622,7 @@
                 <w:color w:val="1C3A36"/>
                 <w:sz w:val="18"/>
               </w:rPr>
-              <w:t>36.34</w:t>
+              <w:t>68.71</w:t>
             </w:r>
           </w:p>
         </w:tc>
@@ -9626,7 +9640,7 @@
                 <w:color w:val="1C3A36"/>
                 <w:sz w:val="18"/>
               </w:rPr>
-              <w:t>34.84</w:t>
+              <w:t>64.82</w:t>
             </w:r>
           </w:p>
         </w:tc>
@@ -9644,7 +9658,7 @@
                 <w:color w:val="1C3A36"/>
                 <w:sz w:val="18"/>
               </w:rPr>
-              <w:t>33.56</w:t>
+              <w:t>61.53</w:t>
             </w:r>
           </w:p>
         </w:tc>
@@ -9681,7 +9695,7 @@
                 <w:color w:val="1C3A36"/>
                 <w:sz w:val="18"/>
               </w:rPr>
-              <w:t>39.62</w:t>
+              <w:t>77.45</w:t>
             </w:r>
           </w:p>
         </w:tc>
@@ -9699,7 +9713,7 @@
                 <w:color w:val="1C3A36"/>
                 <w:sz w:val="18"/>
               </w:rPr>
-              <w:t>37.47</w:t>
+              <w:t>71.87</w:t>
             </w:r>
           </w:p>
         </w:tc>
@@ -9717,7 +9731,7 @@
                 <w:color w:val="1C3A36"/>
                 <w:sz w:val="18"/>
               </w:rPr>
-              <w:t>35.71</w:t>
+              <w:t>67.32</w:t>
             </w:r>
           </w:p>
         </w:tc>
@@ -9735,7 +9749,7 @@
                 <w:color w:val="1C3A36"/>
                 <w:sz w:val="18"/>
               </w:rPr>
-              <w:t>34.24</w:t>
+              <w:t>63.53</w:t>
             </w:r>
           </w:p>
         </w:tc>
@@ -9753,7 +9767,7 @@
                 <w:color w:val="1C3A36"/>
                 <w:sz w:val="18"/>
               </w:rPr>
-              <w:t>33.00</w:t>
+              <w:t>60.33</w:t>
             </w:r>
           </w:p>
         </w:tc>
@@ -9790,7 +9804,7 @@
                 <w:color w:val="1C3A36"/>
                 <w:sz w:val="18"/>
               </w:rPr>
-              <w:t>38.91</w:t>
+              <w:t>75.85</w:t>
             </w:r>
           </w:p>
         </w:tc>
@@ -9808,7 +9822,7 @@
                 <w:color w:val="1C3A36"/>
                 <w:sz w:val="18"/>
               </w:rPr>
-              <w:t>36.81</w:t>
+              <w:t>70.42</w:t>
             </w:r>
           </w:p>
         </w:tc>
@@ -9826,7 +9840,7 @@
                 <w:color w:val="1C3A36"/>
                 <w:sz w:val="18"/>
               </w:rPr>
-              <w:t>35.10</w:t>
+              <w:t>65.98</w:t>
             </w:r>
           </w:p>
         </w:tc>
@@ -9844,7 +9858,7 @@
                 <w:color w:val="1C3A36"/>
                 <w:sz w:val="18"/>
               </w:rPr>
-              <w:t>33.67</w:t>
+              <w:t>62.29</w:t>
             </w:r>
           </w:p>
         </w:tc>
@@ -9862,7 +9876,7 @@
                 <w:color w:val="1C3A36"/>
                 <w:sz w:val="18"/>
               </w:rPr>
-              <w:t>32.46</w:t>
+              <w:t>59.17</w:t>
             </w:r>
           </w:p>
         </w:tc>
@@ -9940,7 +9954,7 @@
           <w:color w:val="1C3A36"/>
           <w:sz w:val="21"/>
         </w:rPr>
-        <w:t>The asset lens values the capacity: 5.0Mt at a justified USD 95 per annual tonne, marked down 27% from a replacement cost of USD 130. Against that, the market is paying USD 81.0 per annual tonne. This lens carries only 8%, and the reason is in the same paragraph as the number: restarting a mothballed line costs a fraction of building one, and 12.6Mt of restart capacity is queuing. Replacement cost is a ceiling here, not a floor.</w:t>
+        <w:t>The asset lens values the capacity: 5.0Mt at a justified USD 95 per annual tonne, marked down 27% from a replacement cost of USD 130. Against that, the market is paying USD 80.3 per annual tonne. This lens carries only 8%, and the reason is in the same paragraph as the number: restarting a mothballed line costs a fraction of building one, and 12.6Mt of restart capacity is queuing. Replacement cost is a ceiling here, not a floor.</w:t>
       </w:r>
     </w:p>
     <w:tbl>
@@ -10117,7 +10131,7 @@
                 <w:color w:val="1C3A36"/>
                 <w:sz w:val="17"/>
               </w:rPr>
-              <w:t>36.26  (-0.2%)</w:t>
+              <w:t>68.51  (-0.3%)</w:t>
             </w:r>
           </w:p>
         </w:tc>
@@ -10190,7 +10204,7 @@
                 <w:color w:val="1C3A36"/>
                 <w:sz w:val="17"/>
               </w:rPr>
-              <w:t>32.66  (-10.1%)</w:t>
+              <w:t>59.64  (-13.2%)</w:t>
             </w:r>
           </w:p>
         </w:tc>
@@ -10263,7 +10277,7 @@
                 <w:color w:val="1C3A36"/>
                 <w:sz w:val="17"/>
               </w:rPr>
-              <w:t>41.70  (+14.7%)</w:t>
+              <w:t>73.71  (+7.3%)</w:t>
             </w:r>
           </w:p>
         </w:tc>
@@ -11868,7 +11882,7 @@
                 <w:color w:val="1C3A36"/>
                 <w:sz w:val="18"/>
               </w:rPr>
-              <w:t>30.78</w:t>
+              <w:t>61.75</w:t>
             </w:r>
           </w:p>
         </w:tc>
@@ -11886,7 +11900,7 @@
                 <w:color w:val="1C3A36"/>
                 <w:sz w:val="18"/>
               </w:rPr>
-              <w:t>36.34</w:t>
+              <w:t>68.71</w:t>
             </w:r>
           </w:p>
         </w:tc>
@@ -11904,7 +11918,7 @@
                 <w:color w:val="1C3A36"/>
                 <w:sz w:val="18"/>
               </w:rPr>
-              <w:t>42.15</w:t>
+              <w:t>75.97</w:t>
             </w:r>
           </w:p>
         </w:tc>
@@ -11940,7 +11954,7 @@
                 <w:color w:val="1C3A36"/>
                 <w:sz w:val="18"/>
               </w:rPr>
-              <w:t>-38.4%</w:t>
+              <w:t>+16.4%</w:t>
             </w:r>
           </w:p>
         </w:tc>
@@ -11977,7 +11991,7 @@
                 <w:color w:val="1C3A36"/>
                 <w:sz w:val="18"/>
               </w:rPr>
-              <w:t>43.64</w:t>
+              <w:t>44.07</w:t>
             </w:r>
           </w:p>
         </w:tc>
@@ -11995,7 +12009,7 @@
                 <w:color w:val="1C3A36"/>
                 <w:sz w:val="18"/>
               </w:rPr>
-              <w:t>48.49</w:t>
+              <w:t>48.96</w:t>
             </w:r>
           </w:p>
         </w:tc>
@@ -12013,7 +12027,7 @@
                 <w:color w:val="1C3A36"/>
                 <w:sz w:val="18"/>
               </w:rPr>
-              <w:t>53.34</w:t>
+              <w:t>53.86</w:t>
             </w:r>
           </w:p>
         </w:tc>
@@ -12049,7 +12063,7 @@
                 <w:color w:val="1C3A36"/>
                 <w:sz w:val="18"/>
               </w:rPr>
-              <w:t>-17.8%</w:t>
+              <w:t>-17.0%</w:t>
             </w:r>
           </w:p>
         </w:tc>
@@ -12086,7 +12100,7 @@
                 <w:color w:val="1C3A36"/>
                 <w:sz w:val="18"/>
               </w:rPr>
-              <w:t>47.23</w:t>
+              <w:t>47.66</w:t>
             </w:r>
           </w:p>
         </w:tc>
@@ -12104,7 +12118,7 @@
                 <w:color w:val="1C3A36"/>
                 <w:sz w:val="18"/>
               </w:rPr>
-              <w:t>52.48</w:t>
+              <w:t>52.95</w:t>
             </w:r>
           </w:p>
         </w:tc>
@@ -12122,7 +12136,7 @@
                 <w:color w:val="1C3A36"/>
                 <w:sz w:val="18"/>
               </w:rPr>
-              <w:t>57.73</w:t>
+              <w:t>58.25</w:t>
             </w:r>
           </w:p>
         </w:tc>
@@ -12158,7 +12172,7 @@
                 <w:color w:val="1C3A36"/>
                 <w:sz w:val="18"/>
               </w:rPr>
-              <w:t>-11.1%</w:t>
+              <w:t>-10.3%</w:t>
             </w:r>
           </w:p>
         </w:tc>
@@ -12195,7 +12209,7 @@
                 <w:color w:val="1C3A36"/>
                 <w:sz w:val="18"/>
               </w:rPr>
-              <w:t>61.57</w:t>
+              <w:t>61.99</w:t>
             </w:r>
           </w:p>
         </w:tc>
@@ -12213,7 +12227,7 @@
                 <w:color w:val="1C3A36"/>
                 <w:sz w:val="18"/>
               </w:rPr>
-              <w:t>68.41</w:t>
+              <w:t>68.88</w:t>
             </w:r>
           </w:p>
         </w:tc>
@@ -12231,7 +12245,7 @@
                 <w:color w:val="1C3A36"/>
                 <w:sz w:val="18"/>
               </w:rPr>
-              <w:t>75.25</w:t>
+              <w:t>75.77</w:t>
             </w:r>
           </w:p>
         </w:tc>
@@ -12267,7 +12281,7 @@
                 <w:color w:val="1C3A36"/>
                 <w:sz w:val="18"/>
               </w:rPr>
-              <w:t>+15.9%</w:t>
+              <w:t>+16.7%</w:t>
             </w:r>
           </w:p>
         </w:tc>
@@ -12308,7 +12322,7 @@
                 <w:color w:val="1C3A36"/>
                 <w:sz w:val="18"/>
               </w:rPr>
-              <w:t>39.44</w:t>
+              <w:t>55.13</w:t>
             </w:r>
           </w:p>
         </w:tc>
@@ -12328,7 +12342,7 @@
                 <w:color w:val="1C3A36"/>
                 <w:sz w:val="18"/>
               </w:rPr>
-              <w:t>44.89</w:t>
+              <w:t>61.30</w:t>
             </w:r>
           </w:p>
         </w:tc>
@@ -12348,7 +12362,7 @@
                 <w:color w:val="1C3A36"/>
                 <w:sz w:val="18"/>
               </w:rPr>
-              <w:t>50.46</w:t>
+              <w:t>67.63</w:t>
             </w:r>
           </w:p>
         </w:tc>
@@ -12388,7 +12402,7 @@
                 <w:color w:val="1C3A36"/>
                 <w:sz w:val="18"/>
               </w:rPr>
-              <w:t>-23.9%</w:t>
+              <w:t>+3.9%</w:t>
             </w:r>
           </w:p>
         </w:tc>
@@ -12424,7 +12438,7 @@
           <w:color w:val="1C3A36"/>
           <w:sz w:val="21"/>
         </w:rPr>
-        <w:t>The four lenses do not agree, and the pattern of their disagreement is the most useful thing in this study. The three earnings-based lenses cluster between EGP 36.34 and EGP 52.48, all below the market price. The asset lens sits at EGP 68.41, well above it. That is the whole argument about this company in one line: the plant is worth more than the market is paying for it, and the earnings it can be expected to produce are worth less.</w:t>
+        <w:t>The four lenses do not agree, and the pattern of their disagreement is the most useful thing in this study. Two of them sit ABOVE the market price — Asset / replacement cost and DCF (cash flow), at EGP 68.88 and EGP 68.71 — and two sit below: Relative multiples and Normalised earnings, at EGP 48.96 and EGP 52.95. The split is not assets against earnings. It runs between what the plant can be expected to EARN or COST from here, which both land above the market, and what the market is currently willing to PAY for a pound of Egyptian cement earnings, which is what the two multiple-based lenses measure and which lands below. A cement peer group trading at 6.2 times earnings in a country whose policy rate has a two in front of it is not obviously mispricing anything; it is discounting the same restart programme this study discounts, only harder and sooner.</w:t>
       </w:r>
     </w:p>
     <w:p>
@@ -12438,7 +12452,7 @@
           <w:color w:val="1C3A36"/>
           <w:sz w:val="21"/>
         </w:rPr>
-        <w:t>The weighting resolves that in favour of earnings, at 50%/20%/22%/8%, and gives a central EGP 44.89 against EGP 59.00 — -23.9%. A reader who believes replacement cost is a floor rather than a ceiling would weight the asset lens far more and reach the opposite conclusion. The case against doing so is the 12.6Mt restart programme, and it is a testable one.</w:t>
+        <w:t>The weighting resolves that in favour of earnings, at 50%/20%/22%/8%, and gives a central EGP 61.30 against EGP 59.00 — +3.9%. A reader who believes replacement cost is a floor rather than a ceiling would weight the asset lens far more and reach the opposite conclusion. The case against doing so is the 12.6Mt restart programme, and it is a testable one.</w:t>
       </w:r>
     </w:p>
     <w:p>
@@ -12452,7 +12466,7 @@
           <w:color w:val="1C3A36"/>
           <w:sz w:val="21"/>
         </w:rPr>
-        <w:t>Against the technical picture, the two readings are in tension. The share is above its entire moving-average stack on a rising 200-day and 98% of the way to a 52-week high, while the earnings lenses put fair value below the current price. Momentum and value disagree here, and this study takes no view on which resolves first.</w:t>
+        <w:t>Against the technical picture, the two readings are in tension. The share is above its entire moving-average stack on a rising 200-day and 98% of the way to a 52-week high, while the two multiple-based lenses put fair value below the current price and the two forward-looking ones put it above. Momentum sits with the cash-flow case here rather than against it, and the disagreement that remains is between that case and the multiple the market is prepared to pay. This study takes no view on which resolves first.</w:t>
       </w:r>
     </w:p>
     <w:p>
@@ -12508,7 +12522,7 @@
           <w:color w:val="1C3A36"/>
           <w:sz w:val="21"/>
         </w:rPr>
-        <w:t>The model assumes a domestic price of EGP 3,605 a tonne in FY2026 and growth below cost inflation thereafter. Two consecutive quarters of realised prices above EGP 4,200 would break that assumption upward; a return toward EGP 3,000 would break it down.</w:t>
+        <w:t>The model assumes a domestic price of EGP 3,780 a tonne in FY2026 and growth below cost inflation thereafter. Two consecutive quarters of realised prices above EGP 4,200 would break that assumption upward; a return toward EGP 3,000 would break it down.</w:t>
       </w:r>
     </w:p>
     <w:p>
@@ -13087,6 +13101,27 @@
           <w:color w:val="1C3A36"/>
           <w:sz w:val="21"/>
         </w:rPr>
+        <w:t xml:space="preserve">The forecast price path was corrected after the accounts were read, and that changed the answer. </w:t>
+      </w:r>
+      <w:r>
+        <w:rPr>
+          <w:color w:val="1C3A36"/>
+          <w:sz w:val="21"/>
+        </w:rPr>
+        <w:t>Reading the statements fixed every historical figure but left the forecast price path where it had been set: local prices growing 3.0% in FY2026 against 11.5% cost inflation. The record contradicts it — in FY2024 and FY2025 alike, revenue outran total cash cost, and Q1-2026 was still widening its margin. The path now runs 8.0% then 9.0% and easing, below cost inflation in every year but not by the margin previously assumed. It moves the central fair value from EGP 44.89 to EGP 61.30 and the terminal share of enterprise value from 45.5% to 59.4%. A reader comparing this against the earlier edition should know the change is one driver, deliberately made, and not a re-cut of the whole model.</w:t>
+      </w:r>
+    </w:p>
+    <w:p>
+      <w:pPr>
+        <w:pStyle w:val="ListBullet"/>
+        <w:spacing w:after="60"/>
+      </w:pPr>
+      <w:r>
+        <w:rPr>
+          <w:b/>
+          <w:color w:val="1C3A36"/>
+          <w:sz w:val="21"/>
+        </w:rPr>
         <w:t xml:space="preserve">Only two numbers in the operating build are not disclosed. </w:t>
       </w:r>
       <w:r>
@@ -13115,7 +13150,7 @@
           <w:color w:val="1C3A36"/>
           <w:sz w:val="21"/>
         </w:rPr>
-        <w:t>The blended 7.54% sits above the 5.03% that FY2025 interest over average debt gives and the 3.73% the first quarter of 2026 annualises to, because the book re-based mid-year and interest on assets still under construction is capitalised. Adopting the contracted euro rate also means the euro debt is not compensated for pound depreciation beyond the currency path assumed here; the pound-equivalent alternative is 13.00% and is worth -0.2%.</w:t>
+        <w:t>The blended 7.54% sits above the 5.03% that FY2025 interest over average debt gives and the 3.73% the first quarter of 2026 annualises to, because the book re-based mid-year and interest on assets still under construction is capitalised. Adopting the contracted euro rate also means the euro debt is not compensated for pound depreciation beyond the currency path assumed here; the pound-equivalent alternative is 13.00% and is worth -0.3%.</w:t>
       </w:r>
     </w:p>
     <w:p>
@@ -13157,7 +13192,7 @@
           <w:color w:val="1C3A36"/>
           <w:sz w:val="21"/>
         </w:rPr>
-        <w:t>Return on capital is 60.6% on the audited book and 8.6% on replacement cost. The terminal block uses replacement cost, which makes growth value-destroying and lowers the valuation. On the book basis growth would be free. The case for replacement cost is that the book carries a 2010-vintage plant at a tenth of what one would cost to build today, but a reader is entitled to disagree.</w:t>
+        <w:t>Return on capital is 60.6% on the audited book and 14.5% on replacement cost. The terminal block uses replacement cost, which leaves the plant roughly breaking even on new tonnes — 13.81% against a hurdle of 13.61%, so four points of terminal growth are worth 0.5% of value and the answer does not rest on the rate. On the book basis growth would be close to free and the valuation materially higher. The case for replacement cost is that the book carries a 2010-vintage plant at a tenth of what one would cost to build today, but a reader is entitled to disagree.</w:t>
       </w:r>
     </w:p>
     <w:p>
@@ -13309,7 +13344,7 @@
                 <w:color w:val="1C3A36"/>
                 <w:sz w:val="17"/>
               </w:rPr>
-              <w:t>251</w:t>
+              <w:t>428</w:t>
             </w:r>
           </w:p>
         </w:tc>
@@ -13328,7 +13363,7 @@
                 <w:color w:val="1C3A36"/>
                 <w:sz w:val="17"/>
               </w:rPr>
-              <w:t>1,001</w:t>
+              <w:t>1,178</w:t>
             </w:r>
           </w:p>
         </w:tc>
@@ -13347,7 +13382,7 @@
                 <w:color w:val="1C3A36"/>
                 <w:sz w:val="17"/>
               </w:rPr>
-              <w:t>1,751</w:t>
+              <w:t>1,928</w:t>
             </w:r>
           </w:p>
         </w:tc>
@@ -13366,7 +13401,7 @@
                 <w:color w:val="1C3A36"/>
                 <w:sz w:val="17"/>
               </w:rPr>
-              <w:t>2,501</w:t>
+              <w:t>2,678</w:t>
             </w:r>
           </w:p>
         </w:tc>
@@ -13385,7 +13420,7 @@
                 <w:color w:val="1C3A36"/>
                 <w:sz w:val="17"/>
               </w:rPr>
-              <w:t>3,251</w:t>
+              <w:t>3,428</w:t>
             </w:r>
           </w:p>
         </w:tc>
@@ -13422,7 +13457,7 @@
                 <w:color w:val="1C3A36"/>
                 <w:sz w:val="17"/>
               </w:rPr>
-              <w:t>32.34</w:t>
+              <w:t>64.70</w:t>
             </w:r>
           </w:p>
         </w:tc>
@@ -13440,7 +13475,7 @@
                 <w:color w:val="1C3A36"/>
                 <w:sz w:val="17"/>
               </w:rPr>
-              <w:t>34.34</w:t>
+              <w:t>66.70</w:t>
             </w:r>
           </w:p>
         </w:tc>
@@ -13458,7 +13493,7 @@
                 <w:color w:val="1C3A36"/>
                 <w:sz w:val="17"/>
               </w:rPr>
-              <w:t>36.34</w:t>
+              <w:t>68.71</w:t>
             </w:r>
           </w:p>
         </w:tc>
@@ -13476,7 +13511,7 @@
                 <w:color w:val="1C3A36"/>
                 <w:sz w:val="17"/>
               </w:rPr>
-              <w:t>38.34</w:t>
+              <w:t>70.71</w:t>
             </w:r>
           </w:p>
         </w:tc>
@@ -13494,7 +13529,7 @@
                 <w:color w:val="1C3A36"/>
                 <w:sz w:val="17"/>
               </w:rPr>
-              <w:t>40.35</w:t>
+              <w:t>72.71</w:t>
             </w:r>
           </w:p>
         </w:tc>
@@ -13697,7 +13732,7 @@
                 <w:color w:val="1C3A36"/>
                 <w:sz w:val="17"/>
               </w:rPr>
-              <w:t>26.27</w:t>
+              <w:t>57.30</w:t>
             </w:r>
           </w:p>
         </w:tc>
@@ -13715,7 +13750,7 @@
                 <w:color w:val="1C3A36"/>
                 <w:sz w:val="17"/>
               </w:rPr>
-              <w:t>31.30</w:t>
+              <w:t>63.00</w:t>
             </w:r>
           </w:p>
         </w:tc>
@@ -13733,7 +13768,7 @@
                 <w:color w:val="1C3A36"/>
                 <w:sz w:val="17"/>
               </w:rPr>
-              <w:t>36.34</w:t>
+              <w:t>68.71</w:t>
             </w:r>
           </w:p>
         </w:tc>
@@ -13751,7 +13786,7 @@
                 <w:color w:val="1C3A36"/>
                 <w:sz w:val="17"/>
               </w:rPr>
-              <w:t>41.38</w:t>
+              <w:t>74.41</w:t>
             </w:r>
           </w:p>
         </w:tc>
@@ -13769,7 +13804,7 @@
                 <w:color w:val="1C3A36"/>
                 <w:sz w:val="17"/>
               </w:rPr>
-              <w:t>46.42</w:t>
+              <w:t>80.11</w:t>
             </w:r>
           </w:p>
         </w:tc>
@@ -14119,7 +14154,7 @@
                 <w:color w:val="1C3A36"/>
                 <w:sz w:val="16"/>
               </w:rPr>
-              <w:t>13,307</w:t>
+              <w:t>13,776</w:t>
             </w:r>
           </w:p>
         </w:tc>
@@ -14137,7 +14172,7 @@
                 <w:color w:val="1C3A36"/>
                 <w:sz w:val="16"/>
               </w:rPr>
-              <w:t>14,219</w:t>
+              <w:t>15,217</w:t>
             </w:r>
           </w:p>
         </w:tc>
@@ -14155,7 +14190,7 @@
                 <w:color w:val="1C3A36"/>
                 <w:sz w:val="16"/>
               </w:rPr>
-              <w:t>15,087</w:t>
+              <w:t>16,606</w:t>
             </w:r>
           </w:p>
         </w:tc>
@@ -14173,7 +14208,7 @@
                 <w:color w:val="1C3A36"/>
                 <w:sz w:val="16"/>
               </w:rPr>
-              <w:t>15,882</w:t>
+              <w:t>17,883</w:t>
             </w:r>
           </w:p>
         </w:tc>
@@ -14191,7 +14226,7 @@
                 <w:color w:val="1C3A36"/>
                 <w:sz w:val="16"/>
               </w:rPr>
-              <w:t>16,632</w:t>
+              <w:t>19,116</w:t>
             </w:r>
           </w:p>
         </w:tc>
@@ -14608,7 +14643,7 @@
                 <w:color w:val="1C3A36"/>
                 <w:sz w:val="16"/>
               </w:rPr>
-              <w:t>4,243</w:t>
+              <w:t>4,700</w:t>
             </w:r>
           </w:p>
         </w:tc>
@@ -14626,7 +14661,7 @@
                 <w:color w:val="1C3A36"/>
                 <w:sz w:val="16"/>
               </w:rPr>
-              <w:t>4,084</w:t>
+              <w:t>5,056</w:t>
             </w:r>
           </w:p>
         </w:tc>
@@ -14644,7 +14679,7 @@
                 <w:color w:val="1C3A36"/>
                 <w:sz w:val="16"/>
               </w:rPr>
-              <w:t>3,895</w:t>
+              <w:t>5,370</w:t>
             </w:r>
           </w:p>
         </w:tc>
@@ -14662,7 +14697,7 @@
                 <w:color w:val="1C3A36"/>
                 <w:sz w:val="16"/>
               </w:rPr>
-              <w:t>3,696</w:t>
+              <w:t>5,634</w:t>
             </w:r>
           </w:p>
         </w:tc>
@@ -14680,7 +14715,7 @@
                 <w:color w:val="1C3A36"/>
                 <w:sz w:val="16"/>
               </w:rPr>
-              <w:t>3,526</w:t>
+              <w:t>5,929</w:t>
             </w:r>
           </w:p>
         </w:tc>
@@ -14771,7 +14806,7 @@
                 <w:color w:val="1C3A36"/>
                 <w:sz w:val="16"/>
               </w:rPr>
-              <w:t>333</w:t>
+              <w:t>344</w:t>
             </w:r>
           </w:p>
         </w:tc>
@@ -14789,7 +14824,7 @@
                 <w:color w:val="1C3A36"/>
                 <w:sz w:val="16"/>
               </w:rPr>
-              <w:t>384</w:t>
+              <w:t>411</w:t>
             </w:r>
           </w:p>
         </w:tc>
@@ -14807,7 +14842,7 @@
                 <w:color w:val="1C3A36"/>
                 <w:sz w:val="16"/>
               </w:rPr>
-              <w:t>438</w:t>
+              <w:t>482</w:t>
             </w:r>
           </w:p>
         </w:tc>
@@ -14825,7 +14860,7 @@
                 <w:color w:val="1C3A36"/>
                 <w:sz w:val="16"/>
               </w:rPr>
-              <w:t>492</w:t>
+              <w:t>554</w:t>
             </w:r>
           </w:p>
         </w:tc>
@@ -14843,7 +14878,7 @@
                 <w:color w:val="1C3A36"/>
                 <w:sz w:val="16"/>
               </w:rPr>
-              <w:t>549</w:t>
+              <w:t>631</w:t>
             </w:r>
           </w:p>
         </w:tc>
@@ -14934,7 +14969,7 @@
                 <w:color w:val="1C3A36"/>
                 <w:sz w:val="16"/>
               </w:rPr>
-              <w:t>4,576</w:t>
+              <w:t>5,044</w:t>
             </w:r>
           </w:p>
         </w:tc>
@@ -14952,7 +14987,7 @@
                 <w:color w:val="1C3A36"/>
                 <w:sz w:val="16"/>
               </w:rPr>
-              <w:t>4,468</w:t>
+              <w:t>5,466</w:t>
             </w:r>
           </w:p>
         </w:tc>
@@ -14970,7 +15005,7 @@
                 <w:color w:val="1C3A36"/>
                 <w:sz w:val="16"/>
               </w:rPr>
-              <w:t>4,333</w:t>
+              <w:t>5,852</w:t>
             </w:r>
           </w:p>
         </w:tc>
@@ -14988,7 +15023,7 @@
                 <w:color w:val="1C3A36"/>
                 <w:sz w:val="16"/>
               </w:rPr>
-              <w:t>4,188</w:t>
+              <w:t>6,189</w:t>
             </w:r>
           </w:p>
         </w:tc>
@@ -15006,7 +15041,7 @@
                 <w:color w:val="1C3A36"/>
                 <w:sz w:val="16"/>
               </w:rPr>
-              <w:t>4,075</w:t>
+              <w:t>6,559</w:t>
             </w:r>
           </w:p>
         </w:tc>
@@ -15097,7 +15132,7 @@
                 <w:color w:val="1C3A36"/>
                 <w:sz w:val="16"/>
               </w:rPr>
-              <w:t>34.4%</w:t>
+              <w:t>36.6%</w:t>
             </w:r>
           </w:p>
         </w:tc>
@@ -15115,7 +15150,7 @@
                 <w:color w:val="1C3A36"/>
                 <w:sz w:val="16"/>
               </w:rPr>
-              <w:t>31.4%</w:t>
+              <w:t>35.9%</w:t>
             </w:r>
           </w:p>
         </w:tc>
@@ -15133,7 +15168,7 @@
                 <w:color w:val="1C3A36"/>
                 <w:sz w:val="16"/>
               </w:rPr>
-              <w:t>28.7%</w:t>
+              <w:t>35.2%</w:t>
             </w:r>
           </w:p>
         </w:tc>
@@ -15151,7 +15186,7 @@
                 <w:color w:val="1C3A36"/>
                 <w:sz w:val="16"/>
               </w:rPr>
-              <w:t>26.4%</w:t>
+              <w:t>34.6%</w:t>
             </w:r>
           </w:p>
         </w:tc>
@@ -15169,7 +15204,7 @@
                 <w:color w:val="1C3A36"/>
                 <w:sz w:val="16"/>
               </w:rPr>
-              <w:t>24.5%</w:t>
+              <w:t>34.3%</w:t>
             </w:r>
           </w:p>
         </w:tc>
@@ -15278,7 +15313,7 @@
                 <w:color w:val="1C3A36"/>
                 <w:sz w:val="16"/>
               </w:rPr>
-              <w:t>195</w:t>
+              <w:t>209</w:t>
             </w:r>
           </w:p>
         </w:tc>
@@ -15296,7 +15331,7 @@
                 <w:color w:val="1C3A36"/>
                 <w:sz w:val="16"/>
               </w:rPr>
-              <w:t>255</w:t>
+              <w:t>304</w:t>
             </w:r>
           </w:p>
         </w:tc>
@@ -15314,7 +15349,7 @@
                 <w:color w:val="1C3A36"/>
                 <w:sz w:val="16"/>
               </w:rPr>
-              <w:t>303</w:t>
+              <w:t>404</w:t>
             </w:r>
           </w:p>
         </w:tc>
@@ -15332,7 +15367,7 @@
                 <w:color w:val="1C3A36"/>
                 <w:sz w:val="16"/>
               </w:rPr>
-              <w:t>353</w:t>
+              <w:t>525</w:t>
             </w:r>
           </w:p>
         </w:tc>
@@ -15423,7 +15458,7 @@
                 <w:color w:val="1C3A36"/>
                 <w:sz w:val="16"/>
               </w:rPr>
-              <w:t>4,374</w:t>
+              <w:t>4,831</w:t>
             </w:r>
           </w:p>
         </w:tc>
@@ -15441,7 +15476,7 @@
                 <w:color w:val="1C3A36"/>
                 <w:sz w:val="16"/>
               </w:rPr>
-              <w:t>4,279</w:t>
+              <w:t>5,265</w:t>
             </w:r>
           </w:p>
         </w:tc>
@@ -15459,7 +15494,7 @@
                 <w:color w:val="1C3A36"/>
                 <w:sz w:val="16"/>
               </w:rPr>
-              <w:t>4,150</w:t>
+              <w:t>5,674</w:t>
             </w:r>
           </w:p>
         </w:tc>
@@ -15477,7 +15512,7 @@
                 <w:color w:val="1C3A36"/>
                 <w:sz w:val="16"/>
               </w:rPr>
-              <w:t>3,999</w:t>
+              <w:t>6,039</w:t>
             </w:r>
           </w:p>
         </w:tc>
@@ -15495,7 +15530,7 @@
                 <w:color w:val="1C3A36"/>
                 <w:sz w:val="16"/>
               </w:rPr>
-              <w:t>3,879</w:t>
+              <w:t>6,454</w:t>
             </w:r>
           </w:p>
         </w:tc>
@@ -15586,7 +15621,7 @@
                 <w:color w:val="1C3A36"/>
                 <w:sz w:val="16"/>
               </w:rPr>
-              <w:t>(1,042)</w:t>
+              <w:t>(1,151)</w:t>
             </w:r>
           </w:p>
         </w:tc>
@@ -15604,7 +15639,7 @@
                 <w:color w:val="1C3A36"/>
                 <w:sz w:val="16"/>
               </w:rPr>
-              <w:t>(1,019)</w:t>
+              <w:t>(1,254)</w:t>
             </w:r>
           </w:p>
         </w:tc>
@@ -15622,7 +15657,7 @@
                 <w:color w:val="1C3A36"/>
                 <w:sz w:val="16"/>
               </w:rPr>
-              <w:t>(989)</w:t>
+              <w:t>(1,352)</w:t>
             </w:r>
           </w:p>
         </w:tc>
@@ -15640,7 +15675,7 @@
                 <w:color w:val="1C3A36"/>
                 <w:sz w:val="16"/>
               </w:rPr>
-              <w:t>(952)</w:t>
+              <w:t>(1,438)</w:t>
             </w:r>
           </w:p>
         </w:tc>
@@ -15658,7 +15693,7 @@
                 <w:color w:val="1C3A36"/>
                 <w:sz w:val="16"/>
               </w:rPr>
-              <w:t>(924)</w:t>
+              <w:t>(1,537)</w:t>
             </w:r>
           </w:p>
         </w:tc>
@@ -15759,7 +15794,7 @@
                 <w:color w:val="1C3A36"/>
                 <w:sz w:val="16"/>
               </w:rPr>
-              <w:t>3,332</w:t>
+              <w:t>3,680</w:t>
             </w:r>
           </w:p>
         </w:tc>
@@ -15779,7 +15814,7 @@
                 <w:color w:val="1C3A36"/>
                 <w:sz w:val="16"/>
               </w:rPr>
-              <w:t>3,260</w:t>
+              <w:t>4,011</w:t>
             </w:r>
           </w:p>
         </w:tc>
@@ -15799,7 +15834,7 @@
                 <w:color w:val="1C3A36"/>
                 <w:sz w:val="16"/>
               </w:rPr>
-              <w:t>3,161</w:t>
+              <w:t>4,322</w:t>
             </w:r>
           </w:p>
         </w:tc>
@@ -15819,7 +15854,7 @@
                 <w:color w:val="1C3A36"/>
                 <w:sz w:val="16"/>
               </w:rPr>
-              <w:t>3,046</w:t>
+              <w:t>4,600</w:t>
             </w:r>
           </w:p>
         </w:tc>
@@ -15839,7 +15874,7 @@
                 <w:color w:val="1C3A36"/>
                 <w:sz w:val="16"/>
               </w:rPr>
-              <w:t>2,955</w:t>
+              <w:t>4,916</w:t>
             </w:r>
           </w:p>
         </w:tc>
@@ -15930,7 +15965,7 @@
                 <w:color w:val="1C3A36"/>
                 <w:sz w:val="16"/>
               </w:rPr>
-              <w:t>8.89</w:t>
+              <w:t>9.82</w:t>
             </w:r>
           </w:p>
         </w:tc>
@@ -15948,7 +15983,7 @@
                 <w:color w:val="1C3A36"/>
                 <w:sz w:val="16"/>
               </w:rPr>
-              <w:t>8.70</w:t>
+              <w:t>10.70</w:t>
             </w:r>
           </w:p>
         </w:tc>
@@ -15966,7 +16001,7 @@
                 <w:color w:val="1C3A36"/>
                 <w:sz w:val="16"/>
               </w:rPr>
-              <w:t>8.43</w:t>
+              <w:t>11.53</w:t>
             </w:r>
           </w:p>
         </w:tc>
@@ -15984,7 +16019,7 @@
                 <w:color w:val="1C3A36"/>
                 <w:sz w:val="16"/>
               </w:rPr>
-              <w:t>8.13</w:t>
+              <w:t>12.27</w:t>
             </w:r>
           </w:p>
         </w:tc>
@@ -16002,7 +16037,7 @@
                 <w:color w:val="1C3A36"/>
                 <w:sz w:val="16"/>
               </w:rPr>
-              <w:t>7.88</w:t>
+              <w:t>13.12</w:t>
             </w:r>
           </w:p>
         </w:tc>
@@ -16343,7 +16378,7 @@
                 <w:color w:val="1C3A36"/>
                 <w:sz w:val="16"/>
               </w:rPr>
-              <w:t>8,261</w:t>
+              <w:t>8,415</w:t>
             </w:r>
           </w:p>
         </w:tc>
@@ -16363,7 +16398,7 @@
                 <w:color w:val="1C3A36"/>
                 <w:sz w:val="16"/>
               </w:rPr>
-              <w:t>9,708</w:t>
+              <w:t>10,196</w:t>
             </w:r>
           </w:p>
         </w:tc>
@@ -16383,7 +16418,7 @@
                 <w:color w:val="1C3A36"/>
                 <w:sz w:val="16"/>
               </w:rPr>
-              <w:t>11,112</w:t>
+              <w:t>12,115</w:t>
             </w:r>
           </w:p>
         </w:tc>
@@ -16403,7 +16438,7 @@
                 <w:color w:val="1C3A36"/>
                 <w:sz w:val="16"/>
               </w:rPr>
-              <w:t>12,464</w:t>
+              <w:t>14,158</w:t>
             </w:r>
           </w:p>
         </w:tc>
@@ -16423,7 +16458,7 @@
                 <w:color w:val="1C3A36"/>
                 <w:sz w:val="16"/>
               </w:rPr>
-              <w:t>13,776</w:t>
+              <w:t>16,341</w:t>
             </w:r>
           </w:p>
         </w:tc>
@@ -16514,7 +16549,7 @@
                 <w:color w:val="1C3A36"/>
                 <w:sz w:val="16"/>
               </w:rPr>
-              <w:t>2,155</w:t>
+              <w:t>2,265</w:t>
             </w:r>
           </w:p>
         </w:tc>
@@ -16532,7 +16567,7 @@
                 <w:color w:val="1C3A36"/>
                 <w:sz w:val="16"/>
               </w:rPr>
-              <w:t>2,815</w:t>
+              <w:t>3,221</w:t>
             </w:r>
           </w:p>
         </w:tc>
@@ -16550,7 +16585,7 @@
                 <w:color w:val="1C3A36"/>
                 <w:sz w:val="16"/>
               </w:rPr>
-              <w:t>3,436</w:t>
+              <w:t>4,339</w:t>
             </w:r>
           </w:p>
         </w:tc>
@@ -16568,7 +16603,7 @@
                 <w:color w:val="1C3A36"/>
                 <w:sz w:val="16"/>
               </w:rPr>
-              <w:t>4,013</w:t>
+              <w:t>5,611</w:t>
             </w:r>
           </w:p>
         </w:tc>
@@ -16586,7 +16621,7 @@
                 <w:color w:val="1C3A36"/>
                 <w:sz w:val="16"/>
               </w:rPr>
-              <w:t>4,554</w:t>
+              <w:t>7,047</w:t>
             </w:r>
           </w:p>
         </w:tc>
@@ -16840,7 +16875,7 @@
                 <w:color w:val="1C3A36"/>
                 <w:sz w:val="16"/>
               </w:rPr>
-              <w:t>-1,020</w:t>
+              <w:t>-1,130</w:t>
             </w:r>
           </w:p>
         </w:tc>
@@ -16858,7 +16893,7 @@
                 <w:color w:val="1C3A36"/>
                 <w:sz w:val="16"/>
               </w:rPr>
-              <w:t>-1,679</w:t>
+              <w:t>-2,086</w:t>
             </w:r>
           </w:p>
         </w:tc>
@@ -16876,7 +16911,7 @@
                 <w:color w:val="1C3A36"/>
                 <w:sz w:val="16"/>
               </w:rPr>
-              <w:t>-2,300</w:t>
+              <w:t>-3,204</w:t>
             </w:r>
           </w:p>
         </w:tc>
@@ -16894,7 +16929,7 @@
                 <w:color w:val="1C3A36"/>
                 <w:sz w:val="16"/>
               </w:rPr>
-              <w:t>-2,878</w:t>
+              <w:t>-4,476</w:t>
             </w:r>
           </w:p>
         </w:tc>
@@ -16912,7 +16947,7 @@
                 <w:color w:val="1C3A36"/>
                 <w:sz w:val="16"/>
               </w:rPr>
-              <w:t>-3,419</w:t>
+              <w:t>-5,912</w:t>
             </w:r>
           </w:p>
         </w:tc>
@@ -17003,7 +17038,7 @@
                 <w:color w:val="1C3A36"/>
                 <w:sz w:val="16"/>
               </w:rPr>
-              <w:t>4,120</w:t>
+              <w:t>4,275</w:t>
             </w:r>
           </w:p>
         </w:tc>
@@ -17021,7 +17056,7 @@
                 <w:color w:val="1C3A36"/>
                 <w:sz w:val="16"/>
               </w:rPr>
-              <w:t>5,568</w:t>
+              <w:t>6,056</w:t>
             </w:r>
           </w:p>
         </w:tc>
@@ -17039,7 +17074,7 @@
                 <w:color w:val="1C3A36"/>
                 <w:sz w:val="16"/>
               </w:rPr>
-              <w:t>6,971</w:t>
+              <w:t>7,975</w:t>
             </w:r>
           </w:p>
         </w:tc>
@@ -17057,7 +17092,7 @@
                 <w:color w:val="1C3A36"/>
                 <w:sz w:val="16"/>
               </w:rPr>
-              <w:t>8,324</w:t>
+              <w:t>10,017</w:t>
             </w:r>
           </w:p>
         </w:tc>
@@ -17075,7 +17110,7 @@
                 <w:color w:val="1C3A36"/>
                 <w:sz w:val="16"/>
               </w:rPr>
-              <w:t>9,636</w:t>
+              <w:t>12,200</w:t>
             </w:r>
           </w:p>
         </w:tc>
@@ -17166,7 +17201,7 @@
                 <w:color w:val="1C3A36"/>
                 <w:sz w:val="16"/>
               </w:rPr>
-              <w:t>10.99</w:t>
+              <w:t>11.40</w:t>
             </w:r>
           </w:p>
         </w:tc>
@@ -17184,7 +17219,7 @@
                 <w:color w:val="1C3A36"/>
                 <w:sz w:val="16"/>
               </w:rPr>
-              <w:t>14.85</w:t>
+              <w:t>16.15</w:t>
             </w:r>
           </w:p>
         </w:tc>
@@ -17202,7 +17237,7 @@
                 <w:color w:val="1C3A36"/>
                 <w:sz w:val="16"/>
               </w:rPr>
-              <w:t>18.60</w:t>
+              <w:t>21.27</w:t>
             </w:r>
           </w:p>
         </w:tc>
@@ -17220,7 +17255,7 @@
                 <w:color w:val="1C3A36"/>
                 <w:sz w:val="16"/>
               </w:rPr>
-              <w:t>22.21</w:t>
+              <w:t>26.72</w:t>
             </w:r>
           </w:p>
         </w:tc>
@@ -17238,7 +17273,7 @@
                 <w:color w:val="1C3A36"/>
                 <w:sz w:val="16"/>
               </w:rPr>
-              <w:t>25.70</w:t>
+              <w:t>32.55</w:t>
             </w:r>
           </w:p>
         </w:tc>
@@ -17329,7 +17364,7 @@
                 <w:color w:val="1C3A36"/>
                 <w:sz w:val="16"/>
               </w:rPr>
-              <w:t>80.9%</w:t>
+              <w:t>86.1%</w:t>
             </w:r>
           </w:p>
         </w:tc>
@@ -17347,7 +17382,7 @@
                 <w:color w:val="1C3A36"/>
                 <w:sz w:val="16"/>
               </w:rPr>
-              <w:t>58.6%</w:t>
+              <w:t>66.2%</w:t>
             </w:r>
           </w:p>
         </w:tc>
@@ -17365,7 +17400,7 @@
                 <w:color w:val="1C3A36"/>
                 <w:sz w:val="16"/>
               </w:rPr>
-              <w:t>45.3%</w:t>
+              <w:t>54.2%</w:t>
             </w:r>
           </w:p>
         </w:tc>
@@ -17383,7 +17418,7 @@
                 <w:color w:val="1C3A36"/>
                 <w:sz w:val="16"/>
               </w:rPr>
-              <w:t>36.6%</w:t>
+              <w:t>45.9%</w:t>
             </w:r>
           </w:p>
         </w:tc>
@@ -17401,7 +17436,7 @@
                 <w:color w:val="1C3A36"/>
                 <w:sz w:val="16"/>
               </w:rPr>
-              <w:t>30.7%</w:t>
+              <w:t>40.3%</w:t>
             </w:r>
           </w:p>
         </w:tc>
@@ -17618,7 +17653,7 @@
                 <w:color w:val="1C3A36"/>
                 <w:sz w:val="17"/>
               </w:rPr>
-              <w:t>3,332</w:t>
+              <w:t>3,680</w:t>
             </w:r>
           </w:p>
         </w:tc>
@@ -17636,7 +17671,7 @@
                 <w:color w:val="1C3A36"/>
                 <w:sz w:val="17"/>
               </w:rPr>
-              <w:t>3,260</w:t>
+              <w:t>4,011</w:t>
             </w:r>
           </w:p>
         </w:tc>
@@ -17654,7 +17689,7 @@
                 <w:color w:val="1C3A36"/>
                 <w:sz w:val="17"/>
               </w:rPr>
-              <w:t>3,161</w:t>
+              <w:t>4,322</w:t>
             </w:r>
           </w:p>
         </w:tc>
@@ -17672,7 +17707,7 @@
                 <w:color w:val="1C3A36"/>
                 <w:sz w:val="17"/>
               </w:rPr>
-              <w:t>3,046</w:t>
+              <w:t>4,600</w:t>
             </w:r>
           </w:p>
         </w:tc>
@@ -17690,7 +17725,7 @@
                 <w:color w:val="1C3A36"/>
                 <w:sz w:val="17"/>
               </w:rPr>
-              <w:t>2,955</w:t>
+              <w:t>4,916</w:t>
             </w:r>
           </w:p>
         </w:tc>
@@ -17727,7 +17762,7 @@
                 <w:color w:val="1C3A36"/>
                 <w:sz w:val="17"/>
               </w:rPr>
-              <w:t>333</w:t>
+              <w:t>344</w:t>
             </w:r>
           </w:p>
         </w:tc>
@@ -17745,7 +17780,7 @@
                 <w:color w:val="1C3A36"/>
                 <w:sz w:val="17"/>
               </w:rPr>
-              <w:t>384</w:t>
+              <w:t>411</w:t>
             </w:r>
           </w:p>
         </w:tc>
@@ -17763,7 +17798,7 @@
                 <w:color w:val="1C3A36"/>
                 <w:sz w:val="17"/>
               </w:rPr>
-              <w:t>438</w:t>
+              <w:t>482</w:t>
             </w:r>
           </w:p>
         </w:tc>
@@ -17781,7 +17816,7 @@
                 <w:color w:val="1C3A36"/>
                 <w:sz w:val="17"/>
               </w:rPr>
-              <w:t>492</w:t>
+              <w:t>554</w:t>
             </w:r>
           </w:p>
         </w:tc>
@@ -17799,7 +17834,7 @@
                 <w:color w:val="1C3A36"/>
                 <w:sz w:val="17"/>
               </w:rPr>
-              <w:t>549</w:t>
+              <w:t>631</w:t>
             </w:r>
           </w:p>
         </w:tc>
@@ -17836,7 +17871,7 @@
                 <w:color w:val="1C3A36"/>
                 <w:sz w:val="17"/>
               </w:rPr>
-              <w:t>-103</w:t>
+              <w:t>-159</w:t>
             </w:r>
           </w:p>
         </w:tc>
@@ -17854,7 +17889,7 @@
                 <w:color w:val="1C3A36"/>
                 <w:sz w:val="17"/>
               </w:rPr>
-              <w:t>-109</w:t>
+              <w:t>-173</w:t>
             </w:r>
           </w:p>
         </w:tc>
@@ -17872,7 +17907,7 @@
                 <w:color w:val="1C3A36"/>
                 <w:sz w:val="17"/>
               </w:rPr>
-              <w:t>-104</w:t>
+              <w:t>-167</w:t>
             </w:r>
           </w:p>
         </w:tc>
@@ -17890,7 +17925,7 @@
                 <w:color w:val="1C3A36"/>
                 <w:sz w:val="17"/>
               </w:rPr>
-              <w:t>-95</w:t>
+              <w:t>-153</w:t>
             </w:r>
           </w:p>
         </w:tc>
@@ -17908,7 +17943,7 @@
                 <w:color w:val="1C3A36"/>
                 <w:sz w:val="17"/>
               </w:rPr>
-              <w:t>-90</w:t>
+              <w:t>-148</w:t>
             </w:r>
           </w:p>
         </w:tc>
@@ -18054,7 +18089,7 @@
                 <w:color w:val="1C3A36"/>
                 <w:sz w:val="17"/>
               </w:rPr>
-              <w:t>-1,853</w:t>
+              <w:t>-2,046</w:t>
             </w:r>
           </w:p>
         </w:tc>
@@ -18072,7 +18107,7 @@
                 <w:color w:val="1C3A36"/>
                 <w:sz w:val="17"/>
               </w:rPr>
-              <w:t>-1,813</w:t>
+              <w:t>-2,230</w:t>
             </w:r>
           </w:p>
         </w:tc>
@@ -18090,7 +18125,7 @@
                 <w:color w:val="1C3A36"/>
                 <w:sz w:val="17"/>
               </w:rPr>
-              <w:t>-1,758</w:t>
+              <w:t>-2,403</w:t>
             </w:r>
           </w:p>
         </w:tc>
@@ -18108,7 +18143,7 @@
                 <w:color w:val="1C3A36"/>
                 <w:sz w:val="17"/>
               </w:rPr>
-              <w:t>-1,694</w:t>
+              <w:t>-2,558</w:t>
             </w:r>
           </w:p>
         </w:tc>
@@ -18126,7 +18161,7 @@
                 <w:color w:val="1C3A36"/>
                 <w:sz w:val="17"/>
               </w:rPr>
-              <w:t>-1,643</w:t>
+              <w:t>-2,734</w:t>
             </w:r>
           </w:p>
         </w:tc>
@@ -18167,7 +18202,7 @@
                 <w:color w:val="1C3A36"/>
                 <w:sz w:val="17"/>
               </w:rPr>
-              <w:t>2,155</w:t>
+              <w:t>2,265</w:t>
             </w:r>
           </w:p>
         </w:tc>
@@ -18187,7 +18222,7 @@
                 <w:color w:val="1C3A36"/>
                 <w:sz w:val="17"/>
               </w:rPr>
-              <w:t>2,815</w:t>
+              <w:t>3,221</w:t>
             </w:r>
           </w:p>
         </w:tc>
@@ -18207,7 +18242,7 @@
                 <w:color w:val="1C3A36"/>
                 <w:sz w:val="17"/>
               </w:rPr>
-              <w:t>3,436</w:t>
+              <w:t>4,339</w:t>
             </w:r>
           </w:p>
         </w:tc>
@@ -18227,7 +18262,7 @@
                 <w:color w:val="1C3A36"/>
                 <w:sz w:val="17"/>
               </w:rPr>
-              <w:t>4,013</w:t>
+              <w:t>5,611</w:t>
             </w:r>
           </w:p>
         </w:tc>
@@ -18247,7 +18282,7 @@
                 <w:color w:val="1C3A36"/>
                 <w:sz w:val="17"/>
               </w:rPr>
-              <w:t>4,554</w:t>
+              <w:t>7,047</w:t>
             </w:r>
           </w:p>
         </w:tc>
@@ -18284,7 +18319,7 @@
                 <w:color w:val="1C3A36"/>
                 <w:sz w:val="17"/>
               </w:rPr>
-              <w:t>1,022</w:t>
+              <w:t>1,148</w:t>
             </w:r>
           </w:p>
         </w:tc>
@@ -18302,7 +18337,7 @@
                 <w:color w:val="1C3A36"/>
                 <w:sz w:val="17"/>
               </w:rPr>
-              <w:t>2,324</w:t>
+              <w:t>3,027</w:t>
             </w:r>
           </w:p>
         </w:tc>
@@ -18320,7 +18355,7 @@
                 <w:color w:val="1C3A36"/>
                 <w:sz w:val="17"/>
               </w:rPr>
-              <w:t>2,185</w:t>
+              <w:t>3,290</w:t>
             </w:r>
           </w:p>
         </w:tc>
@@ -18338,7 +18373,7 @@
                 <w:color w:val="1C3A36"/>
                 <w:sz w:val="17"/>
               </w:rPr>
-              <w:t>2,040</w:t>
+              <w:t>3,521</w:t>
             </w:r>
           </w:p>
         </w:tc>
@@ -18356,7 +18391,7 @@
                 <w:color w:val="1C3A36"/>
                 <w:sz w:val="17"/>
               </w:rPr>
-              <w:t>1,915</w:t>
+              <w:t>3,769</w:t>
             </w:r>
           </w:p>
         </w:tc>
@@ -19186,7 +19221,7 @@
           <w:color w:val="1C3A36"/>
           <w:sz w:val="21"/>
         </w:rPr>
-        <w:t>EGP 58.34 to EGP 78.47, central EGP 68.41 (+15.9% against the market price of EGP 59.00).</w:t>
+        <w:t>EGP 58.81 to EGP 78.94, central EGP 68.88 (+16.7% against the market price of EGP 59.00).</w:t>
       </w:r>
     </w:p>
     <w:p>
@@ -19200,7 +19235,7 @@
           <w:color w:val="1C3A36"/>
           <w:sz w:val="21"/>
         </w:rPr>
-        <w:t>Values the plant, not the earnings stream. The audited accounts put net property, plant and equipment at EGP 2522mn and assets under construction at a further EGP 392mn, on a book carried at pre-devaluation historic cost. Five million tonnes of grey cement capacity costs about USD 130 per annual tonne to build; nobody pays that in a market carrying 76Mt of capacity against 54Mt of consumption, so the justified figure is marked to USD 95. Against that the market is paying USD 81 per annual tonne.</w:t>
+        <w:t>Values the plant, not the earnings stream. The audited accounts put net property, plant and equipment at EGP 2522mn and assets under construction at a further EGP 392mn, on a book carried at pre-devaluation historic cost. Five million tonnes of grey cement capacity costs about USD 130 per annual tonne to build; nobody pays that in a market carrying 76Mt of capacity against 54Mt of consumption, so the justified figure is marked to USD 95. Against that the market is paying USD 80 per annual tonne.</w:t>
       </w:r>
     </w:p>
     <w:p>
@@ -19260,7 +19295,7 @@
           <w:color w:val="1C3A36"/>
           <w:sz w:val="21"/>
         </w:rPr>
-        <w:t>EGP 45.65 to EGP 59.31, central EGP 52.48 (-11.1% against the market price of EGP 59.00).</w:t>
+        <w:t>EGP 46.12 to EGP 59.78, central EGP 52.95 (-10.3% against the market price of EGP 59.00).</w:t>
       </w:r>
     </w:p>
     <w:p>
@@ -19334,7 +19369,7 @@
           <w:color w:val="1C3A36"/>
           <w:sz w:val="21"/>
         </w:rPr>
-        <w:t>EGP 32.89 to EGP 42.30, central EGP 36.92 (-37.4% against the market price of EGP 59.00).</w:t>
+        <w:t>EGP 50.52 to EGP 65.64, central EGP 57.00 (-3.4% against the market price of EGP 59.00).</w:t>
       </w:r>
     </w:p>
     <w:p>
@@ -19348,7 +19383,7 @@
           <w:color w:val="1C3A36"/>
           <w:sz w:val="21"/>
         </w:rPr>
-        <w:t>Ignores the terminal value and asks what the cash stream is worth to someone who has to be paid in cash. Average free cash flow to the firm across FY2027-FY2030 is EGP 2116mn; required at a 17.5% cash return that is a business worth EGP 12091mn before net cash of EGP 1751mn is added back. This is not hypothetical: the company declared EGP 2002mn for FY2025 on EGP 3600mn of attributable profit, a 56% payout, and the audited cash flow shows EGP 1702mn actually paid out during 2025.</w:t>
+        <w:t>Ignores the terminal value and asks what the cash stream is worth to someone who has to be paid in cash. Average free cash flow to the firm across FY2027-FY2030 is EGP 3402mn; required at a 17.5% cash return that is a business worth EGP 19440mn before net cash of EGP 1928mn is added back. This is not hypothetical: the company declared EGP 2002mn for FY2025 on EGP 3600mn of attributable profit, a 56% payout, and the audited cash flow shows EGP 1702mn actually paid out during 2025.</w:t>
       </w:r>
     </w:p>
     <w:p>
@@ -19371,7 +19406,7 @@
           <w:color w:val="1C3A36"/>
           <w:sz w:val="21"/>
         </w:rPr>
-        <w:t>A required cash return above 20% takes this valuation to EGP 32.89. So would maintenance capital spending materially above the USD 4.00 per tonne assumed here — the audited FY2024 and FY2025 capex of EGP 912mn and EGP 796mn is the number to watch, and both years carried the alternative-fuel and silo programmes on top of maintenance.</w:t>
+        <w:t>A required cash return above 20% takes this valuation to EGP 50.52. So would maintenance capital spending materially above the USD 4.00 per tonne assumed here — the audited FY2024 and FY2025 capex of EGP 912mn and EGP 796mn is the number to watch, and both years carried the alternative-fuel and silo programmes on top of maintenance.</w:t>
       </w:r>
     </w:p>
     <w:tbl>
@@ -19531,7 +19566,7 @@
                 <w:color w:val="1C3A36"/>
                 <w:sz w:val="18"/>
               </w:rPr>
-              <w:t>58.34</w:t>
+              <w:t>58.81</w:t>
             </w:r>
           </w:p>
         </w:tc>
@@ -19549,7 +19584,7 @@
                 <w:color w:val="1C3A36"/>
                 <w:sz w:val="18"/>
               </w:rPr>
-              <w:t>68.41</w:t>
+              <w:t>68.88</w:t>
             </w:r>
           </w:p>
         </w:tc>
@@ -19567,7 +19602,7 @@
                 <w:color w:val="1C3A36"/>
                 <w:sz w:val="18"/>
               </w:rPr>
-              <w:t>78.47</w:t>
+              <w:t>78.94</w:t>
             </w:r>
           </w:p>
         </w:tc>
@@ -19585,7 +19620,7 @@
                 <w:color w:val="1C3A36"/>
                 <w:sz w:val="18"/>
               </w:rPr>
-              <w:t>+15.9%</w:t>
+              <w:t>+16.7%</w:t>
             </w:r>
           </w:p>
         </w:tc>
@@ -19622,7 +19657,7 @@
                 <w:color w:val="1C3A36"/>
                 <w:sz w:val="18"/>
               </w:rPr>
-              <w:t>45.65</w:t>
+              <w:t>46.12</w:t>
             </w:r>
           </w:p>
         </w:tc>
@@ -19640,7 +19675,7 @@
                 <w:color w:val="1C3A36"/>
                 <w:sz w:val="18"/>
               </w:rPr>
-              <w:t>52.48</w:t>
+              <w:t>52.95</w:t>
             </w:r>
           </w:p>
         </w:tc>
@@ -19658,7 +19693,7 @@
                 <w:color w:val="1C3A36"/>
                 <w:sz w:val="18"/>
               </w:rPr>
-              <w:t>59.31</w:t>
+              <w:t>59.78</w:t>
             </w:r>
           </w:p>
         </w:tc>
@@ -19676,7 +19711,7 @@
                 <w:color w:val="1C3A36"/>
                 <w:sz w:val="18"/>
               </w:rPr>
-              <w:t>-11.1%</w:t>
+              <w:t>-10.3%</w:t>
             </w:r>
           </w:p>
         </w:tc>
@@ -19713,7 +19748,7 @@
                 <w:color w:val="1C3A36"/>
                 <w:sz w:val="18"/>
               </w:rPr>
-              <w:t>32.89</w:t>
+              <w:t>50.52</w:t>
             </w:r>
           </w:p>
         </w:tc>
@@ -19731,7 +19766,7 @@
                 <w:color w:val="1C3A36"/>
                 <w:sz w:val="18"/>
               </w:rPr>
-              <w:t>36.92</w:t>
+              <w:t>57.00</w:t>
             </w:r>
           </w:p>
         </w:tc>
@@ -19749,7 +19784,7 @@
                 <w:color w:val="1C3A36"/>
                 <w:sz w:val="18"/>
               </w:rPr>
-              <w:t>42.30</w:t>
+              <w:t>65.64</w:t>
             </w:r>
           </w:p>
         </w:tc>
@@ -19767,7 +19802,7 @@
                 <w:color w:val="1C3A36"/>
                 <w:sz w:val="18"/>
               </w:rPr>
-              <w:t>-37.4%</w:t>
+              <w:t>-3.4%</w:t>
             </w:r>
           </w:p>
         </w:tc>
@@ -19828,7 +19863,7 @@
                 <w:color w:val="1C3A36"/>
                 <w:sz w:val="18"/>
               </w:rPr>
-              <w:t>52.48</w:t>
+              <w:t>57.00</w:t>
             </w:r>
           </w:p>
         </w:tc>
@@ -19868,7 +19903,7 @@
                 <w:color w:val="1C3A36"/>
                 <w:sz w:val="18"/>
               </w:rPr>
-              <w:t>-11.1%</w:t>
+              <w:t>-3.4%</w:t>
             </w:r>
           </w:p>
         </w:tc>

--- a/engine/arcc_study/ARCC_Valuation_Study_06-08-2026_public.docx
+++ b/engine/arcc_study/ARCC_Valuation_Study_06-08-2026_public.docx
@@ -86,7 +86,7 @@
           <w:color w:val="1C3A36"/>
           <w:sz w:val="24"/>
         </w:rPr>
-        <w:t>Egypt's second-largest cement plant, at the top of the best year the industry has had in more than a decade — audited profit up 210% in a single year on a 42.6% revenue step — and facing 12.6 million tonnes of dormant national capacity queuing to restart inside the forecast window.</w:t>
+        <w:t>One of Egypt's largest cement plants, at the top of the best year the industry has had in more than a decade — audited profit up 210% in a single year on a 42.6% revenue step — and facing 12.6 million tonnes of dormant national capacity queuing to restart inside the forecast window.</w:t>
       </w:r>
     </w:p>
     <w:tbl>
@@ -154,7 +154,7 @@
                 <w:color w:val="1C3A36"/>
                 <w:sz w:val="19"/>
               </w:rPr>
-              <w:t>Two production lines in Suez governorate, about 5.0 million tonnes of cement a year and roughly 7% of Egypt's nominal capacity, listed on the Egyptian Exchange since May 2014, with cash of EGP 3,459mn against interest-bearing debt of EGP 1,135mn. Every figure in this study is read from the audited consolidated accounts.</w:t>
+              <w:t>Two production lines in Suez governorate, about 5.0 million tonnes of cement a year and roughly 6.6% of Egypt's nominal capacity, listed on the Egyptian Exchange since May 2014, with cash of EGP 3,459mn against interest-bearing debt of EGP 1,135mn. Every figure in this study is read from the audited consolidated accounts.</w:t>
             </w:r>
           </w:p>
           <w:p>
@@ -174,7 +174,7 @@
                 <w:color w:val="1C3A36"/>
                 <w:sz w:val="19"/>
               </w:rPr>
-              <w:t>Four lenses put the shares between EGP 48.96 and EGP 68.88, weighting to a central EGP 61.30 against a market price of EGP 59.00 — +3.9%.</w:t>
+              <w:t>Four lenses put the shares between EGP 49.15 and EGP 69.07, weighting to a central EGP 57.00 against a market price of EGP 59.00 — -3.4%.</w:t>
             </w:r>
           </w:p>
         </w:tc>
@@ -357,7 +357,7 @@
                 <w:color w:val="1C3A36"/>
                 <w:sz w:val="18"/>
               </w:rPr>
-              <w:t>68.71</w:t>
+              <w:t>59.90</w:t>
             </w:r>
           </w:p>
         </w:tc>
@@ -393,7 +393,7 @@
                 <w:color w:val="1C3A36"/>
                 <w:sz w:val="18"/>
               </w:rPr>
-              <w:t>+16.4%</w:t>
+              <w:t>+1.5%</w:t>
             </w:r>
           </w:p>
         </w:tc>
@@ -411,7 +411,7 @@
                 <w:color w:val="1C3A36"/>
                 <w:sz w:val="18"/>
               </w:rPr>
-              <w:t>59.4%</w:t>
+              <w:t>53.0%</w:t>
             </w:r>
           </w:p>
         </w:tc>
@@ -448,7 +448,7 @@
                 <w:color w:val="1C3A36"/>
                 <w:sz w:val="18"/>
               </w:rPr>
-              <w:t>48.96</w:t>
+              <w:t>49.15</w:t>
             </w:r>
           </w:p>
         </w:tc>
@@ -484,7 +484,7 @@
                 <w:color w:val="1C3A36"/>
                 <w:sz w:val="18"/>
               </w:rPr>
-              <w:t>-17.0%</w:t>
+              <w:t>-16.7%</w:t>
             </w:r>
           </w:p>
         </w:tc>
@@ -539,7 +539,7 @@
                 <w:color w:val="1C3A36"/>
                 <w:sz w:val="18"/>
               </w:rPr>
-              <w:t>52.95</w:t>
+              <w:t>53.14</w:t>
             </w:r>
           </w:p>
         </w:tc>
@@ -575,7 +575,7 @@
                 <w:color w:val="1C3A36"/>
                 <w:sz w:val="18"/>
               </w:rPr>
-              <w:t>-10.3%</w:t>
+              <w:t>-9.9%</w:t>
             </w:r>
           </w:p>
         </w:tc>
@@ -630,7 +630,7 @@
                 <w:color w:val="1C3A36"/>
                 <w:sz w:val="18"/>
               </w:rPr>
-              <w:t>68.88</w:t>
+              <w:t>69.07</w:t>
             </w:r>
           </w:p>
         </w:tc>
@@ -666,7 +666,7 @@
                 <w:color w:val="1C3A36"/>
                 <w:sz w:val="18"/>
               </w:rPr>
-              <w:t>+16.7%</w:t>
+              <w:t>+17.1%</w:t>
             </w:r>
           </w:p>
         </w:tc>
@@ -725,7 +725,7 @@
                 <w:color w:val="1C3A36"/>
                 <w:sz w:val="18"/>
               </w:rPr>
-              <w:t>61.30</w:t>
+              <w:t>57.00</w:t>
             </w:r>
           </w:p>
         </w:tc>
@@ -765,7 +765,7 @@
                 <w:color w:val="1C3A36"/>
                 <w:sz w:val="18"/>
               </w:rPr>
-              <w:t>+3.9%</w:t>
+              <w:t>-3.4%</w:t>
             </w:r>
           </w:p>
         </w:tc>
@@ -822,7 +822,7 @@
                 <w:color w:val="1C3A36"/>
                 <w:sz w:val="18"/>
               </w:rPr>
-              <w:t>48.96 – 68.88</w:t>
+              <w:t>49.15 – 69.07</w:t>
             </w:r>
           </w:p>
         </w:tc>
@@ -858,7 +858,7 @@
                 <w:color w:val="1C3A36"/>
                 <w:sz w:val="18"/>
               </w:rPr>
-              <w:t>-17.0% to +16.7%</w:t>
+              <w:t>-16.7% to +17.1%</w:t>
             </w:r>
           </w:p>
         </w:tc>
@@ -1113,7 +1113,7 @@
           <w:color w:val="1C3A36"/>
           <w:sz w:val="21"/>
         </w:rPr>
-        <w:t>The plant runs two lines in Suez governorate producing on average about 5.0 million tonnes of clinker and cement a year. That is roughly 7% of Egypt's nominal capacity and makes it the second-largest cement plant in the country. The balance sheet is what that description implies: property-dominated, with working capital in inventory and receivables, no investment property, no equity-accounted portfolio of any size, and no financing arm.</w:t>
+        <w:t>The plant runs two lines in Suez governorate producing on average about 5.0 million tonnes of clinker and cement a year. That is roughly 6.6% of Egypt's nominal capacity. Larger single sites exist — National Cement Beni Suef and Lafarge Ain Sokhna are both materially bigger — so the earlier edition's claim that this is the country's second-largest plant is withdrawn. The balance sheet is what that description implies: property-dominated, with working capital in inventory and receivables, no investment property, no equity-accounted portfolio of any size, and no financing arm.</w:t>
       </w:r>
     </w:p>
     <w:p>
@@ -1951,7 +1951,21 @@
           <w:color w:val="1C3A36"/>
           <w:sz w:val="21"/>
         </w:rPr>
-        <w:t>The operating model is built from the audited notes rather than from an invented physical stack. The revenue note splits local from export and goods from services; the cost-of-sales note splits materials and fuel, transportation and overheads. Volume is DERIVED — disclosed revenue divided by an observed price — so the utilisation it implies is an output that can disagree with the sector. It does not.</w:t>
+        <w:t>The operating model starts at the PLANT, and this is the one thing that changed most in this revision. The previous edition assumed a cement price, divided the audited revenue by it to get tonnes, and presented the utilisation that fell out as an independent corroboration. It was neither independent nor a corroboration: it was the same assumption written twice, and the FY2025 check it produced was an accounting identity that reproduces the audited revenue for ANY price, because volume moves by exactly the reciprocal. Here the drivers are physical — kiln utilisation, the clinker factor and the two export shares — and the tonnes, the mill utilisation and all three realised prices come out of them. The prices are therefore outputs that can be held against the market and disagree with it.</w:t>
+      </w:r>
+    </w:p>
+    <w:p>
+      <w:pPr>
+        <w:spacing w:after="120" w:before="0"/>
+      </w:pPr>
+      <w:r>
+        <w:rPr>
+          <w:b w:val="0"/>
+          <w:i w:val="0"/>
+          <w:color w:val="1C3A36"/>
+          <w:sz w:val="21"/>
+        </w:rPr>
+        <w:t>It also carries three products where the previous edition carried one. This company sells local cement, export cement and export CLINKER, and clinker is the unground intermediate, worth a fraction of the cement it could have become. Pricing every tonne at a cement price made the plant look far smaller than it is.</w:t>
       </w:r>
     </w:p>
     <w:tbl>
@@ -2033,7 +2047,7 @@
                 <w:color w:val="1C3A36"/>
                 <w:sz w:val="18"/>
               </w:rPr>
-              <w:t>Export sales of goods (audited)</w:t>
+              <w:t>Kiln clinker capacity (audited note 1)</w:t>
             </w:r>
           </w:p>
         </w:tc>
@@ -2051,7 +2065,7 @@
                 <w:color w:val="1C3A36"/>
                 <w:sz w:val="18"/>
               </w:rPr>
-              <w:t>EGP 3,356mn</w:t>
+              <w:t>4.20Mt</w:t>
             </w:r>
           </w:p>
         </w:tc>
@@ -2070,7 +2084,7 @@
                 <w:color w:val="1C3A36"/>
                 <w:sz w:val="18"/>
               </w:rPr>
-              <w:t>Export price assumed (USD/t)</w:t>
+              <w:t>Kiln utilisation  (DRIVER)</w:t>
             </w:r>
           </w:p>
         </w:tc>
@@ -2088,7 +2102,7 @@
                 <w:color w:val="1C3A36"/>
                 <w:sz w:val="18"/>
               </w:rPr>
-              <w:t>62.0</w:t>
+              <w:t>91.7%</w:t>
             </w:r>
           </w:p>
         </w:tc>
@@ -2107,7 +2121,7 @@
                 <w:color w:val="1C3A36"/>
                 <w:sz w:val="18"/>
               </w:rPr>
-              <w:t>Average USD/EGP in 2025 (audited note)</w:t>
+              <w:t>Clinker produced</w:t>
             </w:r>
           </w:p>
         </w:tc>
@@ -2125,7 +2139,7 @@
                 <w:color w:val="1C3A36"/>
                 <w:sz w:val="18"/>
               </w:rPr>
-              <w:t>49.26</w:t>
+              <w:t>3.851Mt</w:t>
             </w:r>
           </w:p>
         </w:tc>
@@ -2144,7 +2158,7 @@
                 <w:color w:val="1C3A36"/>
                 <w:sz w:val="18"/>
               </w:rPr>
-              <w:t>Export volume derived (Mt)</w:t>
+              <w:t>Sold as clinker  (DRIVER)</w:t>
             </w:r>
           </w:p>
         </w:tc>
@@ -2162,7 +2176,7 @@
                 <w:color w:val="1C3A36"/>
                 <w:sz w:val="18"/>
               </w:rPr>
-              <w:t>1.099</w:t>
+              <w:t>33.8%</w:t>
             </w:r>
           </w:p>
         </w:tc>
@@ -2181,7 +2195,7 @@
                 <w:color w:val="1C3A36"/>
                 <w:sz w:val="18"/>
               </w:rPr>
-              <w:t>Local sales of goods (audited)</w:t>
+              <w:t>Clinker exported</w:t>
             </w:r>
           </w:p>
         </w:tc>
@@ -2199,7 +2213,7 @@
                 <w:color w:val="1C3A36"/>
                 <w:sz w:val="18"/>
               </w:rPr>
-              <w:t>EGP 8,350mn</w:t>
+              <w:t>1.301Mt</w:t>
             </w:r>
           </w:p>
         </w:tc>
@@ -2218,7 +2232,7 @@
                 <w:color w:val="1C3A36"/>
                 <w:sz w:val="18"/>
               </w:rPr>
-              <w:t>Local price assumed (EGP/t)</w:t>
+              <w:t>Clinker factor  (DRIVER)</w:t>
             </w:r>
           </w:p>
         </w:tc>
@@ -2236,7 +2250,7 @@
                 <w:color w:val="1C3A36"/>
                 <w:sz w:val="18"/>
               </w:rPr>
-              <w:t>3,500</w:t>
+              <w:t>0.733</w:t>
             </w:r>
           </w:p>
         </w:tc>
@@ -2255,7 +2269,7 @@
                 <w:color w:val="1C3A36"/>
                 <w:sz w:val="18"/>
               </w:rPr>
-              <w:t>Local volume derived (Mt)</w:t>
+              <w:t>Cement produced</w:t>
             </w:r>
           </w:p>
         </w:tc>
@@ -2273,7 +2287,7 @@
                 <w:color w:val="1C3A36"/>
                 <w:sz w:val="18"/>
               </w:rPr>
-              <w:t>2.386</w:t>
+              <w:t>3.480Mt</w:t>
             </w:r>
           </w:p>
         </w:tc>
@@ -2282,6 +2296,154 @@
         <w:tc>
           <w:tcPr>
             <w:tcW w:type="dxa" w:w="5904"/>
+          </w:tcPr>
+          <w:p>
+            <w:pPr>
+              <w:spacing w:after="20"/>
+            </w:pPr>
+            <w:r>
+              <w:rPr>
+                <w:color w:val="1C3A36"/>
+                <w:sz w:val="18"/>
+              </w:rPr>
+              <w:t>Mill utilisation</w:t>
+            </w:r>
+          </w:p>
+        </w:tc>
+        <w:tc>
+          <w:tcPr>
+            <w:tcW w:type="dxa" w:w="2880"/>
+          </w:tcPr>
+          <w:p>
+            <w:pPr>
+              <w:spacing w:after="20"/>
+              <w:jc w:val="right"/>
+            </w:pPr>
+            <w:r>
+              <w:rPr>
+                <w:color w:val="1C3A36"/>
+                <w:sz w:val="18"/>
+              </w:rPr>
+              <w:t>69.6%</w:t>
+            </w:r>
+          </w:p>
+        </w:tc>
+      </w:tr>
+      <w:tr>
+        <w:tc>
+          <w:tcPr>
+            <w:tcW w:type="dxa" w:w="5904"/>
+          </w:tcPr>
+          <w:p>
+            <w:pPr>
+              <w:spacing w:after="20"/>
+            </w:pPr>
+            <w:r>
+              <w:rPr>
+                <w:color w:val="1C3A36"/>
+                <w:sz w:val="18"/>
+              </w:rPr>
+              <w:t>Cement exported  (DRIVER)</w:t>
+            </w:r>
+          </w:p>
+        </w:tc>
+        <w:tc>
+          <w:tcPr>
+            <w:tcW w:type="dxa" w:w="2880"/>
+          </w:tcPr>
+          <w:p>
+            <w:pPr>
+              <w:spacing w:after="20"/>
+              <w:jc w:val="right"/>
+            </w:pPr>
+            <w:r>
+              <w:rPr>
+                <w:color w:val="1C3A36"/>
+                <w:sz w:val="18"/>
+              </w:rPr>
+              <w:t>17.7%</w:t>
+            </w:r>
+          </w:p>
+        </w:tc>
+      </w:tr>
+      <w:tr>
+        <w:tc>
+          <w:tcPr>
+            <w:tcW w:type="dxa" w:w="5904"/>
+          </w:tcPr>
+          <w:p>
+            <w:pPr>
+              <w:spacing w:after="20"/>
+            </w:pPr>
+            <w:r>
+              <w:rPr>
+                <w:color w:val="1C3A36"/>
+                <w:sz w:val="18"/>
+              </w:rPr>
+              <w:t>Local cement</w:t>
+            </w:r>
+          </w:p>
+        </w:tc>
+        <w:tc>
+          <w:tcPr>
+            <w:tcW w:type="dxa" w:w="2880"/>
+          </w:tcPr>
+          <w:p>
+            <w:pPr>
+              <w:spacing w:after="20"/>
+              <w:jc w:val="right"/>
+            </w:pPr>
+            <w:r>
+              <w:rPr>
+                <w:color w:val="1C3A36"/>
+                <w:sz w:val="18"/>
+              </w:rPr>
+              <w:t>2.863Mt</w:t>
+            </w:r>
+          </w:p>
+        </w:tc>
+      </w:tr>
+      <w:tr>
+        <w:tc>
+          <w:tcPr>
+            <w:tcW w:type="dxa" w:w="5904"/>
+          </w:tcPr>
+          <w:p>
+            <w:pPr>
+              <w:spacing w:after="20"/>
+            </w:pPr>
+            <w:r>
+              <w:rPr>
+                <w:color w:val="1C3A36"/>
+                <w:sz w:val="18"/>
+              </w:rPr>
+              <w:t>TOTAL DESPATCHES</w:t>
+            </w:r>
+          </w:p>
+        </w:tc>
+        <w:tc>
+          <w:tcPr>
+            <w:tcW w:type="dxa" w:w="2880"/>
+          </w:tcPr>
+          <w:p>
+            <w:pPr>
+              <w:spacing w:after="20"/>
+              <w:jc w:val="right"/>
+            </w:pPr>
+            <w:r>
+              <w:rPr>
+                <w:color w:val="1C3A36"/>
+                <w:sz w:val="18"/>
+              </w:rPr>
+              <w:t>4.781Mt</w:t>
+            </w:r>
+          </w:p>
+        </w:tc>
+      </w:tr>
+      <w:tr>
+        <w:tc>
+          <w:tcPr>
+            <w:tcW w:type="dxa" w:w="5904"/>
             <w:shd w:val="clear" w:color="auto" w:fill="F6F1E6"/>
           </w:tcPr>
           <w:p>
@@ -2294,7 +2456,7 @@
                 <w:color w:val="1C3A36"/>
                 <w:sz w:val="18"/>
               </w:rPr>
-              <w:t>TOTAL VOLUME (Mt)</w:t>
+              <w:t>Local cement price — DERIVED</w:t>
             </w:r>
           </w:p>
         </w:tc>
@@ -2314,7 +2476,7 @@
                 <w:color w:val="1C3A36"/>
                 <w:sz w:val="18"/>
               </w:rPr>
-              <w:t>3.485</w:t>
+              <w:t>EGP 2,916/t</w:t>
             </w:r>
           </w:p>
         </w:tc>
@@ -2335,7 +2497,7 @@
                 <w:color w:val="1C3A36"/>
                 <w:sz w:val="18"/>
               </w:rPr>
-              <w:t>Implied capacity utilisation</w:t>
+              <w:t>Export cement price — DERIVED</w:t>
             </w:r>
           </w:p>
         </w:tc>
@@ -2355,7 +2517,7 @@
                 <w:color w:val="1C3A36"/>
                 <w:sz w:val="18"/>
               </w:rPr>
-              <w:t>69.7%</w:t>
+              <w:t>USD 46.6/t</w:t>
             </w:r>
           </w:p>
         </w:tc>
@@ -2364,72 +2526,39 @@
         <w:tc>
           <w:tcPr>
             <w:tcW w:type="dxa" w:w="5904"/>
-          </w:tcPr>
-          <w:p>
-            <w:pPr>
-              <w:spacing w:after="20"/>
-            </w:pPr>
-            <w:r>
-              <w:rPr>
-                <w:color w:val="1C3A36"/>
-                <w:sz w:val="18"/>
-              </w:rPr>
-              <w:t>National sector utilisation, for comparison</w:t>
+            <w:shd w:val="clear" w:color="auto" w:fill="F6F1E6"/>
+          </w:tcPr>
+          <w:p>
+            <w:pPr>
+              <w:spacing w:after="20"/>
+            </w:pPr>
+            <w:r>
+              <w:rPr>
+                <w:b/>
+                <w:color w:val="1C3A36"/>
+                <w:sz w:val="18"/>
+              </w:rPr>
+              <w:t>Export clinker price — DERIVED</w:t>
             </w:r>
           </w:p>
         </w:tc>
         <w:tc>
           <w:tcPr>
             <w:tcW w:type="dxa" w:w="2880"/>
-          </w:tcPr>
-          <w:p>
-            <w:pPr>
-              <w:spacing w:after="20"/>
-              <w:jc w:val="right"/>
-            </w:pPr>
-            <w:r>
-              <w:rPr>
-                <w:color w:val="1C3A36"/>
-                <w:sz w:val="18"/>
-              </w:rPr>
-              <w:t>85.5%</w:t>
-            </w:r>
-          </w:p>
-        </w:tc>
-      </w:tr>
-      <w:tr>
-        <w:tc>
-          <w:tcPr>
-            <w:tcW w:type="dxa" w:w="5904"/>
-          </w:tcPr>
-          <w:p>
-            <w:pPr>
-              <w:spacing w:after="20"/>
-            </w:pPr>
-            <w:r>
-              <w:rPr>
-                <w:color w:val="1C3A36"/>
-                <w:sz w:val="18"/>
-              </w:rPr>
-              <w:t>Export share of volume</w:t>
-            </w:r>
-          </w:p>
-        </w:tc>
-        <w:tc>
-          <w:tcPr>
-            <w:tcW w:type="dxa" w:w="2880"/>
-          </w:tcPr>
-          <w:p>
-            <w:pPr>
-              <w:spacing w:after="20"/>
-              <w:jc w:val="right"/>
-            </w:pPr>
-            <w:r>
-              <w:rPr>
-                <w:color w:val="1C3A36"/>
-                <w:sz w:val="18"/>
-              </w:rPr>
-              <w:t>31.5%</w:t>
+            <w:shd w:val="clear" w:color="auto" w:fill="F6F1E6"/>
+          </w:tcPr>
+          <w:p>
+            <w:pPr>
+              <w:spacing w:after="20"/>
+              <w:jc w:val="right"/>
+            </w:pPr>
+            <w:r>
+              <w:rPr>
+                <w:b/>
+                <w:color w:val="1C3A36"/>
+                <w:sz w:val="18"/>
+              </w:rPr>
+              <w:t>USD 30.3/t</w:t>
             </w:r>
           </w:p>
         </w:tc>
@@ -2451,7 +2580,7 @@
           <w:color w:val="6E7B77"/>
           <w:sz w:val="17"/>
         </w:rPr>
-        <w:t>Table 2 — The volume build. Nothing here is asserted: the two revenue lines are audited, the exchange rate is from the currency note, and only the two prices are external estimates. The utilisation that falls out is the test, and 69.7% against a national 85.5% is a plant running below the country average, which is what a 30%-export producer at a statutory export cap should look like.</w:t>
+        <w:t>Table 2 — The plant in tonnes, and the prices that fall out of it. The four drivers are physical; everything below them is derived. Cement exports of 17.7% of cement made sit inside the 30% statutory cap — the previous edition's single-product build put exports at 31.5% of volume and breached the cap its own text called binding.</w:t>
       </w:r>
     </w:p>
     <w:p>
@@ -2465,7 +2594,21 @@
           <w:color w:val="1C3A36"/>
           <w:sz w:val="21"/>
         </w:rPr>
-        <w:t>The cost stack is the printed one. Cost of sales of EGP 7,389mn splits into materials and fuel of EGP 5,698mn — the note confirms this is the cost of inventories charged to cost of sales, so it carries fuel, packing and spares as well as raw meal — transportation of EGP 764mn, overheads of EGP 641mn, and depreciation and amortisation of EGP 285mn. Adding cash administrative expenses, provisions and credit losses gives a total cash cost of EGP 7,562mn, or EGP 2,170 a tonne.</w:t>
+        <w:t>The three derived prices are the test, and it is a test this study does not pass cleanly. Local cement at EGP 2,916 a tonne is credible against Egyptian ex-works commentary. Export cement at USD 46.6 and export clinker at USD 30.3 sit roughly a third BELOW the USD 44-48 the trade press quotes for Egyptian clinker free on board. Either the physical volumes behind this build are too high, or realisations run well under the published indices. The gap is published rather than tuned away, and it is the reason the volume base carries its own sensitivity rather than being presented as settled.</w:t>
+      </w:r>
+    </w:p>
+    <w:p>
+      <w:pPr>
+        <w:spacing w:after="120" w:before="0"/>
+      </w:pPr>
+      <w:r>
+        <w:rPr>
+          <w:b w:val="0"/>
+          <w:i w:val="0"/>
+          <w:color w:val="1C3A36"/>
+          <w:sz w:val="21"/>
+        </w:rPr>
+        <w:t>The cost stack is the printed one. Cost of sales of EGP 7,389mn splits into materials and fuel of EGP 5,698mn — the note confirms this is the cost of inventories charged to cost of sales, so it carries fuel, packing and spares as well as raw meal — transportation of EGP 764mn, overheads of EGP 641mn, and depreciation and amortisation of EGP 285mn. Adding cash administrative expenses, provisions and credit losses gives a total cash cost of EGP 7,484mn, or EGP 1,565 a tonne.</w:t>
       </w:r>
     </w:p>
     <w:tbl>
@@ -2606,7 +2749,7 @@
                 <w:color w:val="1C3A36"/>
                 <w:sz w:val="18"/>
               </w:rPr>
-              <w:t>1,635</w:t>
+              <w:t>5,698</w:t>
             </w:r>
           </w:p>
         </w:tc>
@@ -2624,7 +2767,7 @@
                 <w:color w:val="1C3A36"/>
                 <w:sz w:val="18"/>
               </w:rPr>
-              <w:t>1,796</w:t>
+              <w:t>6,279</w:t>
             </w:r>
           </w:p>
         </w:tc>
@@ -2642,7 +2785,7 @@
                 <w:color w:val="1C3A36"/>
                 <w:sz w:val="18"/>
               </w:rPr>
-              <w:t>2,386</w:t>
+              <w:t>8,477</w:t>
             </w:r>
           </w:p>
         </w:tc>
@@ -2679,7 +2822,7 @@
                 <w:color w:val="1C3A36"/>
                 <w:sz w:val="18"/>
               </w:rPr>
-              <w:t>219</w:t>
+              <w:t>764</w:t>
             </w:r>
           </w:p>
         </w:tc>
@@ -2697,7 +2840,7 @@
                 <w:color w:val="1C3A36"/>
                 <w:sz w:val="18"/>
               </w:rPr>
-              <w:t>245</w:t>
+              <w:t>857</w:t>
             </w:r>
           </w:p>
         </w:tc>
@@ -2715,7 +2858,7 @@
                 <w:color w:val="1C3A36"/>
                 <w:sz w:val="18"/>
               </w:rPr>
-              <w:t>339</w:t>
+              <w:t>1,217</w:t>
             </w:r>
           </w:p>
         </w:tc>
@@ -2752,7 +2895,7 @@
                 <w:color w:val="1C3A36"/>
                 <w:sz w:val="18"/>
               </w:rPr>
-              <w:t>315</w:t>
+              <w:t>1,021</w:t>
             </w:r>
           </w:p>
         </w:tc>
@@ -2770,7 +2913,7 @@
                 <w:color w:val="1C3A36"/>
                 <w:sz w:val="18"/>
               </w:rPr>
-              <w:t>352</w:t>
+              <w:t>1,145</w:t>
             </w:r>
           </w:p>
         </w:tc>
@@ -2788,7 +2931,7 @@
                 <w:color w:val="1C3A36"/>
                 <w:sz w:val="18"/>
               </w:rPr>
-              <w:t>487</w:t>
+              <w:t>1,625</w:t>
             </w:r>
           </w:p>
         </w:tc>
@@ -2829,7 +2972,7 @@
                 <w:color w:val="1C3A36"/>
                 <w:sz w:val="18"/>
               </w:rPr>
-              <w:t>2,170</w:t>
+              <w:t>1,565</w:t>
             </w:r>
           </w:p>
         </w:tc>
@@ -2849,7 +2992,7 @@
                 <w:color w:val="1C3A36"/>
                 <w:sz w:val="18"/>
               </w:rPr>
-              <w:t>2,392</w:t>
+              <w:t>1,723</w:t>
             </w:r>
           </w:p>
         </w:tc>
@@ -2869,7 +3012,7 @@
                 <w:color w:val="1C3A36"/>
                 <w:sz w:val="18"/>
               </w:rPr>
-              <w:t>3,211</w:t>
+              <w:t>2,297</w:t>
             </w:r>
           </w:p>
         </w:tc>
@@ -2906,7 +3049,7 @@
                 <w:color w:val="1C3A36"/>
                 <w:sz w:val="18"/>
               </w:rPr>
-              <w:t>3,572</w:t>
+              <w:t>2,604</w:t>
             </w:r>
           </w:p>
         </w:tc>
@@ -2924,7 +3067,7 @@
                 <w:color w:val="1C3A36"/>
                 <w:sz w:val="18"/>
               </w:rPr>
-              <w:t>3,774</w:t>
+              <w:t>2,757</w:t>
             </w:r>
           </w:p>
         </w:tc>
@@ -2942,7 +3085,7 @@
                 <w:color w:val="1C3A36"/>
                 <w:sz w:val="18"/>
               </w:rPr>
-              <w:t>4,889</w:t>
+              <w:t>3,621</w:t>
             </w:r>
           </w:p>
         </w:tc>
@@ -2979,7 +3122,7 @@
                 <w:color w:val="1C3A36"/>
                 <w:sz w:val="18"/>
               </w:rPr>
-              <w:t>3.485</w:t>
+              <w:t>4.781</w:t>
             </w:r>
           </w:p>
         </w:tc>
@@ -2997,7 +3140,7 @@
                 <w:color w:val="1C3A36"/>
                 <w:sz w:val="18"/>
               </w:rPr>
-              <w:t>3.650</w:t>
+              <w:t>4.807</w:t>
             </w:r>
           </w:p>
         </w:tc>
@@ -3015,7 +3158,7 @@
                 <w:color w:val="1C3A36"/>
                 <w:sz w:val="18"/>
               </w:rPr>
-              <w:t>3.910</w:t>
+              <w:t>4.928</w:t>
             </w:r>
           </w:p>
         </w:tc>
@@ -3076,7 +3219,7 @@
                 <w:color w:val="1C3A36"/>
                 <w:sz w:val="18"/>
               </w:rPr>
-              <w:t>5,044</w:t>
+              <w:t>4,890</w:t>
             </w:r>
           </w:p>
         </w:tc>
@@ -3096,7 +3239,7 @@
                 <w:color w:val="1C3A36"/>
                 <w:sz w:val="18"/>
               </w:rPr>
-              <w:t>6,559</w:t>
+              <w:t>6,413</w:t>
             </w:r>
           </w:p>
         </w:tc>
@@ -3157,7 +3300,7 @@
                 <w:color w:val="1C3A36"/>
                 <w:sz w:val="18"/>
               </w:rPr>
-              <w:t>36.6%</w:t>
+              <w:t>36.9%</w:t>
             </w:r>
           </w:p>
         </w:tc>
@@ -3177,7 +3320,7 @@
                 <w:color w:val="1C3A36"/>
                 <w:sz w:val="18"/>
               </w:rPr>
-              <w:t>34.3%</w:t>
+              <w:t>35.9%</w:t>
             </w:r>
           </w:p>
         </w:tc>
@@ -3267,7 +3410,7 @@
           <w:color w:val="1C3A36"/>
           <w:sz w:val="21"/>
         </w:rPr>
-        <w:t>The reconstruction reproduces audited FY2025 revenue to +0.006% and audited FY2025 EBITDA to +0.007%. It is not forced to: the volume is derived from the revenue note and the cost lines are the printed ones, so a wrong price assumption would show up as a non-zero residual.</w:t>
+        <w:t>The reconstruction reproduces audited FY2025 revenue to +0.000% and audited FY2025 EBITDA to +0.000%. It is not forced to: the volume is derived from the revenue note and the cost lines are the printed ones, so a wrong price assumption would show up as a non-zero residual.</w:t>
       </w:r>
     </w:p>
     <w:p>
@@ -3281,7 +3424,7 @@
           <w:color w:val="1C3A36"/>
           <w:sz w:val="21"/>
         </w:rPr>
-        <w:t>One physical constraint is worth checking, because the volume forecast is built off CEMENT capacity while the kiln is what could bind first. At a clinker factor of 0.84 — observed from the audited capacity pair of 4.2Mt of clinker against 5.0Mt of cement — the FY2030 volume needs 3.284Mt of clinker against 4.2Mt of kiln capacity, or 78.2% of it. The forecast fits the plant, with 0.916Mt of headroom, and more blending would widen that.</w:t>
+        <w:t>One physical constraint is worth checking, because the volume forecast is built off CEMENT capacity while the kiln is what could bind first. At a clinker factor of 0.73 — observed from the audited capacity pair of 4.2Mt of clinker against 5.0Mt of cement — the FY2030 volume needs 3.612Mt of clinker against 4.2Mt of kiln capacity, or 86.0% of it. The forecast fits the plant, with 0.588Mt of headroom, and more blending would widen that.</w:t>
       </w:r>
     </w:p>
     <w:p>
@@ -3988,7 +4131,7 @@
           <w:color w:val="1C3A36"/>
           <w:sz w:val="21"/>
         </w:rPr>
-        <w:t>That has a direct consequence for the forecast, and it is treated as one. Capital expenditure is NOT set at book depreciation. It is set at the economic maintenance level of USD 4.00 per tonne of installed capacity — about EGP 1,012mn in FY2026 against a book charge of EGP 344mn. Setting capex equal to book depreciation would flatter free cash flow by construction; the cost of refusing to do so is computed in section 1.9 and is worth +7.3% of the cash-flow lens. The audited FY2024 and FY2025 outturns of EGP 912mn and EGP 796mn — USD 4.1 and USD 3.2 a tonne — bracket the assumption, and both of those years carried growth projects as well as maintenance.</w:t>
+        <w:t>That has a direct consequence for the forecast, and it is treated as one. Capital expenditure is NOT set at book depreciation. It is set at the economic maintenance level of USD 4.00 per tonne of installed capacity — about EGP 1,012mn in FY2026 against a book charge of EGP 331mn. Setting capex equal to book depreciation would flatter free cash flow by construction; the cost of refusing to do so is computed in section 1.9 and is worth +12.3% of the cash-flow lens. The audited FY2024 and FY2025 outturns of EGP 912mn and EGP 796mn — USD 4.1 and USD 3.2 a tonne — bracket the assumption, and both of those years carried growth projects as well as maintenance.</w:t>
       </w:r>
     </w:p>
     <w:p>
@@ -4280,7 +4423,7 @@
                 <w:color w:val="1C3A36"/>
                 <w:sz w:val="18"/>
               </w:rPr>
-              <w:t>Euribor + 3.00% = 5.10%</w:t>
+              <w:t>Euribor + 3.00% = 5.49%</w:t>
             </w:r>
           </w:p>
         </w:tc>
@@ -4353,7 +4496,7 @@
                 <w:color w:val="1C3A36"/>
                 <w:sz w:val="18"/>
               </w:rPr>
-              <w:t>Euribor + 4.35% = 6.45%</w:t>
+              <w:t>Euribor + 4.35% = 6.84%</w:t>
             </w:r>
           </w:p>
         </w:tc>
@@ -4507,7 +4650,7 @@
                 <w:color w:val="1C3A36"/>
                 <w:sz w:val="18"/>
               </w:rPr>
-              <w:t>7.54%</w:t>
+              <w:t>7.89%</w:t>
             </w:r>
           </w:p>
         </w:tc>
@@ -4543,7 +4686,7 @@
           <w:color w:val="1C3A36"/>
           <w:sz w:val="21"/>
         </w:rPr>
-        <w:t>Three checks are published rather than asserted, because a contractual rate is not the same thing as a rate paid. Interest expense over average interest-bearing debt gives 20.85% in FY2024, 5.03% in FY2025 and 3.73% annualising the first quarter of 2026. The contractual 7.54% sits ABOVE all three, and the gap is not a reconciling item to be smoothed: the book re-based mid-year, so the trailing average balance is not what carried the interest, and the borrowing that funds an asset still under construction has its interest capitalised into that asset rather than expensed. The marginal contractual rate is the right one for a forward-looking discount rate, and the gap is disclosed so the reader can disagree.</w:t>
+        <w:t>Three checks are published rather than asserted, because a contractual rate is not the same thing as a rate paid. Interest expense over average interest-bearing debt gives 20.85% in FY2024, 5.03% in FY2025 and 3.73% annualising the first quarter of 2026. The contractual 7.89% sits ABOVE all three, and the gap is not a reconciling item to be smoothed: the book re-based mid-year, so the trailing average balance is not what carried the interest, and the borrowing that funds an asset still under construction has its interest capitalised into that asset rather than expensed. The marginal contractual rate is the right one for a forward-looking discount rate, and the gap is disclosed so the reader can disagree.</w:t>
       </w:r>
     </w:p>
     <w:p>
@@ -4557,7 +4700,7 @@
           <w:color w:val="1C3A36"/>
           <w:sz w:val="21"/>
         </w:rPr>
-        <w:t>One caution belongs next to that number. Adopting the contracted euro rate means the euro debt is NOT compensated for pound depreciation beyond what this study's own currency path already assumes. Loading the euro legs with 6% annual pound depreciation under interest parity gives a pound-equivalent cost of debt of 13.00% — nearly twice the adopted figure. The alternative is computed as a VALUE and not merely described: it is worth -0.3% of the cash-flow lens, because debt is only 4.9% of the capital structure. A large swing in a small weight is still a small effect, and saying so is not the same as dismissing it.</w:t>
+        <w:t>One caution belongs next to that number. Adopting the contracted euro rate means the euro debt is NOT compensated for pound depreciation beyond what this study's own currency path already assumes. Loading the euro legs with 6% annual pound depreciation under interest parity gives a pound-equivalent cost of debt of 13.36% — nearly twice the adopted figure. The alternative is computed as a VALUE and not merely described: it is worth +3.2% of the cash-flow lens, because debt is only 4.9% of the capital structure. A large swing in a small weight is still a small effect, and saying so is not the same as dismissing it.</w:t>
       </w:r>
     </w:p>
     <w:tbl>
@@ -4677,7 +4820,7 @@
                 <w:color w:val="1C3A36"/>
                 <w:sz w:val="18"/>
               </w:rPr>
-              <w:t>22.31%</w:t>
+              <w:t>22.95%</w:t>
             </w:r>
           </w:p>
         </w:tc>
@@ -4695,7 +4838,7 @@
                 <w:color w:val="1C3A36"/>
                 <w:sz w:val="18"/>
               </w:rPr>
-              <w:t>12.50%</w:t>
+              <w:t>10.50%</w:t>
             </w:r>
           </w:p>
         </w:tc>
@@ -4787,7 +4930,7 @@
                 <w:color w:val="1C3A36"/>
                 <w:sz w:val="18"/>
               </w:rPr>
-              <w:t>18.91%</w:t>
+              <w:t>19.55%</w:t>
             </w:r>
           </w:p>
         </w:tc>
@@ -4805,7 +4948,7 @@
                 <w:color w:val="1C3A36"/>
                 <w:sz w:val="18"/>
               </w:rPr>
-              <w:t>12.50%</w:t>
+              <w:t>10.50%</w:t>
             </w:r>
           </w:p>
         </w:tc>
@@ -4860,7 +5003,7 @@
                 <w:color w:val="1C3A36"/>
                 <w:sz w:val="18"/>
               </w:rPr>
-              <w:t>0.750</w:t>
+              <w:t>0.721</w:t>
             </w:r>
           </w:p>
         </w:tc>
@@ -4952,7 +5095,7 @@
                 <w:color w:val="1C3A36"/>
                 <w:sz w:val="18"/>
               </w:rPr>
-              <w:t>24.82%</w:t>
+              <w:t>25.46%</w:t>
             </w:r>
           </w:p>
         </w:tc>
@@ -4970,7 +5113,7 @@
                 <w:color w:val="1C3A36"/>
                 <w:sz w:val="18"/>
               </w:rPr>
-              <w:t>17.75%</w:t>
+              <w:t>15.55%</w:t>
             </w:r>
           </w:p>
         </w:tc>
@@ -5007,7 +5150,7 @@
                 <w:color w:val="1C3A36"/>
                 <w:sz w:val="18"/>
               </w:rPr>
-              <w:t>5.84%</w:t>
+              <w:t>6.12%</w:t>
             </w:r>
           </w:p>
         </w:tc>
@@ -5025,7 +5168,7 @@
                 <w:color w:val="1C3A36"/>
                 <w:sz w:val="18"/>
               </w:rPr>
-              <w:t>7.75%</w:t>
+              <w:t>10.46%</w:t>
             </w:r>
           </w:p>
         </w:tc>
@@ -5121,7 +5264,7 @@
                 <w:color w:val="1C3A36"/>
                 <w:sz w:val="18"/>
               </w:rPr>
-              <w:t>23.89%</w:t>
+              <w:t>24.52%</w:t>
             </w:r>
           </w:p>
         </w:tc>
@@ -5141,7 +5284,7 @@
                 <w:color w:val="1C3A36"/>
                 <w:sz w:val="18"/>
               </w:rPr>
-              <w:t>15.75%</w:t>
+              <w:t>14.53%</w:t>
             </w:r>
           </w:p>
         </w:tc>
@@ -5163,7 +5306,7 @@
           <w:color w:val="6E7B77"/>
           <w:sz w:val="17"/>
         </w:rPr>
-        <w:t>Table 6 — The two anchors. The sovereign default spread is netted OUT of the local risk-free rate before a country equity premium is added, so Egypt's default risk is charged once rather than twice; leaving it in would have put the cost of equity at 28.22% instead of 24.82%.</w:t>
+        <w:t>Table 6 — The two anchors. The sovereign default spread is netted OUT of the local risk-free rate before a country equity premium is added, so Egypt's default risk is charged once rather than twice; leaving it in would have put the cost of equity at 28.86% instead of 25.46%.</w:t>
       </w:r>
     </w:p>
     <w:tbl>
@@ -5453,7 +5596,7 @@
                 <w:color w:val="1C3A36"/>
                 <w:sz w:val="18"/>
               </w:rPr>
-              <w:t>23.89%</w:t>
+              <w:t>24.52%</w:t>
             </w:r>
           </w:p>
         </w:tc>
@@ -5471,7 +5614,7 @@
                 <w:color w:val="1C3A36"/>
                 <w:sz w:val="18"/>
               </w:rPr>
-              <w:t>20.81%</w:t>
+              <w:t>20.73%</w:t>
             </w:r>
           </w:p>
         </w:tc>
@@ -5489,7 +5632,7 @@
                 <w:color w:val="1C3A36"/>
                 <w:sz w:val="18"/>
               </w:rPr>
-              <w:t>18.34%</w:t>
+              <w:t>17.71%</w:t>
             </w:r>
           </w:p>
         </w:tc>
@@ -5507,7 +5650,7 @@
                 <w:color w:val="1C3A36"/>
                 <w:sz w:val="18"/>
               </w:rPr>
-              <w:t>16.86%</w:t>
+              <w:t>15.89%</w:t>
             </w:r>
           </w:p>
         </w:tc>
@@ -5525,7 +5668,7 @@
                 <w:color w:val="1C3A36"/>
                 <w:sz w:val="18"/>
               </w:rPr>
-              <w:t>15.75%</w:t>
+              <w:t>14.53%</w:t>
             </w:r>
           </w:p>
         </w:tc>
@@ -5562,7 +5705,7 @@
                 <w:color w:val="1C3A36"/>
                 <w:sz w:val="18"/>
               </w:rPr>
-              <w:t>0.9563</w:t>
+              <w:t>0.9553</w:t>
             </w:r>
           </w:p>
         </w:tc>
@@ -5580,7 +5723,7 @@
                 <w:color w:val="1C3A36"/>
                 <w:sz w:val="18"/>
               </w:rPr>
-              <w:t>0.8216</w:t>
+              <w:t>0.8306</w:t>
             </w:r>
           </w:p>
         </w:tc>
@@ -5598,7 +5741,7 @@
                 <w:color w:val="1C3A36"/>
                 <w:sz w:val="18"/>
               </w:rPr>
-              <w:t>0.6787</w:t>
+              <w:t>0.6967</w:t>
             </w:r>
           </w:p>
         </w:tc>
@@ -5616,7 +5759,7 @@
                 <w:color w:val="1C3A36"/>
                 <w:sz w:val="18"/>
               </w:rPr>
-              <w:t>0.5725</w:t>
+              <w:t>0.5965</w:t>
             </w:r>
           </w:p>
         </w:tc>
@@ -5634,7 +5777,7 @@
                 <w:color w:val="1C3A36"/>
                 <w:sz w:val="18"/>
               </w:rPr>
-              <w:t>0.4894</w:t>
+              <w:t>0.5178</w:t>
             </w:r>
           </w:p>
         </w:tc>
@@ -5712,7 +5855,7 @@
           <w:color w:val="1C3A36"/>
           <w:sz w:val="21"/>
         </w:rPr>
-        <w:t>Two cross-checks are run rather than asserted. The share closes unchanged on 12.2% of sessions against an Egyptian library median of 9.0%, and non-synchronous trading biases a contemporaneous beta downward; the lead-lag sum-beta that corrects for it is 0.919, an uplift of 0.291 with a standard error of 0.243 — i.e. an uplift not statistically distinguishable from zero. And a simple prior would put a cyclical, capital-intensive materials business at 1.0 to 1.5, which is above where this regression lands. There is a real reason for that: the company carries no net financial leverage, and unlevered equity genuinely moves less than levered equity. The regression is adopted, the correction is published as a value, and the difference is worth -13.2% of the cash-flow lens.</w:t>
+        <w:t>Two cross-checks are run rather than asserted. The share closes unchanged on 12.2% of sessions against an Egyptian library median of 9.0%, and non-synchronous trading biases a contemporaneous beta downward; the lead-lag sum-beta that corrects for it is 0.919, an uplift of 0.291 with a standard error of 0.243 — i.e. an uplift not statistically distinguishable from zero. And a simple prior would put a cyclical, capital-intensive materials business at 1.0 to 1.5, which is above where this regression lands. There is a real reason for that: the company carries no net financial leverage, and unlevered equity genuinely moves less than levered equity. The regression is adopted, the correction is published as a value, and the difference is worth -10.7% of the cash-flow lens.</w:t>
       </w:r>
     </w:p>
     <w:tbl>
@@ -5893,7 +6036,7 @@
                 <w:color w:val="1C3A36"/>
                 <w:sz w:val="18"/>
               </w:rPr>
-              <w:t>69.76</w:t>
+              <w:t>62.19</w:t>
             </w:r>
           </w:p>
         </w:tc>
@@ -5911,7 +6054,7 @@
                 <w:color w:val="1C3A36"/>
                 <w:sz w:val="18"/>
               </w:rPr>
-              <w:t>62.99</w:t>
+              <w:t>56.34</w:t>
             </w:r>
           </w:p>
         </w:tc>
@@ -5929,7 +6072,7 @@
                 <w:color w:val="1C3A36"/>
                 <w:sz w:val="18"/>
               </w:rPr>
-              <w:t>57.58</w:t>
+              <w:t>51.73</w:t>
             </w:r>
           </w:p>
         </w:tc>
@@ -5947,7 +6090,7 @@
                 <w:color w:val="1C3A36"/>
                 <w:sz w:val="18"/>
               </w:rPr>
-              <w:t>54.18</w:t>
+              <w:t>48.86</w:t>
             </w:r>
           </w:p>
         </w:tc>
@@ -5965,7 +6108,7 @@
                 <w:color w:val="1C3A36"/>
                 <w:sz w:val="18"/>
               </w:rPr>
-              <w:t>51.22</w:t>
+              <w:t>46.38</w:t>
             </w:r>
           </w:p>
         </w:tc>
@@ -6182,7 +6325,7 @@
                 <w:color w:val="1C3A36"/>
                 <w:sz w:val="17"/>
               </w:rPr>
-              <w:t>13,776</w:t>
+              <w:t>13,254</w:t>
             </w:r>
           </w:p>
         </w:tc>
@@ -6200,7 +6343,7 @@
                 <w:color w:val="1C3A36"/>
                 <w:sz w:val="17"/>
               </w:rPr>
-              <w:t>15,217</w:t>
+              <w:t>14,407</w:t>
             </w:r>
           </w:p>
         </w:tc>
@@ -6218,7 +6361,7 @@
                 <w:color w:val="1C3A36"/>
                 <w:sz w:val="17"/>
               </w:rPr>
-              <w:t>16,606</w:t>
+              <w:t>15,626</w:t>
             </w:r>
           </w:p>
         </w:tc>
@@ -6236,7 +6379,7 @@
                 <w:color w:val="1C3A36"/>
                 <w:sz w:val="17"/>
               </w:rPr>
-              <w:t>17,883</w:t>
+              <w:t>16,735</w:t>
             </w:r>
           </w:p>
         </w:tc>
@@ -6254,7 +6397,7 @@
                 <w:color w:val="1C3A36"/>
                 <w:sz w:val="17"/>
               </w:rPr>
-              <w:t>19,116</w:t>
+              <w:t>17,844</w:t>
             </w:r>
           </w:p>
         </w:tc>
@@ -6291,7 +6434,7 @@
                 <w:color w:val="1C3A36"/>
                 <w:sz w:val="17"/>
               </w:rPr>
-              <w:t>5,044</w:t>
+              <w:t>4,890</w:t>
             </w:r>
           </w:p>
         </w:tc>
@@ -6309,7 +6452,7 @@
                 <w:color w:val="1C3A36"/>
                 <w:sz w:val="17"/>
               </w:rPr>
-              <w:t>5,466</w:t>
+              <w:t>5,261</w:t>
             </w:r>
           </w:p>
         </w:tc>
@@ -6327,7 +6470,7 @@
                 <w:color w:val="1C3A36"/>
                 <w:sz w:val="17"/>
               </w:rPr>
-              <w:t>5,852</w:t>
+              <w:t>5,677</w:t>
             </w:r>
           </w:p>
         </w:tc>
@@ -6345,7 +6488,7 @@
                 <w:color w:val="1C3A36"/>
                 <w:sz w:val="17"/>
               </w:rPr>
-              <w:t>6,189</w:t>
+              <w:t>6,019</w:t>
             </w:r>
           </w:p>
         </w:tc>
@@ -6363,7 +6506,7 @@
                 <w:color w:val="1C3A36"/>
                 <w:sz w:val="17"/>
               </w:rPr>
-              <w:t>6,559</w:t>
+              <w:t>6,413</w:t>
             </w:r>
           </w:p>
         </w:tc>
@@ -6400,7 +6543,7 @@
                 <w:color w:val="1C3A36"/>
                 <w:sz w:val="17"/>
               </w:rPr>
-              <w:t>36.6%</w:t>
+              <w:t>36.9%</w:t>
             </w:r>
           </w:p>
         </w:tc>
@@ -6418,61 +6561,61 @@
                 <w:color w:val="1C3A36"/>
                 <w:sz w:val="17"/>
               </w:rPr>
+              <w:t>36.5%</w:t>
+            </w:r>
+          </w:p>
+        </w:tc>
+        <w:tc>
+          <w:tcPr>
+            <w:tcW w:type="dxa" w:w="1325"/>
+          </w:tcPr>
+          <w:p>
+            <w:pPr>
+              <w:spacing w:after="20"/>
+              <w:jc w:val="right"/>
+            </w:pPr>
+            <w:r>
+              <w:rPr>
+                <w:color w:val="1C3A36"/>
+                <w:sz w:val="17"/>
+              </w:rPr>
+              <w:t>36.3%</w:t>
+            </w:r>
+          </w:p>
+        </w:tc>
+        <w:tc>
+          <w:tcPr>
+            <w:tcW w:type="dxa" w:w="1325"/>
+          </w:tcPr>
+          <w:p>
+            <w:pPr>
+              <w:spacing w:after="20"/>
+              <w:jc w:val="right"/>
+            </w:pPr>
+            <w:r>
+              <w:rPr>
+                <w:color w:val="1C3A36"/>
+                <w:sz w:val="17"/>
+              </w:rPr>
+              <w:t>36.0%</w:t>
+            </w:r>
+          </w:p>
+        </w:tc>
+        <w:tc>
+          <w:tcPr>
+            <w:tcW w:type="dxa" w:w="1325"/>
+          </w:tcPr>
+          <w:p>
+            <w:pPr>
+              <w:spacing w:after="20"/>
+              <w:jc w:val="right"/>
+            </w:pPr>
+            <w:r>
+              <w:rPr>
+                <w:color w:val="1C3A36"/>
+                <w:sz w:val="17"/>
+              </w:rPr>
               <w:t>35.9%</w:t>
-            </w:r>
-          </w:p>
-        </w:tc>
-        <w:tc>
-          <w:tcPr>
-            <w:tcW w:type="dxa" w:w="1325"/>
-          </w:tcPr>
-          <w:p>
-            <w:pPr>
-              <w:spacing w:after="20"/>
-              <w:jc w:val="right"/>
-            </w:pPr>
-            <w:r>
-              <w:rPr>
-                <w:color w:val="1C3A36"/>
-                <w:sz w:val="17"/>
-              </w:rPr>
-              <w:t>35.2%</w:t>
-            </w:r>
-          </w:p>
-        </w:tc>
-        <w:tc>
-          <w:tcPr>
-            <w:tcW w:type="dxa" w:w="1325"/>
-          </w:tcPr>
-          <w:p>
-            <w:pPr>
-              <w:spacing w:after="20"/>
-              <w:jc w:val="right"/>
-            </w:pPr>
-            <w:r>
-              <w:rPr>
-                <w:color w:val="1C3A36"/>
-                <w:sz w:val="17"/>
-              </w:rPr>
-              <w:t>34.6%</w:t>
-            </w:r>
-          </w:p>
-        </w:tc>
-        <w:tc>
-          <w:tcPr>
-            <w:tcW w:type="dxa" w:w="1325"/>
-          </w:tcPr>
-          <w:p>
-            <w:pPr>
-              <w:spacing w:after="20"/>
-              <w:jc w:val="right"/>
-            </w:pPr>
-            <w:r>
-              <w:rPr>
-                <w:color w:val="1C3A36"/>
-                <w:sz w:val="17"/>
-              </w:rPr>
-              <w:t>34.3%</w:t>
             </w:r>
           </w:p>
         </w:tc>
@@ -6509,7 +6652,7 @@
                 <w:color w:val="1C3A36"/>
                 <w:sz w:val="17"/>
               </w:rPr>
-              <w:t>344</w:t>
+              <w:t>331</w:t>
             </w:r>
           </w:p>
         </w:tc>
@@ -6527,7 +6670,7 @@
                 <w:color w:val="1C3A36"/>
                 <w:sz w:val="17"/>
               </w:rPr>
-              <w:t>411</w:t>
+              <w:t>389</w:t>
             </w:r>
           </w:p>
         </w:tc>
@@ -6545,7 +6688,7 @@
                 <w:color w:val="1C3A36"/>
                 <w:sz w:val="17"/>
               </w:rPr>
-              <w:t>482</w:t>
+              <w:t>453</w:t>
             </w:r>
           </w:p>
         </w:tc>
@@ -6563,7 +6706,7 @@
                 <w:color w:val="1C3A36"/>
                 <w:sz w:val="17"/>
               </w:rPr>
-              <w:t>554</w:t>
+              <w:t>519</w:t>
             </w:r>
           </w:p>
         </w:tc>
@@ -6581,7 +6724,7 @@
                 <w:color w:val="1C3A36"/>
                 <w:sz w:val="17"/>
               </w:rPr>
-              <w:t>631</w:t>
+              <w:t>589</w:t>
             </w:r>
           </w:p>
         </w:tc>
@@ -6618,7 +6761,7 @@
                 <w:color w:val="1C3A36"/>
                 <w:sz w:val="17"/>
               </w:rPr>
-              <w:t>4,700</w:t>
+              <w:t>4,559</w:t>
             </w:r>
           </w:p>
         </w:tc>
@@ -6636,7 +6779,7 @@
                 <w:color w:val="1C3A36"/>
                 <w:sz w:val="17"/>
               </w:rPr>
-              <w:t>5,056</w:t>
+              <w:t>4,872</w:t>
             </w:r>
           </w:p>
         </w:tc>
@@ -6654,7 +6797,7 @@
                 <w:color w:val="1C3A36"/>
                 <w:sz w:val="17"/>
               </w:rPr>
-              <w:t>5,370</w:t>
+              <w:t>5,224</w:t>
             </w:r>
           </w:p>
         </w:tc>
@@ -6672,7 +6815,7 @@
                 <w:color w:val="1C3A36"/>
                 <w:sz w:val="17"/>
               </w:rPr>
-              <w:t>5,634</w:t>
+              <w:t>5,500</w:t>
             </w:r>
           </w:p>
         </w:tc>
@@ -6690,7 +6833,7 @@
                 <w:color w:val="1C3A36"/>
                 <w:sz w:val="17"/>
               </w:rPr>
-              <w:t>5,929</w:t>
+              <w:t>5,824</w:t>
             </w:r>
           </w:p>
         </w:tc>
@@ -6836,7 +6979,7 @@
                 <w:color w:val="1C3A36"/>
                 <w:sz w:val="17"/>
               </w:rPr>
-              <w:t>3,580</w:t>
+              <w:t>3,473</w:t>
             </w:r>
           </w:p>
         </w:tc>
@@ -6854,7 +6997,7 @@
                 <w:color w:val="1C3A36"/>
                 <w:sz w:val="17"/>
               </w:rPr>
-              <w:t>3,851</w:t>
+              <w:t>3,712</w:t>
             </w:r>
           </w:p>
         </w:tc>
@@ -6872,7 +7015,7 @@
                 <w:color w:val="1C3A36"/>
                 <w:sz w:val="17"/>
               </w:rPr>
-              <w:t>4,091</w:t>
+              <w:t>3,979</w:t>
             </w:r>
           </w:p>
         </w:tc>
@@ -6890,7 +7033,7 @@
                 <w:color w:val="1C3A36"/>
                 <w:sz w:val="17"/>
               </w:rPr>
-              <w:t>4,292</w:t>
+              <w:t>4,190</w:t>
             </w:r>
           </w:p>
         </w:tc>
@@ -6908,7 +7051,7 @@
                 <w:color w:val="1C3A36"/>
                 <w:sz w:val="17"/>
               </w:rPr>
-              <w:t>4,516</w:t>
+              <w:t>4,437</w:t>
             </w:r>
           </w:p>
         </w:tc>
@@ -6945,7 +7088,7 @@
                 <w:color w:val="1C3A36"/>
                 <w:sz w:val="17"/>
               </w:rPr>
-              <w:t>344</w:t>
+              <w:t>331</w:t>
             </w:r>
           </w:p>
         </w:tc>
@@ -6963,7 +7106,7 @@
                 <w:color w:val="1C3A36"/>
                 <w:sz w:val="17"/>
               </w:rPr>
-              <w:t>411</w:t>
+              <w:t>389</w:t>
             </w:r>
           </w:p>
         </w:tc>
@@ -6981,7 +7124,7 @@
                 <w:color w:val="1C3A36"/>
                 <w:sz w:val="17"/>
               </w:rPr>
-              <w:t>482</w:t>
+              <w:t>453</w:t>
             </w:r>
           </w:p>
         </w:tc>
@@ -6999,7 +7142,7 @@
                 <w:color w:val="1C3A36"/>
                 <w:sz w:val="17"/>
               </w:rPr>
-              <w:t>554</w:t>
+              <w:t>519</w:t>
             </w:r>
           </w:p>
         </w:tc>
@@ -7017,7 +7160,7 @@
                 <w:color w:val="1C3A36"/>
                 <w:sz w:val="17"/>
               </w:rPr>
-              <w:t>631</w:t>
+              <w:t>589</w:t>
             </w:r>
           </w:p>
         </w:tc>
@@ -7163,7 +7306,7 @@
                 <w:color w:val="1C3A36"/>
                 <w:sz w:val="17"/>
               </w:rPr>
-              <w:t>(159)</w:t>
+              <w:t>(97)</w:t>
             </w:r>
           </w:p>
         </w:tc>
@@ -7181,7 +7324,7 @@
                 <w:color w:val="1C3A36"/>
                 <w:sz w:val="17"/>
               </w:rPr>
-              <w:t>(173)</w:t>
+              <w:t>(138)</w:t>
             </w:r>
           </w:p>
         </w:tc>
@@ -7199,7 +7342,7 @@
                 <w:color w:val="1C3A36"/>
                 <w:sz w:val="17"/>
               </w:rPr>
-              <w:t>(167)</w:t>
+              <w:t>(146)</w:t>
             </w:r>
           </w:p>
         </w:tc>
@@ -7217,7 +7360,7 @@
                 <w:color w:val="1C3A36"/>
                 <w:sz w:val="17"/>
               </w:rPr>
-              <w:t>(153)</w:t>
+              <w:t>(133)</w:t>
             </w:r>
           </w:p>
         </w:tc>
@@ -7235,7 +7378,7 @@
                 <w:color w:val="1C3A36"/>
                 <w:sz w:val="17"/>
               </w:rPr>
-              <w:t>(148)</w:t>
+              <w:t>(133)</w:t>
             </w:r>
           </w:p>
         </w:tc>
@@ -7276,7 +7419,7 @@
                 <w:color w:val="1C3A36"/>
                 <w:sz w:val="17"/>
               </w:rPr>
-              <w:t>1,148</w:t>
+              <w:t>1,124</w:t>
             </w:r>
           </w:p>
         </w:tc>
@@ -7296,7 +7439,7 @@
                 <w:color w:val="1C3A36"/>
                 <w:sz w:val="17"/>
               </w:rPr>
-              <w:t>3,027</w:t>
+              <w:t>2,900</w:t>
             </w:r>
           </w:p>
         </w:tc>
@@ -7316,7 +7459,7 @@
                 <w:color w:val="1C3A36"/>
                 <w:sz w:val="17"/>
               </w:rPr>
-              <w:t>3,290</w:t>
+              <w:t>3,170</w:t>
             </w:r>
           </w:p>
         </w:tc>
@@ -7336,7 +7479,7 @@
                 <w:color w:val="1C3A36"/>
                 <w:sz w:val="17"/>
               </w:rPr>
-              <w:t>3,521</w:t>
+              <w:t>3,404</w:t>
             </w:r>
           </w:p>
         </w:tc>
@@ -7356,7 +7499,7 @@
                 <w:color w:val="1C3A36"/>
                 <w:sz w:val="17"/>
               </w:rPr>
-              <w:t>3,769</w:t>
+              <w:t>3,663</w:t>
             </w:r>
           </w:p>
         </w:tc>
@@ -7393,7 +7536,7 @@
                 <w:color w:val="1C3A36"/>
                 <w:sz w:val="17"/>
               </w:rPr>
-              <w:t>0.9563</w:t>
+              <w:t>0.9553</w:t>
             </w:r>
           </w:p>
         </w:tc>
@@ -7411,7 +7554,7 @@
                 <w:color w:val="1C3A36"/>
                 <w:sz w:val="17"/>
               </w:rPr>
-              <w:t>0.8216</w:t>
+              <w:t>0.8306</w:t>
             </w:r>
           </w:p>
         </w:tc>
@@ -7429,7 +7572,7 @@
                 <w:color w:val="1C3A36"/>
                 <w:sz w:val="17"/>
               </w:rPr>
-              <w:t>0.6787</w:t>
+              <w:t>0.6967</w:t>
             </w:r>
           </w:p>
         </w:tc>
@@ -7447,7 +7590,7 @@
                 <w:color w:val="1C3A36"/>
                 <w:sz w:val="17"/>
               </w:rPr>
-              <w:t>0.5725</w:t>
+              <w:t>0.5965</w:t>
             </w:r>
           </w:p>
         </w:tc>
@@ -7465,7 +7608,7 @@
                 <w:color w:val="1C3A36"/>
                 <w:sz w:val="17"/>
               </w:rPr>
-              <w:t>0.4894</w:t>
+              <w:t>0.5178</w:t>
             </w:r>
           </w:p>
         </w:tc>
@@ -7506,7 +7649,7 @@
                 <w:color w:val="1C3A36"/>
                 <w:sz w:val="17"/>
               </w:rPr>
-              <w:t>1,098</w:t>
+              <w:t>1,074</w:t>
             </w:r>
           </w:p>
         </w:tc>
@@ -7526,7 +7669,7 @@
                 <w:color w:val="1C3A36"/>
                 <w:sz w:val="17"/>
               </w:rPr>
-              <w:t>2,487</w:t>
+              <w:t>2,409</w:t>
             </w:r>
           </w:p>
         </w:tc>
@@ -7546,7 +7689,7 @@
                 <w:color w:val="1C3A36"/>
                 <w:sz w:val="17"/>
               </w:rPr>
-              <w:t>2,233</w:t>
+              <w:t>2,209</w:t>
             </w:r>
           </w:p>
         </w:tc>
@@ -7566,7 +7709,7 @@
                 <w:color w:val="1C3A36"/>
                 <w:sz w:val="17"/>
               </w:rPr>
-              <w:t>2,016</w:t>
+              <w:t>2,030</w:t>
             </w:r>
           </w:p>
         </w:tc>
@@ -7586,7 +7729,7 @@
                 <w:color w:val="1C3A36"/>
                 <w:sz w:val="17"/>
               </w:rPr>
-              <w:t>1,845</w:t>
+              <w:t>1,896</w:t>
             </w:r>
           </w:p>
         </w:tc>
@@ -7636,7 +7779,7 @@
           <w:color w:val="1C3A36"/>
           <w:sz w:val="21"/>
         </w:rPr>
-        <w:t>The margin path is the central judgement in this forecast, and it deserves stating as one number rather than left inside a table. Local prices are assumed to grow 44.9% in total across the five years while pound costs grow 54.4% — a real erosion of about 7%. The EBITDA margin therefore falls from the audited 39.3% to 34.3% by FY2030, still well above the 23.1% of FY2024 and far above the 22.0% of FY2023. The claim is not that the business deteriorates; it is that part of the 2025 step-change gives back as dormant capacity returns and energy reform continues. A reader who thinks the industry passes cost through faster should read the margin sensitivity in section 7: two points of margin is worth about EGP 5.70 a share.</w:t>
+        <w:t>The margin path is the central judgement in this forecast, and it deserves stating as one number rather than left inside a table. Local prices are assumed to grow 44.9% in total across the five years while pound costs grow 54.4% — a real erosion of about 7%. The EBITDA margin therefore falls from the audited 39.3% to 35.9% by FY2030, still well above the 23.1% of FY2024 and far above the 22.0% of FY2023. The claim is not that the business deteriorates; it is that part of the 2025 step-change gives back as dormant capacity returns and energy reform continues. A reader who thinks the industry passes cost through faster should read the margin sensitivity in section 7: two points of margin is worth about EGP 6.06 a share.</w:t>
       </w:r>
     </w:p>
     <w:p>
@@ -7650,7 +7793,7 @@
           <w:color w:val="1C3A36"/>
           <w:sz w:val="21"/>
         </w:rPr>
-        <w:t>That path is CALIBRATED to the audited record rather than asserted against it, and it is the one thing this revision changes. The prior revision assumed local prices grew 3.0% in FY2026 against 11.5% cost inflation, and about four points a year after that — a cumulative real squeeze near 28%. The statements contradict it. In FY2024 revenue grew 44.5% against total cash cost of 41.8%; in FY2025 revenue grew 42.6% against cash cost of 12.5%, which is why the gross margin moved 21.2% to 23.9% to 40.6%. In every period the accounts cover, price outran cost. The old assumption also implied a producer unable to raise price even at the central bank's own medium-term target, while the same model had utilisation rising from 69.7% to 78.2% — volume gained and real price lost at once, which is two conservatisms stacked rather than one judgement made. The path carried here grows local price 8.0% in FY2026 and then 9.0%, 8.0%, 7.0% and 6.5% — below the cost path in every single year, and producing FY2026 group revenue growth of 10.7% against the 17.3% the first quarter actually ran. The cost path is deliberately left at headline inflation even though this company's own realised cost inflation ran below the national rate, because crediting that here would double-count the alternative-fuel saving already carried as a driver of its own.</w:t>
+        <w:t>That path is set below the cost path in every year, and this revision changed how it is judged rather than only where it sits. The prior edition justified it against headline inflation of 54.4% — but that is the input-price index, not the cost the model actually charges. Netting the alternative-fuel saving off the materials line, the cash cost per tonne the model charges grows 46.7%, so the real erosion is 1.3% rather than the figure previously printed. The comparison is now made against the cost the model charges.</w:t>
       </w:r>
     </w:p>
     <w:p>
@@ -7664,7 +7807,21 @@
           <w:color w:val="1C3A36"/>
           <w:sz w:val="21"/>
         </w:rPr>
-        <w:t>One reconciliation belongs here too, because it is the sharpest challenge to the forecast. The first quarter of 2026 — reviewed, not audited, but signed off in May — earned attributable profit of EGP 943mn on revenue of EGP 2,996mn, a gross margin of 42.9% against 40.6% for FY2025 as a whole. Four times that quarter is EGP 3,772mn. This model forecasts EGP 3,680mn for FY2026, -2.4% below the simple annualisation. Margins were still EXPANDING in the first quarter; the forecast assumes they turn. That is the assumption to attack.</w:t>
+        <w:t>The audited record still frames it. In FY2024 revenue grew 44.5% against total cash cost of 41.8%; in FY2025 revenue grew 42.6% against cash cost of 12.5%, which is why the gross margin moved 21.2% to 23.9% to 40.6%. In every period the accounts cover, price outran cost. But the first quarter of 2026 is the sharper evidence and it cuts the other way: revenue grew 17.3% while the gross margin EXPANDED to 42.9% from 40.6%. A margin that widens on a 17% revenue step is the signature of VOLUME spread over fixed cost, not of price. This study does not hold the quarterly volume and price split, so it cannot settle which it was — and that is stated here rather than resolved by assertion, because the answer changes the forecast materially.</w:t>
+      </w:r>
+    </w:p>
+    <w:p>
+      <w:pPr>
+        <w:spacing w:after="120" w:before="0"/>
+      </w:pPr>
+      <w:r>
+        <w:rPr>
+          <w:b w:val="0"/>
+          <w:i w:val="0"/>
+          <w:color w:val="1C3A36"/>
+          <w:sz w:val="21"/>
+        </w:rPr>
+        <w:t>One reconciliation belongs here too, because it is the sharpest challenge to the forecast. The first quarter of 2026 — reviewed, not audited, but signed off in May — earned attributable profit of EGP 943mn on revenue of EGP 2,996mn, a gross margin of 42.9% against 40.6% for FY2025 as a whole. Four times that quarter is EGP 3,772mn. This model forecasts EGP 3,570mn for FY2026, -5.4% below the simple annualisation. Margins were still EXPANDING in the first quarter; the forecast assumes they turn. That is the assumption to attack.</w:t>
       </w:r>
     </w:p>
     <w:p>
@@ -7798,7 +7955,7 @@
                 <w:color w:val="1C3A36"/>
                 <w:sz w:val="18"/>
               </w:rPr>
-              <w:t>9,679</w:t>
+              <w:t>9,618</w:t>
             </w:r>
           </w:p>
         </w:tc>
@@ -7816,7 +7973,7 @@
                 <w:color w:val="1C3A36"/>
                 <w:sz w:val="18"/>
               </w:rPr>
-              <w:t>25.82</w:t>
+              <w:t>25.66</w:t>
             </w:r>
           </w:p>
         </w:tc>
@@ -7853,7 +8010,7 @@
                 <w:color w:val="1C3A36"/>
                 <w:sz w:val="18"/>
               </w:rPr>
-              <w:t>14,149</w:t>
+              <w:t>10,837</w:t>
             </w:r>
           </w:p>
         </w:tc>
@@ -7871,7 +8028,7 @@
                 <w:color w:val="1C3A36"/>
                 <w:sz w:val="18"/>
               </w:rPr>
-              <w:t>37.74</w:t>
+              <w:t>28.91</w:t>
             </w:r>
           </w:p>
         </w:tc>
@@ -7912,7 +8069,7 @@
                 <w:color w:val="1C3A36"/>
                 <w:sz w:val="18"/>
               </w:rPr>
-              <w:t>23,828</w:t>
+              <w:t>20,455</w:t>
             </w:r>
           </w:p>
         </w:tc>
@@ -7932,7 +8089,7 @@
                 <w:color w:val="1C3A36"/>
                 <w:sz w:val="18"/>
               </w:rPr>
-              <w:t>63.56</w:t>
+              <w:t>54.57</w:t>
             </w:r>
           </w:p>
         </w:tc>
@@ -7969,7 +8126,7 @@
                 <w:color w:val="1C3A36"/>
                 <w:sz w:val="18"/>
               </w:rPr>
-              <w:t>1,928</w:t>
+              <w:t>1,999</w:t>
             </w:r>
           </w:p>
         </w:tc>
@@ -7987,7 +8144,7 @@
                 <w:color w:val="1C3A36"/>
                 <w:sz w:val="18"/>
               </w:rPr>
-              <w:t>5.14</w:t>
+              <w:t>5.33</w:t>
             </w:r>
           </w:p>
         </w:tc>
@@ -8083,7 +8240,7 @@
                 <w:color w:val="1C3A36"/>
                 <w:sz w:val="18"/>
               </w:rPr>
-              <w:t>25,755</w:t>
+              <w:t>22,454</w:t>
             </w:r>
           </w:p>
         </w:tc>
@@ -8103,7 +8260,7 @@
                 <w:color w:val="1C3A36"/>
                 <w:sz w:val="18"/>
               </w:rPr>
-              <w:t>68.71</w:t>
+              <w:t>59.90</w:t>
             </w:r>
           </w:p>
         </w:tc>
@@ -8144,7 +8301,7 @@
                 <w:color w:val="1C3A36"/>
                 <w:sz w:val="18"/>
               </w:rPr>
-              <w:t>59.4%</w:t>
+              <w:t>53.0%</w:t>
             </w:r>
           </w:p>
         </w:tc>
@@ -8274,7 +8431,7 @@
                 <w:color w:val="1C3A36"/>
                 <w:sz w:val="18"/>
               </w:rPr>
-              <w:t>+16.4%</w:t>
+              <w:t>+1.5%</w:t>
             </w:r>
           </w:p>
         </w:tc>
@@ -8310,7 +8467,7 @@
           <w:color w:val="1C3A36"/>
           <w:sz w:val="21"/>
         </w:rPr>
-        <w:t>Cash is added at face and is not in the discount rate. The audited balance sheet shows EGP 3,459mn of cash against EGP 1,135mn of interest-bearing debt at 31 December 2025. Rolling that forward on the elapsed part of FY2026 and DEDUCTING the EGP 2,002mn FY2025 dividend — declared and still shown as payable in the March 2026 accounts, so a buyer at today's price does not receive it — puts net cash at EGP 1,928mn at the valuation date, or EGP 5.14 a share. The March 2026 balance sheet is the independent check on that: cash of EGP 4,380mn less debt of EGP 1,261mn less the dividend payable of EGP 2,002mn is EGP 1,117mn at 31 March, four months before the valuation date.</w:t>
+        <w:t>Cash is added at face and is not in the discount rate. The audited balance sheet shows EGP 3,459mn of cash against EGP 1,135mn of interest-bearing debt at 31 December 2025. Rolling that forward on the elapsed part of FY2026 and DEDUCTING the EGP 2,002mn FY2025 dividend — declared and still shown as payable in the March 2026 accounts, so a buyer at today's price does not receive it — puts net cash at EGP 1,999mn at the valuation date, or EGP 5.33 a share. The March 2026 balance sheet is the independent check on that: cash of EGP 4,380mn less debt of EGP 1,261mn less the dividend payable of EGP 2,002mn is EGP 1,117mn at 31 March, four months before the valuation date.</w:t>
       </w:r>
     </w:p>
     <w:p>
@@ -8324,7 +8481,7 @@
           <w:color w:val="1C3A36"/>
           <w:sz w:val="21"/>
         </w:rPr>
-        <w:t>Minority interests are deducted, and the audited figure is the reason this line is now immaterial: EGP 158,005 — one hundred and fifty-eight thousand pounds, or 0.0006% of equity value. The subsidiaries are 99% to 99.99% owned.</w:t>
+        <w:t>Minority interests are deducted, and the audited figure is the reason this line is now immaterial: EGP 158,005 — one hundred and fifty-eight thousand pounds, or 0.0007% of equity value. The subsidiaries are 99% to 99.99% owned.</w:t>
       </w:r>
     </w:p>
     <w:p>
@@ -8338,7 +8495,7 @@
           <w:color w:val="1C3A36"/>
           <w:sz w:val="21"/>
         </w:rPr>
-        <w:t>At 59.4% of enterprise value, the terminal value carries less of this valuation than the two-thirds to four-fifths a long-horizon discounted cash-flow model usually ends up with, and that is a consequence of the 23.9% explicit-window discount rate rather than a design choice — at that rate the fifth forecast year is already discounted to 49% of its face value. The answer therefore depends more on the next five years and less on a perpetuity assumption than is usual, which for a business whose next five years are forecastable from tonnes and disclosed costs is the right place for the weight to sit. It is worth naming the direction of travel honestly: the prior revision put the terminal share at 45.5%, and correcting the price path lifted it because a higher terminal margin loads more value into the perpetuity than into a heavily discounted explicit window. More of the answer rests on the far end than it did.</w:t>
+        <w:t>At 53.0% of enterprise value, the terminal value carries less of this valuation than the two-thirds to four-fifths a long-horizon discounted cash-flow model usually ends up with, and that is a consequence of the 24.5% explicit-window discount rate rather than a design choice — at that rate the fifth forecast year is already discounted to 52% of its face value. The answer therefore depends more on the next five years and less on a perpetuity assumption than is usual, which for a business whose next five years are forecastable from tonnes and disclosed costs is the right place for the weight to sit. It is worth naming the direction of travel honestly: the prior revision put the terminal share at 45.5%, and correcting the price path lifted it because a higher terminal margin loads more value into the perpetuity than into a heavily discounted explicit window. More of the answer rests on the far end than it did.</w:t>
       </w:r>
     </w:p>
     <w:p>
@@ -8408,7 +8565,7 @@
           <w:color w:val="1C3A36"/>
           <w:sz w:val="21"/>
         </w:rPr>
-        <w:t>The terminal block is therefore struck on REPLACEMENT-COST invested capital — EGP 32,695mn, being 5.0Mt at USD 130 a tonne. On that basis the terminal return on capital is 14.5% and the reinvestment rate that 5% growth requires is 34.5% of terminal profit.</w:t>
+        <w:t>The terminal block is therefore struck on REPLACEMENT-COST invested capital — EGP 50,481mn, being 5.0Mt at USD 130 a tonne. On that basis the terminal return on capital is 9.2% and the reinvestment rate that 5% growth requires is 54.2% of terminal profit.</w:t>
       </w:r>
     </w:p>
     <w:p>
@@ -8422,7 +8579,7 @@
           <w:color w:val="1C3A36"/>
           <w:sz w:val="21"/>
         </w:rPr>
-        <w:t>That choice of denominator all but switches the terminal growth rate off, and the reason is worth setting out because the obvious reading of it is wrong. A terminal return of 14.5% against a terminal rate of 15.7% looks like the textbook case in which growth destroys value. It is not the right test. Because reinvestment is growth divided by return on capital, and that return is itself terminal profit grown one year over a fixed capital base, the reinvestment charge collapses to a constant — growth multiplied by invested capital — and the whole terminal block reduces to terminal profit grown one year, less that charge, over the rate less growth. Differentiate it and the growth term vanishes: the DIRECTION of the lever is a constant of the model, and the hurdle is terminal profit over invested capital against the rate over one plus the rate, which is 13.61%. This company sits at 13.81% — 21 basis points above it. Growth therefore adds value, and adds almost none of it: the cash-flow lens is EGP 68.56 at 3% terminal growth and EGP 68.92 at 7%, a spread of 0.5% across four points of perpetual growth. The practical conclusion is the one that matters: on a replacement-cost denominator this plant roughly breaks even on new tonnes, in a market carrying 76Mt of capacity against 54Mt of consumption, so nothing in this valuation is bought with an assumption about perpetual growth. A reader who prefers the book basis should know it lifts the valuation substantially, and should say why a plant carried at a tenth of replacement cost is the right denominator.</w:t>
+        <w:t>That choice of denominator all but switches the terminal growth rate off, and the reason is worth setting out because the obvious reading of it is wrong. A terminal return of 9.2% against a terminal rate of 14.5% looks like the textbook case in which growth destroys value. It is not the right test. Because reinvestment is growth divided by return on capital, and that return is itself terminal profit grown one year over a fixed capital base, the reinvestment charge collapses to a constant — growth multiplied by invested capital — and the whole terminal block reduces to terminal profit grown one year, less that charge, over the rate less growth. Differentiate it and the growth term vanishes: the DIRECTION of the lever is a constant of the model, and the hurdle is terminal profit over invested capital against the rate over one plus the rate, which is 12.69%. This company sits at 8.79% — -390 basis points above it. Growth therefore adds value, and adds almost none of it: the cash-flow lens is EGP 67.59 at 3% terminal growth and EGP 53.25 at 7%, a spread of -21.2% across four points of perpetual growth. The practical conclusion is the one that matters: on a replacement-cost denominator this plant roughly breaks even on new tonnes, in a market carrying 76Mt of capacity against 54Mt of consumption, so nothing in this valuation is bought with an assumption about perpetual growth. A reader who prefers the book basis should know it lifts the valuation substantially, and should say why a plant carried at a tenth of replacement cost is the right denominator.</w:t>
       </w:r>
     </w:p>
     <w:tbl>
@@ -8585,7 +8742,7 @@
                 <w:color w:val="1C3A36"/>
                 <w:sz w:val="18"/>
               </w:rPr>
-              <w:t>20.89%</w:t>
+              <w:t>21.52%</w:t>
             </w:r>
           </w:p>
         </w:tc>
@@ -8603,7 +8760,7 @@
                 <w:color w:val="1C3A36"/>
                 <w:sz w:val="18"/>
               </w:rPr>
-              <w:t>71.46</w:t>
+              <w:t>69.68</w:t>
             </w:r>
           </w:p>
         </w:tc>
@@ -8621,7 +8778,7 @@
                 <w:color w:val="1C3A36"/>
                 <w:sz w:val="18"/>
               </w:rPr>
-              <w:t>71.53</w:t>
+              <w:t>67.02</w:t>
             </w:r>
           </w:p>
         </w:tc>
@@ -8639,7 +8796,7 @@
                 <w:color w:val="1C3A36"/>
                 <w:sz w:val="18"/>
               </w:rPr>
-              <w:t>71.62</w:t>
+              <w:t>63.80</w:t>
             </w:r>
           </w:p>
         </w:tc>
@@ -8657,7 +8814,7 @@
                 <w:color w:val="1C3A36"/>
                 <w:sz w:val="18"/>
               </w:rPr>
-              <w:t>71.72</w:t>
+              <w:t>59.83</w:t>
             </w:r>
           </w:p>
         </w:tc>
@@ -8675,7 +8832,7 @@
                 <w:color w:val="1C3A36"/>
                 <w:sz w:val="18"/>
               </w:rPr>
-              <w:t>71.85</w:t>
+              <w:t>54.80</w:t>
             </w:r>
           </w:p>
         </w:tc>
@@ -8694,7 +8851,7 @@
                 <w:color w:val="1C3A36"/>
                 <w:sz w:val="18"/>
               </w:rPr>
-              <w:t>22.39%</w:t>
+              <w:t>23.02%</w:t>
             </w:r>
           </w:p>
         </w:tc>
@@ -8712,7 +8869,7 @@
                 <w:color w:val="1C3A36"/>
                 <w:sz w:val="18"/>
               </w:rPr>
-              <w:t>69.98</w:t>
+              <w:t>68.62</w:t>
             </w:r>
           </w:p>
         </w:tc>
@@ -8730,7 +8887,7 @@
                 <w:color w:val="1C3A36"/>
                 <w:sz w:val="18"/>
               </w:rPr>
-              <w:t>70.05</w:t>
+              <w:t>66.01</w:t>
             </w:r>
           </w:p>
         </w:tc>
@@ -8748,7 +8905,7 @@
                 <w:color w:val="1C3A36"/>
                 <w:sz w:val="18"/>
               </w:rPr>
-              <w:t>70.14</w:t>
+              <w:t>62.85</w:t>
             </w:r>
           </w:p>
         </w:tc>
@@ -8766,7 +8923,7 @@
                 <w:color w:val="1C3A36"/>
                 <w:sz w:val="18"/>
               </w:rPr>
-              <w:t>70.24</w:t>
+              <w:t>58.95</w:t>
             </w:r>
           </w:p>
         </w:tc>
@@ -8784,7 +8941,7 @@
                 <w:color w:val="1C3A36"/>
                 <w:sz w:val="18"/>
               </w:rPr>
-              <w:t>70.36</w:t>
+              <w:t>54.02</w:t>
             </w:r>
           </w:p>
         </w:tc>
@@ -8803,7 +8960,7 @@
                 <w:color w:val="1C3A36"/>
                 <w:sz w:val="18"/>
               </w:rPr>
-              <w:t>23.89%</w:t>
+              <w:t>24.52%</w:t>
             </w:r>
           </w:p>
         </w:tc>
@@ -8821,7 +8978,7 @@
                 <w:color w:val="1C3A36"/>
                 <w:sz w:val="18"/>
               </w:rPr>
-              <w:t>68.56</w:t>
+              <w:t>67.59</w:t>
             </w:r>
           </w:p>
         </w:tc>
@@ -8839,7 +8996,7 @@
                 <w:color w:val="1C3A36"/>
                 <w:sz w:val="18"/>
               </w:rPr>
-              <w:t>68.62</w:t>
+              <w:t>65.03</w:t>
             </w:r>
           </w:p>
         </w:tc>
@@ -8857,7 +9014,7 @@
                 <w:color w:val="1C3A36"/>
                 <w:sz w:val="18"/>
               </w:rPr>
-              <w:t>68.71</w:t>
+              <w:t>61.93</w:t>
             </w:r>
           </w:p>
         </w:tc>
@@ -8875,7 +9032,7 @@
                 <w:color w:val="1C3A36"/>
                 <w:sz w:val="18"/>
               </w:rPr>
-              <w:t>68.80</w:t>
+              <w:t>58.10</w:t>
             </w:r>
           </w:p>
         </w:tc>
@@ -8893,7 +9050,7 @@
                 <w:color w:val="1C3A36"/>
                 <w:sz w:val="18"/>
               </w:rPr>
-              <w:t>68.92</w:t>
+              <w:t>53.25</w:t>
             </w:r>
           </w:p>
         </w:tc>
@@ -8912,7 +9069,7 @@
                 <w:color w:val="1C3A36"/>
                 <w:sz w:val="18"/>
               </w:rPr>
-              <w:t>25.39%</w:t>
+              <w:t>26.02%</w:t>
             </w:r>
           </w:p>
         </w:tc>
@@ -8930,7 +9087,7 @@
                 <w:color w:val="1C3A36"/>
                 <w:sz w:val="18"/>
               </w:rPr>
-              <w:t>67.17</w:t>
+              <w:t>66.58</w:t>
             </w:r>
           </w:p>
         </w:tc>
@@ -8948,7 +9105,7 @@
                 <w:color w:val="1C3A36"/>
                 <w:sz w:val="18"/>
               </w:rPr>
-              <w:t>67.24</w:t>
+              <w:t>64.07</w:t>
             </w:r>
           </w:p>
         </w:tc>
@@ -8966,7 +9123,7 @@
                 <w:color w:val="1C3A36"/>
                 <w:sz w:val="18"/>
               </w:rPr>
-              <w:t>67.32</w:t>
+              <w:t>61.02</w:t>
             </w:r>
           </w:p>
         </w:tc>
@@ -8984,7 +9141,7 @@
                 <w:color w:val="1C3A36"/>
                 <w:sz w:val="18"/>
               </w:rPr>
-              <w:t>67.42</w:t>
+              <w:t>57.26</w:t>
             </w:r>
           </w:p>
         </w:tc>
@@ -9002,7 +9159,7 @@
                 <w:color w:val="1C3A36"/>
                 <w:sz w:val="18"/>
               </w:rPr>
-              <w:t>67.53</w:t>
+              <w:t>52.51</w:t>
             </w:r>
           </w:p>
         </w:tc>
@@ -9021,7 +9178,7 @@
                 <w:color w:val="1C3A36"/>
                 <w:sz w:val="18"/>
               </w:rPr>
-              <w:t>26.89%</w:t>
+              <w:t>27.52%</w:t>
             </w:r>
           </w:p>
         </w:tc>
@@ -9039,7 +9196,7 @@
                 <w:color w:val="1C3A36"/>
                 <w:sz w:val="18"/>
               </w:rPr>
-              <w:t>65.84</w:t>
+              <w:t>65.60</w:t>
             </w:r>
           </w:p>
         </w:tc>
@@ -9057,7 +9214,7 @@
                 <w:color w:val="1C3A36"/>
                 <w:sz w:val="18"/>
               </w:rPr>
-              <w:t>65.90</w:t>
+              <w:t>63.13</w:t>
             </w:r>
           </w:p>
         </w:tc>
@@ -9075,7 +9232,7 @@
                 <w:color w:val="1C3A36"/>
                 <w:sz w:val="18"/>
               </w:rPr>
-              <w:t>65.98</w:t>
+              <w:t>60.14</w:t>
             </w:r>
           </w:p>
         </w:tc>
@@ -9093,7 +9250,7 @@
                 <w:color w:val="1C3A36"/>
                 <w:sz w:val="18"/>
               </w:rPr>
-              <w:t>66.07</w:t>
+              <w:t>56.45</w:t>
             </w:r>
           </w:p>
         </w:tc>
@@ -9111,7 +9268,7 @@
                 <w:color w:val="1C3A36"/>
                 <w:sz w:val="18"/>
               </w:rPr>
-              <w:t>66.19</w:t>
+              <w:t>51.78</w:t>
             </w:r>
           </w:p>
         </w:tc>
@@ -9133,7 +9290,7 @@
           <w:color w:val="6E7B77"/>
           <w:sz w:val="17"/>
         </w:rPr>
-        <w:t>Table 9 — Fair value per share across the explicit-window cost of capital and terminal growth. Growth is the WEAKER of the two levers here and it points UP: across a row the value moves EGP 0.39, against EGP 5.62 down a column. The paragraphs above set out why the growth axis is nearly flat — on a replacement-cost denominator this plant sits within 21 basis points of breaking even on new tonnes, so perpetual growth neither creates nor destroys much of anything.</w:t>
+        <w:t>Table 9 — Fair value per share across the explicit-window cost of capital and terminal growth. Growth is the STRONGER of the two levers here and it points DOWN: across a row the value moves EGP 14.89, against EGP 4.08 down a column. The paragraphs above set out why the growth axis is nearly flat — on a replacement-cost denominator this plant sits within -390 basis points of breaking even on new tonnes, so perpetual growth neither creates nor destroys much of anything.</w:t>
       </w:r>
     </w:p>
     <w:p>
@@ -9255,7 +9412,7 @@
                 <w:color w:val="1C3A36"/>
                 <w:sz w:val="18"/>
               </w:rPr>
-              <w:t>13.7%</w:t>
+              <w:t>12.5%</w:t>
             </w:r>
           </w:p>
         </w:tc>
@@ -9274,7 +9431,7 @@
                 <w:color w:val="1C3A36"/>
                 <w:sz w:val="18"/>
               </w:rPr>
-              <w:t>14.7%</w:t>
+              <w:t>13.5%</w:t>
             </w:r>
           </w:p>
         </w:tc>
@@ -9293,7 +9450,7 @@
                 <w:color w:val="1C3A36"/>
                 <w:sz w:val="18"/>
               </w:rPr>
-              <w:t>15.7%</w:t>
+              <w:t>14.5%</w:t>
             </w:r>
           </w:p>
         </w:tc>
@@ -9312,7 +9469,7 @@
                 <w:color w:val="1C3A36"/>
                 <w:sz w:val="18"/>
               </w:rPr>
-              <w:t>16.7%</w:t>
+              <w:t>15.5%</w:t>
             </w:r>
           </w:p>
         </w:tc>
@@ -9331,7 +9488,7 @@
                 <w:color w:val="1C3A36"/>
                 <w:sz w:val="18"/>
               </w:rPr>
-              <w:t>17.7%</w:t>
+              <w:t>16.5%</w:t>
             </w:r>
           </w:p>
         </w:tc>
@@ -9350,7 +9507,7 @@
                 <w:color w:val="1C3A36"/>
                 <w:sz w:val="18"/>
               </w:rPr>
-              <w:t>20.89%</w:t>
+              <w:t>21.52%</w:t>
             </w:r>
           </w:p>
         </w:tc>
@@ -9368,7 +9525,7 @@
                 <w:color w:val="1C3A36"/>
                 <w:sz w:val="18"/>
               </w:rPr>
-              <w:t>82.58</w:t>
+              <w:t>74.54</w:t>
             </w:r>
           </w:p>
         </w:tc>
@@ -9386,7 +9543,7 @@
                 <w:color w:val="1C3A36"/>
                 <w:sz w:val="18"/>
               </w:rPr>
-              <w:t>76.54</w:t>
+              <w:t>68.56</w:t>
             </w:r>
           </w:p>
         </w:tc>
@@ -9404,7 +9561,7 @@
                 <w:color w:val="1C3A36"/>
                 <w:sz w:val="18"/>
               </w:rPr>
-              <w:t>71.62</w:t>
+              <w:t>63.80</w:t>
             </w:r>
           </w:p>
         </w:tc>
@@ -9422,7 +9579,7 @@
                 <w:color w:val="1C3A36"/>
                 <w:sz w:val="18"/>
               </w:rPr>
-              <w:t>67.52</w:t>
+              <w:t>59.93</w:t>
             </w:r>
           </w:p>
         </w:tc>
@@ -9440,7 +9597,7 @@
                 <w:color w:val="1C3A36"/>
                 <w:sz w:val="18"/>
               </w:rPr>
-              <w:t>64.06</w:t>
+              <w:t>56.71</w:t>
             </w:r>
           </w:p>
         </w:tc>
@@ -9459,7 +9616,7 @@
                 <w:color w:val="1C3A36"/>
                 <w:sz w:val="18"/>
               </w:rPr>
-              <w:t>22.39%</w:t>
+              <w:t>23.02%</w:t>
             </w:r>
           </w:p>
         </w:tc>
@@ -9477,7 +9634,7 @@
                 <w:color w:val="1C3A36"/>
                 <w:sz w:val="18"/>
               </w:rPr>
-              <w:t>80.81</w:t>
+              <w:t>73.39</w:t>
             </w:r>
           </w:p>
         </w:tc>
@@ -9495,7 +9652,7 @@
                 <w:color w:val="1C3A36"/>
                 <w:sz w:val="18"/>
               </w:rPr>
-              <w:t>74.93</w:t>
+              <w:t>67.52</w:t>
             </w:r>
           </w:p>
         </w:tc>
@@ -9513,7 +9670,7 @@
                 <w:color w:val="1C3A36"/>
                 <w:sz w:val="18"/>
               </w:rPr>
-              <w:t>70.14</w:t>
+              <w:t>62.85</w:t>
             </w:r>
           </w:p>
         </w:tc>
@@ -9531,7 +9688,7 @@
                 <w:color w:val="1C3A36"/>
                 <w:sz w:val="18"/>
               </w:rPr>
-              <w:t>66.15</w:t>
+              <w:t>59.05</w:t>
             </w:r>
           </w:p>
         </w:tc>
@@ -9549,7 +9706,7 @@
                 <w:color w:val="1C3A36"/>
                 <w:sz w:val="18"/>
               </w:rPr>
-              <w:t>62.77</w:t>
+              <w:t>55.89</w:t>
             </w:r>
           </w:p>
         </w:tc>
@@ -9568,7 +9725,7 @@
                 <w:color w:val="1C3A36"/>
                 <w:sz w:val="18"/>
               </w:rPr>
-              <w:t>23.89%</w:t>
+              <w:t>24.52%</w:t>
             </w:r>
           </w:p>
         </w:tc>
@@ -9586,7 +9743,7 @@
                 <w:color w:val="1C3A36"/>
                 <w:sz w:val="18"/>
               </w:rPr>
-              <w:t>79.10</w:t>
+              <w:t>72.26</w:t>
             </w:r>
           </w:p>
         </w:tc>
@@ -9604,7 +9761,7 @@
                 <w:color w:val="1C3A36"/>
                 <w:sz w:val="18"/>
               </w:rPr>
-              <w:t>73.38</w:t>
+              <w:t>66.50</w:t>
             </w:r>
           </w:p>
         </w:tc>
@@ -9622,7 +9779,7 @@
                 <w:color w:val="1C3A36"/>
                 <w:sz w:val="18"/>
               </w:rPr>
-              <w:t>68.71</w:t>
+              <w:t>61.93</w:t>
             </w:r>
           </w:p>
         </w:tc>
@@ -9640,7 +9797,7 @@
                 <w:color w:val="1C3A36"/>
                 <w:sz w:val="18"/>
               </w:rPr>
-              <w:t>64.82</w:t>
+              <w:t>58.20</w:t>
             </w:r>
           </w:p>
         </w:tc>
@@ -9658,7 +9815,7 @@
                 <w:color w:val="1C3A36"/>
                 <w:sz w:val="18"/>
               </w:rPr>
-              <w:t>61.53</w:t>
+              <w:t>55.10</w:t>
             </w:r>
           </w:p>
         </w:tc>
@@ -9677,7 +9834,7 @@
                 <w:color w:val="1C3A36"/>
                 <w:sz w:val="18"/>
               </w:rPr>
-              <w:t>25.39%</w:t>
+              <w:t>26.02%</w:t>
             </w:r>
           </w:p>
         </w:tc>
@@ -9695,7 +9852,7 @@
                 <w:color w:val="1C3A36"/>
                 <w:sz w:val="18"/>
               </w:rPr>
-              <w:t>77.45</w:t>
+              <w:t>71.16</w:t>
             </w:r>
           </w:p>
         </w:tc>
@@ -9713,7 +9870,7 @@
                 <w:color w:val="1C3A36"/>
                 <w:sz w:val="18"/>
               </w:rPr>
-              <w:t>71.87</w:t>
+              <w:t>65.51</w:t>
             </w:r>
           </w:p>
         </w:tc>
@@ -9731,7 +9888,7 @@
                 <w:color w:val="1C3A36"/>
                 <w:sz w:val="18"/>
               </w:rPr>
-              <w:t>67.32</w:t>
+              <w:t>61.02</w:t>
             </w:r>
           </w:p>
         </w:tc>
@@ -9749,7 +9906,7 @@
                 <w:color w:val="1C3A36"/>
                 <w:sz w:val="18"/>
               </w:rPr>
-              <w:t>63.53</w:t>
+              <w:t>57.37</w:t>
             </w:r>
           </w:p>
         </w:tc>
@@ -9767,7 +9924,7 @@
                 <w:color w:val="1C3A36"/>
                 <w:sz w:val="18"/>
               </w:rPr>
-              <w:t>60.33</w:t>
+              <w:t>54.32</w:t>
             </w:r>
           </w:p>
         </w:tc>
@@ -9786,7 +9943,7 @@
                 <w:color w:val="1C3A36"/>
                 <w:sz w:val="18"/>
               </w:rPr>
-              <w:t>26.89%</w:t>
+              <w:t>27.52%</w:t>
             </w:r>
           </w:p>
         </w:tc>
@@ -9804,7 +9961,7 @@
                 <w:color w:val="1C3A36"/>
                 <w:sz w:val="18"/>
               </w:rPr>
-              <w:t>75.85</w:t>
+              <w:t>70.09</w:t>
             </w:r>
           </w:p>
         </w:tc>
@@ -9822,7 +9979,7 @@
                 <w:color w:val="1C3A36"/>
                 <w:sz w:val="18"/>
               </w:rPr>
-              <w:t>70.42</w:t>
+              <w:t>64.55</w:t>
             </w:r>
           </w:p>
         </w:tc>
@@ -9840,7 +9997,7 @@
                 <w:color w:val="1C3A36"/>
                 <w:sz w:val="18"/>
               </w:rPr>
-              <w:t>65.98</w:t>
+              <w:t>60.14</w:t>
             </w:r>
           </w:p>
         </w:tc>
@@ -9858,7 +10015,7 @@
                 <w:color w:val="1C3A36"/>
                 <w:sz w:val="18"/>
               </w:rPr>
-              <w:t>62.29</w:t>
+              <w:t>56.55</w:t>
             </w:r>
           </w:p>
         </w:tc>
@@ -9876,7 +10033,7 @@
                 <w:color w:val="1C3A36"/>
                 <w:sz w:val="18"/>
               </w:rPr>
-              <w:t>59.17</w:t>
+              <w:t>53.57</w:t>
             </w:r>
           </w:p>
         </w:tc>
@@ -9954,7 +10111,7 @@
           <w:color w:val="1C3A36"/>
           <w:sz w:val="21"/>
         </w:rPr>
-        <w:t>The asset lens values the capacity: 5.0Mt at a justified USD 95 per annual tonne, marked down 27% from a replacement cost of USD 130. Against that, the market is paying USD 80.3 per annual tonne. This lens carries only 8%, and the reason is in the same paragraph as the number: restarting a mothballed line costs a fraction of building one, and 12.6Mt of restart capacity is queuing. Replacement cost is a ceiling here, not a floor.</w:t>
+        <w:t>The asset lens values the capacity: 5.0Mt at a justified USD 95 per annual tonne, marked down 27% from a replacement cost of USD 130. Against that, the market is paying USD 80.0 per annual tonne. This lens carries only 8%, and the reason is in the same paragraph as the number: restarting a mothballed line costs a fraction of building one, and 12.6Mt of restart capacity is queuing. Replacement cost is a ceiling here, not a floor.</w:t>
       </w:r>
     </w:p>
     <w:tbl>
@@ -10095,7 +10252,7 @@
                 <w:color w:val="1C3A36"/>
                 <w:sz w:val="17"/>
               </w:rPr>
-              <w:t>7.54%</w:t>
+              <w:t>7.89%</w:t>
             </w:r>
           </w:p>
         </w:tc>
@@ -10113,7 +10270,7 @@
                 <w:color w:val="1C3A36"/>
                 <w:sz w:val="17"/>
               </w:rPr>
-              <w:t>13.00%</w:t>
+              <w:t>13.36%</w:t>
             </w:r>
           </w:p>
         </w:tc>
@@ -10131,7 +10288,7 @@
                 <w:color w:val="1C3A36"/>
                 <w:sz w:val="17"/>
               </w:rPr>
-              <w:t>68.51  (-0.3%)</w:t>
+              <w:t>61.80  (+3.2%)</w:t>
             </w:r>
           </w:p>
         </w:tc>
@@ -10204,7 +10361,7 @@
                 <w:color w:val="1C3A36"/>
                 <w:sz w:val="17"/>
               </w:rPr>
-              <w:t>59.64  (-13.2%)</w:t>
+              <w:t>53.48  (-10.7%)</w:t>
             </w:r>
           </w:p>
         </w:tc>
@@ -10277,7 +10434,7 @@
                 <w:color w:val="1C3A36"/>
                 <w:sz w:val="17"/>
               </w:rPr>
-              <w:t>73.71  (+7.3%)</w:t>
+              <w:t>67.29  (+12.3%)</w:t>
             </w:r>
           </w:p>
         </w:tc>
@@ -11882,7 +12039,7 @@
                 <w:color w:val="1C3A36"/>
                 <w:sz w:val="18"/>
               </w:rPr>
-              <w:t>61.75</w:t>
+              <w:t>55.06</w:t>
             </w:r>
           </w:p>
         </w:tc>
@@ -11900,7 +12057,7 @@
                 <w:color w:val="1C3A36"/>
                 <w:sz w:val="18"/>
               </w:rPr>
-              <w:t>68.71</w:t>
+              <w:t>59.90</w:t>
             </w:r>
           </w:p>
         </w:tc>
@@ -11918,7 +12075,7 @@
                 <w:color w:val="1C3A36"/>
                 <w:sz w:val="18"/>
               </w:rPr>
-              <w:t>75.97</w:t>
+              <w:t>69.02</w:t>
             </w:r>
           </w:p>
         </w:tc>
@@ -11954,7 +12111,7 @@
                 <w:color w:val="1C3A36"/>
                 <w:sz w:val="18"/>
               </w:rPr>
-              <w:t>+16.4%</w:t>
+              <w:t>+1.5%</w:t>
             </w:r>
           </w:p>
         </w:tc>
@@ -11991,7 +12148,7 @@
                 <w:color w:val="1C3A36"/>
                 <w:sz w:val="18"/>
               </w:rPr>
-              <w:t>44.07</w:t>
+              <w:t>44.24</w:t>
             </w:r>
           </w:p>
         </w:tc>
@@ -12009,7 +12166,7 @@
                 <w:color w:val="1C3A36"/>
                 <w:sz w:val="18"/>
               </w:rPr>
-              <w:t>48.96</w:t>
+              <w:t>49.15</w:t>
             </w:r>
           </w:p>
         </w:tc>
@@ -12027,7 +12184,7 @@
                 <w:color w:val="1C3A36"/>
                 <w:sz w:val="18"/>
               </w:rPr>
-              <w:t>53.86</w:t>
+              <w:t>54.07</w:t>
             </w:r>
           </w:p>
         </w:tc>
@@ -12063,7 +12220,7 @@
                 <w:color w:val="1C3A36"/>
                 <w:sz w:val="18"/>
               </w:rPr>
-              <w:t>-17.0%</w:t>
+              <w:t>-16.7%</w:t>
             </w:r>
           </w:p>
         </w:tc>
@@ -12100,7 +12257,7 @@
                 <w:color w:val="1C3A36"/>
                 <w:sz w:val="18"/>
               </w:rPr>
-              <w:t>47.66</w:t>
+              <w:t>47.83</w:t>
             </w:r>
           </w:p>
         </w:tc>
@@ -12118,7 +12275,7 @@
                 <w:color w:val="1C3A36"/>
                 <w:sz w:val="18"/>
               </w:rPr>
-              <w:t>52.95</w:t>
+              <w:t>53.14</w:t>
             </w:r>
           </w:p>
         </w:tc>
@@ -12136,7 +12293,7 @@
                 <w:color w:val="1C3A36"/>
                 <w:sz w:val="18"/>
               </w:rPr>
-              <w:t>58.25</w:t>
+              <w:t>58.45</w:t>
             </w:r>
           </w:p>
         </w:tc>
@@ -12172,7 +12329,7 @@
                 <w:color w:val="1C3A36"/>
                 <w:sz w:val="18"/>
               </w:rPr>
-              <w:t>-10.3%</w:t>
+              <w:t>-9.9%</w:t>
             </w:r>
           </w:p>
         </w:tc>
@@ -12209,7 +12366,7 @@
                 <w:color w:val="1C3A36"/>
                 <w:sz w:val="18"/>
               </w:rPr>
-              <w:t>61.99</w:t>
+              <w:t>62.16</w:t>
             </w:r>
           </w:p>
         </w:tc>
@@ -12227,7 +12384,7 @@
                 <w:color w:val="1C3A36"/>
                 <w:sz w:val="18"/>
               </w:rPr>
-              <w:t>68.88</w:t>
+              <w:t>69.07</w:t>
             </w:r>
           </w:p>
         </w:tc>
@@ -12245,7 +12402,7 @@
                 <w:color w:val="1C3A36"/>
                 <w:sz w:val="18"/>
               </w:rPr>
-              <w:t>75.77</w:t>
+              <w:t>75.97</w:t>
             </w:r>
           </w:p>
         </w:tc>
@@ -12281,7 +12438,7 @@
                 <w:color w:val="1C3A36"/>
                 <w:sz w:val="18"/>
               </w:rPr>
-              <w:t>+16.7%</w:t>
+              <w:t>+17.1%</w:t>
             </w:r>
           </w:p>
         </w:tc>
@@ -12322,7 +12479,7 @@
                 <w:color w:val="1C3A36"/>
                 <w:sz w:val="18"/>
               </w:rPr>
-              <w:t>55.13</w:t>
+              <w:t>51.87</w:t>
             </w:r>
           </w:p>
         </w:tc>
@@ -12342,7 +12499,7 @@
                 <w:color w:val="1C3A36"/>
                 <w:sz w:val="18"/>
               </w:rPr>
-              <w:t>61.30</w:t>
+              <w:t>57.00</w:t>
             </w:r>
           </w:p>
         </w:tc>
@@ -12362,7 +12519,7 @@
                 <w:color w:val="1C3A36"/>
                 <w:sz w:val="18"/>
               </w:rPr>
-              <w:t>67.63</w:t>
+              <w:t>64.26</w:t>
             </w:r>
           </w:p>
         </w:tc>
@@ -12402,7 +12559,7 @@
                 <w:color w:val="1C3A36"/>
                 <w:sz w:val="18"/>
               </w:rPr>
-              <w:t>+3.9%</w:t>
+              <w:t>-3.4%</w:t>
             </w:r>
           </w:p>
         </w:tc>
@@ -12438,7 +12595,7 @@
           <w:color w:val="1C3A36"/>
           <w:sz w:val="21"/>
         </w:rPr>
-        <w:t>The four lenses do not agree, and the pattern of their disagreement is the most useful thing in this study. Two of them sit ABOVE the market price — Asset / replacement cost and DCF (cash flow), at EGP 68.88 and EGP 68.71 — and two sit below: Relative multiples and Normalised earnings, at EGP 48.96 and EGP 52.95. The split is not assets against earnings. It runs between what the plant can be expected to EARN or COST from here, which both land above the market, and what the market is currently willing to PAY for a pound of Egyptian cement earnings, which is what the two multiple-based lenses measure and which lands below. A cement peer group trading at 6.2 times earnings in a country whose policy rate has a two in front of it is not obviously mispricing anything; it is discounting the same restart programme this study discounts, only harder and sooner.</w:t>
+        <w:t>The four lenses do not agree, and the pattern of their disagreement is the most useful thing in this study. Two of them sit ABOVE the market price — Asset / replacement cost and DCF (cash flow), at EGP 69.07 and EGP 59.90 — and two sit below: Relative multiples and Normalised earnings, at EGP 49.15 and EGP 53.14. The split is not assets against earnings. It runs between what the plant can be expected to EARN or COST from here, which both land above the market, and what the market is currently willing to PAY for a pound of Egyptian cement earnings, which is what the two multiple-based lenses measure and which lands below. A cement peer group trading at 6.2 times earnings in a country whose policy rate has a two in front of it is not obviously mispricing anything; it is discounting the same restart programme this study discounts, only harder and sooner.</w:t>
       </w:r>
     </w:p>
     <w:p>
@@ -12452,7 +12609,7 @@
           <w:color w:val="1C3A36"/>
           <w:sz w:val="21"/>
         </w:rPr>
-        <w:t>The weighting resolves that in favour of earnings, at 50%/20%/22%/8%, and gives a central EGP 61.30 against EGP 59.00 — +3.9%. A reader who believes replacement cost is a floor rather than a ceiling would weight the asset lens far more and reach the opposite conclusion. The case against doing so is the 12.6Mt restart programme, and it is a testable one.</w:t>
+        <w:t>The weighting resolves that in favour of earnings, at 50%/20%/22%/8%, and gives a central EGP 57.00 against EGP 59.00 — -3.4%. A reader who believes replacement cost is a floor rather than a ceiling would weight the asset lens far more and reach the opposite conclusion. The case against doing so is the 12.6Mt restart programme, and it is a testable one.</w:t>
       </w:r>
     </w:p>
     <w:p>
@@ -12466,7 +12623,7 @@
           <w:color w:val="1C3A36"/>
           <w:sz w:val="21"/>
         </w:rPr>
-        <w:t>Against the technical picture, the two readings are in tension. The share is above its entire moving-average stack on a rising 200-day and 98% of the way to a 52-week high, while the two multiple-based lenses put fair value below the current price and the two forward-looking ones put it above. Momentum sits with the cash-flow case here rather than against it, and the disagreement that remains is between that case and the multiple the market is prepared to pay. This study takes no view on which resolves first.</w:t>
+        <w:t>Against the technical picture, the two readings are in tension. The share is above its entire moving-average stack on a rising 200-day and 98% of of its 52-week intraday high — 98% OF that high, and 94% of the way UP the range, which are different statistics and the earlier edition ran them together — while the two multiple-based lenses put fair value below the current price and the two forward-looking ones put it above. Momentum sits with the cash-flow case here rather than against it, and the disagreement that remains is between that case and the multiple the market is prepared to pay. This study takes no view on which resolves first.</w:t>
       </w:r>
     </w:p>
     <w:p>
@@ -12522,7 +12679,7 @@
           <w:color w:val="1C3A36"/>
           <w:sz w:val="21"/>
         </w:rPr>
-        <w:t>The model assumes a domestic price of EGP 3,780 a tonne in FY2026 and growth below cost inflation thereafter. Two consecutive quarters of realised prices above EGP 4,200 would break that assumption upward; a return toward EGP 3,000 would break it down.</w:t>
+        <w:t>The model assumes a domestic price of EGP 3,150 a tonne in FY2026 and growth below cost inflation thereafter. Two consecutive quarters of realised prices above EGP 4,200 would break that assumption upward; a return toward EGP 3,000 would break it down.</w:t>
       </w:r>
     </w:p>
     <w:p>
@@ -13101,14 +13258,14 @@
           <w:color w:val="1C3A36"/>
           <w:sz w:val="21"/>
         </w:rPr>
-        <w:t xml:space="preserve">The forecast price path was corrected after the accounts were read, and that changed the answer. </w:t>
+        <w:t xml:space="preserve">The model was rebuilt bottom up, and the answer moved a long way. </w:t>
       </w:r>
       <w:r>
         <w:rPr>
           <w:color w:val="1C3A36"/>
           <w:sz w:val="21"/>
         </w:rPr>
-        <w:t>Reading the statements fixed every historical figure but left the forecast price path where it had been set: local prices growing 3.0% in FY2026 against 11.5% cost inflation. The record contradicts it — in FY2024 and FY2025 alike, revenue outran total cash cost, and Q1-2026 was still widening its margin. The path now runs 8.0% then 9.0% and easing, below cost inflation in every year but not by the margin previously assumed. It moves the central fair value from EGP 44.89 to EGP 61.30 and the terminal share of enterprise value from 45.5% to 59.4%. A reader comparing this against the earlier edition should know the change is one driver, deliberately made, and not a re-cut of the whole model.</w:t>
+        <w:t>Four reviewers tested the previous edition. Between them they showed that its volume came from an assumed price rather than from the plant, that its FY2025 validation was an identity that could not fail, that its terminal capital was measured in valuation-date pounds against a terminal-year cash flow, that its terminal cost of debt sat 250 basis points below its own terminal risk-free rate, that its terminal risk-free rate used the central bank's near-dated inflation target rather than its medium-term one, that its discount factors applied each year's rate one period late, that its beta was levered twice, and that ten rows of its income statement were labelled one row above their contents. All of that is corrected here. The central fair value moves from EGP 61.30 to EGP 57.00, and the conclusion moves from a premium over the market to a small discount.</w:t>
       </w:r>
     </w:p>
     <w:p>
@@ -13122,14 +13279,14 @@
           <w:color w:val="1C3A36"/>
           <w:sz w:val="21"/>
         </w:rPr>
-        <w:t xml:space="preserve">Only two numbers in the operating build are not disclosed. </w:t>
+        <w:t xml:space="preserve">Volume is now physical, and it is the largest open question in the study. </w:t>
       </w:r>
       <w:r>
         <w:rPr>
           <w:color w:val="1C3A36"/>
           <w:sz w:val="21"/>
         </w:rPr>
-        <w:t>The local realised price of EGP 3,500 a tonne and the export price of USD 62.0 a tonne are external estimates; every other input to the FY2025 build is audited. They matter because volume is derived from them — a 10% error in price is a 10% error in volume, in the opposite direction, and the two largely offset in revenue but not in cost per tonne. The check on them is the utilisation that falls out: 69.7% against a national 85.5%.</w:t>
+        <w:t>The build runs on kiln utilisation, the clinker factor and two export shares, and the three realised prices are derived from the audited revenue note. That makes the prices testable, and they do not fully pass: export clinker derives to USD 30.3 a tonne against a trade-press range of USD 44-48. Either the physical assumptions are too generous or realisations run below the published indices. The company discloses despatch volumes in its investor material, which would settle it; that material could not be reached from here, and the audited statements are image-only scans that carry no volume table.</w:t>
       </w:r>
     </w:p>
     <w:p>
@@ -13150,7 +13307,7 @@
           <w:color w:val="1C3A36"/>
           <w:sz w:val="21"/>
         </w:rPr>
-        <w:t>The blended 7.54% sits above the 5.03% that FY2025 interest over average debt gives and the 3.73% the first quarter of 2026 annualises to, because the book re-based mid-year and interest on assets still under construction is capitalised. Adopting the contracted euro rate also means the euro debt is not compensated for pound depreciation beyond the currency path assumed here; the pound-equivalent alternative is 13.00% and is worth -0.3%.</w:t>
+        <w:t>The blended 7.89% sits above the 5.03% that FY2025 interest over average debt gives and the 3.73% the first quarter of 2026 annualises to, because the book re-based mid-year and interest on assets still under construction is capitalised. Adopting the contracted euro rate also means the euro debt is not compensated for pound depreciation beyond the currency path assumed here; the pound-equivalent alternative is 13.36% and is worth +3.2%.</w:t>
       </w:r>
     </w:p>
     <w:p>
@@ -13192,7 +13349,7 @@
           <w:color w:val="1C3A36"/>
           <w:sz w:val="21"/>
         </w:rPr>
-        <w:t>Return on capital is 60.6% on the audited book and 14.5% on replacement cost. The terminal block uses replacement cost, which leaves the plant roughly breaking even on new tonnes — 13.81% against a hurdle of 13.61%, so four points of terminal growth are worth 0.5% of value and the answer does not rest on the rate. On the book basis growth would be close to free and the valuation materially higher. The case for replacement cost is that the book carries a 2010-vintage plant at a tenth of what one would cost to build today, but a reader is entitled to disagree.</w:t>
+        <w:t>Return on capital is 60.6% on the audited book and 9.2% on replacement cost. The terminal block uses replacement cost, which leaves the plant roughly breaking even on new tonnes — 8.79% against a hurdle of 12.69%, so four points of terminal growth are worth -21.2% of value and the answer does not rest on the rate. On the book basis growth would be close to free and the valuation materially higher. The case for replacement cost is that the book carries a 2010-vintage plant at a tenth of what one would cost to build today, but a reader is entitled to disagree.</w:t>
       </w:r>
     </w:p>
     <w:p>
@@ -13344,7 +13501,7 @@
                 <w:color w:val="1C3A36"/>
                 <w:sz w:val="17"/>
               </w:rPr>
-              <w:t>428</w:t>
+              <w:t>499</w:t>
             </w:r>
           </w:p>
         </w:tc>
@@ -13363,7 +13520,7 @@
                 <w:color w:val="1C3A36"/>
                 <w:sz w:val="17"/>
               </w:rPr>
-              <w:t>1,178</w:t>
+              <w:t>1,249</w:t>
             </w:r>
           </w:p>
         </w:tc>
@@ -13382,7 +13539,7 @@
                 <w:color w:val="1C3A36"/>
                 <w:sz w:val="17"/>
               </w:rPr>
-              <w:t>1,928</w:t>
+              <w:t>1,999</w:t>
             </w:r>
           </w:p>
         </w:tc>
@@ -13401,7 +13558,7 @@
                 <w:color w:val="1C3A36"/>
                 <w:sz w:val="17"/>
               </w:rPr>
-              <w:t>2,678</w:t>
+              <w:t>2,749</w:t>
             </w:r>
           </w:p>
         </w:tc>
@@ -13420,7 +13577,7 @@
                 <w:color w:val="1C3A36"/>
                 <w:sz w:val="17"/>
               </w:rPr>
-              <w:t>3,428</w:t>
+              <w:t>3,499</w:t>
             </w:r>
           </w:p>
         </w:tc>
@@ -13457,7 +13614,7 @@
                 <w:color w:val="1C3A36"/>
                 <w:sz w:val="17"/>
               </w:rPr>
-              <w:t>64.70</w:t>
+              <w:t>57.92</w:t>
             </w:r>
           </w:p>
         </w:tc>
@@ -13475,7 +13632,7 @@
                 <w:color w:val="1C3A36"/>
                 <w:sz w:val="17"/>
               </w:rPr>
-              <w:t>66.70</w:t>
+              <w:t>59.93</w:t>
             </w:r>
           </w:p>
         </w:tc>
@@ -13493,7 +13650,7 @@
                 <w:color w:val="1C3A36"/>
                 <w:sz w:val="17"/>
               </w:rPr>
-              <w:t>68.71</w:t>
+              <w:t>61.93</w:t>
             </w:r>
           </w:p>
         </w:tc>
@@ -13511,7 +13668,7 @@
                 <w:color w:val="1C3A36"/>
                 <w:sz w:val="17"/>
               </w:rPr>
-              <w:t>70.71</w:t>
+              <w:t>63.93</w:t>
             </w:r>
           </w:p>
         </w:tc>
@@ -13529,7 +13686,7 @@
                 <w:color w:val="1C3A36"/>
                 <w:sz w:val="17"/>
               </w:rPr>
-              <w:t>72.71</w:t>
+              <w:t>65.93</w:t>
             </w:r>
           </w:p>
         </w:tc>
@@ -13732,7 +13889,7 @@
                 <w:color w:val="1C3A36"/>
                 <w:sz w:val="17"/>
               </w:rPr>
-              <w:t>57.30</w:t>
+              <w:t>49.80</w:t>
             </w:r>
           </w:p>
         </w:tc>
@@ -13750,7 +13907,7 @@
                 <w:color w:val="1C3A36"/>
                 <w:sz w:val="17"/>
               </w:rPr>
-              <w:t>63.00</w:t>
+              <w:t>55.86</w:t>
             </w:r>
           </w:p>
         </w:tc>
@@ -13768,7 +13925,7 @@
                 <w:color w:val="1C3A36"/>
                 <w:sz w:val="17"/>
               </w:rPr>
-              <w:t>68.71</w:t>
+              <w:t>61.93</w:t>
             </w:r>
           </w:p>
         </w:tc>
@@ -13786,7 +13943,7 @@
                 <w:color w:val="1C3A36"/>
                 <w:sz w:val="17"/>
               </w:rPr>
-              <w:t>74.41</w:t>
+              <w:t>67.99</w:t>
             </w:r>
           </w:p>
         </w:tc>
@@ -13804,7 +13961,7 @@
                 <w:color w:val="1C3A36"/>
                 <w:sz w:val="17"/>
               </w:rPr>
-              <w:t>80.11</w:t>
+              <w:t>74.05</w:t>
             </w:r>
           </w:p>
         </w:tc>
@@ -14154,7 +14311,7 @@
                 <w:color w:val="1C3A36"/>
                 <w:sz w:val="16"/>
               </w:rPr>
-              <w:t>13,776</w:t>
+              <w:t>13,254</w:t>
             </w:r>
           </w:p>
         </w:tc>
@@ -14172,7 +14329,7 @@
                 <w:color w:val="1C3A36"/>
                 <w:sz w:val="16"/>
               </w:rPr>
-              <w:t>15,217</w:t>
+              <w:t>14,407</w:t>
             </w:r>
           </w:p>
         </w:tc>
@@ -14190,7 +14347,7 @@
                 <w:color w:val="1C3A36"/>
                 <w:sz w:val="16"/>
               </w:rPr>
-              <w:t>16,606</w:t>
+              <w:t>15,626</w:t>
             </w:r>
           </w:p>
         </w:tc>
@@ -14208,7 +14365,7 @@
                 <w:color w:val="1C3A36"/>
                 <w:sz w:val="16"/>
               </w:rPr>
-              <w:t>17,883</w:t>
+              <w:t>16,735</w:t>
             </w:r>
           </w:p>
         </w:tc>
@@ -14226,7 +14383,7 @@
                 <w:color w:val="1C3A36"/>
                 <w:sz w:val="16"/>
               </w:rPr>
-              <w:t>19,116</w:t>
+              <w:t>17,844</w:t>
             </w:r>
           </w:p>
         </w:tc>
@@ -14643,7 +14800,7 @@
                 <w:color w:val="1C3A36"/>
                 <w:sz w:val="16"/>
               </w:rPr>
-              <w:t>4,700</w:t>
+              <w:t>4,559</w:t>
             </w:r>
           </w:p>
         </w:tc>
@@ -14661,7 +14818,7 @@
                 <w:color w:val="1C3A36"/>
                 <w:sz w:val="16"/>
               </w:rPr>
-              <w:t>5,056</w:t>
+              <w:t>4,872</w:t>
             </w:r>
           </w:p>
         </w:tc>
@@ -14679,7 +14836,7 @@
                 <w:color w:val="1C3A36"/>
                 <w:sz w:val="16"/>
               </w:rPr>
-              <w:t>5,370</w:t>
+              <w:t>5,224</w:t>
             </w:r>
           </w:p>
         </w:tc>
@@ -14697,7 +14854,7 @@
                 <w:color w:val="1C3A36"/>
                 <w:sz w:val="16"/>
               </w:rPr>
-              <w:t>5,634</w:t>
+              <w:t>5,500</w:t>
             </w:r>
           </w:p>
         </w:tc>
@@ -14715,7 +14872,7 @@
                 <w:color w:val="1C3A36"/>
                 <w:sz w:val="16"/>
               </w:rPr>
-              <w:t>5,929</w:t>
+              <w:t>5,824</w:t>
             </w:r>
           </w:p>
         </w:tc>
@@ -14806,7 +14963,7 @@
                 <w:color w:val="1C3A36"/>
                 <w:sz w:val="16"/>
               </w:rPr>
-              <w:t>344</w:t>
+              <w:t>331</w:t>
             </w:r>
           </w:p>
         </w:tc>
@@ -14824,7 +14981,7 @@
                 <w:color w:val="1C3A36"/>
                 <w:sz w:val="16"/>
               </w:rPr>
-              <w:t>411</w:t>
+              <w:t>389</w:t>
             </w:r>
           </w:p>
         </w:tc>
@@ -14842,7 +14999,7 @@
                 <w:color w:val="1C3A36"/>
                 <w:sz w:val="16"/>
               </w:rPr>
-              <w:t>482</w:t>
+              <w:t>453</w:t>
             </w:r>
           </w:p>
         </w:tc>
@@ -14860,7 +15017,7 @@
                 <w:color w:val="1C3A36"/>
                 <w:sz w:val="16"/>
               </w:rPr>
-              <w:t>554</w:t>
+              <w:t>519</w:t>
             </w:r>
           </w:p>
         </w:tc>
@@ -14878,7 +15035,7 @@
                 <w:color w:val="1C3A36"/>
                 <w:sz w:val="16"/>
               </w:rPr>
-              <w:t>631</w:t>
+              <w:t>589</w:t>
             </w:r>
           </w:p>
         </w:tc>
@@ -14969,7 +15126,7 @@
                 <w:color w:val="1C3A36"/>
                 <w:sz w:val="16"/>
               </w:rPr>
-              <w:t>5,044</w:t>
+              <w:t>4,890</w:t>
             </w:r>
           </w:p>
         </w:tc>
@@ -14987,7 +15144,7 @@
                 <w:color w:val="1C3A36"/>
                 <w:sz w:val="16"/>
               </w:rPr>
-              <w:t>5,466</w:t>
+              <w:t>5,261</w:t>
             </w:r>
           </w:p>
         </w:tc>
@@ -15005,7 +15162,7 @@
                 <w:color w:val="1C3A36"/>
                 <w:sz w:val="16"/>
               </w:rPr>
-              <w:t>5,852</w:t>
+              <w:t>5,677</w:t>
             </w:r>
           </w:p>
         </w:tc>
@@ -15023,7 +15180,7 @@
                 <w:color w:val="1C3A36"/>
                 <w:sz w:val="16"/>
               </w:rPr>
-              <w:t>6,189</w:t>
+              <w:t>6,019</w:t>
             </w:r>
           </w:p>
         </w:tc>
@@ -15041,7 +15198,7 @@
                 <w:color w:val="1C3A36"/>
                 <w:sz w:val="16"/>
               </w:rPr>
-              <w:t>6,559</w:t>
+              <w:t>6,413</w:t>
             </w:r>
           </w:p>
         </w:tc>
@@ -15132,7 +15289,7 @@
                 <w:color w:val="1C3A36"/>
                 <w:sz w:val="16"/>
               </w:rPr>
-              <w:t>36.6%</w:t>
+              <w:t>36.9%</w:t>
             </w:r>
           </w:p>
         </w:tc>
@@ -15150,61 +15307,61 @@
                 <w:color w:val="1C3A36"/>
                 <w:sz w:val="16"/>
               </w:rPr>
+              <w:t>36.5%</w:t>
+            </w:r>
+          </w:p>
+        </w:tc>
+        <w:tc>
+          <w:tcPr>
+            <w:tcW w:type="dxa" w:w="1037"/>
+          </w:tcPr>
+          <w:p>
+            <w:pPr>
+              <w:spacing w:after="20"/>
+              <w:jc w:val="right"/>
+            </w:pPr>
+            <w:r>
+              <w:rPr>
+                <w:color w:val="1C3A36"/>
+                <w:sz w:val="16"/>
+              </w:rPr>
+              <w:t>36.3%</w:t>
+            </w:r>
+          </w:p>
+        </w:tc>
+        <w:tc>
+          <w:tcPr>
+            <w:tcW w:type="dxa" w:w="1037"/>
+          </w:tcPr>
+          <w:p>
+            <w:pPr>
+              <w:spacing w:after="20"/>
+              <w:jc w:val="right"/>
+            </w:pPr>
+            <w:r>
+              <w:rPr>
+                <w:color w:val="1C3A36"/>
+                <w:sz w:val="16"/>
+              </w:rPr>
+              <w:t>36.0%</w:t>
+            </w:r>
+          </w:p>
+        </w:tc>
+        <w:tc>
+          <w:tcPr>
+            <w:tcW w:type="dxa" w:w="1037"/>
+          </w:tcPr>
+          <w:p>
+            <w:pPr>
+              <w:spacing w:after="20"/>
+              <w:jc w:val="right"/>
+            </w:pPr>
+            <w:r>
+              <w:rPr>
+                <w:color w:val="1C3A36"/>
+                <w:sz w:val="16"/>
+              </w:rPr>
               <w:t>35.9%</w:t>
-            </w:r>
-          </w:p>
-        </w:tc>
-        <w:tc>
-          <w:tcPr>
-            <w:tcW w:type="dxa" w:w="1037"/>
-          </w:tcPr>
-          <w:p>
-            <w:pPr>
-              <w:spacing w:after="20"/>
-              <w:jc w:val="right"/>
-            </w:pPr>
-            <w:r>
-              <w:rPr>
-                <w:color w:val="1C3A36"/>
-                <w:sz w:val="16"/>
-              </w:rPr>
-              <w:t>35.2%</w:t>
-            </w:r>
-          </w:p>
-        </w:tc>
-        <w:tc>
-          <w:tcPr>
-            <w:tcW w:type="dxa" w:w="1037"/>
-          </w:tcPr>
-          <w:p>
-            <w:pPr>
-              <w:spacing w:after="20"/>
-              <w:jc w:val="right"/>
-            </w:pPr>
-            <w:r>
-              <w:rPr>
-                <w:color w:val="1C3A36"/>
-                <w:sz w:val="16"/>
-              </w:rPr>
-              <w:t>34.6%</w:t>
-            </w:r>
-          </w:p>
-        </w:tc>
-        <w:tc>
-          <w:tcPr>
-            <w:tcW w:type="dxa" w:w="1037"/>
-          </w:tcPr>
-          <w:p>
-            <w:pPr>
-              <w:spacing w:after="20"/>
-              <w:jc w:val="right"/>
-            </w:pPr>
-            <w:r>
-              <w:rPr>
-                <w:color w:val="1C3A36"/>
-                <w:sz w:val="16"/>
-              </w:rPr>
-              <w:t>34.3%</w:t>
             </w:r>
           </w:p>
         </w:tc>
@@ -15295,7 +15452,7 @@
                 <w:color w:val="1C3A36"/>
                 <w:sz w:val="16"/>
               </w:rPr>
-              <w:t>131</w:t>
+              <w:t>127</w:t>
             </w:r>
           </w:p>
         </w:tc>
@@ -15313,7 +15470,7 @@
                 <w:color w:val="1C3A36"/>
                 <w:sz w:val="16"/>
               </w:rPr>
-              <w:t>209</w:t>
+              <w:t>205</w:t>
             </w:r>
           </w:p>
         </w:tc>
@@ -15331,7 +15488,7 @@
                 <w:color w:val="1C3A36"/>
                 <w:sz w:val="16"/>
               </w:rPr>
-              <w:t>304</w:t>
+              <w:t>294</w:t>
             </w:r>
           </w:p>
         </w:tc>
@@ -15349,7 +15506,7 @@
                 <w:color w:val="1C3A36"/>
                 <w:sz w:val="16"/>
               </w:rPr>
-              <w:t>404</w:t>
+              <w:t>388</w:t>
             </w:r>
           </w:p>
         </w:tc>
@@ -15367,7 +15524,7 @@
                 <w:color w:val="1C3A36"/>
                 <w:sz w:val="16"/>
               </w:rPr>
-              <w:t>525</w:t>
+              <w:t>502</w:t>
             </w:r>
           </w:p>
         </w:tc>
@@ -15458,7 +15615,7 @@
                 <w:color w:val="1C3A36"/>
                 <w:sz w:val="16"/>
               </w:rPr>
-              <w:t>4,831</w:t>
+              <w:t>4,686</w:t>
             </w:r>
           </w:p>
         </w:tc>
@@ -15476,7 +15633,7 @@
                 <w:color w:val="1C3A36"/>
                 <w:sz w:val="16"/>
               </w:rPr>
-              <w:t>5,265</w:t>
+              <w:t>5,078</w:t>
             </w:r>
           </w:p>
         </w:tc>
@@ -15494,7 +15651,7 @@
                 <w:color w:val="1C3A36"/>
                 <w:sz w:val="16"/>
               </w:rPr>
-              <w:t>5,674</w:t>
+              <w:t>5,517</w:t>
             </w:r>
           </w:p>
         </w:tc>
@@ -15512,7 +15669,7 @@
                 <w:color w:val="1C3A36"/>
                 <w:sz w:val="16"/>
               </w:rPr>
-              <w:t>6,039</w:t>
+              <w:t>5,888</w:t>
             </w:r>
           </w:p>
         </w:tc>
@@ -15530,7 +15687,7 @@
                 <w:color w:val="1C3A36"/>
                 <w:sz w:val="16"/>
               </w:rPr>
-              <w:t>6,454</w:t>
+              <w:t>6,326</w:t>
             </w:r>
           </w:p>
         </w:tc>
@@ -15621,7 +15778,7 @@
                 <w:color w:val="1C3A36"/>
                 <w:sz w:val="16"/>
               </w:rPr>
-              <w:t>(1,151)</w:t>
+              <w:t>(1,116)</w:t>
             </w:r>
           </w:p>
         </w:tc>
@@ -15639,7 +15796,7 @@
                 <w:color w:val="1C3A36"/>
                 <w:sz w:val="16"/>
               </w:rPr>
-              <w:t>(1,254)</w:t>
+              <w:t>(1,209)</w:t>
             </w:r>
           </w:p>
         </w:tc>
@@ -15657,7 +15814,7 @@
                 <w:color w:val="1C3A36"/>
                 <w:sz w:val="16"/>
               </w:rPr>
-              <w:t>(1,352)</w:t>
+              <w:t>(1,314)</w:t>
             </w:r>
           </w:p>
         </w:tc>
@@ -15675,7 +15832,7 @@
                 <w:color w:val="1C3A36"/>
                 <w:sz w:val="16"/>
               </w:rPr>
-              <w:t>(1,438)</w:t>
+              <w:t>(1,402)</w:t>
             </w:r>
           </w:p>
         </w:tc>
@@ -15693,7 +15850,7 @@
                 <w:color w:val="1C3A36"/>
                 <w:sz w:val="16"/>
               </w:rPr>
-              <w:t>(1,537)</w:t>
+              <w:t>(1,507)</w:t>
             </w:r>
           </w:p>
         </w:tc>
@@ -15794,7 +15951,7 @@
                 <w:color w:val="1C3A36"/>
                 <w:sz w:val="16"/>
               </w:rPr>
-              <w:t>3,680</w:t>
+              <w:t>3,570</w:t>
             </w:r>
           </w:p>
         </w:tc>
@@ -15814,7 +15971,7 @@
                 <w:color w:val="1C3A36"/>
                 <w:sz w:val="16"/>
               </w:rPr>
-              <w:t>4,011</w:t>
+              <w:t>3,868</w:t>
             </w:r>
           </w:p>
         </w:tc>
@@ -15834,7 +15991,7 @@
                 <w:color w:val="1C3A36"/>
                 <w:sz w:val="16"/>
               </w:rPr>
-              <w:t>4,322</w:t>
+              <w:t>4,203</w:t>
             </w:r>
           </w:p>
         </w:tc>
@@ -15854,7 +16011,7 @@
                 <w:color w:val="1C3A36"/>
                 <w:sz w:val="16"/>
               </w:rPr>
-              <w:t>4,600</w:t>
+              <w:t>4,485</w:t>
             </w:r>
           </w:p>
         </w:tc>
@@ -15874,7 +16031,7 @@
                 <w:color w:val="1C3A36"/>
                 <w:sz w:val="16"/>
               </w:rPr>
-              <w:t>4,916</w:t>
+              <w:t>4,819</w:t>
             </w:r>
           </w:p>
         </w:tc>
@@ -15965,7 +16122,7 @@
                 <w:color w:val="1C3A36"/>
                 <w:sz w:val="16"/>
               </w:rPr>
-              <w:t>9.82</w:t>
+              <w:t>9.52</w:t>
             </w:r>
           </w:p>
         </w:tc>
@@ -15983,7 +16140,7 @@
                 <w:color w:val="1C3A36"/>
                 <w:sz w:val="16"/>
               </w:rPr>
-              <w:t>10.70</w:t>
+              <w:t>10.32</w:t>
             </w:r>
           </w:p>
         </w:tc>
@@ -16001,7 +16158,7 @@
                 <w:color w:val="1C3A36"/>
                 <w:sz w:val="16"/>
               </w:rPr>
-              <w:t>11.53</w:t>
+              <w:t>11.21</w:t>
             </w:r>
           </w:p>
         </w:tc>
@@ -16019,7 +16176,7 @@
                 <w:color w:val="1C3A36"/>
                 <w:sz w:val="16"/>
               </w:rPr>
-              <w:t>12.27</w:t>
+              <w:t>11.97</w:t>
             </w:r>
           </w:p>
         </w:tc>
@@ -16037,7 +16194,7 @@
                 <w:color w:val="1C3A36"/>
                 <w:sz w:val="16"/>
               </w:rPr>
-              <w:t>13.12</w:t>
+              <w:t>12.86</w:t>
             </w:r>
           </w:p>
         </w:tc>
@@ -16378,7 +16535,7 @@
                 <w:color w:val="1C3A36"/>
                 <w:sz w:val="16"/>
               </w:rPr>
-              <w:t>8,415</w:t>
+              <w:t>8,366</w:t>
             </w:r>
           </w:p>
         </w:tc>
@@ -16398,7 +16555,7 @@
                 <w:color w:val="1C3A36"/>
                 <w:sz w:val="16"/>
               </w:rPr>
-              <w:t>10,196</w:t>
+              <w:t>10,083</w:t>
             </w:r>
           </w:p>
         </w:tc>
@@ -16418,7 +16575,7 @@
                 <w:color w:val="1C3A36"/>
                 <w:sz w:val="16"/>
               </w:rPr>
-              <w:t>12,115</w:t>
+              <w:t>11,950</w:t>
             </w:r>
           </w:p>
         </w:tc>
@@ -16438,7 +16595,7 @@
                 <w:color w:val="1C3A36"/>
                 <w:sz w:val="16"/>
               </w:rPr>
-              <w:t>14,158</w:t>
+              <w:t>13,941</w:t>
             </w:r>
           </w:p>
         </w:tc>
@@ -16458,7 +16615,7 @@
                 <w:color w:val="1C3A36"/>
                 <w:sz w:val="16"/>
               </w:rPr>
-              <w:t>16,341</w:t>
+              <w:t>16,081</w:t>
             </w:r>
           </w:p>
         </w:tc>
@@ -16567,7 +16724,7 @@
                 <w:color w:val="1C3A36"/>
                 <w:sz w:val="16"/>
               </w:rPr>
-              <w:t>3,221</w:t>
+              <w:t>3,171</w:t>
             </w:r>
           </w:p>
         </w:tc>
@@ -16585,7 +16742,7 @@
                 <w:color w:val="1C3A36"/>
                 <w:sz w:val="16"/>
               </w:rPr>
-              <w:t>4,339</w:t>
+              <w:t>4,228</w:t>
             </w:r>
           </w:p>
         </w:tc>
@@ -16603,7 +16760,7 @@
                 <w:color w:val="1C3A36"/>
                 <w:sz w:val="16"/>
               </w:rPr>
-              <w:t>5,611</w:t>
+              <w:t>5,433</w:t>
             </w:r>
           </w:p>
         </w:tc>
@@ -16621,7 +16778,7 @@
                 <w:color w:val="1C3A36"/>
                 <w:sz w:val="16"/>
               </w:rPr>
-              <w:t>7,047</w:t>
+              <w:t>6,799</w:t>
             </w:r>
           </w:p>
         </w:tc>
@@ -16893,7 +17050,7 @@
                 <w:color w:val="1C3A36"/>
                 <w:sz w:val="16"/>
               </w:rPr>
-              <w:t>-2,086</w:t>
+              <w:t>-2,036</w:t>
             </w:r>
           </w:p>
         </w:tc>
@@ -16911,7 +17068,7 @@
                 <w:color w:val="1C3A36"/>
                 <w:sz w:val="16"/>
               </w:rPr>
-              <w:t>-3,204</w:t>
+              <w:t>-3,093</w:t>
             </w:r>
           </w:p>
         </w:tc>
@@ -16929,7 +17086,7 @@
                 <w:color w:val="1C3A36"/>
                 <w:sz w:val="16"/>
               </w:rPr>
-              <w:t>-4,476</w:t>
+              <w:t>-4,298</w:t>
             </w:r>
           </w:p>
         </w:tc>
@@ -16947,7 +17104,7 @@
                 <w:color w:val="1C3A36"/>
                 <w:sz w:val="16"/>
               </w:rPr>
-              <w:t>-5,912</w:t>
+              <w:t>-5,664</w:t>
             </w:r>
           </w:p>
         </w:tc>
@@ -17038,7 +17195,7 @@
                 <w:color w:val="1C3A36"/>
                 <w:sz w:val="16"/>
               </w:rPr>
-              <w:t>4,275</w:t>
+              <w:t>4,226</w:t>
             </w:r>
           </w:p>
         </w:tc>
@@ -17056,7 +17213,7 @@
                 <w:color w:val="1C3A36"/>
                 <w:sz w:val="16"/>
               </w:rPr>
-              <w:t>6,056</w:t>
+              <w:t>5,943</w:t>
             </w:r>
           </w:p>
         </w:tc>
@@ -17074,7 +17231,7 @@
                 <w:color w:val="1C3A36"/>
                 <w:sz w:val="16"/>
               </w:rPr>
-              <w:t>7,975</w:t>
+              <w:t>7,809</w:t>
             </w:r>
           </w:p>
         </w:tc>
@@ -17092,7 +17249,7 @@
                 <w:color w:val="1C3A36"/>
                 <w:sz w:val="16"/>
               </w:rPr>
-              <w:t>10,017</w:t>
+              <w:t>9,801</w:t>
             </w:r>
           </w:p>
         </w:tc>
@@ -17110,7 +17267,7 @@
                 <w:color w:val="1C3A36"/>
                 <w:sz w:val="16"/>
               </w:rPr>
-              <w:t>12,200</w:t>
+              <w:t>11,941</w:t>
             </w:r>
           </w:p>
         </w:tc>
@@ -17201,7 +17358,7 @@
                 <w:color w:val="1C3A36"/>
                 <w:sz w:val="16"/>
               </w:rPr>
-              <w:t>11.40</w:t>
+              <w:t>11.27</w:t>
             </w:r>
           </w:p>
         </w:tc>
@@ -17219,7 +17376,7 @@
                 <w:color w:val="1C3A36"/>
                 <w:sz w:val="16"/>
               </w:rPr>
-              <w:t>16.15</w:t>
+              <w:t>15.85</w:t>
             </w:r>
           </w:p>
         </w:tc>
@@ -17237,7 +17394,7 @@
                 <w:color w:val="1C3A36"/>
                 <w:sz w:val="16"/>
               </w:rPr>
-              <w:t>21.27</w:t>
+              <w:t>20.83</w:t>
             </w:r>
           </w:p>
         </w:tc>
@@ -17255,7 +17412,7 @@
                 <w:color w:val="1C3A36"/>
                 <w:sz w:val="16"/>
               </w:rPr>
-              <w:t>26.72</w:t>
+              <w:t>26.14</w:t>
             </w:r>
           </w:p>
         </w:tc>
@@ -17273,7 +17430,7 @@
                 <w:color w:val="1C3A36"/>
                 <w:sz w:val="16"/>
               </w:rPr>
-              <w:t>32.55</w:t>
+              <w:t>31.85</w:t>
             </w:r>
           </w:p>
         </w:tc>
@@ -17364,7 +17521,7 @@
                 <w:color w:val="1C3A36"/>
                 <w:sz w:val="16"/>
               </w:rPr>
-              <w:t>86.1%</w:t>
+              <w:t>84.5%</w:t>
             </w:r>
           </w:p>
         </w:tc>
@@ -17382,7 +17539,7 @@
                 <w:color w:val="1C3A36"/>
                 <w:sz w:val="16"/>
               </w:rPr>
-              <w:t>66.2%</w:t>
+              <w:t>65.1%</w:t>
             </w:r>
           </w:p>
         </w:tc>
@@ -17400,7 +17557,7 @@
                 <w:color w:val="1C3A36"/>
                 <w:sz w:val="16"/>
               </w:rPr>
-              <w:t>54.2%</w:t>
+              <w:t>53.8%</w:t>
             </w:r>
           </w:p>
         </w:tc>
@@ -17418,7 +17575,7 @@
                 <w:color w:val="1C3A36"/>
                 <w:sz w:val="16"/>
               </w:rPr>
-              <w:t>45.9%</w:t>
+              <w:t>45.8%</w:t>
             </w:r>
           </w:p>
         </w:tc>
@@ -17436,7 +17593,7 @@
                 <w:color w:val="1C3A36"/>
                 <w:sz w:val="16"/>
               </w:rPr>
-              <w:t>40.3%</w:t>
+              <w:t>40.4%</w:t>
             </w:r>
           </w:p>
         </w:tc>
@@ -17653,7 +17810,7 @@
                 <w:color w:val="1C3A36"/>
                 <w:sz w:val="17"/>
               </w:rPr>
-              <w:t>3,680</w:t>
+              <w:t>3,570</w:t>
             </w:r>
           </w:p>
         </w:tc>
@@ -17671,7 +17828,7 @@
                 <w:color w:val="1C3A36"/>
                 <w:sz w:val="17"/>
               </w:rPr>
-              <w:t>4,011</w:t>
+              <w:t>3,868</w:t>
             </w:r>
           </w:p>
         </w:tc>
@@ -17689,7 +17846,7 @@
                 <w:color w:val="1C3A36"/>
                 <w:sz w:val="17"/>
               </w:rPr>
-              <w:t>4,322</w:t>
+              <w:t>4,203</w:t>
             </w:r>
           </w:p>
         </w:tc>
@@ -17707,7 +17864,7 @@
                 <w:color w:val="1C3A36"/>
                 <w:sz w:val="17"/>
               </w:rPr>
-              <w:t>4,600</w:t>
+              <w:t>4,485</w:t>
             </w:r>
           </w:p>
         </w:tc>
@@ -17725,7 +17882,7 @@
                 <w:color w:val="1C3A36"/>
                 <w:sz w:val="17"/>
               </w:rPr>
-              <w:t>4,916</w:t>
+              <w:t>4,819</w:t>
             </w:r>
           </w:p>
         </w:tc>
@@ -17762,7 +17919,7 @@
                 <w:color w:val="1C3A36"/>
                 <w:sz w:val="17"/>
               </w:rPr>
-              <w:t>344</w:t>
+              <w:t>331</w:t>
             </w:r>
           </w:p>
         </w:tc>
@@ -17780,7 +17937,7 @@
                 <w:color w:val="1C3A36"/>
                 <w:sz w:val="17"/>
               </w:rPr>
-              <w:t>411</w:t>
+              <w:t>389</w:t>
             </w:r>
           </w:p>
         </w:tc>
@@ -17798,7 +17955,7 @@
                 <w:color w:val="1C3A36"/>
                 <w:sz w:val="17"/>
               </w:rPr>
-              <w:t>482</w:t>
+              <w:t>453</w:t>
             </w:r>
           </w:p>
         </w:tc>
@@ -17816,7 +17973,7 @@
                 <w:color w:val="1C3A36"/>
                 <w:sz w:val="17"/>
               </w:rPr>
-              <w:t>554</w:t>
+              <w:t>519</w:t>
             </w:r>
           </w:p>
         </w:tc>
@@ -17834,7 +17991,7 @@
                 <w:color w:val="1C3A36"/>
                 <w:sz w:val="17"/>
               </w:rPr>
-              <w:t>631</w:t>
+              <w:t>589</w:t>
             </w:r>
           </w:p>
         </w:tc>
@@ -17871,7 +18028,7 @@
                 <w:color w:val="1C3A36"/>
                 <w:sz w:val="17"/>
               </w:rPr>
-              <w:t>-159</w:t>
+              <w:t>-97</w:t>
             </w:r>
           </w:p>
         </w:tc>
@@ -17889,7 +18046,7 @@
                 <w:color w:val="1C3A36"/>
                 <w:sz w:val="17"/>
               </w:rPr>
-              <w:t>-173</w:t>
+              <w:t>-138</w:t>
             </w:r>
           </w:p>
         </w:tc>
@@ -17907,7 +18064,7 @@
                 <w:color w:val="1C3A36"/>
                 <w:sz w:val="17"/>
               </w:rPr>
-              <w:t>-167</w:t>
+              <w:t>-146</w:t>
             </w:r>
           </w:p>
         </w:tc>
@@ -17925,7 +18082,7 @@
                 <w:color w:val="1C3A36"/>
                 <w:sz w:val="17"/>
               </w:rPr>
-              <w:t>-153</w:t>
+              <w:t>-133</w:t>
             </w:r>
           </w:p>
         </w:tc>
@@ -17943,7 +18100,7 @@
                 <w:color w:val="1C3A36"/>
                 <w:sz w:val="17"/>
               </w:rPr>
-              <w:t>-148</w:t>
+              <w:t>-133</w:t>
             </w:r>
           </w:p>
         </w:tc>
@@ -18089,7 +18246,7 @@
                 <w:color w:val="1C3A36"/>
                 <w:sz w:val="17"/>
               </w:rPr>
-              <w:t>-2,046</w:t>
+              <w:t>-1,985</w:t>
             </w:r>
           </w:p>
         </w:tc>
@@ -18107,7 +18264,7 @@
                 <w:color w:val="1C3A36"/>
                 <w:sz w:val="17"/>
               </w:rPr>
-              <w:t>-2,230</w:t>
+              <w:t>-2,151</w:t>
             </w:r>
           </w:p>
         </w:tc>
@@ -18125,7 +18282,7 @@
                 <w:color w:val="1C3A36"/>
                 <w:sz w:val="17"/>
               </w:rPr>
-              <w:t>-2,403</w:t>
+              <w:t>-2,337</w:t>
             </w:r>
           </w:p>
         </w:tc>
@@ -18143,7 +18300,7 @@
                 <w:color w:val="1C3A36"/>
                 <w:sz w:val="17"/>
               </w:rPr>
-              <w:t>-2,558</w:t>
+              <w:t>-2,494</w:t>
             </w:r>
           </w:p>
         </w:tc>
@@ -18161,7 +18318,7 @@
                 <w:color w:val="1C3A36"/>
                 <w:sz w:val="17"/>
               </w:rPr>
-              <w:t>-2,734</w:t>
+              <w:t>-2,679</w:t>
             </w:r>
           </w:p>
         </w:tc>
@@ -18222,7 +18379,7 @@
                 <w:color w:val="1C3A36"/>
                 <w:sz w:val="17"/>
               </w:rPr>
-              <w:t>3,221</w:t>
+              <w:t>3,171</w:t>
             </w:r>
           </w:p>
         </w:tc>
@@ -18242,7 +18399,7 @@
                 <w:color w:val="1C3A36"/>
                 <w:sz w:val="17"/>
               </w:rPr>
-              <w:t>4,339</w:t>
+              <w:t>4,228</w:t>
             </w:r>
           </w:p>
         </w:tc>
@@ -18262,7 +18419,7 @@
                 <w:color w:val="1C3A36"/>
                 <w:sz w:val="17"/>
               </w:rPr>
-              <w:t>5,611</w:t>
+              <w:t>5,433</w:t>
             </w:r>
           </w:p>
         </w:tc>
@@ -18282,7 +18439,7 @@
                 <w:color w:val="1C3A36"/>
                 <w:sz w:val="17"/>
               </w:rPr>
-              <w:t>7,047</w:t>
+              <w:t>6,799</w:t>
             </w:r>
           </w:p>
         </w:tc>
@@ -18319,7 +18476,7 @@
                 <w:color w:val="1C3A36"/>
                 <w:sz w:val="17"/>
               </w:rPr>
-              <w:t>1,148</w:t>
+              <w:t>1,124</w:t>
             </w:r>
           </w:p>
         </w:tc>
@@ -18337,7 +18494,7 @@
                 <w:color w:val="1C3A36"/>
                 <w:sz w:val="17"/>
               </w:rPr>
-              <w:t>3,027</w:t>
+              <w:t>2,900</w:t>
             </w:r>
           </w:p>
         </w:tc>
@@ -18355,7 +18512,7 @@
                 <w:color w:val="1C3A36"/>
                 <w:sz w:val="17"/>
               </w:rPr>
-              <w:t>3,290</w:t>
+              <w:t>3,170</w:t>
             </w:r>
           </w:p>
         </w:tc>
@@ -18373,7 +18530,7 @@
                 <w:color w:val="1C3A36"/>
                 <w:sz w:val="17"/>
               </w:rPr>
-              <w:t>3,521</w:t>
+              <w:t>3,404</w:t>
             </w:r>
           </w:p>
         </w:tc>
@@ -18391,7 +18548,7 @@
                 <w:color w:val="1C3A36"/>
                 <w:sz w:val="17"/>
               </w:rPr>
-              <w:t>3,769</w:t>
+              <w:t>3,663</w:t>
             </w:r>
           </w:p>
         </w:tc>
@@ -18992,7 +19149,7 @@
           <w:color w:val="1C3A36"/>
           <w:sz w:val="21"/>
         </w:rPr>
-        <w:t>Egypt carries about 76Mt of nameplate capacity against roughly 54Mt of domestic consumption and 65Mt of production — a utilisation rate near 86%. Exports of about 18.5Mt absorb part of the difference. The abolition of the production quota in May 2025 removed the mechanism that had been supporting price into that surplus, and the 12.6Mt restart programme would add to it.</w:t>
+        <w:t>Egypt carries about 76Mt of nameplate capacity against roughly 54Mt of domestic consumption and 65Mt of production — a utilisation rate near 86%. Production less consumption is 11Mt; the 18.5Mt figure usually quoted is cement AND clinker together, and the earlier edition set the two against each other as though they reconciled. The abolition of the production quota in May 2025 removed the mechanism that had been supporting price into that surplus, and the 12.6Mt restart programme would add to it.</w:t>
       </w:r>
     </w:p>
     <w:p>
@@ -19076,7 +19233,7 @@
           <w:color w:val="1C3A36"/>
           <w:sz w:val="21"/>
         </w:rPr>
-        <w:t>The EU carbon border mechanism raises the landed cost of exports into Europe. This producer is better placed than most Egyptian peers, but better placed is not unaffected.</w:t>
+        <w:t>The EU carbon border mechanism raises the landed cost of exports into Europe. At a clinker factor of 0.733 — a PRODUCTION ratio, not the ratio of two nameplate capacities the earlier edition mistook for one — this producer is better placed than most Egyptian peers, but better placed is not unaffected. It also ships 27.2% of its tonnes as raw clinker, which carries the highest embedded carbon of anything it sells.</w:t>
       </w:r>
     </w:p>
     <w:p>
@@ -19221,7 +19378,7 @@
           <w:color w:val="1C3A36"/>
           <w:sz w:val="21"/>
         </w:rPr>
-        <w:t>EGP 58.81 to EGP 78.94, central EGP 68.88 (+16.7% against the market price of EGP 59.00).</w:t>
+        <w:t>EGP 59.00 to EGP 79.13, central EGP 69.07 (+17.1% against the market price of EGP 59.00).</w:t>
       </w:r>
     </w:p>
     <w:p>
@@ -19295,7 +19452,7 @@
           <w:color w:val="1C3A36"/>
           <w:sz w:val="21"/>
         </w:rPr>
-        <w:t>EGP 46.12 to EGP 59.78, central EGP 52.95 (-10.3% against the market price of EGP 59.00).</w:t>
+        <w:t>EGP 46.31 to EGP 59.97, central EGP 53.14 (-9.9% against the market price of EGP 59.00).</w:t>
       </w:r>
     </w:p>
     <w:p>
@@ -19369,7 +19526,7 @@
           <w:color w:val="1C3A36"/>
           <w:sz w:val="21"/>
         </w:rPr>
-        <w:t>EGP 50.52 to EGP 65.64, central EGP 57.00 (-3.4% against the market price of EGP 59.00).</w:t>
+        <w:t>EGP 49.14 to EGP 63.74, central EGP 55.39 (-6.1% against the market price of EGP 59.00).</w:t>
       </w:r>
     </w:p>
     <w:p>
@@ -19383,7 +19540,7 @@
           <w:color w:val="1C3A36"/>
           <w:sz w:val="21"/>
         </w:rPr>
-        <w:t>Ignores the terminal value and asks what the cash stream is worth to someone who has to be paid in cash. Average free cash flow to the firm across FY2027-FY2030 is EGP 3402mn; required at a 17.5% cash return that is a business worth EGP 19440mn before net cash of EGP 1928mn is added back. This is not hypothetical: the company declared EGP 2002mn for FY2025 on EGP 3600mn of attributable profit, a 56% payout, and the audited cash flow shows EGP 1702mn actually paid out during 2025.</w:t>
+        <w:t>Ignores the terminal value and asks what the cash stream is worth to someone who has to be paid in cash. Average free cash flow to the firm across FY2027-FY2030 is EGP 3284mn; required at a 17.5% cash return that is a business worth EGP 18767mn before net cash of EGP 1999mn is added back. This is not hypothetical: the company declared EGP 2002mn for FY2025 on EGP 3600mn of attributable profit, a 56% payout, and the audited cash flow shows EGP 1702mn actually paid out during 2025.</w:t>
       </w:r>
     </w:p>
     <w:p>
@@ -19406,7 +19563,7 @@
           <w:color w:val="1C3A36"/>
           <w:sz w:val="21"/>
         </w:rPr>
-        <w:t>A required cash return above 20% takes this valuation to EGP 50.52. So would maintenance capital spending materially above the USD 4.00 per tonne assumed here — the audited FY2024 and FY2025 capex of EGP 912mn and EGP 796mn is the number to watch, and both years carried the alternative-fuel and silo programmes on top of maintenance.</w:t>
+        <w:t>A required cash return above 20% takes this valuation to EGP 49.14. So would maintenance capital spending materially above the USD 4.00 per tonne assumed here — the audited FY2024 and FY2025 capex of EGP 912mn and EGP 796mn is the number to watch, and both years carried the alternative-fuel and silo programmes on top of maintenance.</w:t>
       </w:r>
     </w:p>
     <w:tbl>
@@ -19566,7 +19723,7 @@
                 <w:color w:val="1C3A36"/>
                 <w:sz w:val="18"/>
               </w:rPr>
-              <w:t>58.81</w:t>
+              <w:t>59.00</w:t>
             </w:r>
           </w:p>
         </w:tc>
@@ -19584,7 +19741,7 @@
                 <w:color w:val="1C3A36"/>
                 <w:sz w:val="18"/>
               </w:rPr>
-              <w:t>68.88</w:t>
+              <w:t>69.07</w:t>
             </w:r>
           </w:p>
         </w:tc>
@@ -19602,7 +19759,7 @@
                 <w:color w:val="1C3A36"/>
                 <w:sz w:val="18"/>
               </w:rPr>
-              <w:t>78.94</w:t>
+              <w:t>79.13</w:t>
             </w:r>
           </w:p>
         </w:tc>
@@ -19620,7 +19777,7 @@
                 <w:color w:val="1C3A36"/>
                 <w:sz w:val="18"/>
               </w:rPr>
-              <w:t>+16.7%</w:t>
+              <w:t>+17.1%</w:t>
             </w:r>
           </w:p>
         </w:tc>
@@ -19657,7 +19814,7 @@
                 <w:color w:val="1C3A36"/>
                 <w:sz w:val="18"/>
               </w:rPr>
-              <w:t>46.12</w:t>
+              <w:t>46.31</w:t>
             </w:r>
           </w:p>
         </w:tc>
@@ -19675,7 +19832,7 @@
                 <w:color w:val="1C3A36"/>
                 <w:sz w:val="18"/>
               </w:rPr>
-              <w:t>52.95</w:t>
+              <w:t>53.14</w:t>
             </w:r>
           </w:p>
         </w:tc>
@@ -19693,7 +19850,7 @@
                 <w:color w:val="1C3A36"/>
                 <w:sz w:val="18"/>
               </w:rPr>
-              <w:t>59.78</w:t>
+              <w:t>59.97</w:t>
             </w:r>
           </w:p>
         </w:tc>
@@ -19711,7 +19868,7 @@
                 <w:color w:val="1C3A36"/>
                 <w:sz w:val="18"/>
               </w:rPr>
-              <w:t>-10.3%</w:t>
+              <w:t>-9.9%</w:t>
             </w:r>
           </w:p>
         </w:tc>
@@ -19748,7 +19905,7 @@
                 <w:color w:val="1C3A36"/>
                 <w:sz w:val="18"/>
               </w:rPr>
-              <w:t>50.52</w:t>
+              <w:t>49.14</w:t>
             </w:r>
           </w:p>
         </w:tc>
@@ -19766,7 +19923,7 @@
                 <w:color w:val="1C3A36"/>
                 <w:sz w:val="18"/>
               </w:rPr>
-              <w:t>57.00</w:t>
+              <w:t>55.39</w:t>
             </w:r>
           </w:p>
         </w:tc>
@@ -19784,7 +19941,7 @@
                 <w:color w:val="1C3A36"/>
                 <w:sz w:val="18"/>
               </w:rPr>
-              <w:t>65.64</w:t>
+              <w:t>63.74</w:t>
             </w:r>
           </w:p>
         </w:tc>
@@ -19802,7 +19959,7 @@
                 <w:color w:val="1C3A36"/>
                 <w:sz w:val="18"/>
               </w:rPr>
-              <w:t>-3.4%</w:t>
+              <w:t>-6.1%</w:t>
             </w:r>
           </w:p>
         </w:tc>
@@ -19863,7 +20020,7 @@
                 <w:color w:val="1C3A36"/>
                 <w:sz w:val="18"/>
               </w:rPr>
-              <w:t>57.00</w:t>
+              <w:t>55.39</w:t>
             </w:r>
           </w:p>
         </w:tc>
@@ -19903,7 +20060,7 @@
                 <w:color w:val="1C3A36"/>
                 <w:sz w:val="18"/>
               </w:rPr>
-              <w:t>-3.4%</w:t>
+              <w:t>-6.1%</w:t>
             </w:r>
           </w:p>
         </w:tc>

--- a/engine/arcc_study/ARCC_Valuation_Study_06-08-2026_public.docx
+++ b/engine/arcc_study/ARCC_Valuation_Study_06-08-2026_public.docx
@@ -174,7 +174,7 @@
                 <w:color w:val="1C3A36"/>
                 <w:sz w:val="19"/>
               </w:rPr>
-              <w:t>Four lenses put the shares between EGP 49.15 and EGP 69.07, weighting to a central EGP 57.00 against a market price of EGP 59.00 — -3.4%.</w:t>
+              <w:t>Four lenses put the shares between EGP 48.96 and EGP 68.87, weighting to a central EGP 54.65 against a market price of EGP 59.00 — -7.4%.</w:t>
             </w:r>
           </w:p>
         </w:tc>
@@ -357,7 +357,7 @@
                 <w:color w:val="1C3A36"/>
                 <w:sz w:val="18"/>
               </w:rPr>
-              <w:t>59.90</w:t>
+              <w:t>55.40</w:t>
             </w:r>
           </w:p>
         </w:tc>
@@ -393,7 +393,7 @@
                 <w:color w:val="1C3A36"/>
                 <w:sz w:val="18"/>
               </w:rPr>
-              <w:t>+1.5%</w:t>
+              <w:t>-6.1%</w:t>
             </w:r>
           </w:p>
         </w:tc>
@@ -411,7 +411,7 @@
                 <w:color w:val="1C3A36"/>
                 <w:sz w:val="18"/>
               </w:rPr>
-              <w:t>53.0%</w:t>
+              <w:t>51.8%</w:t>
             </w:r>
           </w:p>
         </w:tc>
@@ -448,7 +448,7 @@
                 <w:color w:val="1C3A36"/>
                 <w:sz w:val="18"/>
               </w:rPr>
-              <w:t>49.15</w:t>
+              <w:t>48.96</w:t>
             </w:r>
           </w:p>
         </w:tc>
@@ -484,7 +484,7 @@
                 <w:color w:val="1C3A36"/>
                 <w:sz w:val="18"/>
               </w:rPr>
-              <w:t>-16.7%</w:t>
+              <w:t>-17.0%</w:t>
             </w:r>
           </w:p>
         </w:tc>
@@ -539,7 +539,7 @@
                 <w:color w:val="1C3A36"/>
                 <w:sz w:val="18"/>
               </w:rPr>
-              <w:t>53.14</w:t>
+              <w:t>52.95</w:t>
             </w:r>
           </w:p>
         </w:tc>
@@ -575,7 +575,7 @@
                 <w:color w:val="1C3A36"/>
                 <w:sz w:val="18"/>
               </w:rPr>
-              <w:t>-9.9%</w:t>
+              <w:t>-10.3%</w:t>
             </w:r>
           </w:p>
         </w:tc>
@@ -630,7 +630,7 @@
                 <w:color w:val="1C3A36"/>
                 <w:sz w:val="18"/>
               </w:rPr>
-              <w:t>69.07</w:t>
+              <w:t>68.87</w:t>
             </w:r>
           </w:p>
         </w:tc>
@@ -666,7 +666,7 @@
                 <w:color w:val="1C3A36"/>
                 <w:sz w:val="18"/>
               </w:rPr>
-              <w:t>+17.1%</w:t>
+              <w:t>+16.7%</w:t>
             </w:r>
           </w:p>
         </w:tc>
@@ -725,7 +725,7 @@
                 <w:color w:val="1C3A36"/>
                 <w:sz w:val="18"/>
               </w:rPr>
-              <w:t>57.00</w:t>
+              <w:t>54.65</w:t>
             </w:r>
           </w:p>
         </w:tc>
@@ -765,7 +765,7 @@
                 <w:color w:val="1C3A36"/>
                 <w:sz w:val="18"/>
               </w:rPr>
-              <w:t>-3.4%</w:t>
+              <w:t>-7.4%</w:t>
             </w:r>
           </w:p>
         </w:tc>
@@ -822,7 +822,7 @@
                 <w:color w:val="1C3A36"/>
                 <w:sz w:val="18"/>
               </w:rPr>
-              <w:t>49.15 – 69.07</w:t>
+              <w:t>48.96 – 68.87</w:t>
             </w:r>
           </w:p>
         </w:tc>
@@ -858,7 +858,7 @@
                 <w:color w:val="1C3A36"/>
                 <w:sz w:val="18"/>
               </w:rPr>
-              <w:t>-16.7% to +17.1%</w:t>
+              <w:t>-17.0% to +16.7%</w:t>
             </w:r>
           </w:p>
         </w:tc>
@@ -1951,7 +1951,21 @@
           <w:color w:val="1C3A36"/>
           <w:sz w:val="21"/>
         </w:rPr>
-        <w:t>The operating model starts at the PLANT, and this is the one thing that changed most in this revision. The previous edition assumed a cement price, divided the audited revenue by it to get tonnes, and presented the utilisation that fell out as an independent corroboration. It was neither independent nor a corroboration: it was the same assumption written twice, and the FY2025 check it produced was an accounting identity that reproduces the audited revenue for ANY price, because volume moves by exactly the reciprocal. Here the drivers are physical — kiln utilisation, the clinker factor and the two export shares — and the tonnes, the mill utilisation and all three realised prices come out of them. The prices are therefore outputs that can be held against the market and disagree with it.</w:t>
+        <w:t>The operating model starts at the PLANT, and the tonnes are now DISCLOSED rather than reconstructed. The company publishes sales volumes and production indicators in its FY2025 investor presentation — clinker production, cement production, local sales, cement exports and clinker exports — and this build reproduces every one of them to within 0.02%. Three earlier editions of this study rebuilt those tonnes from an assumed price because that document had not been read, and were 28% low on the total.</w:t>
+      </w:r>
+    </w:p>
+    <w:p>
+      <w:pPr>
+        <w:spacing w:after="120" w:before="0"/>
+      </w:pPr>
+      <w:r>
+        <w:rPr>
+          <w:b w:val="0"/>
+          <w:i w:val="0"/>
+          <w:color w:val="1C3A36"/>
+          <w:sz w:val="21"/>
+        </w:rPr>
+        <w:t>It is worth being plain about what those editions did, because the failure was structural rather than arithmetic. They assumed a cement price, divided the audited revenue by it to get tonnes, and presented the utilisation that fell out as an independent corroboration. It was neither independent nor a corroboration: it was the same assumption written twice, and the FY2025 check it produced was an accounting identity that reproduces the audited revenue for ANY price, because volume moves by exactly the reciprocal. The drivers here are physical — kiln utilisation, the clinker factor and the two export shares — and the tonnes, the mill utilisation and all three realised prices come out of them. The prices are therefore outputs that can be held against the market and disagree with it.</w:t>
       </w:r>
     </w:p>
     <w:p>
@@ -2343,7 +2357,7 @@
                 <w:color w:val="1C3A36"/>
                 <w:sz w:val="18"/>
               </w:rPr>
-              <w:t>Cement exported  (DRIVER)</w:t>
+              <w:t>Plus draw from finished-goods stock</w:t>
             </w:r>
           </w:p>
         </w:tc>
@@ -2361,7 +2375,7 @@
                 <w:color w:val="1C3A36"/>
                 <w:sz w:val="18"/>
               </w:rPr>
-              <w:t>17.7%</w:t>
+              <w:t>0.072Mt</w:t>
             </w:r>
           </w:p>
         </w:tc>
@@ -2380,7 +2394,7 @@
                 <w:color w:val="1C3A36"/>
                 <w:sz w:val="18"/>
               </w:rPr>
-              <w:t>Local cement</w:t>
+              <w:t>Cement sold</w:t>
             </w:r>
           </w:p>
         </w:tc>
@@ -2398,7 +2412,7 @@
                 <w:color w:val="1C3A36"/>
                 <w:sz w:val="18"/>
               </w:rPr>
-              <w:t>2.863Mt</w:t>
+              <w:t>3.553Mt</w:t>
             </w:r>
           </w:p>
         </w:tc>
@@ -2417,7 +2431,7 @@
                 <w:color w:val="1C3A36"/>
                 <w:sz w:val="18"/>
               </w:rPr>
-              <w:t>TOTAL DESPATCHES</w:t>
+              <w:t>Cement exported  (DRIVER)</w:t>
             </w:r>
           </w:p>
         </w:tc>
@@ -2435,7 +2449,7 @@
                 <w:color w:val="1C3A36"/>
                 <w:sz w:val="18"/>
               </w:rPr>
-              <w:t>4.781Mt</w:t>
+              <w:t>17.7%</w:t>
             </w:r>
           </w:p>
         </w:tc>
@@ -2444,6 +2458,80 @@
         <w:tc>
           <w:tcPr>
             <w:tcW w:type="dxa" w:w="5904"/>
+          </w:tcPr>
+          <w:p>
+            <w:pPr>
+              <w:spacing w:after="20"/>
+            </w:pPr>
+            <w:r>
+              <w:rPr>
+                <w:color w:val="1C3A36"/>
+                <w:sz w:val="18"/>
+              </w:rPr>
+              <w:t>Local cement</w:t>
+            </w:r>
+          </w:p>
+        </w:tc>
+        <w:tc>
+          <w:tcPr>
+            <w:tcW w:type="dxa" w:w="2880"/>
+          </w:tcPr>
+          <w:p>
+            <w:pPr>
+              <w:spacing w:after="20"/>
+              <w:jc w:val="right"/>
+            </w:pPr>
+            <w:r>
+              <w:rPr>
+                <w:color w:val="1C3A36"/>
+                <w:sz w:val="18"/>
+              </w:rPr>
+              <w:t>2.923Mt</w:t>
+            </w:r>
+          </w:p>
+        </w:tc>
+      </w:tr>
+      <w:tr>
+        <w:tc>
+          <w:tcPr>
+            <w:tcW w:type="dxa" w:w="5904"/>
+          </w:tcPr>
+          <w:p>
+            <w:pPr>
+              <w:spacing w:after="20"/>
+            </w:pPr>
+            <w:r>
+              <w:rPr>
+                <w:color w:val="1C3A36"/>
+                <w:sz w:val="18"/>
+              </w:rPr>
+              <w:t>TOTAL DESPATCHES</w:t>
+            </w:r>
+          </w:p>
+        </w:tc>
+        <w:tc>
+          <w:tcPr>
+            <w:tcW w:type="dxa" w:w="2880"/>
+          </w:tcPr>
+          <w:p>
+            <w:pPr>
+              <w:spacing w:after="20"/>
+              <w:jc w:val="right"/>
+            </w:pPr>
+            <w:r>
+              <w:rPr>
+                <w:color w:val="1C3A36"/>
+                <w:sz w:val="18"/>
+              </w:rPr>
+              <w:t>4.854Mt</w:t>
+            </w:r>
+          </w:p>
+        </w:tc>
+      </w:tr>
+      <w:tr>
+        <w:tc>
+          <w:tcPr>
+            <w:tcW w:type="dxa" w:w="5904"/>
             <w:shd w:val="clear" w:color="auto" w:fill="F6F1E6"/>
           </w:tcPr>
           <w:p>
@@ -2476,7 +2564,7 @@
                 <w:color w:val="1C3A36"/>
                 <w:sz w:val="18"/>
               </w:rPr>
-              <w:t>EGP 2,916/t</w:t>
+              <w:t>EGP 2,856/t</w:t>
             </w:r>
           </w:p>
         </w:tc>
@@ -2517,7 +2605,7 @@
                 <w:color w:val="1C3A36"/>
                 <w:sz w:val="18"/>
               </w:rPr>
-              <w:t>USD 46.6/t</w:t>
+              <w:t>USD 46.2/t</w:t>
             </w:r>
           </w:p>
         </w:tc>
@@ -2558,7 +2646,7 @@
                 <w:color w:val="1C3A36"/>
                 <w:sz w:val="18"/>
               </w:rPr>
-              <w:t>USD 30.3/t</w:t>
+              <w:t>USD 30.0/t</w:t>
             </w:r>
           </w:p>
         </w:tc>
@@ -2580,7 +2668,7 @@
           <w:color w:val="6E7B77"/>
           <w:sz w:val="17"/>
         </w:rPr>
-        <w:t>Table 2 — The plant in tonnes, and the prices that fall out of it. The four drivers are physical; everything below them is derived. Cement exports of 17.7% of cement made sit inside the 30% statutory cap — the previous edition's single-product build put exports at 31.5% of volume and breached the cap its own text called binding.</w:t>
+        <w:t>Table 2 — The plant in tonnes, and the prices that fall out of it. Every FY2025 physical figure is the company's own disclosure. The four drivers are physical; everything below them is derived. Cement exports of 17.7% of cement made sit inside the 30% statutory cap — the previous edition's single-product build put exports at 31.5% of volume and breached the cap its own text called binding.</w:t>
       </w:r>
     </w:p>
     <w:p>
@@ -2594,7 +2682,7 @@
           <w:color w:val="1C3A36"/>
           <w:sz w:val="21"/>
         </w:rPr>
-        <w:t>The three derived prices are the test, and it is a test this study does not pass cleanly. Local cement at EGP 2,916 a tonne is credible against Egyptian ex-works commentary. Export cement at USD 46.6 and export clinker at USD 30.3 sit roughly a third BELOW the USD 44-48 the trade press quotes for Egyptian clinker free on board. Either the physical volumes behind this build are too high, or realisations run well under the published indices. The gap is published rather than tuned away, and it is the reason the volume base carries its own sensitivity rather than being presented as settled.</w:t>
+        <w:t>The three derived prices are the test, and it is a test this study does not pass cleanly. Local cement at EGP 2,856 a tonne is credible against Egyptian ex-works commentary. Export cement at USD 46.2 and export clinker at USD 30.0 sit roughly a third BELOW the USD 44-48 the trade press quotes for Egyptian clinker free on board. Either the physical volumes behind this build are too high, or realisations run well under the published indices. The gap is published rather than tuned away, and it is the reason the volume base carries its own sensitivity rather than being presented as settled.</w:t>
       </w:r>
     </w:p>
     <w:p>
@@ -2608,7 +2696,7 @@
           <w:color w:val="1C3A36"/>
           <w:sz w:val="21"/>
         </w:rPr>
-        <w:t>The cost stack is the printed one. Cost of sales of EGP 7,389mn splits into materials and fuel of EGP 5,698mn — the note confirms this is the cost of inventories charged to cost of sales, so it carries fuel, packing and spares as well as raw meal — transportation of EGP 764mn, overheads of EGP 641mn, and depreciation and amortisation of EGP 285mn. Adding cash administrative expenses, provisions and credit losses gives a total cash cost of EGP 7,484mn, or EGP 1,565 a tonne.</w:t>
+        <w:t>The cost stack is the printed one. Cost of sales of EGP 7,389mn splits into materials and fuel of EGP 5,698mn — the note confirms this is the cost of inventories charged to cost of sales, so it carries fuel, packing and spares as well as raw meal — transportation of EGP 764mn, overheads of EGP 641mn, and depreciation and amortisation of EGP 285mn. Adding cash administrative expenses, provisions and credit losses gives a total cash cost of EGP 7,484mn, or EGP 1,542 a tonne.</w:t>
       </w:r>
     </w:p>
     <w:tbl>
@@ -2840,7 +2928,7 @@
                 <w:color w:val="1C3A36"/>
                 <w:sz w:val="18"/>
               </w:rPr>
-              <w:t>857</w:t>
+              <w:t>844</w:t>
             </w:r>
           </w:p>
         </w:tc>
@@ -2858,7 +2946,7 @@
                 <w:color w:val="1C3A36"/>
                 <w:sz w:val="18"/>
               </w:rPr>
-              <w:t>1,217</w:t>
+              <w:t>1,198</w:t>
             </w:r>
           </w:p>
         </w:tc>
@@ -2913,7 +3001,7 @@
                 <w:color w:val="1C3A36"/>
                 <w:sz w:val="18"/>
               </w:rPr>
-              <w:t>1,145</w:t>
+              <w:t>1,128</w:t>
             </w:r>
           </w:p>
         </w:tc>
@@ -2931,7 +3019,7 @@
                 <w:color w:val="1C3A36"/>
                 <w:sz w:val="18"/>
               </w:rPr>
-              <w:t>1,625</w:t>
+              <w:t>1,601</w:t>
             </w:r>
           </w:p>
         </w:tc>
@@ -2972,7 +3060,7 @@
                 <w:color w:val="1C3A36"/>
                 <w:sz w:val="18"/>
               </w:rPr>
-              <w:t>1,565</w:t>
+              <w:t>1,542</w:t>
             </w:r>
           </w:p>
         </w:tc>
@@ -2992,7 +3080,7 @@
                 <w:color w:val="1C3A36"/>
                 <w:sz w:val="18"/>
               </w:rPr>
-              <w:t>1,723</w:t>
+              <w:t>1,716</w:t>
             </w:r>
           </w:p>
         </w:tc>
@@ -3012,7 +3100,7 @@
                 <w:color w:val="1C3A36"/>
                 <w:sz w:val="18"/>
               </w:rPr>
-              <w:t>2,297</w:t>
+              <w:t>2,288</w:t>
             </w:r>
           </w:p>
         </w:tc>
@@ -3049,7 +3137,7 @@
                 <w:color w:val="1C3A36"/>
                 <w:sz w:val="18"/>
               </w:rPr>
-              <w:t>2,604</w:t>
+              <w:t>2,565</w:t>
             </w:r>
           </w:p>
         </w:tc>
@@ -3067,7 +3155,7 @@
                 <w:color w:val="1C3A36"/>
                 <w:sz w:val="18"/>
               </w:rPr>
-              <w:t>2,757</w:t>
+              <w:t>2,709</w:t>
             </w:r>
           </w:p>
         </w:tc>
@@ -3085,7 +3173,7 @@
                 <w:color w:val="1C3A36"/>
                 <w:sz w:val="18"/>
               </w:rPr>
-              <w:t>3,621</w:t>
+              <w:t>3,555</w:t>
             </w:r>
           </w:p>
         </w:tc>
@@ -3122,7 +3210,7 @@
                 <w:color w:val="1C3A36"/>
                 <w:sz w:val="18"/>
               </w:rPr>
-              <w:t>4.781</w:t>
+              <w:t>4.854</w:t>
             </w:r>
           </w:p>
         </w:tc>
@@ -3158,7 +3246,7 @@
                 <w:color w:val="1C3A36"/>
                 <w:sz w:val="18"/>
               </w:rPr>
-              <w:t>4.928</w:t>
+              <w:t>4.929</w:t>
             </w:r>
           </w:p>
         </w:tc>
@@ -3219,7 +3307,7 @@
                 <w:color w:val="1C3A36"/>
                 <w:sz w:val="18"/>
               </w:rPr>
-              <w:t>4,890</w:t>
+              <w:t>4,692</w:t>
             </w:r>
           </w:p>
         </w:tc>
@@ -3239,7 +3327,7 @@
                 <w:color w:val="1C3A36"/>
                 <w:sz w:val="18"/>
               </w:rPr>
-              <w:t>6,413</w:t>
+              <w:t>6,138</w:t>
             </w:r>
           </w:p>
         </w:tc>
@@ -3300,7 +3388,7 @@
                 <w:color w:val="1C3A36"/>
                 <w:sz w:val="18"/>
               </w:rPr>
-              <w:t>36.9%</w:t>
+              <w:t>36.0%</w:t>
             </w:r>
           </w:p>
         </w:tc>
@@ -3320,7 +3408,7 @@
                 <w:color w:val="1C3A36"/>
                 <w:sz w:val="18"/>
               </w:rPr>
-              <w:t>35.9%</w:t>
+              <w:t>35.0%</w:t>
             </w:r>
           </w:p>
         </w:tc>
@@ -4131,7 +4219,7 @@
           <w:color w:val="1C3A36"/>
           <w:sz w:val="21"/>
         </w:rPr>
-        <w:t>That has a direct consequence for the forecast, and it is treated as one. Capital expenditure is NOT set at book depreciation. It is set at the economic maintenance level of USD 4.00 per tonne of installed capacity — about EGP 1,012mn in FY2026 against a book charge of EGP 331mn. Setting capex equal to book depreciation would flatter free cash flow by construction; the cost of refusing to do so is computed in section 1.9 and is worth +12.3% of the cash-flow lens. The audited FY2024 and FY2025 outturns of EGP 912mn and EGP 796mn — USD 4.1 and USD 3.2 a tonne — bracket the assumption, and both of those years carried growth projects as well as maintenance.</w:t>
+        <w:t>That has a direct consequence for the forecast, and it is treated as one. Capital expenditure is NOT set at book depreciation. It is set at the economic maintenance level of USD 4.00 per tonne of installed capacity — about EGP 1,012mn in FY2026 against a book charge of EGP 326mn. Setting capex equal to book depreciation would flatter free cash flow by construction; the cost of refusing to do so is computed in section 1.9 and is worth +13.1% of the cash-flow lens. The audited FY2024 and FY2025 outturns of EGP 912mn and EGP 796mn — USD 4.1 and USD 3.2 a tonne — bracket the assumption, and both of those years carried growth projects as well as maintenance.</w:t>
       </w:r>
     </w:p>
     <w:p>
@@ -4700,7 +4788,7 @@
           <w:color w:val="1C3A36"/>
           <w:sz w:val="21"/>
         </w:rPr>
-        <w:t>One caution belongs next to that number. Adopting the contracted euro rate means the euro debt is NOT compensated for pound depreciation beyond what this study's own currency path already assumes. Loading the euro legs with 6% annual pound depreciation under interest parity gives a pound-equivalent cost of debt of 13.36% — nearly twice the adopted figure. The alternative is computed as a VALUE and not merely described: it is worth +3.2% of the cash-flow lens, because debt is only 4.9% of the capital structure. A large swing in a small weight is still a small effect, and saying so is not the same as dismissing it.</w:t>
+        <w:t>One caution belongs next to that number. Adopting the contracted euro rate means the euro debt is NOT compensated for pound depreciation beyond what this study's own currency path already assumes. Loading the euro legs with 6% annual pound depreciation under interest parity gives a pound-equivalent cost of debt of 13.36% — nearly twice the adopted figure. The alternative is computed as a VALUE and not merely described: it is worth +3.1% of the cash-flow lens, because debt is only 4.9% of the capital structure. A large swing in a small weight is still a small effect, and saying so is not the same as dismissing it.</w:t>
       </w:r>
     </w:p>
     <w:tbl>
@@ -5855,7 +5943,7 @@
           <w:color w:val="1C3A36"/>
           <w:sz w:val="21"/>
         </w:rPr>
-        <w:t>Two cross-checks are run rather than asserted. The share closes unchanged on 12.2% of sessions against an Egyptian library median of 9.0%, and non-synchronous trading biases a contemporaneous beta downward; the lead-lag sum-beta that corrects for it is 0.919, an uplift of 0.291 with a standard error of 0.243 — i.e. an uplift not statistically distinguishable from zero. And a simple prior would put a cyclical, capital-intensive materials business at 1.0 to 1.5, which is above where this regression lands. There is a real reason for that: the company carries no net financial leverage, and unlevered equity genuinely moves less than levered equity. The regression is adopted, the correction is published as a value, and the difference is worth -10.7% of the cash-flow lens.</w:t>
+        <w:t>Two cross-checks are run rather than asserted. The share closes unchanged on 12.2% of sessions against an Egyptian library median of 9.0%, and non-synchronous trading biases a contemporaneous beta downward; the lead-lag sum-beta that corrects for it is 0.919, an uplift of 0.291 with a standard error of 0.243 — i.e. an uplift not statistically distinguishable from zero. And a simple prior would put a cyclical, capital-intensive materials business at 1.0 to 1.5, which is above where this regression lands. There is a real reason for that: the company carries no net financial leverage, and unlevered equity genuinely moves less than levered equity. The regression is adopted, the correction is published as a value, and the difference is worth -10.5% of the cash-flow lens.</w:t>
       </w:r>
     </w:p>
     <w:tbl>
@@ -6036,7 +6124,7 @@
                 <w:color w:val="1C3A36"/>
                 <w:sz w:val="18"/>
               </w:rPr>
-              <w:t>62.19</w:t>
+              <w:t>57.47</w:t>
             </w:r>
           </w:p>
         </w:tc>
@@ -6054,7 +6142,7 @@
                 <w:color w:val="1C3A36"/>
                 <w:sz w:val="18"/>
               </w:rPr>
-              <w:t>56.34</w:t>
+              <w:t>52.18</w:t>
             </w:r>
           </w:p>
         </w:tc>
@@ -6072,7 +6160,7 @@
                 <w:color w:val="1C3A36"/>
                 <w:sz w:val="18"/>
               </w:rPr>
-              <w:t>51.73</w:t>
+              <w:t>48.00</w:t>
             </w:r>
           </w:p>
         </w:tc>
@@ -6090,7 +6178,7 @@
                 <w:color w:val="1C3A36"/>
                 <w:sz w:val="18"/>
               </w:rPr>
-              <w:t>48.86</w:t>
+              <w:t>45.39</w:t>
             </w:r>
           </w:p>
         </w:tc>
@@ -6108,7 +6196,7 @@
                 <w:color w:val="1C3A36"/>
                 <w:sz w:val="18"/>
               </w:rPr>
-              <w:t>46.38</w:t>
+              <w:t>43.13</w:t>
             </w:r>
           </w:p>
         </w:tc>
@@ -6325,7 +6413,7 @@
                 <w:color w:val="1C3A36"/>
                 <w:sz w:val="17"/>
               </w:rPr>
-              <w:t>13,254</w:t>
+              <w:t>13,025</w:t>
             </w:r>
           </w:p>
         </w:tc>
@@ -6343,7 +6431,7 @@
                 <w:color w:val="1C3A36"/>
                 <w:sz w:val="17"/>
               </w:rPr>
-              <w:t>14,407</w:t>
+              <w:t>14,155</w:t>
             </w:r>
           </w:p>
         </w:tc>
@@ -6361,7 +6449,7 @@
                 <w:color w:val="1C3A36"/>
                 <w:sz w:val="17"/>
               </w:rPr>
-              <w:t>15,626</w:t>
+              <w:t>15,350</w:t>
             </w:r>
           </w:p>
         </w:tc>
@@ -6379,7 +6467,7 @@
                 <w:color w:val="1C3A36"/>
                 <w:sz w:val="17"/>
               </w:rPr>
-              <w:t>16,735</w:t>
+              <w:t>16,437</w:t>
             </w:r>
           </w:p>
         </w:tc>
@@ -6397,7 +6485,7 @@
                 <w:color w:val="1C3A36"/>
                 <w:sz w:val="17"/>
               </w:rPr>
-              <w:t>17,844</w:t>
+              <w:t>17,524</w:t>
             </w:r>
           </w:p>
         </w:tc>
@@ -6434,7 +6522,7 @@
                 <w:color w:val="1C3A36"/>
                 <w:sz w:val="17"/>
               </w:rPr>
-              <w:t>4,890</w:t>
+              <w:t>4,692</w:t>
             </w:r>
           </w:p>
         </w:tc>
@@ -6452,7 +6540,7 @@
                 <w:color w:val="1C3A36"/>
                 <w:sz w:val="17"/>
               </w:rPr>
-              <w:t>5,261</w:t>
+              <w:t>5,044</w:t>
             </w:r>
           </w:p>
         </w:tc>
@@ -6470,7 +6558,7 @@
                 <w:color w:val="1C3A36"/>
                 <w:sz w:val="17"/>
               </w:rPr>
-              <w:t>5,677</w:t>
+              <w:t>5,439</w:t>
             </w:r>
           </w:p>
         </w:tc>
@@ -6488,7 +6576,7 @@
                 <w:color w:val="1C3A36"/>
                 <w:sz w:val="17"/>
               </w:rPr>
-              <w:t>6,019</w:t>
+              <w:t>5,762</w:t>
             </w:r>
           </w:p>
         </w:tc>
@@ -6506,7 +6594,7 @@
                 <w:color w:val="1C3A36"/>
                 <w:sz w:val="17"/>
               </w:rPr>
-              <w:t>6,413</w:t>
+              <w:t>6,138</w:t>
             </w:r>
           </w:p>
         </w:tc>
@@ -6543,7 +6631,7 @@
                 <w:color w:val="1C3A36"/>
                 <w:sz w:val="17"/>
               </w:rPr>
-              <w:t>36.9%</w:t>
+              <w:t>36.0%</w:t>
             </w:r>
           </w:p>
         </w:tc>
@@ -6561,7 +6649,7 @@
                 <w:color w:val="1C3A36"/>
                 <w:sz w:val="17"/>
               </w:rPr>
-              <w:t>36.5%</w:t>
+              <w:t>35.6%</w:t>
             </w:r>
           </w:p>
         </w:tc>
@@ -6579,7 +6667,7 @@
                 <w:color w:val="1C3A36"/>
                 <w:sz w:val="17"/>
               </w:rPr>
-              <w:t>36.3%</w:t>
+              <w:t>35.4%</w:t>
             </w:r>
           </w:p>
         </w:tc>
@@ -6597,7 +6685,7 @@
                 <w:color w:val="1C3A36"/>
                 <w:sz w:val="17"/>
               </w:rPr>
-              <w:t>36.0%</w:t>
+              <w:t>35.1%</w:t>
             </w:r>
           </w:p>
         </w:tc>
@@ -6615,7 +6703,7 @@
                 <w:color w:val="1C3A36"/>
                 <w:sz w:val="17"/>
               </w:rPr>
-              <w:t>35.9%</w:t>
+              <w:t>35.0%</w:t>
             </w:r>
           </w:p>
         </w:tc>
@@ -6652,7 +6740,7 @@
                 <w:color w:val="1C3A36"/>
                 <w:sz w:val="17"/>
               </w:rPr>
-              <w:t>331</w:t>
+              <w:t>326</w:t>
             </w:r>
           </w:p>
         </w:tc>
@@ -6670,7 +6758,7 @@
                 <w:color w:val="1C3A36"/>
                 <w:sz w:val="17"/>
               </w:rPr>
-              <w:t>389</w:t>
+              <w:t>382</w:t>
             </w:r>
           </w:p>
         </w:tc>
@@ -6688,7 +6776,7 @@
                 <w:color w:val="1C3A36"/>
                 <w:sz w:val="17"/>
               </w:rPr>
-              <w:t>453</w:t>
+              <w:t>445</w:t>
             </w:r>
           </w:p>
         </w:tc>
@@ -6706,7 +6794,7 @@
                 <w:color w:val="1C3A36"/>
                 <w:sz w:val="17"/>
               </w:rPr>
-              <w:t>519</w:t>
+              <w:t>510</w:t>
             </w:r>
           </w:p>
         </w:tc>
@@ -6724,7 +6812,7 @@
                 <w:color w:val="1C3A36"/>
                 <w:sz w:val="17"/>
               </w:rPr>
-              <w:t>589</w:t>
+              <w:t>578</w:t>
             </w:r>
           </w:p>
         </w:tc>
@@ -6761,7 +6849,7 @@
                 <w:color w:val="1C3A36"/>
                 <w:sz w:val="17"/>
               </w:rPr>
-              <w:t>4,559</w:t>
+              <w:t>4,367</w:t>
             </w:r>
           </w:p>
         </w:tc>
@@ -6779,7 +6867,7 @@
                 <w:color w:val="1C3A36"/>
                 <w:sz w:val="17"/>
               </w:rPr>
-              <w:t>4,872</w:t>
+              <w:t>4,662</w:t>
             </w:r>
           </w:p>
         </w:tc>
@@ -6797,7 +6885,7 @@
                 <w:color w:val="1C3A36"/>
                 <w:sz w:val="17"/>
               </w:rPr>
-              <w:t>5,224</w:t>
+              <w:t>4,994</w:t>
             </w:r>
           </w:p>
         </w:tc>
@@ -6815,7 +6903,7 @@
                 <w:color w:val="1C3A36"/>
                 <w:sz w:val="17"/>
               </w:rPr>
-              <w:t>5,500</w:t>
+              <w:t>5,253</w:t>
             </w:r>
           </w:p>
         </w:tc>
@@ -6833,7 +6921,7 @@
                 <w:color w:val="1C3A36"/>
                 <w:sz w:val="17"/>
               </w:rPr>
-              <w:t>5,824</w:t>
+              <w:t>5,559</w:t>
             </w:r>
           </w:p>
         </w:tc>
@@ -6979,7 +7067,7 @@
                 <w:color w:val="1C3A36"/>
                 <w:sz w:val="17"/>
               </w:rPr>
-              <w:t>3,473</w:t>
+              <w:t>3,327</w:t>
             </w:r>
           </w:p>
         </w:tc>
@@ -6997,7 +7085,7 @@
                 <w:color w:val="1C3A36"/>
                 <w:sz w:val="17"/>
               </w:rPr>
-              <w:t>3,712</w:t>
+              <w:t>3,552</w:t>
             </w:r>
           </w:p>
         </w:tc>
@@ -7015,7 +7103,7 @@
                 <w:color w:val="1C3A36"/>
                 <w:sz w:val="17"/>
               </w:rPr>
-              <w:t>3,979</w:t>
+              <w:t>3,804</w:t>
             </w:r>
           </w:p>
         </w:tc>
@@ -7033,7 +7121,7 @@
                 <w:color w:val="1C3A36"/>
                 <w:sz w:val="17"/>
               </w:rPr>
-              <w:t>4,190</w:t>
+              <w:t>4,002</w:t>
             </w:r>
           </w:p>
         </w:tc>
@@ -7051,7 +7139,7 @@
                 <w:color w:val="1C3A36"/>
                 <w:sz w:val="17"/>
               </w:rPr>
-              <w:t>4,437</w:t>
+              <w:t>4,235</w:t>
             </w:r>
           </w:p>
         </w:tc>
@@ -7088,7 +7176,7 @@
                 <w:color w:val="1C3A36"/>
                 <w:sz w:val="17"/>
               </w:rPr>
-              <w:t>331</w:t>
+              <w:t>326</w:t>
             </w:r>
           </w:p>
         </w:tc>
@@ -7106,7 +7194,7 @@
                 <w:color w:val="1C3A36"/>
                 <w:sz w:val="17"/>
               </w:rPr>
-              <w:t>389</w:t>
+              <w:t>382</w:t>
             </w:r>
           </w:p>
         </w:tc>
@@ -7124,7 +7212,7 @@
                 <w:color w:val="1C3A36"/>
                 <w:sz w:val="17"/>
               </w:rPr>
-              <w:t>453</w:t>
+              <w:t>445</w:t>
             </w:r>
           </w:p>
         </w:tc>
@@ -7142,7 +7230,7 @@
                 <w:color w:val="1C3A36"/>
                 <w:sz w:val="17"/>
               </w:rPr>
-              <w:t>519</w:t>
+              <w:t>510</w:t>
             </w:r>
           </w:p>
         </w:tc>
@@ -7160,7 +7248,7 @@
                 <w:color w:val="1C3A36"/>
                 <w:sz w:val="17"/>
               </w:rPr>
-              <w:t>589</w:t>
+              <w:t>578</w:t>
             </w:r>
           </w:p>
         </w:tc>
@@ -7306,7 +7394,7 @@
                 <w:color w:val="1C3A36"/>
                 <w:sz w:val="17"/>
               </w:rPr>
-              <w:t>(97)</w:t>
+              <w:t>(69)</w:t>
             </w:r>
           </w:p>
         </w:tc>
@@ -7324,7 +7412,7 @@
                 <w:color w:val="1C3A36"/>
                 <w:sz w:val="17"/>
               </w:rPr>
-              <w:t>(138)</w:t>
+              <w:t>(136)</w:t>
             </w:r>
           </w:p>
         </w:tc>
@@ -7342,7 +7430,7 @@
                 <w:color w:val="1C3A36"/>
                 <w:sz w:val="17"/>
               </w:rPr>
-              <w:t>(146)</w:t>
+              <w:t>(143)</w:t>
             </w:r>
           </w:p>
         </w:tc>
@@ -7360,7 +7448,7 @@
                 <w:color w:val="1C3A36"/>
                 <w:sz w:val="17"/>
               </w:rPr>
-              <w:t>(133)</w:t>
+              <w:t>(130)</w:t>
             </w:r>
           </w:p>
         </w:tc>
@@ -7378,7 +7466,7 @@
                 <w:color w:val="1C3A36"/>
                 <w:sz w:val="17"/>
               </w:rPr>
-              <w:t>(133)</w:t>
+              <w:t>(131)</w:t>
             </w:r>
           </w:p>
         </w:tc>
@@ -7419,7 +7507,7 @@
                 <w:color w:val="1C3A36"/>
                 <w:sz w:val="17"/>
               </w:rPr>
-              <w:t>1,124</w:t>
+              <w:t>1,072</w:t>
             </w:r>
           </w:p>
         </w:tc>
@@ -7439,7 +7527,7 @@
                 <w:color w:val="1C3A36"/>
                 <w:sz w:val="17"/>
               </w:rPr>
-              <w:t>2,900</w:t>
+              <w:t>2,736</w:t>
             </w:r>
           </w:p>
         </w:tc>
@@ -7459,7 +7547,7 @@
                 <w:color w:val="1C3A36"/>
                 <w:sz w:val="17"/>
               </w:rPr>
-              <w:t>3,170</w:t>
+              <w:t>2,990</w:t>
             </w:r>
           </w:p>
         </w:tc>
@@ -7479,7 +7567,7 @@
                 <w:color w:val="1C3A36"/>
                 <w:sz w:val="17"/>
               </w:rPr>
-              <w:t>3,404</w:t>
+              <w:t>3,209</w:t>
             </w:r>
           </w:p>
         </w:tc>
@@ -7499,7 +7587,7 @@
                 <w:color w:val="1C3A36"/>
                 <w:sz w:val="17"/>
               </w:rPr>
-              <w:t>3,663</w:t>
+              <w:t>3,453</w:t>
             </w:r>
           </w:p>
         </w:tc>
@@ -7649,7 +7737,7 @@
                 <w:color w:val="1C3A36"/>
                 <w:sz w:val="17"/>
               </w:rPr>
-              <w:t>1,074</w:t>
+              <w:t>1,024</w:t>
             </w:r>
           </w:p>
         </w:tc>
@@ -7669,7 +7757,7 @@
                 <w:color w:val="1C3A36"/>
                 <w:sz w:val="17"/>
               </w:rPr>
-              <w:t>2,409</w:t>
+              <w:t>2,273</w:t>
             </w:r>
           </w:p>
         </w:tc>
@@ -7689,7 +7777,7 @@
                 <w:color w:val="1C3A36"/>
                 <w:sz w:val="17"/>
               </w:rPr>
-              <w:t>2,209</w:t>
+              <w:t>2,083</w:t>
             </w:r>
           </w:p>
         </w:tc>
@@ -7709,7 +7797,7 @@
                 <w:color w:val="1C3A36"/>
                 <w:sz w:val="17"/>
               </w:rPr>
-              <w:t>2,030</w:t>
+              <w:t>1,914</w:t>
             </w:r>
           </w:p>
         </w:tc>
@@ -7729,7 +7817,7 @@
                 <w:color w:val="1C3A36"/>
                 <w:sz w:val="17"/>
               </w:rPr>
-              <w:t>1,896</w:t>
+              <w:t>1,788</w:t>
             </w:r>
           </w:p>
         </w:tc>
@@ -7779,7 +7867,7 @@
           <w:color w:val="1C3A36"/>
           <w:sz w:val="21"/>
         </w:rPr>
-        <w:t>The margin path is the central judgement in this forecast, and it deserves stating as one number rather than left inside a table. Local prices are assumed to grow 44.9% in total across the five years while pound costs grow 54.4% — a real erosion of about 7%. The EBITDA margin therefore falls from the audited 39.3% to 35.9% by FY2030, still well above the 23.1% of FY2024 and far above the 22.0% of FY2023. The claim is not that the business deteriorates; it is that part of the 2025 step-change gives back as dormant capacity returns and energy reform continues. A reader who thinks the industry passes cost through faster should read the margin sensitivity in section 7: two points of margin is worth about EGP 6.06 a share.</w:t>
+        <w:t>The margin path is the central judgement in this forecast, and it deserves stating as one number rather than left inside a table. Local prices are assumed to grow 44.9% in total across the five years while pound costs grow 54.4% — a real erosion of about 7%. The EBITDA margin therefore falls from the audited 39.3% to 35.0% by FY2030, still well above the 23.1% of FY2024 and far above the 22.0% of FY2023. The claim is not that the business deteriorates; it is that part of the 2025 step-change gives back as dormant capacity returns and energy reform continues. A reader who thinks the industry passes cost through faster should read the margin sensitivity in section 7: two points of margin is worth about EGP 5.95 a share.</w:t>
       </w:r>
     </w:p>
     <w:p>
@@ -7793,7 +7881,21 @@
           <w:color w:val="1C3A36"/>
           <w:sz w:val="21"/>
         </w:rPr>
-        <w:t>That path is set below the cost path in every year, and this revision changed how it is judged rather than only where it sits. The prior edition justified it against headline inflation of 54.4% — but that is the input-price index, not the cost the model actually charges. Netting the alternative-fuel saving off the materials line, the cash cost per tonne the model charges grows 46.7%, so the real erosion is 1.3% rather than the figure previously printed. The comparison is now made against the cost the model charges.</w:t>
+        <w:t>That path is set below the cost path in every year, and this revision changed how it is judged rather than only where it sits. The prior edition justified it against headline inflation of 54.4% — but that is the input-price index, not the cost the model actually charges. Netting the alternative-fuel saving off the materials line, the cash cost per tonne the model charges grows 48.4%, so the real erosion is 2.4% rather than the figure previously printed. The comparison is now made against the cost the model charges.</w:t>
+      </w:r>
+    </w:p>
+    <w:p>
+      <w:pPr>
+        <w:spacing w:after="120" w:before="0"/>
+      </w:pPr>
+      <w:r>
+        <w:rPr>
+          <w:b w:val="0"/>
+          <w:i w:val="0"/>
+          <w:color w:val="1C3A36"/>
+          <w:sz w:val="21"/>
+        </w:rPr>
+        <w:t>The presentation also settles a question three earlier editions argued about without evidence. It reports local revenue and local volume for both years, so the realised local price can be COMPUTED: EGP 1,810 a tonne in FY2024 against EGP 2,909 in FY2025, a rise of 60.7% on volume up only 11.7%. The FY2025 margin step was price, not volume. More useful for a forecast is the exit rate: the fourth quarter of 2025 realised EGP 3,118 a tonne, 7.2% ABOVE the full-year average. Holding that exit flat through 2026 would by itself produce a full-year average 7.2% higher, so the 8.0% carried here is less than a point above a path in which prices stop rising altogether. That is the sense in which this forecast is conservative, and it can now be checked rather than asserted.</w:t>
       </w:r>
     </w:p>
     <w:p>
@@ -7821,7 +7923,7 @@
           <w:color w:val="1C3A36"/>
           <w:sz w:val="21"/>
         </w:rPr>
-        <w:t>One reconciliation belongs here too, because it is the sharpest challenge to the forecast. The first quarter of 2026 — reviewed, not audited, but signed off in May — earned attributable profit of EGP 943mn on revenue of EGP 2,996mn, a gross margin of 42.9% against 40.6% for FY2025 as a whole. Four times that quarter is EGP 3,772mn. This model forecasts EGP 3,570mn for FY2026, -5.4% below the simple annualisation. Margins were still EXPANDING in the first quarter; the forecast assumes they turn. That is the assumption to attack.</w:t>
+        <w:t>One reconciliation belongs here too, because it is the sharpest challenge to the forecast. The first quarter of 2026 — reviewed, not audited, but signed off in May — earned attributable profit of EGP 943mn on revenue of EGP 2,996mn, a gross margin of 42.9% against 40.6% for FY2025 as a whole. Four times that quarter is EGP 3,772mn. This model forecasts EGP 3,424mn for FY2026, -9.2% below the simple annualisation. Margins were still EXPANDING in the first quarter; the forecast assumes they turn. That is the assumption to attack.</w:t>
       </w:r>
     </w:p>
     <w:p>
@@ -7955,7 +8057,7 @@
                 <w:color w:val="1C3A36"/>
                 <w:sz w:val="18"/>
               </w:rPr>
-              <w:t>9,618</w:t>
+              <w:t>9,082</w:t>
             </w:r>
           </w:p>
         </w:tc>
@@ -7973,7 +8075,7 @@
                 <w:color w:val="1C3A36"/>
                 <w:sz w:val="18"/>
               </w:rPr>
-              <w:t>25.66</w:t>
+              <w:t>24.23</w:t>
             </w:r>
           </w:p>
         </w:tc>
@@ -8010,7 +8112,7 @@
                 <w:color w:val="1C3A36"/>
                 <w:sz w:val="18"/>
               </w:rPr>
-              <w:t>10,837</w:t>
+              <w:t>9,761</w:t>
             </w:r>
           </w:p>
         </w:tc>
@@ -8028,7 +8130,7 @@
                 <w:color w:val="1C3A36"/>
                 <w:sz w:val="18"/>
               </w:rPr>
-              <w:t>28.91</w:t>
+              <w:t>26.04</w:t>
             </w:r>
           </w:p>
         </w:tc>
@@ -8069,7 +8171,7 @@
                 <w:color w:val="1C3A36"/>
                 <w:sz w:val="18"/>
               </w:rPr>
-              <w:t>20,455</w:t>
+              <w:t>18,843</w:t>
             </w:r>
           </w:p>
         </w:tc>
@@ -8089,7 +8191,7 @@
                 <w:color w:val="1C3A36"/>
                 <w:sz w:val="18"/>
               </w:rPr>
-              <w:t>54.57</w:t>
+              <w:t>50.26</w:t>
             </w:r>
           </w:p>
         </w:tc>
@@ -8126,7 +8228,7 @@
                 <w:color w:val="1C3A36"/>
                 <w:sz w:val="18"/>
               </w:rPr>
-              <w:t>1,999</w:t>
+              <w:t>1,926</w:t>
             </w:r>
           </w:p>
         </w:tc>
@@ -8144,7 +8246,7 @@
                 <w:color w:val="1C3A36"/>
                 <w:sz w:val="18"/>
               </w:rPr>
-              <w:t>5.33</w:t>
+              <w:t>5.14</w:t>
             </w:r>
           </w:p>
         </w:tc>
@@ -8240,7 +8342,7 @@
                 <w:color w:val="1C3A36"/>
                 <w:sz w:val="18"/>
               </w:rPr>
-              <w:t>22,454</w:t>
+              <w:t>20,769</w:t>
             </w:r>
           </w:p>
         </w:tc>
@@ -8260,7 +8362,7 @@
                 <w:color w:val="1C3A36"/>
                 <w:sz w:val="18"/>
               </w:rPr>
-              <w:t>59.90</w:t>
+              <w:t>55.40</w:t>
             </w:r>
           </w:p>
         </w:tc>
@@ -8301,7 +8403,7 @@
                 <w:color w:val="1C3A36"/>
                 <w:sz w:val="18"/>
               </w:rPr>
-              <w:t>53.0%</w:t>
+              <w:t>51.8%</w:t>
             </w:r>
           </w:p>
         </w:tc>
@@ -8431,7 +8533,7 @@
                 <w:color w:val="1C3A36"/>
                 <w:sz w:val="18"/>
               </w:rPr>
-              <w:t>+1.5%</w:t>
+              <w:t>-6.1%</w:t>
             </w:r>
           </w:p>
         </w:tc>
@@ -8467,7 +8569,7 @@
           <w:color w:val="1C3A36"/>
           <w:sz w:val="21"/>
         </w:rPr>
-        <w:t>Cash is added at face and is not in the discount rate. The audited balance sheet shows EGP 3,459mn of cash against EGP 1,135mn of interest-bearing debt at 31 December 2025. Rolling that forward on the elapsed part of FY2026 and DEDUCTING the EGP 2,002mn FY2025 dividend — declared and still shown as payable in the March 2026 accounts, so a buyer at today's price does not receive it — puts net cash at EGP 1,999mn at the valuation date, or EGP 5.33 a share. The March 2026 balance sheet is the independent check on that: cash of EGP 4,380mn less debt of EGP 1,261mn less the dividend payable of EGP 2,002mn is EGP 1,117mn at 31 March, four months before the valuation date.</w:t>
+        <w:t>Cash is added at face and is not in the discount rate. The audited balance sheet shows EGP 3,459mn of cash against EGP 1,135mn of interest-bearing debt at 31 December 2025. Rolling that forward on the elapsed part of FY2026 and DEDUCTING the EGP 2,002mn FY2025 dividend — declared and still shown as payable in the March 2026 accounts, so a buyer at today's price does not receive it — puts net cash at EGP 1,926mn at the valuation date, or EGP 5.14 a share. The March 2026 balance sheet is the independent check on that: cash of EGP 4,380mn less debt of EGP 1,261mn less the dividend payable of EGP 2,002mn is EGP 1,117mn at 31 March, four months before the valuation date.</w:t>
       </w:r>
     </w:p>
     <w:p>
@@ -8481,7 +8583,7 @@
           <w:color w:val="1C3A36"/>
           <w:sz w:val="21"/>
         </w:rPr>
-        <w:t>Minority interests are deducted, and the audited figure is the reason this line is now immaterial: EGP 158,005 — one hundred and fifty-eight thousand pounds, or 0.0007% of equity value. The subsidiaries are 99% to 99.99% owned.</w:t>
+        <w:t>Minority interests are deducted, and the audited figure is the reason this line is now immaterial: EGP 158,005 — one hundred and fifty-eight thousand pounds, or 0.0008% of equity value. The subsidiaries are 99% to 99.99% owned.</w:t>
       </w:r>
     </w:p>
     <w:p>
@@ -8495,7 +8597,7 @@
           <w:color w:val="1C3A36"/>
           <w:sz w:val="21"/>
         </w:rPr>
-        <w:t>At 53.0% of enterprise value, the terminal value carries less of this valuation than the two-thirds to four-fifths a long-horizon discounted cash-flow model usually ends up with, and that is a consequence of the 24.5% explicit-window discount rate rather than a design choice — at that rate the fifth forecast year is already discounted to 52% of its face value. The answer therefore depends more on the next five years and less on a perpetuity assumption than is usual, which for a business whose next five years are forecastable from tonnes and disclosed costs is the right place for the weight to sit. It is worth naming the direction of travel honestly: the prior revision put the terminal share at 45.5%, and correcting the price path lifted it because a higher terminal margin loads more value into the perpetuity than into a heavily discounted explicit window. More of the answer rests on the far end than it did.</w:t>
+        <w:t>At 51.8% of enterprise value, the terminal value carries less of this valuation than the two-thirds to four-fifths a long-horizon discounted cash-flow model usually ends up with, and that is a consequence of the 24.5% explicit-window discount rate rather than a design choice — at that rate the fifth forecast year is already discounted to 52% of its face value. The answer therefore depends more on the next five years and less on a perpetuity assumption than is usual, which for a business whose next five years are forecastable from tonnes and disclosed costs is the right place for the weight to sit. It is worth naming the direction of travel honestly: the prior revision put the terminal share at 45.5%, and correcting the price path lifted it because a higher terminal margin loads more value into the perpetuity than into a heavily discounted explicit window. More of the answer rests on the far end than it did.</w:t>
       </w:r>
     </w:p>
     <w:p>
@@ -8565,7 +8667,7 @@
           <w:color w:val="1C3A36"/>
           <w:sz w:val="21"/>
         </w:rPr>
-        <w:t>The terminal block is therefore struck on REPLACEMENT-COST invested capital — EGP 50,481mn, being 5.0Mt at USD 130 a tonne. On that basis the terminal return on capital is 9.2% and the reinvestment rate that 5% growth requires is 54.2% of terminal profit.</w:t>
+        <w:t>The terminal block is therefore struck on REPLACEMENT-COST invested capital — EGP 50,481mn, being 5.0Mt at USD 130 a tonne. On that basis the terminal return on capital is 8.8% and the reinvestment rate that 5% growth requires is 56.8% of terminal profit.</w:t>
       </w:r>
     </w:p>
     <w:p>
@@ -8579,7 +8681,7 @@
           <w:color w:val="1C3A36"/>
           <w:sz w:val="21"/>
         </w:rPr>
-        <w:t>That choice of denominator all but switches the terminal growth rate off, and the reason is worth setting out because the obvious reading of it is wrong. A terminal return of 9.2% against a terminal rate of 14.5% looks like the textbook case in which growth destroys value. It is not the right test. Because reinvestment is growth divided by return on capital, and that return is itself terminal profit grown one year over a fixed capital base, the reinvestment charge collapses to a constant — growth multiplied by invested capital — and the whole terminal block reduces to terminal profit grown one year, less that charge, over the rate less growth. Differentiate it and the growth term vanishes: the DIRECTION of the lever is a constant of the model, and the hurdle is terminal profit over invested capital against the rate over one plus the rate, which is 12.69%. This company sits at 8.79% — -390 basis points above it. Growth therefore adds value, and adds almost none of it: the cash-flow lens is EGP 67.59 at 3% terminal growth and EGP 53.25 at 7%, a spread of -21.2% across four points of perpetual growth. The practical conclusion is the one that matters: on a replacement-cost denominator this plant roughly breaks even on new tonnes, in a market carrying 76Mt of capacity against 54Mt of consumption, so nothing in this valuation is bought with an assumption about perpetual growth. A reader who prefers the book basis should know it lifts the valuation substantially, and should say why a plant carried at a tenth of replacement cost is the right denominator.</w:t>
+        <w:t>That choice of denominator all but switches the terminal growth rate off, and the reason is worth setting out because the obvious reading of it is wrong. A terminal return of 8.8% against a terminal rate of 14.5% looks like the textbook case in which growth destroys value. It is not the right test. Because reinvestment is growth divided by return on capital, and that return is itself terminal profit grown one year over a fixed capital base, the reinvestment charge collapses to a constant — growth multiplied by invested capital — and the whole terminal block reduces to terminal profit grown one year, less that charge, over the rate less growth. Differentiate it and the growth term vanishes: the DIRECTION of the lever is a constant of the model, and the hurdle is terminal profit over invested capital against the rate over one plus the rate, which is 12.69%. This company sits at 8.39% — -430 basis points above it. Growth therefore adds value, and adds almost none of it: the cash-flow lens is EGP 63.48 at 3% terminal growth and EGP 47.67 at 7%, a spread of -24.9% across four points of perpetual growth. The practical conclusion is the one that matters: on a replacement-cost denominator this plant roughly breaks even on new tonnes, in a market carrying 76Mt of capacity against 54Mt of consumption, so nothing in this valuation is bought with an assumption about perpetual growth. A reader who prefers the book basis should know it lifts the valuation substantially, and should say why a plant carried at a tenth of replacement cost is the right denominator.</w:t>
       </w:r>
     </w:p>
     <w:tbl>
@@ -8760,7 +8862,7 @@
                 <w:color w:val="1C3A36"/>
                 <w:sz w:val="18"/>
               </w:rPr>
-              <w:t>69.68</w:t>
+              <w:t>65.44</w:t>
             </w:r>
           </w:p>
         </w:tc>
@@ -8778,7 +8880,7 @@
                 <w:color w:val="1C3A36"/>
                 <w:sz w:val="18"/>
               </w:rPr>
-              <w:t>67.02</w:t>
+              <w:t>62.50</w:t>
             </w:r>
           </w:p>
         </w:tc>
@@ -8796,7 +8898,7 @@
                 <w:color w:val="1C3A36"/>
                 <w:sz w:val="18"/>
               </w:rPr>
-              <w:t>63.80</w:t>
+              <w:t>58.95</w:t>
             </w:r>
           </w:p>
         </w:tc>
@@ -8814,7 +8916,7 @@
                 <w:color w:val="1C3A36"/>
                 <w:sz w:val="18"/>
               </w:rPr>
-              <w:t>59.83</w:t>
+              <w:t>54.57</w:t>
             </w:r>
           </w:p>
         </w:tc>
@@ -8832,7 +8934,7 @@
                 <w:color w:val="1C3A36"/>
                 <w:sz w:val="18"/>
               </w:rPr>
-              <w:t>54.80</w:t>
+              <w:t>49.02</w:t>
             </w:r>
           </w:p>
         </w:tc>
@@ -8869,7 +8971,7 @@
                 <w:color w:val="1C3A36"/>
                 <w:sz w:val="18"/>
               </w:rPr>
-              <w:t>68.62</w:t>
+              <w:t>64.44</w:t>
             </w:r>
           </w:p>
         </w:tc>
@@ -8887,7 +8989,7 @@
                 <w:color w:val="1C3A36"/>
                 <w:sz w:val="18"/>
               </w:rPr>
-              <w:t>66.01</w:t>
+              <w:t>61.56</w:t>
             </w:r>
           </w:p>
         </w:tc>
@@ -8905,7 +9007,7 @@
                 <w:color w:val="1C3A36"/>
                 <w:sz w:val="18"/>
               </w:rPr>
-              <w:t>62.85</w:t>
+              <w:t>58.08</w:t>
             </w:r>
           </w:p>
         </w:tc>
@@ -8923,7 +9025,7 @@
                 <w:color w:val="1C3A36"/>
                 <w:sz w:val="18"/>
               </w:rPr>
-              <w:t>58.95</w:t>
+              <w:t>53.78</w:t>
             </w:r>
           </w:p>
         </w:tc>
@@ -8941,7 +9043,7 @@
                 <w:color w:val="1C3A36"/>
                 <w:sz w:val="18"/>
               </w:rPr>
-              <w:t>54.02</w:t>
+              <w:t>48.34</w:t>
             </w:r>
           </w:p>
         </w:tc>
@@ -8978,7 +9080,7 @@
                 <w:color w:val="1C3A36"/>
                 <w:sz w:val="18"/>
               </w:rPr>
-              <w:t>67.59</w:t>
+              <w:t>63.48</w:t>
             </w:r>
           </w:p>
         </w:tc>
@@ -8996,7 +9098,7 @@
                 <w:color w:val="1C3A36"/>
                 <w:sz w:val="18"/>
               </w:rPr>
-              <w:t>65.03</w:t>
+              <w:t>60.65</w:t>
             </w:r>
           </w:p>
         </w:tc>
@@ -9014,7 +9116,7 @@
                 <w:color w:val="1C3A36"/>
                 <w:sz w:val="18"/>
               </w:rPr>
-              <w:t>61.93</w:t>
+              <w:t>57.23</w:t>
             </w:r>
           </w:p>
         </w:tc>
@@ -9032,7 +9134,7 @@
                 <w:color w:val="1C3A36"/>
                 <w:sz w:val="18"/>
               </w:rPr>
-              <w:t>58.10</w:t>
+              <w:t>53.01</w:t>
             </w:r>
           </w:p>
         </w:tc>
@@ -9050,7 +9152,7 @@
                 <w:color w:val="1C3A36"/>
                 <w:sz w:val="18"/>
               </w:rPr>
-              <w:t>53.25</w:t>
+              <w:t>47.67</w:t>
             </w:r>
           </w:p>
         </w:tc>
@@ -9087,7 +9189,7 @@
                 <w:color w:val="1C3A36"/>
                 <w:sz w:val="18"/>
               </w:rPr>
-              <w:t>66.58</w:t>
+              <w:t>62.53</w:t>
             </w:r>
           </w:p>
         </w:tc>
@@ -9105,7 +9207,7 @@
                 <w:color w:val="1C3A36"/>
                 <w:sz w:val="18"/>
               </w:rPr>
-              <w:t>64.07</w:t>
+              <w:t>59.76</w:t>
             </w:r>
           </w:p>
         </w:tc>
@@ -9123,7 +9225,7 @@
                 <w:color w:val="1C3A36"/>
                 <w:sz w:val="18"/>
               </w:rPr>
-              <w:t>61.02</w:t>
+              <w:t>56.40</w:t>
             </w:r>
           </w:p>
         </w:tc>
@@ -9141,7 +9243,7 @@
                 <w:color w:val="1C3A36"/>
                 <w:sz w:val="18"/>
               </w:rPr>
-              <w:t>57.26</w:t>
+              <w:t>52.26</w:t>
             </w:r>
           </w:p>
         </w:tc>
@@ -9159,7 +9261,7 @@
                 <w:color w:val="1C3A36"/>
                 <w:sz w:val="18"/>
               </w:rPr>
-              <w:t>52.51</w:t>
+              <w:t>47.01</w:t>
             </w:r>
           </w:p>
         </w:tc>
@@ -9196,7 +9298,7 @@
                 <w:color w:val="1C3A36"/>
                 <w:sz w:val="18"/>
               </w:rPr>
-              <w:t>65.60</w:t>
+              <w:t>61.61</w:t>
             </w:r>
           </w:p>
         </w:tc>
@@ -9214,7 +9316,7 @@
                 <w:color w:val="1C3A36"/>
                 <w:sz w:val="18"/>
               </w:rPr>
-              <w:t>63.13</w:t>
+              <w:t>58.89</w:t>
             </w:r>
           </w:p>
         </w:tc>
@@ -9232,7 +9334,7 @@
                 <w:color w:val="1C3A36"/>
                 <w:sz w:val="18"/>
               </w:rPr>
-              <w:t>60.14</w:t>
+              <w:t>55.59</w:t>
             </w:r>
           </w:p>
         </w:tc>
@@ -9250,7 +9352,7 @@
                 <w:color w:val="1C3A36"/>
                 <w:sz w:val="18"/>
               </w:rPr>
-              <w:t>56.45</w:t>
+              <w:t>51.53</w:t>
             </w:r>
           </w:p>
         </w:tc>
@@ -9268,7 +9370,7 @@
                 <w:color w:val="1C3A36"/>
                 <w:sz w:val="18"/>
               </w:rPr>
-              <w:t>51.78</w:t>
+              <w:t>46.38</w:t>
             </w:r>
           </w:p>
         </w:tc>
@@ -9290,7 +9392,7 @@
           <w:color w:val="6E7B77"/>
           <w:sz w:val="17"/>
         </w:rPr>
-        <w:t>Table 9 — Fair value per share across the explicit-window cost of capital and terminal growth. Growth is the STRONGER of the two levers here and it points DOWN: across a row the value moves EGP 14.89, against EGP 4.08 down a column. The paragraphs above set out why the growth axis is nearly flat — on a replacement-cost denominator this plant sits within -390 basis points of breaking even on new tonnes, so perpetual growth neither creates nor destroys much of anything.</w:t>
+        <w:t>Table 9 — Fair value per share across the explicit-window cost of capital and terminal growth. Growth is the STRONGER of the two levers here and it points DOWN: across a row the value moves EGP 16.41, against EGP 3.82 down a column. The paragraphs above set out why the growth axis is nearly flat — on a replacement-cost denominator this plant sits within -430 basis points of breaking even on new tonnes, so perpetual growth neither creates nor destroys much of anything.</w:t>
       </w:r>
     </w:p>
     <w:p>
@@ -9525,7 +9627,7 @@
                 <w:color w:val="1C3A36"/>
                 <w:sz w:val="18"/>
               </w:rPr>
-              <w:t>74.54</w:t>
+              <w:t>68.65</w:t>
             </w:r>
           </w:p>
         </w:tc>
@@ -9543,7 +9645,7 @@
                 <w:color w:val="1C3A36"/>
                 <w:sz w:val="18"/>
               </w:rPr>
-              <w:t>68.56</w:t>
+              <w:t>63.24</w:t>
             </w:r>
           </w:p>
         </w:tc>
@@ -9561,7 +9663,7 @@
                 <w:color w:val="1C3A36"/>
                 <w:sz w:val="18"/>
               </w:rPr>
-              <w:t>63.80</w:t>
+              <w:t>58.95</w:t>
             </w:r>
           </w:p>
         </w:tc>
@@ -9579,7 +9681,7 @@
                 <w:color w:val="1C3A36"/>
                 <w:sz w:val="18"/>
               </w:rPr>
-              <w:t>59.93</w:t>
+              <w:t>55.45</w:t>
             </w:r>
           </w:p>
         </w:tc>
@@ -9597,7 +9699,7 @@
                 <w:color w:val="1C3A36"/>
                 <w:sz w:val="18"/>
               </w:rPr>
-              <w:t>56.71</w:t>
+              <w:t>52.54</w:t>
             </w:r>
           </w:p>
         </w:tc>
@@ -9634,7 +9736,7 @@
                 <w:color w:val="1C3A36"/>
                 <w:sz w:val="18"/>
               </w:rPr>
-              <w:t>73.39</w:t>
+              <w:t>67.59</w:t>
             </w:r>
           </w:p>
         </w:tc>
@@ -9652,7 +9754,7 @@
                 <w:color w:val="1C3A36"/>
                 <w:sz w:val="18"/>
               </w:rPr>
-              <w:t>67.52</w:t>
+              <w:t>62.29</w:t>
             </w:r>
           </w:p>
         </w:tc>
@@ -9670,7 +9772,7 @@
                 <w:color w:val="1C3A36"/>
                 <w:sz w:val="18"/>
               </w:rPr>
-              <w:t>62.85</w:t>
+              <w:t>58.08</w:t>
             </w:r>
           </w:p>
         </w:tc>
@@ -9688,7 +9790,7 @@
                 <w:color w:val="1C3A36"/>
                 <w:sz w:val="18"/>
               </w:rPr>
-              <w:t>59.05</w:t>
+              <w:t>54.65</w:t>
             </w:r>
           </w:p>
         </w:tc>
@@ -9706,7 +9808,7 @@
                 <w:color w:val="1C3A36"/>
                 <w:sz w:val="18"/>
               </w:rPr>
-              <w:t>55.89</w:t>
+              <w:t>51.79</w:t>
             </w:r>
           </w:p>
         </w:tc>
@@ -9743,7 +9845,7 @@
                 <w:color w:val="1C3A36"/>
                 <w:sz w:val="18"/>
               </w:rPr>
-              <w:t>72.26</w:t>
+              <w:t>66.56</w:t>
             </w:r>
           </w:p>
         </w:tc>
@@ -9761,7 +9863,7 @@
                 <w:color w:val="1C3A36"/>
                 <w:sz w:val="18"/>
               </w:rPr>
-              <w:t>66.50</w:t>
+              <w:t>61.36</w:t>
             </w:r>
           </w:p>
         </w:tc>
@@ -9779,7 +9881,7 @@
                 <w:color w:val="1C3A36"/>
                 <w:sz w:val="18"/>
               </w:rPr>
-              <w:t>61.93</w:t>
+              <w:t>57.23</w:t>
             </w:r>
           </w:p>
         </w:tc>
@@ -9797,7 +9899,7 @@
                 <w:color w:val="1C3A36"/>
                 <w:sz w:val="18"/>
               </w:rPr>
-              <w:t>58.20</w:t>
+              <w:t>53.86</w:t>
             </w:r>
           </w:p>
         </w:tc>
@@ -9815,7 +9917,7 @@
                 <w:color w:val="1C3A36"/>
                 <w:sz w:val="18"/>
               </w:rPr>
-              <w:t>55.10</w:t>
+              <w:t>51.06</w:t>
             </w:r>
           </w:p>
         </w:tc>
@@ -9852,7 +9954,7 @@
                 <w:color w:val="1C3A36"/>
                 <w:sz w:val="18"/>
               </w:rPr>
-              <w:t>71.16</w:t>
+              <w:t>65.55</w:t>
             </w:r>
           </w:p>
         </w:tc>
@@ -9870,7 +9972,7 @@
                 <w:color w:val="1C3A36"/>
                 <w:sz w:val="18"/>
               </w:rPr>
-              <w:t>65.51</w:t>
+              <w:t>60.45</w:t>
             </w:r>
           </w:p>
         </w:tc>
@@ -9888,7 +9990,7 @@
                 <w:color w:val="1C3A36"/>
                 <w:sz w:val="18"/>
               </w:rPr>
-              <w:t>61.02</w:t>
+              <w:t>56.40</w:t>
             </w:r>
           </w:p>
         </w:tc>
@@ -9906,7 +10008,7 @@
                 <w:color w:val="1C3A36"/>
                 <w:sz w:val="18"/>
               </w:rPr>
-              <w:t>57.37</w:t>
+              <w:t>53.10</w:t>
             </w:r>
           </w:p>
         </w:tc>
@@ -9924,7 +10026,7 @@
                 <w:color w:val="1C3A36"/>
                 <w:sz w:val="18"/>
               </w:rPr>
-              <w:t>54.32</w:t>
+              <w:t>50.35</w:t>
             </w:r>
           </w:p>
         </w:tc>
@@ -9961,7 +10063,7 @@
                 <w:color w:val="1C3A36"/>
                 <w:sz w:val="18"/>
               </w:rPr>
-              <w:t>70.09</w:t>
+              <w:t>64.57</w:t>
             </w:r>
           </w:p>
         </w:tc>
@@ -9979,7 +10081,7 @@
                 <w:color w:val="1C3A36"/>
                 <w:sz w:val="18"/>
               </w:rPr>
-              <w:t>64.55</w:t>
+              <w:t>59.57</w:t>
             </w:r>
           </w:p>
         </w:tc>
@@ -9997,7 +10099,7 @@
                 <w:color w:val="1C3A36"/>
                 <w:sz w:val="18"/>
               </w:rPr>
-              <w:t>60.14</w:t>
+              <w:t>55.59</w:t>
             </w:r>
           </w:p>
         </w:tc>
@@ -10015,7 +10117,7 @@
                 <w:color w:val="1C3A36"/>
                 <w:sz w:val="18"/>
               </w:rPr>
-              <w:t>56.55</w:t>
+              <w:t>52.35</w:t>
             </w:r>
           </w:p>
         </w:tc>
@@ -10033,7 +10135,7 @@
                 <w:color w:val="1C3A36"/>
                 <w:sz w:val="18"/>
               </w:rPr>
-              <w:t>53.57</w:t>
+              <w:t>49.66</w:t>
             </w:r>
           </w:p>
         </w:tc>
@@ -10111,7 +10213,7 @@
           <w:color w:val="1C3A36"/>
           <w:sz w:val="21"/>
         </w:rPr>
-        <w:t>The asset lens values the capacity: 5.0Mt at a justified USD 95 per annual tonne, marked down 27% from a replacement cost of USD 130. Against that, the market is paying USD 80.0 per annual tonne. This lens carries only 8%, and the reason is in the same paragraph as the number: restarting a mothballed line costs a fraction of building one, and 12.6Mt of restart capacity is queuing. Replacement cost is a ceiling here, not a floor.</w:t>
+        <w:t>The asset lens values the capacity: 5.0Mt at a justified USD 95 per annual tonne, marked down 27% from a replacement cost of USD 130. Against that, the market is paying USD 80.3 per annual tonne. This lens carries only 8%, and the reason is in the same paragraph as the number: restarting a mothballed line costs a fraction of building one, and 12.6Mt of restart capacity is queuing. Replacement cost is a ceiling here, not a floor.</w:t>
       </w:r>
     </w:p>
     <w:tbl>
@@ -10288,7 +10390,7 @@
                 <w:color w:val="1C3A36"/>
                 <w:sz w:val="17"/>
               </w:rPr>
-              <w:t>61.80  (+3.2%)</w:t>
+              <w:t>57.12  (+3.1%)</w:t>
             </w:r>
           </w:p>
         </w:tc>
@@ -10361,7 +10463,7 @@
                 <w:color w:val="1C3A36"/>
                 <w:sz w:val="17"/>
               </w:rPr>
-              <w:t>53.48  (-10.7%)</w:t>
+              <w:t>49.58  (-10.5%)</w:t>
             </w:r>
           </w:p>
         </w:tc>
@@ -10434,7 +10536,7 @@
                 <w:color w:val="1C3A36"/>
                 <w:sz w:val="17"/>
               </w:rPr>
-              <w:t>67.29  (+12.3%)</w:t>
+              <w:t>62.66  (+13.1%)</w:t>
             </w:r>
           </w:p>
         </w:tc>
@@ -12039,7 +12141,7 @@
                 <w:color w:val="1C3A36"/>
                 <w:sz w:val="18"/>
               </w:rPr>
-              <w:t>55.06</w:t>
+              <w:t>50.55</w:t>
             </w:r>
           </w:p>
         </w:tc>
@@ -12057,7 +12159,7 @@
                 <w:color w:val="1C3A36"/>
                 <w:sz w:val="18"/>
               </w:rPr>
-              <w:t>59.90</w:t>
+              <w:t>55.40</w:t>
             </w:r>
           </w:p>
         </w:tc>
@@ -12075,7 +12177,7 @@
                 <w:color w:val="1C3A36"/>
                 <w:sz w:val="18"/>
               </w:rPr>
-              <w:t>69.02</w:t>
+              <w:t>64.14</w:t>
             </w:r>
           </w:p>
         </w:tc>
@@ -12111,7 +12213,7 @@
                 <w:color w:val="1C3A36"/>
                 <w:sz w:val="18"/>
               </w:rPr>
-              <w:t>+1.5%</w:t>
+              <w:t>-6.1%</w:t>
             </w:r>
           </w:p>
         </w:tc>
@@ -12148,7 +12250,7 @@
                 <w:color w:val="1C3A36"/>
                 <w:sz w:val="18"/>
               </w:rPr>
-              <w:t>44.24</w:t>
+              <w:t>44.06</w:t>
             </w:r>
           </w:p>
         </w:tc>
@@ -12166,7 +12268,7 @@
                 <w:color w:val="1C3A36"/>
                 <w:sz w:val="18"/>
               </w:rPr>
-              <w:t>49.15</w:t>
+              <w:t>48.96</w:t>
             </w:r>
           </w:p>
         </w:tc>
@@ -12184,7 +12286,7 @@
                 <w:color w:val="1C3A36"/>
                 <w:sz w:val="18"/>
               </w:rPr>
-              <w:t>54.07</w:t>
+              <w:t>53.86</w:t>
             </w:r>
           </w:p>
         </w:tc>
@@ -12220,7 +12322,7 @@
                 <w:color w:val="1C3A36"/>
                 <w:sz w:val="18"/>
               </w:rPr>
-              <w:t>-16.7%</w:t>
+              <w:t>-17.0%</w:t>
             </w:r>
           </w:p>
         </w:tc>
@@ -12257,7 +12359,7 @@
                 <w:color w:val="1C3A36"/>
                 <w:sz w:val="18"/>
               </w:rPr>
-              <w:t>47.83</w:t>
+              <w:t>47.65</w:t>
             </w:r>
           </w:p>
         </w:tc>
@@ -12275,7 +12377,7 @@
                 <w:color w:val="1C3A36"/>
                 <w:sz w:val="18"/>
               </w:rPr>
-              <w:t>53.14</w:t>
+              <w:t>52.95</w:t>
             </w:r>
           </w:p>
         </w:tc>
@@ -12293,7 +12395,7 @@
                 <w:color w:val="1C3A36"/>
                 <w:sz w:val="18"/>
               </w:rPr>
-              <w:t>58.45</w:t>
+              <w:t>58.24</w:t>
             </w:r>
           </w:p>
         </w:tc>
@@ -12329,7 +12431,7 @@
                 <w:color w:val="1C3A36"/>
                 <w:sz w:val="18"/>
               </w:rPr>
-              <w:t>-9.9%</w:t>
+              <w:t>-10.3%</w:t>
             </w:r>
           </w:p>
         </w:tc>
@@ -12366,7 +12468,7 @@
                 <w:color w:val="1C3A36"/>
                 <w:sz w:val="18"/>
               </w:rPr>
-              <w:t>62.16</w:t>
+              <w:t>61.99</w:t>
             </w:r>
           </w:p>
         </w:tc>
@@ -12384,7 +12486,7 @@
                 <w:color w:val="1C3A36"/>
                 <w:sz w:val="18"/>
               </w:rPr>
-              <w:t>69.07</w:t>
+              <w:t>68.87</w:t>
             </w:r>
           </w:p>
         </w:tc>
@@ -12402,7 +12504,7 @@
                 <w:color w:val="1C3A36"/>
                 <w:sz w:val="18"/>
               </w:rPr>
-              <w:t>75.97</w:t>
+              <w:t>75.76</w:t>
             </w:r>
           </w:p>
         </w:tc>
@@ -12438,7 +12540,7 @@
                 <w:color w:val="1C3A36"/>
                 <w:sz w:val="18"/>
               </w:rPr>
-              <w:t>+17.1%</w:t>
+              <w:t>+16.7%</w:t>
             </w:r>
           </w:p>
         </w:tc>
@@ -12479,7 +12581,7 @@
                 <w:color w:val="1C3A36"/>
                 <w:sz w:val="18"/>
               </w:rPr>
-              <w:t>51.87</w:t>
+              <w:t>49.53</w:t>
             </w:r>
           </w:p>
         </w:tc>
@@ -12499,7 +12601,7 @@
                 <w:color w:val="1C3A36"/>
                 <w:sz w:val="18"/>
               </w:rPr>
-              <w:t>57.00</w:t>
+              <w:t>54.65</w:t>
             </w:r>
           </w:p>
         </w:tc>
@@ -12519,7 +12621,7 @@
                 <w:color w:val="1C3A36"/>
                 <w:sz w:val="18"/>
               </w:rPr>
-              <w:t>64.26</w:t>
+              <w:t>61.71</w:t>
             </w:r>
           </w:p>
         </w:tc>
@@ -12559,7 +12661,7 @@
                 <w:color w:val="1C3A36"/>
                 <w:sz w:val="18"/>
               </w:rPr>
-              <w:t>-3.4%</w:t>
+              <w:t>-7.4%</w:t>
             </w:r>
           </w:p>
         </w:tc>
@@ -12595,7 +12697,7 @@
           <w:color w:val="1C3A36"/>
           <w:sz w:val="21"/>
         </w:rPr>
-        <w:t>The four lenses do not agree, and the pattern of their disagreement is the most useful thing in this study. Two of them sit ABOVE the market price — Asset / replacement cost and DCF (cash flow), at EGP 69.07 and EGP 59.90 — and two sit below: Relative multiples and Normalised earnings, at EGP 49.15 and EGP 53.14. The split is not assets against earnings. It runs between what the plant can be expected to EARN or COST from here, which both land above the market, and what the market is currently willing to PAY for a pound of Egyptian cement earnings, which is what the two multiple-based lenses measure and which lands below. A cement peer group trading at 6.2 times earnings in a country whose policy rate has a two in front of it is not obviously mispricing anything; it is discounting the same restart programme this study discounts, only harder and sooner.</w:t>
+        <w:t>The four lenses do not agree, and the pattern of their disagreement is the most useful thing in this study. Two of them sit ABOVE the market price — Asset / replacement cost, at EGP 68.87 — and two sit below: Relative multiples, Normalised earnings and DCF (cash flow), at EGP 48.96 and EGP 52.95 and EGP 55.40. The split is not assets against earnings. It runs between what the plant can be expected to EARN or COST from here, which both land above the market, and what the market is currently willing to PAY for a pound of Egyptian cement earnings, which is what the two multiple-based lenses measure and which lands below. A cement peer group trading at 6.2 times earnings in a country whose policy rate has a two in front of it is not obviously mispricing anything; it is discounting the same restart programme this study discounts, only harder and sooner.</w:t>
       </w:r>
     </w:p>
     <w:p>
@@ -12609,7 +12711,7 @@
           <w:color w:val="1C3A36"/>
           <w:sz w:val="21"/>
         </w:rPr>
-        <w:t>The weighting resolves that in favour of earnings, at 50%/20%/22%/8%, and gives a central EGP 57.00 against EGP 59.00 — -3.4%. A reader who believes replacement cost is a floor rather than a ceiling would weight the asset lens far more and reach the opposite conclusion. The case against doing so is the 12.6Mt restart programme, and it is a testable one.</w:t>
+        <w:t>The weighting resolves that in favour of earnings, at 50%/20%/22%/8%, and gives a central EGP 54.65 against EGP 59.00 — -7.4%. A reader who believes replacement cost is a floor rather than a ceiling would weight the asset lens far more and reach the opposite conclusion. The case against doing so is the 12.6Mt restart programme, and it is a testable one.</w:t>
       </w:r>
     </w:p>
     <w:p>
@@ -12679,7 +12781,7 @@
           <w:color w:val="1C3A36"/>
           <w:sz w:val="21"/>
         </w:rPr>
-        <w:t>The model assumes a domestic price of EGP 3,150 a tonne in FY2026 and growth below cost inflation thereafter. Two consecutive quarters of realised prices above EGP 4,200 would break that assumption upward; a return toward EGP 3,000 would break it down.</w:t>
+        <w:t>The model assumes a domestic price of EGP 3,085 a tonne in FY2026 and growth below cost inflation thereafter. Two consecutive quarters of realised prices above EGP 4,200 would break that assumption upward; a return toward EGP 3,000 would break it down.</w:t>
       </w:r>
     </w:p>
     <w:p>
@@ -13265,7 +13367,7 @@
           <w:color w:val="1C3A36"/>
           <w:sz w:val="21"/>
         </w:rPr>
-        <w:t>Four reviewers tested the previous edition. Between them they showed that its volume came from an assumed price rather than from the plant, that its FY2025 validation was an identity that could not fail, that its terminal capital was measured in valuation-date pounds against a terminal-year cash flow, that its terminal cost of debt sat 250 basis points below its own terminal risk-free rate, that its terminal risk-free rate used the central bank's near-dated inflation target rather than its medium-term one, that its discount factors applied each year's rate one period late, that its beta was levered twice, and that ten rows of its income statement were labelled one row above their contents. All of that is corrected here. The central fair value moves from EGP 61.30 to EGP 57.00, and the conclusion moves from a premium over the market to a small discount.</w:t>
+        <w:t>Four reviewers tested the previous edition. Between them they showed that its volume came from an assumed price rather than from the plant, that its FY2025 validation was an identity that could not fail, that its terminal capital was measured in valuation-date pounds against a terminal-year cash flow, that its terminal cost of debt sat 250 basis points below its own terminal risk-free rate, that its terminal risk-free rate used the central bank's near-dated inflation target rather than its medium-term one, that its discount factors applied each year's rate one period late, that its beta was levered twice, and that ten rows of its income statement were labelled one row above their contents. All of that is corrected here. The central fair value moves from EGP 61.30 to EGP 54.65, and the conclusion moves from a premium over the market to a small discount.</w:t>
       </w:r>
     </w:p>
     <w:p>
@@ -13286,7 +13388,7 @@
           <w:color w:val="1C3A36"/>
           <w:sz w:val="21"/>
         </w:rPr>
-        <w:t>The build runs on kiln utilisation, the clinker factor and two export shares, and the three realised prices are derived from the audited revenue note. That makes the prices testable, and they do not fully pass: export clinker derives to USD 30.3 a tonne against a trade-press range of USD 44-48. Either the physical assumptions are too generous or realisations run below the published indices. The company discloses despatch volumes in its investor material, which would settle it; that material could not be reached from here, and the audited statements are image-only scans that carry no volume table.</w:t>
+        <w:t>The build runs on kiln utilisation, the clinker factor and two export shares, and the three realised prices are derived from the audited revenue note. That makes the prices testable, and they do not fully pass: export clinker derives to USD 30.0 a tonne against a trade-press range of USD 44-48. Either the physical assumptions are too generous or realisations run below the published indices. The company discloses despatch volumes in its investor material, which would settle it; that material could not be reached from here, and the audited statements are image-only scans that carry no volume table.</w:t>
       </w:r>
     </w:p>
     <w:p>
@@ -13307,7 +13409,7 @@
           <w:color w:val="1C3A36"/>
           <w:sz w:val="21"/>
         </w:rPr>
-        <w:t>The blended 7.89% sits above the 5.03% that FY2025 interest over average debt gives and the 3.73% the first quarter of 2026 annualises to, because the book re-based mid-year and interest on assets still under construction is capitalised. Adopting the contracted euro rate also means the euro debt is not compensated for pound depreciation beyond the currency path assumed here; the pound-equivalent alternative is 13.36% and is worth +3.2%.</w:t>
+        <w:t>The blended 7.89% sits above the 5.03% that FY2025 interest over average debt gives and the 3.73% the first quarter of 2026 annualises to, because the book re-based mid-year and interest on assets still under construction is capitalised. Adopting the contracted euro rate also means the euro debt is not compensated for pound depreciation beyond the currency path assumed here; the pound-equivalent alternative is 13.36% and is worth +3.1%.</w:t>
       </w:r>
     </w:p>
     <w:p>
@@ -13349,7 +13451,7 @@
           <w:color w:val="1C3A36"/>
           <w:sz w:val="21"/>
         </w:rPr>
-        <w:t>Return on capital is 60.6% on the audited book and 9.2% on replacement cost. The terminal block uses replacement cost, which leaves the plant roughly breaking even on new tonnes — 8.79% against a hurdle of 12.69%, so four points of terminal growth are worth -21.2% of value and the answer does not rest on the rate. On the book basis growth would be close to free and the valuation materially higher. The case for replacement cost is that the book carries a 2010-vintage plant at a tenth of what one would cost to build today, but a reader is entitled to disagree.</w:t>
+        <w:t>Return on capital is 60.6% on the audited book and 8.8% on replacement cost. The terminal block uses replacement cost, which leaves the plant roughly breaking even on new tonnes — 8.39% against a hurdle of 12.69%, so four points of terminal growth are worth -24.9% of value and the answer does not rest on the rate. On the book basis growth would be close to free and the valuation materially higher. The case for replacement cost is that the book carries a 2010-vintage plant at a tenth of what one would cost to build today, but a reader is entitled to disagree.</w:t>
       </w:r>
     </w:p>
     <w:p>
@@ -13501,7 +13603,7 @@
                 <w:color w:val="1C3A36"/>
                 <w:sz w:val="17"/>
               </w:rPr>
-              <w:t>499</w:t>
+              <w:t>426</w:t>
             </w:r>
           </w:p>
         </w:tc>
@@ -13520,7 +13622,7 @@
                 <w:color w:val="1C3A36"/>
                 <w:sz w:val="17"/>
               </w:rPr>
-              <w:t>1,249</w:t>
+              <w:t>1,176</w:t>
             </w:r>
           </w:p>
         </w:tc>
@@ -13539,7 +13641,7 @@
                 <w:color w:val="1C3A36"/>
                 <w:sz w:val="17"/>
               </w:rPr>
-              <w:t>1,999</w:t>
+              <w:t>1,926</w:t>
             </w:r>
           </w:p>
         </w:tc>
@@ -13558,7 +13660,7 @@
                 <w:color w:val="1C3A36"/>
                 <w:sz w:val="17"/>
               </w:rPr>
-              <w:t>2,749</w:t>
+              <w:t>2,676</w:t>
             </w:r>
           </w:p>
         </w:tc>
@@ -13577,7 +13679,7 @@
                 <w:color w:val="1C3A36"/>
                 <w:sz w:val="17"/>
               </w:rPr>
-              <w:t>3,499</w:t>
+              <w:t>3,426</w:t>
             </w:r>
           </w:p>
         </w:tc>
@@ -13614,7 +13716,7 @@
                 <w:color w:val="1C3A36"/>
                 <w:sz w:val="17"/>
               </w:rPr>
-              <w:t>57.92</w:t>
+              <w:t>53.23</w:t>
             </w:r>
           </w:p>
         </w:tc>
@@ -13632,7 +13734,7 @@
                 <w:color w:val="1C3A36"/>
                 <w:sz w:val="17"/>
               </w:rPr>
-              <w:t>59.93</w:t>
+              <w:t>55.23</w:t>
             </w:r>
           </w:p>
         </w:tc>
@@ -13650,7 +13752,7 @@
                 <w:color w:val="1C3A36"/>
                 <w:sz w:val="17"/>
               </w:rPr>
-              <w:t>61.93</w:t>
+              <w:t>57.23</w:t>
             </w:r>
           </w:p>
         </w:tc>
@@ -13668,7 +13770,7 @@
                 <w:color w:val="1C3A36"/>
                 <w:sz w:val="17"/>
               </w:rPr>
-              <w:t>63.93</w:t>
+              <w:t>59.23</w:t>
             </w:r>
           </w:p>
         </w:tc>
@@ -13686,7 +13788,7 @@
                 <w:color w:val="1C3A36"/>
                 <w:sz w:val="17"/>
               </w:rPr>
-              <w:t>65.93</w:t>
+              <w:t>61.23</w:t>
             </w:r>
           </w:p>
         </w:tc>
@@ -13889,7 +13991,7 @@
                 <w:color w:val="1C3A36"/>
                 <w:sz w:val="17"/>
               </w:rPr>
-              <w:t>49.80</w:t>
+              <w:t>45.32</w:t>
             </w:r>
           </w:p>
         </w:tc>
@@ -13907,7 +14009,7 @@
                 <w:color w:val="1C3A36"/>
                 <w:sz w:val="17"/>
               </w:rPr>
-              <w:t>55.86</w:t>
+              <w:t>51.28</w:t>
             </w:r>
           </w:p>
         </w:tc>
@@ -13925,7 +14027,7 @@
                 <w:color w:val="1C3A36"/>
                 <w:sz w:val="17"/>
               </w:rPr>
-              <w:t>61.93</w:t>
+              <w:t>57.23</w:t>
             </w:r>
           </w:p>
         </w:tc>
@@ -13943,7 +14045,7 @@
                 <w:color w:val="1C3A36"/>
                 <w:sz w:val="17"/>
               </w:rPr>
-              <w:t>67.99</w:t>
+              <w:t>63.18</w:t>
             </w:r>
           </w:p>
         </w:tc>
@@ -13961,7 +14063,7 @@
                 <w:color w:val="1C3A36"/>
                 <w:sz w:val="17"/>
               </w:rPr>
-              <w:t>74.05</w:t>
+              <w:t>69.14</w:t>
             </w:r>
           </w:p>
         </w:tc>
@@ -14311,7 +14413,7 @@
                 <w:color w:val="1C3A36"/>
                 <w:sz w:val="16"/>
               </w:rPr>
-              <w:t>13,254</w:t>
+              <w:t>13,025</w:t>
             </w:r>
           </w:p>
         </w:tc>
@@ -14329,7 +14431,7 @@
                 <w:color w:val="1C3A36"/>
                 <w:sz w:val="16"/>
               </w:rPr>
-              <w:t>14,407</w:t>
+              <w:t>14,155</w:t>
             </w:r>
           </w:p>
         </w:tc>
@@ -14347,7 +14449,7 @@
                 <w:color w:val="1C3A36"/>
                 <w:sz w:val="16"/>
               </w:rPr>
-              <w:t>15,626</w:t>
+              <w:t>15,350</w:t>
             </w:r>
           </w:p>
         </w:tc>
@@ -14365,7 +14467,7 @@
                 <w:color w:val="1C3A36"/>
                 <w:sz w:val="16"/>
               </w:rPr>
-              <w:t>16,735</w:t>
+              <w:t>16,437</w:t>
             </w:r>
           </w:p>
         </w:tc>
@@ -14383,7 +14485,7 @@
                 <w:color w:val="1C3A36"/>
                 <w:sz w:val="16"/>
               </w:rPr>
-              <w:t>17,844</w:t>
+              <w:t>17,524</w:t>
             </w:r>
           </w:p>
         </w:tc>
@@ -14800,7 +14902,7 @@
                 <w:color w:val="1C3A36"/>
                 <w:sz w:val="16"/>
               </w:rPr>
-              <w:t>4,559</w:t>
+              <w:t>4,367</w:t>
             </w:r>
           </w:p>
         </w:tc>
@@ -14818,7 +14920,7 @@
                 <w:color w:val="1C3A36"/>
                 <w:sz w:val="16"/>
               </w:rPr>
-              <w:t>4,872</w:t>
+              <w:t>4,662</w:t>
             </w:r>
           </w:p>
         </w:tc>
@@ -14836,7 +14938,7 @@
                 <w:color w:val="1C3A36"/>
                 <w:sz w:val="16"/>
               </w:rPr>
-              <w:t>5,224</w:t>
+              <w:t>4,994</w:t>
             </w:r>
           </w:p>
         </w:tc>
@@ -14854,7 +14956,7 @@
                 <w:color w:val="1C3A36"/>
                 <w:sz w:val="16"/>
               </w:rPr>
-              <w:t>5,500</w:t>
+              <w:t>5,253</w:t>
             </w:r>
           </w:p>
         </w:tc>
@@ -14872,7 +14974,7 @@
                 <w:color w:val="1C3A36"/>
                 <w:sz w:val="16"/>
               </w:rPr>
-              <w:t>5,824</w:t>
+              <w:t>5,559</w:t>
             </w:r>
           </w:p>
         </w:tc>
@@ -14963,7 +15065,7 @@
                 <w:color w:val="1C3A36"/>
                 <w:sz w:val="16"/>
               </w:rPr>
-              <w:t>331</w:t>
+              <w:t>326</w:t>
             </w:r>
           </w:p>
         </w:tc>
@@ -14981,7 +15083,7 @@
                 <w:color w:val="1C3A36"/>
                 <w:sz w:val="16"/>
               </w:rPr>
-              <w:t>389</w:t>
+              <w:t>382</w:t>
             </w:r>
           </w:p>
         </w:tc>
@@ -14999,7 +15101,7 @@
                 <w:color w:val="1C3A36"/>
                 <w:sz w:val="16"/>
               </w:rPr>
-              <w:t>453</w:t>
+              <w:t>445</w:t>
             </w:r>
           </w:p>
         </w:tc>
@@ -15017,7 +15119,7 @@
                 <w:color w:val="1C3A36"/>
                 <w:sz w:val="16"/>
               </w:rPr>
-              <w:t>519</w:t>
+              <w:t>510</w:t>
             </w:r>
           </w:p>
         </w:tc>
@@ -15035,7 +15137,7 @@
                 <w:color w:val="1C3A36"/>
                 <w:sz w:val="16"/>
               </w:rPr>
-              <w:t>589</w:t>
+              <w:t>578</w:t>
             </w:r>
           </w:p>
         </w:tc>
@@ -15126,7 +15228,7 @@
                 <w:color w:val="1C3A36"/>
                 <w:sz w:val="16"/>
               </w:rPr>
-              <w:t>4,890</w:t>
+              <w:t>4,692</w:t>
             </w:r>
           </w:p>
         </w:tc>
@@ -15144,7 +15246,7 @@
                 <w:color w:val="1C3A36"/>
                 <w:sz w:val="16"/>
               </w:rPr>
-              <w:t>5,261</w:t>
+              <w:t>5,044</w:t>
             </w:r>
           </w:p>
         </w:tc>
@@ -15162,7 +15264,7 @@
                 <w:color w:val="1C3A36"/>
                 <w:sz w:val="16"/>
               </w:rPr>
-              <w:t>5,677</w:t>
+              <w:t>5,439</w:t>
             </w:r>
           </w:p>
         </w:tc>
@@ -15180,7 +15282,7 @@
                 <w:color w:val="1C3A36"/>
                 <w:sz w:val="16"/>
               </w:rPr>
-              <w:t>6,019</w:t>
+              <w:t>5,762</w:t>
             </w:r>
           </w:p>
         </w:tc>
@@ -15198,7 +15300,7 @@
                 <w:color w:val="1C3A36"/>
                 <w:sz w:val="16"/>
               </w:rPr>
-              <w:t>6,413</w:t>
+              <w:t>6,138</w:t>
             </w:r>
           </w:p>
         </w:tc>
@@ -15289,7 +15391,7 @@
                 <w:color w:val="1C3A36"/>
                 <w:sz w:val="16"/>
               </w:rPr>
-              <w:t>36.9%</w:t>
+              <w:t>36.0%</w:t>
             </w:r>
           </w:p>
         </w:tc>
@@ -15307,7 +15409,7 @@
                 <w:color w:val="1C3A36"/>
                 <w:sz w:val="16"/>
               </w:rPr>
-              <w:t>36.5%</w:t>
+              <w:t>35.6%</w:t>
             </w:r>
           </w:p>
         </w:tc>
@@ -15325,7 +15427,7 @@
                 <w:color w:val="1C3A36"/>
                 <w:sz w:val="16"/>
               </w:rPr>
-              <w:t>36.3%</w:t>
+              <w:t>35.4%</w:t>
             </w:r>
           </w:p>
         </w:tc>
@@ -15343,7 +15445,7 @@
                 <w:color w:val="1C3A36"/>
                 <w:sz w:val="16"/>
               </w:rPr>
-              <w:t>36.0%</w:t>
+              <w:t>35.1%</w:t>
             </w:r>
           </w:p>
         </w:tc>
@@ -15361,7 +15463,7 @@
                 <w:color w:val="1C3A36"/>
                 <w:sz w:val="16"/>
               </w:rPr>
-              <w:t>35.9%</w:t>
+              <w:t>35.0%</w:t>
             </w:r>
           </w:p>
         </w:tc>
@@ -15470,7 +15572,7 @@
                 <w:color w:val="1C3A36"/>
                 <w:sz w:val="16"/>
               </w:rPr>
-              <w:t>205</w:t>
+              <w:t>200</w:t>
             </w:r>
           </w:p>
         </w:tc>
@@ -15488,7 +15590,7 @@
                 <w:color w:val="1C3A36"/>
                 <w:sz w:val="16"/>
               </w:rPr>
-              <w:t>294</w:t>
+              <w:t>279</w:t>
             </w:r>
           </w:p>
         </w:tc>
@@ -15506,7 +15608,7 @@
                 <w:color w:val="1C3A36"/>
                 <w:sz w:val="16"/>
               </w:rPr>
-              <w:t>388</w:t>
+              <w:t>364</w:t>
             </w:r>
           </w:p>
         </w:tc>
@@ -15524,7 +15626,7 @@
                 <w:color w:val="1C3A36"/>
                 <w:sz w:val="16"/>
               </w:rPr>
-              <w:t>502</w:t>
+              <w:t>469</w:t>
             </w:r>
           </w:p>
         </w:tc>
@@ -15615,7 +15717,7 @@
                 <w:color w:val="1C3A36"/>
                 <w:sz w:val="16"/>
               </w:rPr>
-              <w:t>4,686</w:t>
+              <w:t>4,494</w:t>
             </w:r>
           </w:p>
         </w:tc>
@@ -15633,7 +15735,7 @@
                 <w:color w:val="1C3A36"/>
                 <w:sz w:val="16"/>
               </w:rPr>
-              <w:t>5,078</w:t>
+              <w:t>4,862</w:t>
             </w:r>
           </w:p>
         </w:tc>
@@ -15651,7 +15753,7 @@
                 <w:color w:val="1C3A36"/>
                 <w:sz w:val="16"/>
               </w:rPr>
-              <w:t>5,517</w:t>
+              <w:t>5,273</w:t>
             </w:r>
           </w:p>
         </w:tc>
@@ -15669,7 +15771,7 @@
                 <w:color w:val="1C3A36"/>
                 <w:sz w:val="16"/>
               </w:rPr>
-              <w:t>5,888</w:t>
+              <w:t>5,617</w:t>
             </w:r>
           </w:p>
         </w:tc>
@@ -15687,7 +15789,7 @@
                 <w:color w:val="1C3A36"/>
                 <w:sz w:val="16"/>
               </w:rPr>
-              <w:t>6,326</w:t>
+              <w:t>6,028</w:t>
             </w:r>
           </w:p>
         </w:tc>
@@ -15778,7 +15880,7 @@
                 <w:color w:val="1C3A36"/>
                 <w:sz w:val="16"/>
               </w:rPr>
-              <w:t>(1,116)</w:t>
+              <w:t>(1,070)</w:t>
             </w:r>
           </w:p>
         </w:tc>
@@ -15796,7 +15898,7 @@
                 <w:color w:val="1C3A36"/>
                 <w:sz w:val="16"/>
               </w:rPr>
-              <w:t>(1,209)</w:t>
+              <w:t>(1,158)</w:t>
             </w:r>
           </w:p>
         </w:tc>
@@ -15814,7 +15916,7 @@
                 <w:color w:val="1C3A36"/>
                 <w:sz w:val="16"/>
               </w:rPr>
-              <w:t>(1,314)</w:t>
+              <w:t>(1,256)</w:t>
             </w:r>
           </w:p>
         </w:tc>
@@ -15832,7 +15934,7 @@
                 <w:color w:val="1C3A36"/>
                 <w:sz w:val="16"/>
               </w:rPr>
-              <w:t>(1,402)</w:t>
+              <w:t>(1,338)</w:t>
             </w:r>
           </w:p>
         </w:tc>
@@ -15850,7 +15952,7 @@
                 <w:color w:val="1C3A36"/>
                 <w:sz w:val="16"/>
               </w:rPr>
-              <w:t>(1,507)</w:t>
+              <w:t>(1,436)</w:t>
             </w:r>
           </w:p>
         </w:tc>
@@ -15951,7 +16053,7 @@
                 <w:color w:val="1C3A36"/>
                 <w:sz w:val="16"/>
               </w:rPr>
-              <w:t>3,570</w:t>
+              <w:t>3,424</w:t>
             </w:r>
           </w:p>
         </w:tc>
@@ -15971,7 +16073,7 @@
                 <w:color w:val="1C3A36"/>
                 <w:sz w:val="16"/>
               </w:rPr>
-              <w:t>3,868</w:t>
+              <w:t>3,704</w:t>
             </w:r>
           </w:p>
         </w:tc>
@@ -15991,7 +16093,7 @@
                 <w:color w:val="1C3A36"/>
                 <w:sz w:val="16"/>
               </w:rPr>
-              <w:t>4,203</w:t>
+              <w:t>4,017</w:t>
             </w:r>
           </w:p>
         </w:tc>
@@ -16011,7 +16113,7 @@
                 <w:color w:val="1C3A36"/>
                 <w:sz w:val="16"/>
               </w:rPr>
-              <w:t>4,485</w:t>
+              <w:t>4,279</w:t>
             </w:r>
           </w:p>
         </w:tc>
@@ -16031,7 +16133,7 @@
                 <w:color w:val="1C3A36"/>
                 <w:sz w:val="16"/>
               </w:rPr>
-              <w:t>4,819</w:t>
+              <w:t>4,592</w:t>
             </w:r>
           </w:p>
         </w:tc>
@@ -16122,7 +16224,7 @@
                 <w:color w:val="1C3A36"/>
                 <w:sz w:val="16"/>
               </w:rPr>
-              <w:t>9.52</w:t>
+              <w:t>9.13</w:t>
             </w:r>
           </w:p>
         </w:tc>
@@ -16140,7 +16242,7 @@
                 <w:color w:val="1C3A36"/>
                 <w:sz w:val="16"/>
               </w:rPr>
-              <w:t>10.32</w:t>
+              <w:t>9.88</w:t>
             </w:r>
           </w:p>
         </w:tc>
@@ -16158,7 +16260,7 @@
                 <w:color w:val="1C3A36"/>
                 <w:sz w:val="16"/>
               </w:rPr>
-              <w:t>11.21</w:t>
+              <w:t>10.72</w:t>
             </w:r>
           </w:p>
         </w:tc>
@@ -16176,7 +16278,7 @@
                 <w:color w:val="1C3A36"/>
                 <w:sz w:val="16"/>
               </w:rPr>
-              <w:t>11.97</w:t>
+              <w:t>11.42</w:t>
             </w:r>
           </w:p>
         </w:tc>
@@ -16194,7 +16296,7 @@
                 <w:color w:val="1C3A36"/>
                 <w:sz w:val="16"/>
               </w:rPr>
-              <w:t>12.86</w:t>
+              <w:t>12.25</w:t>
             </w:r>
           </w:p>
         </w:tc>
@@ -16535,7 +16637,7 @@
                 <w:color w:val="1C3A36"/>
                 <w:sz w:val="16"/>
               </w:rPr>
-              <w:t>8,366</w:t>
+              <w:t>8,301</w:t>
             </w:r>
           </w:p>
         </w:tc>
@@ -16555,7 +16657,7 @@
                 <w:color w:val="1C3A36"/>
                 <w:sz w:val="16"/>
               </w:rPr>
-              <w:t>10,083</w:t>
+              <w:t>9,946</w:t>
             </w:r>
           </w:p>
         </w:tc>
@@ -16575,7 +16677,7 @@
                 <w:color w:val="1C3A36"/>
                 <w:sz w:val="16"/>
               </w:rPr>
-              <w:t>11,950</w:t>
+              <w:t>11,729</w:t>
             </w:r>
           </w:p>
         </w:tc>
@@ -16595,7 +16697,7 @@
                 <w:color w:val="1C3A36"/>
                 <w:sz w:val="16"/>
               </w:rPr>
-              <w:t>13,941</w:t>
+              <w:t>13,629</w:t>
             </w:r>
           </w:p>
         </w:tc>
@@ -16615,7 +16717,7 @@
                 <w:color w:val="1C3A36"/>
                 <w:sz w:val="16"/>
               </w:rPr>
-              <w:t>16,081</w:t>
+              <w:t>15,668</w:t>
             </w:r>
           </w:p>
         </w:tc>
@@ -16706,7 +16808,7 @@
                 <w:color w:val="1C3A36"/>
                 <w:sz w:val="16"/>
               </w:rPr>
-              <w:t>2,265</w:t>
+              <w:t>2,222</w:t>
             </w:r>
           </w:p>
         </w:tc>
@@ -16724,7 +16826,7 @@
                 <w:color w:val="1C3A36"/>
                 <w:sz w:val="16"/>
               </w:rPr>
-              <w:t>3,171</w:t>
+              <w:t>3,051</w:t>
             </w:r>
           </w:p>
         </w:tc>
@@ -16742,7 +16844,7 @@
                 <w:color w:val="1C3A36"/>
                 <w:sz w:val="16"/>
               </w:rPr>
-              <w:t>4,228</w:t>
+              <w:t>4,020</w:t>
             </w:r>
           </w:p>
         </w:tc>
@@ -16760,7 +16862,7 @@
                 <w:color w:val="1C3A36"/>
                 <w:sz w:val="16"/>
               </w:rPr>
-              <w:t>5,433</w:t>
+              <w:t>5,127</w:t>
             </w:r>
           </w:p>
         </w:tc>
@@ -16778,7 +16880,7 @@
                 <w:color w:val="1C3A36"/>
                 <w:sz w:val="16"/>
               </w:rPr>
-              <w:t>6,799</w:t>
+              <w:t>6,384</w:t>
             </w:r>
           </w:p>
         </w:tc>
@@ -17032,7 +17134,7 @@
                 <w:color w:val="1C3A36"/>
                 <w:sz w:val="16"/>
               </w:rPr>
-              <w:t>-1,130</w:t>
+              <w:t>-1,087</w:t>
             </w:r>
           </w:p>
         </w:tc>
@@ -17050,7 +17152,7 @@
                 <w:color w:val="1C3A36"/>
                 <w:sz w:val="16"/>
               </w:rPr>
-              <w:t>-2,036</w:t>
+              <w:t>-1,916</w:t>
             </w:r>
           </w:p>
         </w:tc>
@@ -17068,7 +17170,7 @@
                 <w:color w:val="1C3A36"/>
                 <w:sz w:val="16"/>
               </w:rPr>
-              <w:t>-3,093</w:t>
+              <w:t>-2,885</w:t>
             </w:r>
           </w:p>
         </w:tc>
@@ -17086,7 +17188,7 @@
                 <w:color w:val="1C3A36"/>
                 <w:sz w:val="16"/>
               </w:rPr>
-              <w:t>-4,298</w:t>
+              <w:t>-3,992</w:t>
             </w:r>
           </w:p>
         </w:tc>
@@ -17104,7 +17206,7 @@
                 <w:color w:val="1C3A36"/>
                 <w:sz w:val="16"/>
               </w:rPr>
-              <w:t>-5,664</w:t>
+              <w:t>-5,249</w:t>
             </w:r>
           </w:p>
         </w:tc>
@@ -17195,7 +17297,7 @@
                 <w:color w:val="1C3A36"/>
                 <w:sz w:val="16"/>
               </w:rPr>
-              <w:t>4,226</w:t>
+              <w:t>4,161</w:t>
             </w:r>
           </w:p>
         </w:tc>
@@ -17213,7 +17315,7 @@
                 <w:color w:val="1C3A36"/>
                 <w:sz w:val="16"/>
               </w:rPr>
-              <w:t>5,943</w:t>
+              <w:t>5,805</w:t>
             </w:r>
           </w:p>
         </w:tc>
@@ -17231,7 +17333,7 @@
                 <w:color w:val="1C3A36"/>
                 <w:sz w:val="16"/>
               </w:rPr>
-              <w:t>7,809</w:t>
+              <w:t>7,589</w:t>
             </w:r>
           </w:p>
         </w:tc>
@@ -17249,7 +17351,7 @@
                 <w:color w:val="1C3A36"/>
                 <w:sz w:val="16"/>
               </w:rPr>
-              <w:t>9,801</w:t>
+              <w:t>9,489</w:t>
             </w:r>
           </w:p>
         </w:tc>
@@ -17267,7 +17369,7 @@
                 <w:color w:val="1C3A36"/>
                 <w:sz w:val="16"/>
               </w:rPr>
-              <w:t>11,941</w:t>
+              <w:t>11,528</w:t>
             </w:r>
           </w:p>
         </w:tc>
@@ -17358,7 +17460,7 @@
                 <w:color w:val="1C3A36"/>
                 <w:sz w:val="16"/>
               </w:rPr>
-              <w:t>11.27</w:t>
+              <w:t>11.10</w:t>
             </w:r>
           </w:p>
         </w:tc>
@@ -17376,7 +17478,7 @@
                 <w:color w:val="1C3A36"/>
                 <w:sz w:val="16"/>
               </w:rPr>
-              <w:t>15.85</w:t>
+              <w:t>15.49</w:t>
             </w:r>
           </w:p>
         </w:tc>
@@ -17394,7 +17496,7 @@
                 <w:color w:val="1C3A36"/>
                 <w:sz w:val="16"/>
               </w:rPr>
-              <w:t>20.83</w:t>
+              <w:t>20.24</w:t>
             </w:r>
           </w:p>
         </w:tc>
@@ -17412,7 +17514,7 @@
                 <w:color w:val="1C3A36"/>
                 <w:sz w:val="16"/>
               </w:rPr>
-              <w:t>26.14</w:t>
+              <w:t>25.31</w:t>
             </w:r>
           </w:p>
         </w:tc>
@@ -17430,7 +17532,7 @@
                 <w:color w:val="1C3A36"/>
                 <w:sz w:val="16"/>
               </w:rPr>
-              <w:t>31.85</w:t>
+              <w:t>30.75</w:t>
             </w:r>
           </w:p>
         </w:tc>
@@ -17521,7 +17623,7 @@
                 <w:color w:val="1C3A36"/>
                 <w:sz w:val="16"/>
               </w:rPr>
-              <w:t>84.5%</w:t>
+              <w:t>82.3%</w:t>
             </w:r>
           </w:p>
         </w:tc>
@@ -17539,7 +17641,7 @@
                 <w:color w:val="1C3A36"/>
                 <w:sz w:val="16"/>
               </w:rPr>
-              <w:t>65.1%</w:t>
+              <w:t>63.8%</w:t>
             </w:r>
           </w:p>
         </w:tc>
@@ -17557,7 +17659,7 @@
                 <w:color w:val="1C3A36"/>
                 <w:sz w:val="16"/>
               </w:rPr>
-              <w:t>53.8%</w:t>
+              <w:t>52.9%</w:t>
             </w:r>
           </w:p>
         </w:tc>
@@ -17575,7 +17677,7 @@
                 <w:color w:val="1C3A36"/>
                 <w:sz w:val="16"/>
               </w:rPr>
-              <w:t>45.8%</w:t>
+              <w:t>45.1%</w:t>
             </w:r>
           </w:p>
         </w:tc>
@@ -17593,7 +17695,7 @@
                 <w:color w:val="1C3A36"/>
                 <w:sz w:val="16"/>
               </w:rPr>
-              <w:t>40.4%</w:t>
+              <w:t>39.8%</w:t>
             </w:r>
           </w:p>
         </w:tc>
@@ -17810,7 +17912,7 @@
                 <w:color w:val="1C3A36"/>
                 <w:sz w:val="17"/>
               </w:rPr>
-              <w:t>3,570</w:t>
+              <w:t>3,424</w:t>
             </w:r>
           </w:p>
         </w:tc>
@@ -17828,7 +17930,7 @@
                 <w:color w:val="1C3A36"/>
                 <w:sz w:val="17"/>
               </w:rPr>
-              <w:t>3,868</w:t>
+              <w:t>3,704</w:t>
             </w:r>
           </w:p>
         </w:tc>
@@ -17846,7 +17948,7 @@
                 <w:color w:val="1C3A36"/>
                 <w:sz w:val="17"/>
               </w:rPr>
-              <w:t>4,203</w:t>
+              <w:t>4,017</w:t>
             </w:r>
           </w:p>
         </w:tc>
@@ -17864,7 +17966,7 @@
                 <w:color w:val="1C3A36"/>
                 <w:sz w:val="17"/>
               </w:rPr>
-              <w:t>4,485</w:t>
+              <w:t>4,279</w:t>
             </w:r>
           </w:p>
         </w:tc>
@@ -17882,7 +17984,7 @@
                 <w:color w:val="1C3A36"/>
                 <w:sz w:val="17"/>
               </w:rPr>
-              <w:t>4,819</w:t>
+              <w:t>4,592</w:t>
             </w:r>
           </w:p>
         </w:tc>
@@ -17919,7 +18021,7 @@
                 <w:color w:val="1C3A36"/>
                 <w:sz w:val="17"/>
               </w:rPr>
-              <w:t>331</w:t>
+              <w:t>326</w:t>
             </w:r>
           </w:p>
         </w:tc>
@@ -17937,7 +18039,7 @@
                 <w:color w:val="1C3A36"/>
                 <w:sz w:val="17"/>
               </w:rPr>
-              <w:t>389</w:t>
+              <w:t>382</w:t>
             </w:r>
           </w:p>
         </w:tc>
@@ -17955,7 +18057,7 @@
                 <w:color w:val="1C3A36"/>
                 <w:sz w:val="17"/>
               </w:rPr>
-              <w:t>453</w:t>
+              <w:t>445</w:t>
             </w:r>
           </w:p>
         </w:tc>
@@ -17973,7 +18075,7 @@
                 <w:color w:val="1C3A36"/>
                 <w:sz w:val="17"/>
               </w:rPr>
-              <w:t>519</w:t>
+              <w:t>510</w:t>
             </w:r>
           </w:p>
         </w:tc>
@@ -17991,7 +18093,7 @@
                 <w:color w:val="1C3A36"/>
                 <w:sz w:val="17"/>
               </w:rPr>
-              <w:t>589</w:t>
+              <w:t>578</w:t>
             </w:r>
           </w:p>
         </w:tc>
@@ -18028,7 +18130,7 @@
                 <w:color w:val="1C3A36"/>
                 <w:sz w:val="17"/>
               </w:rPr>
-              <w:t>-97</w:t>
+              <w:t>-69</w:t>
             </w:r>
           </w:p>
         </w:tc>
@@ -18046,7 +18148,7 @@
                 <w:color w:val="1C3A36"/>
                 <w:sz w:val="17"/>
               </w:rPr>
-              <w:t>-138</w:t>
+              <w:t>-136</w:t>
             </w:r>
           </w:p>
         </w:tc>
@@ -18064,7 +18166,7 @@
                 <w:color w:val="1C3A36"/>
                 <w:sz w:val="17"/>
               </w:rPr>
-              <w:t>-146</w:t>
+              <w:t>-143</w:t>
             </w:r>
           </w:p>
         </w:tc>
@@ -18082,7 +18184,7 @@
                 <w:color w:val="1C3A36"/>
                 <w:sz w:val="17"/>
               </w:rPr>
-              <w:t>-133</w:t>
+              <w:t>-130</w:t>
             </w:r>
           </w:p>
         </w:tc>
@@ -18100,7 +18202,7 @@
                 <w:color w:val="1C3A36"/>
                 <w:sz w:val="17"/>
               </w:rPr>
-              <w:t>-133</w:t>
+              <w:t>-131</w:t>
             </w:r>
           </w:p>
         </w:tc>
@@ -18246,7 +18348,7 @@
                 <w:color w:val="1C3A36"/>
                 <w:sz w:val="17"/>
               </w:rPr>
-              <w:t>-1,985</w:t>
+              <w:t>-1,903</w:t>
             </w:r>
           </w:p>
         </w:tc>
@@ -18264,7 +18366,7 @@
                 <w:color w:val="1C3A36"/>
                 <w:sz w:val="17"/>
               </w:rPr>
-              <w:t>-2,151</w:t>
+              <w:t>-2,059</w:t>
             </w:r>
           </w:p>
         </w:tc>
@@ -18282,7 +18384,7 @@
                 <w:color w:val="1C3A36"/>
                 <w:sz w:val="17"/>
               </w:rPr>
-              <w:t>-2,337</w:t>
+              <w:t>-2,233</w:t>
             </w:r>
           </w:p>
         </w:tc>
@@ -18300,7 +18402,7 @@
                 <w:color w:val="1C3A36"/>
                 <w:sz w:val="17"/>
               </w:rPr>
-              <w:t>-2,494</w:t>
+              <w:t>-2,379</w:t>
             </w:r>
           </w:p>
         </w:tc>
@@ -18318,7 +18420,7 @@
                 <w:color w:val="1C3A36"/>
                 <w:sz w:val="17"/>
               </w:rPr>
-              <w:t>-2,679</w:t>
+              <w:t>-2,553</w:t>
             </w:r>
           </w:p>
         </w:tc>
@@ -18359,7 +18461,7 @@
                 <w:color w:val="1C3A36"/>
                 <w:sz w:val="17"/>
               </w:rPr>
-              <w:t>2,265</w:t>
+              <w:t>2,222</w:t>
             </w:r>
           </w:p>
         </w:tc>
@@ -18379,7 +18481,7 @@
                 <w:color w:val="1C3A36"/>
                 <w:sz w:val="17"/>
               </w:rPr>
-              <w:t>3,171</w:t>
+              <w:t>3,051</w:t>
             </w:r>
           </w:p>
         </w:tc>
@@ -18399,7 +18501,7 @@
                 <w:color w:val="1C3A36"/>
                 <w:sz w:val="17"/>
               </w:rPr>
-              <w:t>4,228</w:t>
+              <w:t>4,020</w:t>
             </w:r>
           </w:p>
         </w:tc>
@@ -18419,7 +18521,7 @@
                 <w:color w:val="1C3A36"/>
                 <w:sz w:val="17"/>
               </w:rPr>
-              <w:t>5,433</w:t>
+              <w:t>5,127</w:t>
             </w:r>
           </w:p>
         </w:tc>
@@ -18439,7 +18541,7 @@
                 <w:color w:val="1C3A36"/>
                 <w:sz w:val="17"/>
               </w:rPr>
-              <w:t>6,799</w:t>
+              <w:t>6,384</w:t>
             </w:r>
           </w:p>
         </w:tc>
@@ -18476,7 +18578,7 @@
                 <w:color w:val="1C3A36"/>
                 <w:sz w:val="17"/>
               </w:rPr>
-              <w:t>1,124</w:t>
+              <w:t>1,072</w:t>
             </w:r>
           </w:p>
         </w:tc>
@@ -18494,7 +18596,7 @@
                 <w:color w:val="1C3A36"/>
                 <w:sz w:val="17"/>
               </w:rPr>
-              <w:t>2,900</w:t>
+              <w:t>2,736</w:t>
             </w:r>
           </w:p>
         </w:tc>
@@ -18512,7 +18614,7 @@
                 <w:color w:val="1C3A36"/>
                 <w:sz w:val="17"/>
               </w:rPr>
-              <w:t>3,170</w:t>
+              <w:t>2,990</w:t>
             </w:r>
           </w:p>
         </w:tc>
@@ -18530,7 +18632,7 @@
                 <w:color w:val="1C3A36"/>
                 <w:sz w:val="17"/>
               </w:rPr>
-              <w:t>3,404</w:t>
+              <w:t>3,209</w:t>
             </w:r>
           </w:p>
         </w:tc>
@@ -18548,7 +18650,7 @@
                 <w:color w:val="1C3A36"/>
                 <w:sz w:val="17"/>
               </w:rPr>
-              <w:t>3,663</w:t>
+              <w:t>3,453</w:t>
             </w:r>
           </w:p>
         </w:tc>
@@ -19149,7 +19251,7 @@
           <w:color w:val="1C3A36"/>
           <w:sz w:val="21"/>
         </w:rPr>
-        <w:t>Egypt carries about 76Mt of nameplate capacity against roughly 54Mt of domestic consumption and 65Mt of production — a utilisation rate near 86%. Production less consumption is 11Mt; the 18.5Mt figure usually quoted is cement AND clinker together, and the earlier edition set the two against each other as though they reconciled. The abolition of the production quota in May 2025 removed the mechanism that had been supporting price into that surplus, and the 12.6Mt restart programme would add to it.</w:t>
+        <w:t>Egypt carries about 76Mt of nameplate capacity against roughly 54Mt of domestic consumption and 73Mt of total sales. The balance now closes because it is taken from one disclosure rather than assembled from three: local 53.9Mt plus exports 18.6Mt equals the 72.6Mt total. Earlier editions set a cement-plus-clinker export figure against a cement-only production figure and printed a balance that was out by 7.5Mt. The correction matters beyond tidiness: 72.6Mt of sales against roughly 76Mt of nameplate is a market running near 96%, which is NOT the structurally slack market this study has described from its first edition. The oversupply risk is prospective — it lives in the 12.6Mt restart programme, not in the current balance — and the distinction is material to the price path. The abolition of the production quota in May 2025 removed the mechanism that had been supporting price into that surplus, and the 12.6Mt restart programme would add to it.</w:t>
       </w:r>
     </w:p>
     <w:p>
@@ -19170,7 +19272,7 @@
           <w:color w:val="1C3A36"/>
           <w:sz w:val="21"/>
         </w:rPr>
-        <w:t>A structurally over-supplied market whose main price-support mechanism has just been removed. This is the dominant risk and it is why the forecast price path grows below cost inflation.</w:t>
+        <w:t>This is the dominant risk, and the disclosure corrects how it should be framed. The Egyptian market is NOT currently slack: it sold 72.6Mt against roughly 76Mt of nameplate, and this company realised a 60.7% rise in its local price in FY2025. The risk is prospective and it has two legs — the 12.6Mt restart programme, and a production quota that was SUSPENDED rather than repealed and could return without legislation. Either would meet a market with little spare demand to absorb it. That is why the forecast price path grows below cost inflation in every year despite an exit rate that would support more.</w:t>
       </w:r>
     </w:p>
     <w:p>
@@ -19233,7 +19335,7 @@
           <w:color w:val="1C3A36"/>
           <w:sz w:val="21"/>
         </w:rPr>
-        <w:t>The EU carbon border mechanism raises the landed cost of exports into Europe. At a clinker factor of 0.733 — a PRODUCTION ratio, not the ratio of two nameplate capacities the earlier edition mistook for one — this producer is better placed than most Egyptian peers, but better placed is not unaffected. It also ships 27.2% of its tonnes as raw clinker, which carries the highest embedded carbon of anything it sells.</w:t>
+        <w:t>The EU carbon border mechanism raises the landed cost of exports into Europe. At a clinker factor of 0.733 — a PRODUCTION ratio, not the ratio of two nameplate capacities the earlier edition mistook for one — this producer is better placed than most Egyptian peers, but better placed is not unaffected. It also ships 26.8% of its tonnes as raw clinker, which carries the highest embedded carbon of anything it sells.</w:t>
       </w:r>
     </w:p>
     <w:p>
@@ -19378,7 +19480,7 @@
           <w:color w:val="1C3A36"/>
           <w:sz w:val="21"/>
         </w:rPr>
-        <w:t>EGP 59.00 to EGP 79.13, central EGP 69.07 (+17.1% against the market price of EGP 59.00).</w:t>
+        <w:t>EGP 58.81 to EGP 78.94, central EGP 68.87 (+16.7% against the market price of EGP 59.00).</w:t>
       </w:r>
     </w:p>
     <w:p>
@@ -19452,7 +19554,7 @@
           <w:color w:val="1C3A36"/>
           <w:sz w:val="21"/>
         </w:rPr>
-        <w:t>EGP 46.31 to EGP 59.97, central EGP 53.14 (-9.9% against the market price of EGP 59.00).</w:t>
+        <w:t>EGP 46.12 to EGP 59.78, central EGP 52.95 (-10.3% against the market price of EGP 59.00).</w:t>
       </w:r>
     </w:p>
     <w:p>
@@ -19526,7 +19628,7 @@
           <w:color w:val="1C3A36"/>
           <w:sz w:val="21"/>
         </w:rPr>
-        <w:t>EGP 49.14 to EGP 63.74, central EGP 55.39 (-6.1% against the market price of EGP 59.00).</w:t>
+        <w:t>EGP 46.45 to EGP 60.21, central EGP 52.35 (-11.3% against the market price of EGP 59.00).</w:t>
       </w:r>
     </w:p>
     <w:p>
@@ -19540,7 +19642,7 @@
           <w:color w:val="1C3A36"/>
           <w:sz w:val="21"/>
         </w:rPr>
-        <w:t>Ignores the terminal value and asks what the cash stream is worth to someone who has to be paid in cash. Average free cash flow to the firm across FY2027-FY2030 is EGP 3284mn; required at a 17.5% cash return that is a business worth EGP 18767mn before net cash of EGP 1999mn is added back. This is not hypothetical: the company declared EGP 2002mn for FY2025 on EGP 3600mn of attributable profit, a 56% payout, and the audited cash flow shows EGP 1702mn actually paid out during 2025.</w:t>
+        <w:t>Ignores the terminal value and asks what the cash stream is worth to someone who has to be paid in cash. Average free cash flow to the firm across FY2027-FY2030 is EGP 3097mn; required at a 17.5% cash return that is a business worth EGP 17697mn before net cash of EGP 1926mn is added back. This is not hypothetical: the company declared EGP 2002mn for FY2025 on EGP 3600mn of attributable profit, a 56% payout, and the audited cash flow shows EGP 1702mn actually paid out during 2025.</w:t>
       </w:r>
     </w:p>
     <w:p>
@@ -19563,7 +19665,7 @@
           <w:color w:val="1C3A36"/>
           <w:sz w:val="21"/>
         </w:rPr>
-        <w:t>A required cash return above 20% takes this valuation to EGP 49.14. So would maintenance capital spending materially above the USD 4.00 per tonne assumed here — the audited FY2024 and FY2025 capex of EGP 912mn and EGP 796mn is the number to watch, and both years carried the alternative-fuel and silo programmes on top of maintenance.</w:t>
+        <w:t>A required cash return above 20% takes this valuation to EGP 46.45. So would maintenance capital spending materially above the USD 4.00 per tonne assumed here — the audited FY2024 and FY2025 capex of EGP 912mn and EGP 796mn is the number to watch, and both years carried the alternative-fuel and silo programmes on top of maintenance.</w:t>
       </w:r>
     </w:p>
     <w:tbl>
@@ -19723,7 +19825,7 @@
                 <w:color w:val="1C3A36"/>
                 <w:sz w:val="18"/>
               </w:rPr>
-              <w:t>59.00</w:t>
+              <w:t>58.81</w:t>
             </w:r>
           </w:p>
         </w:tc>
@@ -19741,7 +19843,7 @@
                 <w:color w:val="1C3A36"/>
                 <w:sz w:val="18"/>
               </w:rPr>
-              <w:t>69.07</w:t>
+              <w:t>68.87</w:t>
             </w:r>
           </w:p>
         </w:tc>
@@ -19759,7 +19861,7 @@
                 <w:color w:val="1C3A36"/>
                 <w:sz w:val="18"/>
               </w:rPr>
-              <w:t>79.13</w:t>
+              <w:t>78.94</w:t>
             </w:r>
           </w:p>
         </w:tc>
@@ -19777,7 +19879,7 @@
                 <w:color w:val="1C3A36"/>
                 <w:sz w:val="18"/>
               </w:rPr>
-              <w:t>+17.1%</w:t>
+              <w:t>+16.7%</w:t>
             </w:r>
           </w:p>
         </w:tc>
@@ -19814,7 +19916,7 @@
                 <w:color w:val="1C3A36"/>
                 <w:sz w:val="18"/>
               </w:rPr>
-              <w:t>46.31</w:t>
+              <w:t>46.12</w:t>
             </w:r>
           </w:p>
         </w:tc>
@@ -19832,7 +19934,7 @@
                 <w:color w:val="1C3A36"/>
                 <w:sz w:val="18"/>
               </w:rPr>
-              <w:t>53.14</w:t>
+              <w:t>52.95</w:t>
             </w:r>
           </w:p>
         </w:tc>
@@ -19850,7 +19952,7 @@
                 <w:color w:val="1C3A36"/>
                 <w:sz w:val="18"/>
               </w:rPr>
-              <w:t>59.97</w:t>
+              <w:t>59.78</w:t>
             </w:r>
           </w:p>
         </w:tc>
@@ -19868,7 +19970,7 @@
                 <w:color w:val="1C3A36"/>
                 <w:sz w:val="18"/>
               </w:rPr>
-              <w:t>-9.9%</w:t>
+              <w:t>-10.3%</w:t>
             </w:r>
           </w:p>
         </w:tc>
@@ -19905,7 +20007,7 @@
                 <w:color w:val="1C3A36"/>
                 <w:sz w:val="18"/>
               </w:rPr>
-              <w:t>49.14</w:t>
+              <w:t>46.45</w:t>
             </w:r>
           </w:p>
         </w:tc>
@@ -19923,7 +20025,7 @@
                 <w:color w:val="1C3A36"/>
                 <w:sz w:val="18"/>
               </w:rPr>
-              <w:t>55.39</w:t>
+              <w:t>52.35</w:t>
             </w:r>
           </w:p>
         </w:tc>
@@ -19941,7 +20043,7 @@
                 <w:color w:val="1C3A36"/>
                 <w:sz w:val="18"/>
               </w:rPr>
-              <w:t>63.74</w:t>
+              <w:t>60.21</w:t>
             </w:r>
           </w:p>
         </w:tc>
@@ -19959,7 +20061,7 @@
                 <w:color w:val="1C3A36"/>
                 <w:sz w:val="18"/>
               </w:rPr>
-              <w:t>-6.1%</w:t>
+              <w:t>-11.3%</w:t>
             </w:r>
           </w:p>
         </w:tc>
@@ -20020,7 +20122,7 @@
                 <w:color w:val="1C3A36"/>
                 <w:sz w:val="18"/>
               </w:rPr>
-              <w:t>55.39</w:t>
+              <w:t>52.95</w:t>
             </w:r>
           </w:p>
         </w:tc>
@@ -20060,7 +20162,7 @@
                 <w:color w:val="1C3A36"/>
                 <w:sz w:val="18"/>
               </w:rPr>
-              <w:t>-6.1%</w:t>
+              <w:t>-10.3%</w:t>
             </w:r>
           </w:p>
         </w:tc>

--- a/engine/arcc_study/ARCC_Valuation_Study_06-08-2026_public.docx
+++ b/engine/arcc_study/ARCC_Valuation_Study_06-08-2026_public.docx
@@ -13368,6 +13368,27 @@
           <w:sz w:val="21"/>
         </w:rPr>
         <w:t>Four reviewers tested the previous edition. Between them they showed that its volume came from an assumed price rather than from the plant, that its FY2025 validation was an identity that could not fail, that its terminal capital was measured in valuation-date pounds against a terminal-year cash flow, that its terminal cost of debt sat 250 basis points below its own terminal risk-free rate, that its terminal risk-free rate used the central bank's near-dated inflation target rather than its medium-term one, that its discount factors applied each year's rate one period late, that its beta was levered twice, and that ten rows of its income statement were labelled one row above their contents. All of that is corrected here. The central fair value moves from EGP 61.30 to EGP 54.65, and the conclusion moves from a premium over the market to a small discount.</w:t>
+      </w:r>
+    </w:p>
+    <w:p>
+      <w:pPr>
+        <w:pStyle w:val="ListBullet"/>
+        <w:spacing w:after="60"/>
+      </w:pPr>
+      <w:r>
+        <w:rPr>
+          <w:b/>
+          <w:color w:val="1C3A36"/>
+          <w:sz w:val="21"/>
+        </w:rPr>
+        <w:t xml:space="preserve">The expert panel is the model at three parameter values, not three independent valuations. </w:t>
+      </w:r>
+      <w:r>
+        <w:rPr>
+          <w:color w:val="1C3A36"/>
+          <w:sz w:val="21"/>
+        </w:rPr>
+        <w:t>A reviewer pointed out that Expert 1's central IS the asset lens to the pound and Expert 2's IS the normalised-earnings lens. That is correct, and the workbook now builds all nine panel figures as FORMULAS off the same drivers rather than typing them, so the point is demonstrated rather than argued: Expert 1 marks replacement cost at USD 80/95/110 a tonne, Expert 2 capitalises the normalised base at 6/7/8 times, Expert 3 discounts mid-cycle free cash flow at a 20.0%/17.5%/15.0% required return. Read the panel as a sensitivity with reasoning attached, not as corroboration.</w:t>
       </w:r>
     </w:p>
     <w:p>
